--- a/paper/Reality_Probe_Manuscript.docx
+++ b/paper/Reality_Probe_Manuscript.docx
@@ -7607,55 +7607,19 @@
         <w:t xml:space="preserve"> </w:t>
       </w:r>
       <w:r>
-        <w:t xml:space="preserve">without changing the primary rule. The aggregate frozen ledger records</w:t>
-      </w:r>
-      <w:r>
-        <w:t xml:space="preserve"> </w:t>
-      </w:r>
-      <w:r>
-        <w:t xml:space="preserve">the population size and the maximum absolute standardized evidence for</w:t>
-      </w:r>
-      <w:r>
-        <w:t xml:space="preserve"> </w:t>
-      </w:r>
-      <w:r>
-        <w:t xml:space="preserve">each fresh channel. Because fresh DCS has maximum</w:t>
-      </w:r>
-      <w:r>
-        <w:t xml:space="preserve"> </w:t>
-      </w:r>
-      <m:oMath>
-        <m:d>
-          <m:dPr>
-            <m:begChr m:val="|"/>
-            <m:endChr m:val="|"/>
-            <m:sepChr m:val=""/>
-            <m:grow/>
-          </m:dPr>
-          <m:e>
-            <m:r>
-              <m:t>z</m:t>
-            </m:r>
-          </m:e>
-        </m:d>
-        <m:r>
-          <m:rPr>
-            <m:sty m:val="p"/>
-          </m:rPr>
-          <m:t>=</m:t>
-        </m:r>
-        <m:r>
-          <m:t>0.17279</m:t>
-        </m:r>
-      </m:oMath>
-      <w:r>
-        <w:t xml:space="preserve">, it</w:t>
-      </w:r>
-      <w:r>
-        <w:t xml:space="preserve"> </w:t>
-      </w:r>
-      <w:r>
-        <w:t xml:space="preserve">crosses neither support nor veto at</w:t>
+        <w:t xml:space="preserve">without changing the primary rule. The frozen per-proposal OFC visualization ledger retains the complete</w:t>
+      </w:r>
+      <w:r>
+        <w:t xml:space="preserve"> </w:t>
+      </w:r>
+      <w:r>
+        <w:t xml:space="preserve">signed DCS and force progress scores, so the diagnostic sweep can be</w:t>
+      </w:r>
+      <w:r>
+        <w:t xml:space="preserve"> </w:t>
+      </w:r>
+      <w:r>
+        <w:t xml:space="preserve">reported exactly. Fresh DCS crosses neither support nor veto even at</w:t>
       </w:r>
       <w:r>
         <w:t xml:space="preserve"> </w:t>
@@ -7675,62 +7639,6 @@
         </m:r>
       </m:oMath>
       <w:r>
-        <w:t xml:space="preserve">. Because force compliance</w:t>
-      </w:r>
-      <w:r>
-        <w:t xml:space="preserve"> </w:t>
-      </w:r>
-      <w:r>
-        <w:t xml:space="preserve">has maximum</w:t>
-      </w:r>
-      <w:r>
-        <w:t xml:space="preserve"> </w:t>
-      </w:r>
-      <m:oMath>
-        <m:d>
-          <m:dPr>
-            <m:begChr m:val="|"/>
-            <m:endChr m:val="|"/>
-            <m:sepChr m:val=""/>
-            <m:grow/>
-          </m:dPr>
-          <m:e>
-            <m:r>
-              <m:t>z</m:t>
-            </m:r>
-          </m:e>
-        </m:d>
-        <m:r>
-          <m:rPr>
-            <m:sty m:val="p"/>
-          </m:rPr>
-          <m:t>=</m:t>
-        </m:r>
-        <m:r>
-          <m:t>1.31911</m:t>
-        </m:r>
-      </m:oMath>
-      <w:r>
-        <w:t xml:space="preserve">, it has zero crossings for every</w:t>
-      </w:r>
-      <w:r>
-        <w:t xml:space="preserve"> </w:t>
-      </w:r>
-      <m:oMath>
-        <m:r>
-          <m:t>τ</m:t>
-        </m:r>
-        <m:r>
-          <m:rPr>
-            <m:sty m:val="p"/>
-          </m:rPr>
-          <m:t>≥</m:t>
-        </m:r>
-        <m:r>
-          <m:t>1.5</m:t>
-        </m:r>
-      </m:oMath>
-      <w:r>
         <w:t xml:space="preserve">. At</w:t>
       </w:r>
       <w:r>
@@ -7751,31 +7659,60 @@
         </m:r>
       </m:oMath>
       <w:r>
-        <w:t xml:space="preserve">, the aggregate ledger proves that at least</w:t>
-      </w:r>
-      <w:r>
-        <w:t xml:space="preserve"> </w:t>
-      </w:r>
-      <w:r>
-        <w:t xml:space="preserve">one force case crosses but does not retain the complete signed</w:t>
-      </w:r>
-      <w:r>
-        <w:t xml:space="preserve"> </w:t>
-      </w:r>
-      <w:r>
-        <w:t xml:space="preserve">per-proposal vector needed to report an exact count; we therefore do not</w:t>
-      </w:r>
-      <w:r>
-        <w:t xml:space="preserve"> </w:t>
-      </w:r>
-      <w:r>
-        <w:t xml:space="preserve">invent one post hoc. This robustness check leaves the primary conclusion</w:t>
-      </w:r>
-      <w:r>
-        <w:t xml:space="preserve"> </w:t>
-      </w:r>
-      <w:r>
-        <w:t xml:space="preserve">unchanged: under the frozen</w:t>
+        <w:t xml:space="preserve">, force compliance resolves 14/36 proposals:</w:t>
+      </w:r>
+      <w:r>
+        <w:t xml:space="preserve"> </w:t>
+      </w:r>
+      <w:r>
+        <w:t xml:space="preserve">6 support and 8 veto. Five of the 12 deceptive repairs are vetoed</w:t>
+      </w:r>
+      <w:r>
+        <w:t xml:space="preserve"> </w:t>
+      </w:r>
+      <w:r>
+        <w:t xml:space="preserve">(41.7% recall), while 3 of 24 beneficial repairs are falsely vetoed</w:t>
+      </w:r>
+      <w:r>
+        <w:t xml:space="preserve"> </w:t>
+      </w:r>
+      <w:r>
+        <w:t xml:space="preserve">(12.5%). The result therefore remains below the preregistered</w:t>
+      </w:r>
+      <w:r>
+        <w:t xml:space="preserve"> </w:t>
+      </w:r>
+      <w:r>
+        <w:t xml:space="preserve">advancement target even under this looser post-hoc threshold. At</w:t>
+      </w:r>
+      <w:r>
+        <w:t xml:space="preserve"> </w:t>
+      </w:r>
+      <m:oMath>
+        <m:r>
+          <m:t>τ</m:t>
+        </m:r>
+        <m:r>
+          <m:rPr>
+            <m:sty m:val="p"/>
+          </m:rPr>
+          <m:t>=</m:t>
+        </m:r>
+        <m:r>
+          <m:t>1.5</m:t>
+        </m:r>
+      </m:oMath>
+      <w:r>
+        <w:t xml:space="preserve"> </w:t>
+      </w:r>
+      <w:r>
+        <w:t xml:space="preserve">and above, force coverage returns to 0/36. This robustness</w:t>
+      </w:r>
+      <w:r>
+        <w:t xml:space="preserve"> </w:t>
+      </w:r>
+      <w:r>
+        <w:t xml:space="preserve">check leaves the primary conclusion unchanged: under the frozen</w:t>
       </w:r>
       <w:r>
         <w:t xml:space="preserve"> </w:t>
@@ -7798,7 +7735,13 @@
         <w:t xml:space="preserve"> </w:t>
       </w:r>
       <w:r>
-        <w:t xml:space="preserve">rule, and for all audited</w:t>
+        <w:t xml:space="preserve">rule the fresh population remains uncertified, and the</w:t>
+      </w:r>
+      <w:r>
+        <w:t xml:space="preserve"> </w:t>
+      </w:r>
+      <w:r>
+        <w:t xml:space="preserve">observed transition between</w:t>
       </w:r>
       <w:r>
         <w:t xml:space="preserve"> </w:t>
@@ -7811,14 +7754,46 @@
           <m:rPr>
             <m:sty m:val="p"/>
           </m:rPr>
-          <m:t>≥</m:t>
+          <m:t>=</m:t>
+        </m:r>
+        <m:r>
+          <m:t>1</m:t>
+        </m:r>
+      </m:oMath>
+      <w:r>
+        <w:t xml:space="preserve"> </w:t>
+      </w:r>
+      <w:r>
+        <w:t xml:space="preserve">and</w:t>
+      </w:r>
+      <w:r>
+        <w:t xml:space="preserve"> </w:t>
+      </w:r>
+      <m:oMath>
+        <m:r>
+          <m:t>τ</m:t>
+        </m:r>
+        <m:r>
+          <m:rPr>
+            <m:sty m:val="p"/>
+          </m:rPr>
+          <m:t>=</m:t>
         </m:r>
         <m:r>
           <m:t>1.5</m:t>
         </m:r>
       </m:oMath>
       <w:r>
-        <w:t xml:space="preserve">, the fresh population remains uncertified.</w:t>
+        <w:t xml:space="preserve"> </w:t>
+      </w:r>
+      <w:r>
+        <w:t xml:space="preserve">makes the</w:t>
+      </w:r>
+      <w:r>
+        <w:t xml:space="preserve"> </w:t>
+      </w:r>
+      <w:r>
+        <w:t xml:space="preserve">threshold dependence explicit rather than hiding it.</w:t>
       </w:r>
     </w:p>
     <w:bookmarkStart w:id="59" w:name="tab:threshold-sensitivity"/>
@@ -7959,16 +7934,8 @@
               <w:pStyle w:val="Compact"/>
               <w:jc w:val="center"/>
             </w:pPr>
-            <m:oMath>
-              <m:r>
-                <m:rPr>
-                  <m:sty m:val="p"/>
-                </m:rPr>
-                <m:t>≥</m:t>
-              </m:r>
-            </m:oMath>
             <w:r>
-              <w:t xml:space="preserve">1/36</w:t>
+              <w:t xml:space="preserve">14/36</w:t>
             </w:r>
           </w:p>
         </w:tc>
@@ -8133,6 +8100,51 @@
       </w:pPr>
       <w:r>
         <w:t xml:space="preserve">The ratio of the aggregate median evidence magnitudes is 11.455x.</w:t>
+      </w:r>
+      <w:r>
+        <w:t xml:space="preserve"> </w:t>
+      </w:r>
+      <w:r>
+        <w:t xml:space="preserve">The full post-hoc sweep is generated from the frozen per-proposal ledger</w:t>
+      </w:r>
+      <w:r>
+        <w:t xml:space="preserve"> </w:t>
+      </w:r>
+      <w:r>
+        <w:t xml:space="preserve">by</w:t>
+      </w:r>
+      <w:r>
+        <w:t xml:space="preserve"> </w:t>
+      </w:r>
+      <w:r>
+        <w:rPr>
+          <w:rStyle w:val="VerbatimChar"/>
+        </w:rPr>
+        <w:t xml:space="preserve">research/analysis/threshold_sensitivity_ofc.py</w:t>
+      </w:r>
+      <w:r>
+        <w:t xml:space="preserve"> </w:t>
+      </w:r>
+      <w:r>
+        <w:t xml:space="preserve">and stored</w:t>
+      </w:r>
+      <w:r>
+        <w:t xml:space="preserve"> </w:t>
+      </w:r>
+      <w:r>
+        <w:t xml:space="preserve">as</w:t>
+      </w:r>
+      <w:r>
+        <w:t xml:space="preserve"> </w:t>
+      </w:r>
+      <w:r>
+        <w:rPr>
+          <w:rStyle w:val="VerbatimChar"/>
+        </w:rPr>
+        <w:t xml:space="preserve">research/paper_data/THRESHOLD_SENSITIVITY_OFC_2026-09-21.csv</w:t>
+      </w:r>
+      <w:r>
+        <w:t xml:space="preserve">.</w:t>
       </w:r>
     </w:p>
     <w:p>

--- a/paper/Reality_Probe_Manuscript.docx
+++ b/paper/Reality_Probe_Manuscript.docx
@@ -9229,7 +9229,42 @@
         <w:t xml:space="preserve"> </w:t>
       </w:r>
       <w:r>
-        <w:t xml:space="preserve">robustness audit shows zero fresh crossings for both channels at every</w:t>
+        <w:t xml:space="preserve">robustness audit uses the frozen per-proposal ledger: force compliance</w:t>
+      </w:r>
+      <w:r>
+        <w:t xml:space="preserve"> </w:t>
+      </w:r>
+      <w:r>
+        <w:t xml:space="preserve">has 14/36 crossings at</w:t>
+      </w:r>
+      <w:r>
+        <w:t xml:space="preserve"> </w:t>
+      </w:r>
+      <m:oMath>
+        <m:r>
+          <m:t>τ</m:t>
+        </m:r>
+        <m:r>
+          <m:rPr>
+            <m:sty m:val="p"/>
+          </m:rPr>
+          <m:t>=</m:t>
+        </m:r>
+        <m:r>
+          <m:t>1</m:t>
+        </m:r>
+      </m:oMath>
+      <w:r>
+        <w:t xml:space="preserve"> </w:t>
+      </w:r>
+      <w:r>
+        <w:t xml:space="preserve">(6 support and 8 veto), while both</w:t>
+      </w:r>
+      <w:r>
+        <w:t xml:space="preserve"> </w:t>
+      </w:r>
+      <w:r>
+        <w:t xml:space="preserve">fresh channels have zero crossings for every</w:t>
       </w:r>
       <w:r>
         <w:t xml:space="preserve"> </w:t>
@@ -9249,42 +9284,7 @@
         </m:r>
       </m:oMath>
       <w:r>
-        <w:t xml:space="preserve">; the exact force crossing count at</w:t>
-      </w:r>
-      <w:r>
-        <w:t xml:space="preserve"> </w:t>
-      </w:r>
-      <m:oMath>
-        <m:r>
-          <m:t>τ</m:t>
-        </m:r>
-        <m:r>
-          <m:rPr>
-            <m:sty m:val="p"/>
-          </m:rPr>
-          <m:t>=</m:t>
-        </m:r>
-        <m:r>
-          <m:t>1</m:t>
-        </m:r>
-      </m:oMath>
-      <w:r>
-        <w:t xml:space="preserve"> </w:t>
-      </w:r>
-      <w:r>
-        <w:t xml:space="preserve">cannot be</w:t>
-      </w:r>
-      <w:r>
-        <w:t xml:space="preserve"> </w:t>
-      </w:r>
-      <w:r>
-        <w:t xml:space="preserve">recovered from the aggregate publication ledger alone and is</w:t>
-      </w:r>
-      <w:r>
-        <w:t xml:space="preserve"> </w:t>
-      </w:r>
-      <w:r>
-        <w:t xml:space="preserve">therefore not asserted.</w:t>
+        <w:t xml:space="preserve">.</w:t>
       </w:r>
     </w:p>
     <w:p>

--- a/paper/Reality_Probe_Manuscript.docx
+++ b/paper/Reality_Probe_Manuscript.docx
@@ -1076,6 +1076,12 @@
       </w:r>
       <w:r>
         <w:t xml:space="preserve">fresh</w:t>
+      </w:r>
+      <w:r>
+        <w:t xml:space="preserve"> </w:t>
+      </w:r>
+      <w:r>
+        <w:t xml:space="preserve">synthetic</w:t>
       </w:r>
       <w:r>
         <w:t xml:space="preserve"> </w:t>
@@ -1431,25 +1437,43 @@
         <w:t xml:space="preserve"> </w:t>
       </w:r>
       <w:r>
-        <w:t xml:space="preserve">of</w:t>
-      </w:r>
-      <w:r>
-        <w:t xml:space="preserve"> </w:t>
-      </w:r>
-      <w:r>
-        <w:t xml:space="preserve">captured</w:t>
-      </w:r>
-      <w:r>
-        <w:t xml:space="preserve"> </w:t>
-      </w:r>
-      <w:r>
-        <w:t xml:space="preserve">worlds</w:t>
-      </w:r>
-      <w:r>
-        <w:t xml:space="preserve"> </w:t>
-      </w:r>
-      <w:r>
-        <w:t xml:space="preserve">is</w:t>
+        <w:t xml:space="preserve">in</w:t>
+      </w:r>
+      <w:r>
+        <w:t xml:space="preserve"> </w:t>
+      </w:r>
+      <w:r>
+        <w:t xml:space="preserve">the</w:t>
+      </w:r>
+      <w:r>
+        <w:t xml:space="preserve"> </w:t>
+      </w:r>
+      <w:r>
+        <w:t xml:space="preserve">tested</w:t>
+      </w:r>
+      <w:r>
+        <w:t xml:space="preserve"> </w:t>
+      </w:r>
+      <w:r>
+        <w:t xml:space="preserve">captured-world</w:t>
+      </w:r>
+      <w:r>
+        <w:t xml:space="preserve"> </w:t>
+      </w:r>
+      <w:r>
+        <w:t xml:space="preserve">regimes</w:t>
+      </w:r>
+      <w:r>
+        <w:t xml:space="preserve"> </w:t>
+      </w:r>
+      <w:r>
+        <w:t xml:space="preserve">can</w:t>
+      </w:r>
+      <w:r>
+        <w:t xml:space="preserve"> </w:t>
+      </w:r>
+      <w:r>
+        <w:t xml:space="preserve">be</w:t>
       </w:r>
       <w:r>
         <w:t xml:space="preserve"> </w:t>
@@ -1509,6 +1533,12 @@
         <w:t xml:space="preserve"> </w:t>
       </w:r>
       <w:r>
+        <w:t xml:space="preserve">the</w:t>
+      </w:r>
+      <w:r>
+        <w:t xml:space="preserve"> </w:t>
+      </w:r>
+      <w:r>
         <w:t xml:space="preserve">available</w:t>
       </w:r>
       <w:r>
@@ -1598,13 +1628,10 @@
         <w:t xml:space="preserve"> </w:t>
       </w:r>
       <w:r>
-        <w:t xml:space="preserve">(Xuan Li et al. 2023; Xie et al. 2024; Zhang et al. 2024; Liu et al.</w:t>
-      </w:r>
-      <w:r>
-        <w:t xml:space="preserve"> </w:t>
-      </w:r>
-      <w:r>
-        <w:t xml:space="preserve">2025; Rho et al. 2026; Wada et al. 2026). These systems raise a</w:t>
+        <w:t xml:space="preserve">(Xuan Li et al. 2023; Xie et al. 2024; Zhang et al. 2024; Liu et al. 2025; Rho et al. 2026; Wada et al. 2026)</w:t>
+      </w:r>
+      <w:r>
+        <w:t xml:space="preserve">. These systems raise a</w:t>
       </w:r>
       <w:r>
         <w:t xml:space="preserve"> </w:t>
@@ -1678,13 +1705,16 @@
         <w:t xml:space="preserve"> </w:t>
       </w:r>
       <w:r>
-        <w:t xml:space="preserve">related ambiguity (Y. Wang et al. 2026; Asadi and Laksari 2025;</w:t>
-      </w:r>
-      <w:r>
-        <w:t xml:space="preserve"> </w:t>
-      </w:r>
-      <w:r>
-        <w:t xml:space="preserve">Oberkampf, Pilch, and Trucano 2007; Laudy 2026). Our focus is narrower</w:t>
+        <w:t xml:space="preserve">related ambiguity</w:t>
+      </w:r>
+      <w:r>
+        <w:t xml:space="preserve"> </w:t>
+      </w:r>
+      <w:r>
+        <w:t xml:space="preserve">(Y. Wang et al. 2026; Asadi and Laksari 2025; Oberkampf, Pilch, and Trucano 2007; Laudy 2026)</w:t>
+      </w:r>
+      <w:r>
+        <w:t xml:space="preserve">. Our focus is narrower</w:t>
       </w:r>
       <w:r>
         <w:t xml:space="preserve"> </w:t>
@@ -1827,7 +1857,7 @@
         <w:t xml:space="preserve"> </w:t>
       </w:r>
       <w:r>
-        <w:t xml:space="preserve">one exact example from our fresh force-compliance experiment. The repair</w:t>
+        <w:t xml:space="preserve">one exact example from our fresh synthetic force-compliance experiment. The repair</w:t>
       </w:r>
       <w:r>
         <w:t xml:space="preserve"> </w:t>
@@ -1906,7 +1936,7 @@
         <w:pStyle w:val="ImageCaption"/>
       </w:pPr>
       <w:r>
-        <w:t xml:space="preserve">Selected deceptive repair from the frozen fresh</w:t>
+        <w:t xml:space="preserve">Selected deceptive repair from the frozen fresh synthetic</w:t>
       </w:r>
       <w:r>
         <w:t xml:space="preserve"> </w:t>
@@ -2134,7 +2164,7 @@
         <w:t xml:space="preserve"> </w:t>
       </w:r>
       <w:r>
-        <w:t xml:space="preserve">median standardized signal by 11.46x on fresh truth worlds, yet still</w:t>
+        <w:t xml:space="preserve">median standardized signal by 11.46x on fresh synthetic truth worlds, yet still</w:t>
       </w:r>
       <w:r>
         <w:t xml:space="preserve"> </w:t>
@@ -2247,7 +2277,7 @@
           <w:bCs/>
           <w:b/>
         </w:rPr>
-        <w:t xml:space="preserve">Prospective falsification of DCS.</w:t>
+        <w:t xml:space="preserve">Prospective falsification of the stronger DCS hypothesis.</w:t>
       </w:r>
       <w:r>
         <w:t xml:space="preserve"> </w:t>
@@ -2292,7 +2322,7 @@
           <w:bCs/>
           <w:b/>
         </w:rPr>
-        <w:t xml:space="preserve">Orthogonal information-channel experiment.</w:t>
+        <w:t xml:space="preserve">Orthogonal physical-evidence experiment.</w:t>
       </w:r>
       <w:r>
         <w:t xml:space="preserve"> </w:t>
@@ -2407,13 +2437,25 @@
         <w:t xml:space="preserve"> </w:t>
       </w:r>
       <w:r>
-        <w:t xml:space="preserve">(Xuan Li et al. 2023). PhysGaussian integrates Material Point Method</w:t>
-      </w:r>
-      <w:r>
-        <w:t xml:space="preserve"> </w:t>
-      </w:r>
-      <w:r>
-        <w:t xml:space="preserve">(MPM) dynamics directly with 3D Gaussian primitives (Xie et al. 2024);</w:t>
+        <w:t xml:space="preserve">(Xuan Li et al. 2023)</w:t>
+      </w:r>
+      <w:r>
+        <w:t xml:space="preserve">. PhysGaussian integrates Material Point Method</w:t>
+      </w:r>
+      <w:r>
+        <w:t xml:space="preserve"> </w:t>
+      </w:r>
+      <w:r>
+        <w:t xml:space="preserve">(MPM) dynamics directly with 3D Gaussian primitives</w:t>
+      </w:r>
+      <w:r>
+        <w:t xml:space="preserve"> </w:t>
+      </w:r>
+      <w:r>
+        <w:t xml:space="preserve">(Xie et al. 2024)</w:t>
+      </w:r>
+      <w:r>
+        <w:t xml:space="preserve">;</w:t>
       </w:r>
       <w:r>
         <w:t xml:space="preserve"> </w:t>
@@ -2431,13 +2473,16 @@
         <w:t xml:space="preserve"> </w:t>
       </w:r>
       <w:r>
-        <w:t xml:space="preserve">monocular or multi-material inverse physics (Zhang et al. 2024; Liu et</w:t>
-      </w:r>
-      <w:r>
-        <w:t xml:space="preserve"> </w:t>
-      </w:r>
-      <w:r>
-        <w:t xml:space="preserve">al. 2025; Rho et al. 2026; Wada et al. 2026). These methods establish</w:t>
+        <w:t xml:space="preserve">monocular or multi-material inverse physics</w:t>
+      </w:r>
+      <w:r>
+        <w:t xml:space="preserve"> </w:t>
+      </w:r>
+      <w:r>
+        <w:t xml:space="preserve">(Zhang et al. 2024; Liu et al. 2025; Rho et al. 2026; Wada et al. 2026)</w:t>
+      </w:r>
+      <w:r>
+        <w:t xml:space="preserve">. These methods establish</w:t>
       </w:r>
       <w:r>
         <w:t xml:space="preserve"> </w:t>
@@ -2493,7 +2538,16 @@
         <w:t xml:space="preserve"> </w:t>
       </w:r>
       <w:r>
-        <w:t xml:space="preserve">optimization (Hu et al. 2019, 2020). In our implementation, finite</w:t>
+        <w:t xml:space="preserve">optimization</w:t>
+      </w:r>
+      <w:r>
+        <w:t xml:space="preserve"> </w:t>
+      </w:r>
+      <w:r>
+        <w:t xml:space="preserve">(Hu et al. 2019, 2020)</w:t>
+      </w:r>
+      <w:r>
+        <w:t xml:space="preserve">. In our implementation, finite</w:t>
       </w:r>
       <w:r>
         <w:t xml:space="preserve"> </w:t>
@@ -2547,13 +2601,16 @@
         <w:t xml:space="preserve"> </w:t>
       </w:r>
       <w:r>
-        <w:t xml:space="preserve">conditions directly from video for classes of dynamical systems (Y. Wang</w:t>
-      </w:r>
-      <w:r>
-        <w:t xml:space="preserve"> </w:t>
-      </w:r>
-      <w:r>
-        <w:t xml:space="preserve">et al. 2026), while measurement-grounded benchmarks such as IRIS</w:t>
+        <w:t xml:space="preserve">conditions directly from video for classes of dynamical systems</w:t>
+      </w:r>
+      <w:r>
+        <w:t xml:space="preserve"> </w:t>
+      </w:r>
+      <w:r>
+        <w:t xml:space="preserve">(Y. Wang et al. 2026)</w:t>
+      </w:r>
+      <w:r>
+        <w:t xml:space="preserve">, while measurement-grounded benchmarks such as IRIS</w:t>
       </w:r>
       <w:r>
         <w:t xml:space="preserve"> </w:t>
@@ -2565,13 +2622,16 @@
         <w:t xml:space="preserve"> </w:t>
       </w:r>
       <w:r>
-        <w:t xml:space="preserve">governing-equation recovery on controlled real videos (Khanbayov et al.</w:t>
-      </w:r>
-      <w:r>
-        <w:t xml:space="preserve"> </w:t>
-      </w:r>
-      <w:r>
-        <w:t xml:space="preserve">2026). In mechanics, optimal experiment design uses sensitivity,</w:t>
+        <w:t xml:space="preserve">governing-equation recovery on controlled real videos</w:t>
+      </w:r>
+      <w:r>
+        <w:t xml:space="preserve"> </w:t>
+      </w:r>
+      <w:r>
+        <w:t xml:space="preserve">(Khanbayov et al. 2026)</w:t>
+      </w:r>
+      <w:r>
+        <w:t xml:space="preserve">. In mechanics, optimal experiment design uses sensitivity,</w:t>
       </w:r>
       <w:r>
         <w:t xml:space="preserve"> </w:t>
@@ -2583,7 +2643,16 @@
         <w:t xml:space="preserve"> </w:t>
       </w:r>
       <w:r>
-        <w:t xml:space="preserve">informative loading conditions (Asadi and Laksari 2025). These ideas motivate our matched baselines and the distinction between</w:t>
+        <w:t xml:space="preserve">informative loading conditions</w:t>
+      </w:r>
+      <w:r>
+        <w:t xml:space="preserve"> </w:t>
+      </w:r>
+      <w:r>
+        <w:t xml:space="preserve">(Asadi and Laksari 2025)</w:t>
+      </w:r>
+      <w:r>
+        <w:t xml:space="preserve">. These ideas motivate our matched baselines and the distinction between</w:t>
       </w:r>
       <w:r>
         <w:t xml:space="preserve"> </w:t>
@@ -2655,19 +2724,31 @@
         <w:t xml:space="preserve"> </w:t>
       </w:r>
       <w:r>
-        <w:t xml:space="preserve">credibility have long been central to computational modeling (Oberkampf,</w:t>
-      </w:r>
-      <w:r>
-        <w:t xml:space="preserve"> </w:t>
-      </w:r>
-      <w:r>
-        <w:t xml:space="preserve">Pilch, and Trucano 2007). More recent digital-twin work explicitly</w:t>
-      </w:r>
-      <w:r>
-        <w:t xml:space="preserve"> </w:t>
-      </w:r>
-      <w:r>
-        <w:t xml:space="preserve">considers validation of simulated counterfactuals (Laudy 2026). These</w:t>
+        <w:t xml:space="preserve">credibility have long been central to computational modeling</w:t>
+      </w:r>
+      <w:r>
+        <w:t xml:space="preserve"> </w:t>
+      </w:r>
+      <w:r>
+        <w:t xml:space="preserve">(Oberkampf, Pilch, and Trucano 2007)</w:t>
+      </w:r>
+      <w:r>
+        <w:t xml:space="preserve">. More recent digital-twin work explicitly</w:t>
+      </w:r>
+      <w:r>
+        <w:t xml:space="preserve"> </w:t>
+      </w:r>
+      <w:r>
+        <w:t xml:space="preserve">considers validation of simulated counterfactuals</w:t>
+      </w:r>
+      <w:r>
+        <w:t xml:space="preserve"> </w:t>
+      </w:r>
+      <w:r>
+        <w:t xml:space="preserve">(Laudy 2026)</w:t>
+      </w:r>
+      <w:r>
+        <w:t xml:space="preserve">. These</w:t>
       </w:r>
       <w:r>
         <w:t xml:space="preserve"> </w:t>
@@ -2705,13 +2786,16 @@
         <w:t xml:space="preserve"> </w:t>
       </w:r>
       <w:r>
-        <w:t xml:space="preserve">rigid, cable, textile, and volumetric-deformation tasks (S. Wang et al.</w:t>
-      </w:r>
-      <w:r>
-        <w:t xml:space="preserve"> </w:t>
-      </w:r>
-      <w:r>
-        <w:t xml:space="preserve">2026). We use a public GAUGE foam-shearing subset only for a</w:t>
+        <w:t xml:space="preserve">rigid, cable, textile, and volumetric-deformation tasks</w:t>
+      </w:r>
+      <w:r>
+        <w:t xml:space="preserve"> </w:t>
+      </w:r>
+      <w:r>
+        <w:t xml:space="preserve">(S. Wang et al. 2026)</w:t>
+      </w:r>
+      <w:r>
+        <w:t xml:space="preserve">. We use a public GAUGE foam-shearing subset only for a</w:t>
       </w:r>
       <w:r>
         <w:t xml:space="preserve"> </w:t>
@@ -2759,13 +2843,16 @@
         <w:t xml:space="preserve"> </w:t>
       </w:r>
       <w:r>
-        <w:t xml:space="preserve">measured 3D correspondences obtained using invisible markers (Xinyuan Li</w:t>
-      </w:r>
-      <w:r>
-        <w:t xml:space="preserve"> </w:t>
-      </w:r>
-      <w:r>
-        <w:t xml:space="preserve">et al. 2024). DOT supplies geometry and motion measurements, but not the</w:t>
+        <w:t xml:space="preserve">measured 3D correspondences obtained using invisible markers</w:t>
+      </w:r>
+      <w:r>
+        <w:t xml:space="preserve"> </w:t>
+      </w:r>
+      <w:r>
+        <w:t xml:space="preserve">(Xinyuan Li et al. 2025)</w:t>
+      </w:r>
+      <w:r>
+        <w:t xml:space="preserve">. DOT supplies geometry and motion measurements, but not the</w:t>
       </w:r>
       <w:r>
         <w:t xml:space="preserve"> </w:t>
@@ -3708,6 +3795,44 @@
         <w:pStyle w:val="BodyText"/>
       </w:pPr>
       <w:r>
+        <w:t xml:space="preserve">The evidence layer deliberately has three outcomes, while the lower-level</w:t>
+      </w:r>
+      <w:r>
+        <w:t xml:space="preserve"> </w:t>
+      </w:r>
+      <w:r>
+        <w:t xml:space="preserve">world transaction has two terminal states: committed or not committed. In the</w:t>
+      </w:r>
+      <w:r>
+        <w:t xml:space="preserve"> </w:t>
+      </w:r>
+      <w:r>
+        <w:t xml:space="preserve">implementation, support can lead to a verified commit; both veto and unresolved</w:t>
+      </w:r>
+      <w:r>
+        <w:t xml:space="preserve"> </w:t>
+      </w:r>
+      <w:r>
+        <w:t xml:space="preserve">map to a rejected/non-commit transaction, and any tentative mutation is rolled</w:t>
+      </w:r>
+      <w:r>
+        <w:t xml:space="preserve"> </w:t>
+      </w:r>
+      <w:r>
+        <w:t xml:space="preserve">back. The three-way scientific distinction is retained in the evidence record</w:t>
+      </w:r>
+      <w:r>
+        <w:t xml:space="preserve"> </w:t>
+      </w:r>
+      <w:r>
+        <w:t xml:space="preserve">even though the storage transaction is binary.</w:t>
+      </w:r>
+    </w:p>
+    <w:p>
+      <w:pPr>
+        <w:pStyle w:val="BodyText"/>
+      </w:pPr>
+      <w:r>
         <w:t xml:space="preserve">The verification transaction is deliberately sequential: proposal</w:t>
       </w:r>
       <w:r>
@@ -4710,7 +4835,7 @@
         <w:pStyle w:val="BodyText"/>
       </w:pPr>
       <w:r>
-        <w:t xml:space="preserve">Six fresh truth worlds use APIC transfer with Young’s modulus in</w:t>
+        <w:t xml:space="preserve">Six fresh synthetic truth worlds use APIC transfer with Young’s modulus in</w:t>
       </w:r>
       <w:r>
         <w:t xml:space="preserve"> </w:t>
@@ -6182,7 +6307,7 @@
         <w:t xml:space="preserve"> </w:t>
       </w:r>
       <w:r>
-        <w:t xml:space="preserve">mechanism order recovers useful separation. Six fresh truth worlds are</w:t>
+        <w:t xml:space="preserve">mechanism order recovers useful separation. Six fresh synthetic truth worlds are</w:t>
       </w:r>
       <w:r>
         <w:t xml:space="preserve"> </w:t>
@@ -6422,7 +6547,7 @@
         <w:pStyle w:val="TableCaption"/>
       </w:pPr>
       <w:r>
-        <w:t xml:space="preserve">Ordinary-improving proposal populations. D4V and fresh OFC are independently generated partitions and their counts must not be mixed.</w:t>
+        <w:t xml:space="preserve">Ordinary-improving proposal populations. D4V and fresh synthetic OFC are independently generated partitions and their counts must not be mixed.</w:t>
       </w:r>
     </w:p>
     <w:tbl>
@@ -6431,7 +6556,7 @@
         <w:tblW w:type="auto" w:w="0"/>
         <w:tblLook w:firstRow="1" w:lastRow="0" w:firstColumn="0" w:lastColumn="0" w:noHBand="0" w:noVBand="0" w:val="0020"/>
         <w:jc w:val="start"/>
-        <w:tblCaption w:val="Ordinary-improving proposal populations. D4V and fresh OFC are independently generated partitions and their counts must not be mixed."/>
+        <w:tblCaption w:val="Ordinary-improving proposal populations. D4V and fresh synthetic OFC are independently generated partitions and their counts must not be mixed."/>
       </w:tblPr>
       <w:tblGrid>
         <w:gridCol w:w="1980"/>
@@ -6726,7 +6851,10 @@
         <w:t xml:space="preserve"> </w:t>
       </w:r>
       <w:r>
-        <w:t xml:space="preserve">(Xinyuan Li et al. 2024). The importer keeps measured 3D correspondences</w:t>
+        <w:t xml:space="preserve">(Xinyuan Li et al. 2025)</w:t>
+      </w:r>
+      <w:r>
+        <w:t xml:space="preserve">. The importer keeps measured 3D correspondences</w:t>
       </w:r>
       <w:r>
         <w:t xml:space="preserve"> </w:t>
@@ -6804,13 +6932,16 @@
         <w:pStyle w:val="FirstParagraph"/>
       </w:pPr>
       <w:r>
-        <w:t xml:space="preserve">We analyze ten held-out foam-shearing repeats from GAUGE (S. Wang et al.</w:t>
-      </w:r>
-      <w:r>
-        <w:t xml:space="preserve"> </w:t>
-      </w:r>
-      <w:r>
-        <w:t xml:space="preserve">2026). Ordinary face-plus-marker metrics prefer the finite-overlap</w:t>
+        <w:t xml:space="preserve">We analyze ten held-out foam-shearing repeats from GAUGE</w:t>
+      </w:r>
+      <w:r>
+        <w:t xml:space="preserve"> </w:t>
+      </w:r>
+      <w:r>
+        <w:t xml:space="preserve">(S. Wang et al. 2026)</w:t>
+      </w:r>
+      <w:r>
+        <w:t xml:space="preserve">. Ordinary face-plus-marker metrics prefer the finite-overlap</w:t>
       </w:r>
       <w:r>
         <w:t xml:space="preserve"> </w:t>
@@ -7089,7 +7220,7 @@
         <w:pStyle w:val="FirstParagraph"/>
       </w:pPr>
       <w:r>
-        <w:t xml:space="preserve">The fresh force experiment yields 36 ordinary-heldout-improving</w:t>
+        <w:t xml:space="preserve">The fresh synthetic force experiment yields 36 ordinary-heldout-improving</w:t>
       </w:r>
       <w:r>
         <w:t xml:space="preserve"> </w:t>
@@ -7190,7 +7321,7 @@
         <w:pStyle w:val="TableCaption"/>
       </w:pPr>
       <w:r>
-        <w:t xml:space="preserve">Fresh orthogonal force-compliance results.</w:t>
+        <w:t xml:space="preserve">Fresh synthetic orthogonal force-compliance results.</w:t>
       </w:r>
     </w:p>
     <w:tbl>
@@ -7199,7 +7330,7 @@
         <w:tblW w:type="auto" w:w="0"/>
         <w:tblLook w:firstRow="1" w:lastRow="0" w:firstColumn="0" w:lastColumn="0" w:noHBand="0" w:noVBand="0" w:val="0020"/>
         <w:jc w:val="start"/>
-        <w:tblCaption w:val="Fresh orthogonal force-compliance results."/>
+        <w:tblCaption w:val="Fresh synthetic orthogonal force-compliance results."/>
       </w:tblPr>
       <w:tblGrid>
         <w:gridCol w:w="2640"/>
@@ -7802,7 +7933,7 @@
         <w:pStyle w:val="TableCaption"/>
       </w:pPr>
       <w:r>
-        <w:t xml:space="preserve">Threshold-robustness audit from the frozen aggregate ledger.</w:t>
+        <w:t xml:space="preserve">Threshold-robustness audit from the frozen per-proposal ledger.</w:t>
       </w:r>
       <w:r>
         <w:t xml:space="preserve"> </w:t>
@@ -7831,7 +7962,7 @@
         <w:t xml:space="preserve"> </w:t>
       </w:r>
       <w:r>
-        <w:t xml:space="preserve">row is the preregistered primary rule; other rows are</w:t>
+        <w:t xml:space="preserve">row is the prospectively frozen primary rule; other rows are</w:t>
       </w:r>
       <w:r>
         <w:t xml:space="preserve"> </w:t>
@@ -7846,7 +7977,7 @@
         <w:tblW w:type="auto" w:w="0"/>
         <w:tblLook w:firstRow="1" w:lastRow="0" w:firstColumn="0" w:lastColumn="0" w:noHBand="0" w:noVBand="0" w:val="0020"/>
         <w:jc w:val="start"/>
-        <w:tblCaption w:val="Threshold-robustness audit from the frozen aggregate ledger. The \tau=2 row is the preregistered primary rule; other rows are post-hoc sensitivity checks and do not redefine the decision policy."/>
+        <w:tblCaption w:val="Threshold-robustness audit from the frozen per-proposal ledger. The \tau=2 row is the prospectively frozen primary rule; other rows are post-hoc sensitivity checks and do not redefine the decision policy."/>
       </w:tblPr>
       <w:tblGrid>
         <w:gridCol w:w="2640"/>
@@ -8194,7 +8325,7 @@
         <w:t xml:space="preserve"> </w:t>
       </w:r>
       <w:r>
-        <w:t xml:space="preserve">retained as a negative gate with a strong information-gain observation,</w:t>
+        <w:t xml:space="preserve">retained as a negative gate with a strong standardized-evidence increase,</w:t>
       </w:r>
       <w:r>
         <w:t xml:space="preserve"> </w:t>
@@ -8235,7 +8366,7 @@
         <w:pStyle w:val="FirstParagraph"/>
       </w:pPr>
       <w:r>
-        <w:t xml:space="preserve">The D4V and fresh OFC populations establish that lower ordinary held-out</w:t>
+        <w:t xml:space="preserve">The D4V and fresh synthetic OFC populations establish that lower ordinary held-out</w:t>
       </w:r>
       <w:r>
         <w:t xml:space="preserve"> </w:t>
@@ -8253,7 +8384,7 @@
         <w:t xml:space="preserve"> </w:t>
       </w:r>
       <w:r>
-        <w:t xml:space="preserve">the fresh OFC population, 12 of 36 are deceptive. These counts are not</w:t>
+        <w:t xml:space="preserve">the fresh synthetic OFC population, 12 of 36 are deceptive. These counts are not</w:t>
       </w:r>
       <w:r>
         <w:t xml:space="preserve"> </w:t>
@@ -8287,13 +8418,13 @@
         <w:pStyle w:val="Heading2"/>
       </w:pPr>
       <w:r>
-        <w:t xml:space="preserve">The DCS hypothesis is falsified as a general prospective</w:t>
-      </w:r>
-      <w:r>
-        <w:t xml:space="preserve"> </w:t>
-      </w:r>
-      <w:r>
-        <w:t xml:space="preserve">verifier</w:t>
+        <w:t xml:space="preserve">The stronger DCS hypothesis is not supported in the tested</w:t>
+      </w:r>
+      <w:r>
+        <w:t xml:space="preserve"> </w:t>
+      </w:r>
+      <w:r>
+        <w:t xml:space="preserve">regime</w:t>
       </w:r>
     </w:p>
     <w:p>
@@ -8563,13 +8694,7 @@
         <w:pStyle w:val="ImageCaption"/>
       </w:pPr>
       <w:r>
-        <w:t xml:space="preserve">Information-limit summary from the frozen fresh</w:t>
-      </w:r>
-      <w:r>
-        <w:t xml:space="preserve"> </w:t>
-      </w:r>
-      <w:r>
-        <w:t xml:space="preserve">orthogonal-information experiment. Known-force compliance increases</w:t>
+        <w:t xml:space="preserve">Information-limit summary from the frozen fresh synthetic orthogonal-information experiment. Known-force compliance increases</w:t>
       </w:r>
       <w:r>
         <w:t xml:space="preserve"> </w:t>
@@ -8643,7 +8768,7 @@
         <w:pStyle w:val="FirstParagraph"/>
       </w:pPr>
       <w:r>
-        <w:t xml:space="preserve">The strongest result in the fresh force population is</w:t>
+        <w:t xml:space="preserve">The strongest result in the fresh synthetic force population is</w:t>
       </w:r>
       <w:r>
         <w:t xml:space="preserve"> </w:t>
@@ -8911,7 +9036,16 @@
         <w:t xml:space="preserve"> </w:t>
       </w:r>
       <w:r>
-        <w:t xml:space="preserve">measurement design (Asadi and Laksari 2025; Y. Wang et al. 2026). Our</w:t>
+        <w:t xml:space="preserve">measurement design</w:t>
+      </w:r>
+      <w:r>
+        <w:t xml:space="preserve"> </w:t>
+      </w:r>
+      <w:r>
+        <w:t xml:space="preserve">(Asadi and Laksari 2025; Y. Wang et al. 2026)</w:t>
+      </w:r>
+      <w:r>
+        <w:t xml:space="preserve">. Our</w:t>
       </w:r>
       <w:r>
         <w:t xml:space="preserve"> </w:t>
@@ -9013,13 +9147,16 @@
         <w:t xml:space="preserve"> </w:t>
       </w:r>
       <w:r>
-        <w:t xml:space="preserve">solution verification, model validation, and uncertainty (Oberkampf,</w:t>
-      </w:r>
-      <w:r>
-        <w:t xml:space="preserve"> </w:t>
-      </w:r>
-      <w:r>
-        <w:t xml:space="preserve">Pilch, and Trucano 2007). Digital-twin validation work similarly</w:t>
+        <w:t xml:space="preserve">solution verification, model validation, and uncertainty</w:t>
+      </w:r>
+      <w:r>
+        <w:t xml:space="preserve"> </w:t>
+      </w:r>
+      <w:r>
+        <w:t xml:space="preserve">(Oberkampf, Pilch, and Trucano 2007)</w:t>
+      </w:r>
+      <w:r>
+        <w:t xml:space="preserve">. Digital-twin validation work similarly</w:t>
       </w:r>
       <w:r>
         <w:t xml:space="preserve"> </w:t>
@@ -9031,7 +9168,16 @@
         <w:t xml:space="preserve"> </w:t>
       </w:r>
       <w:r>
-        <w:t xml:space="preserve">validation data (Laudy 2026). Reality Probe should therefore be read as</w:t>
+        <w:t xml:space="preserve">validation data</w:t>
+      </w:r>
+      <w:r>
+        <w:t xml:space="preserve"> </w:t>
+      </w:r>
+      <w:r>
+        <w:t xml:space="preserve">(Laudy 2026)</w:t>
+      </w:r>
+      <w:r>
+        <w:t xml:space="preserve">. Reality Probe should therefore be read as</w:t>
       </w:r>
       <w:r>
         <w:t xml:space="preserve"> </w:t>
@@ -9383,7 +9529,7 @@
         <w:t xml:space="preserve"> </w:t>
       </w:r>
       <w:r>
-        <w:t xml:space="preserve">aggregate statistics, or the information-gain result.</w:t>
+        <w:t xml:space="preserve">aggregate statistics, or the standardized-evidence result.</w:t>
       </w:r>
     </w:p>
     <w:p>
@@ -9520,7 +9666,7 @@
     </w:p>
     <w:bookmarkEnd w:id="78"/>
     <w:bookmarkEnd w:id="79"/>
-    <w:bookmarkStart w:id="80" w:name="reproducibility-and-implementation-notes"/>
+    <w:bookmarkStart w:id="81" w:name="reproducibility-and-implementation-notes"/>
     <w:p>
       <w:pPr>
         <w:pStyle w:val="Heading1"/>
@@ -9614,7 +9760,7 @@
         <w:t xml:space="preserve"> </w:t>
       </w:r>
       <w:r>
-        <w:t xml:space="preserve">orthogonal force protocol and fresh truth worlds are versioned</w:t>
+        <w:t xml:space="preserve">orthogonal force protocol and fresh synthetic truth worlds are versioned</w:t>
       </w:r>
       <w:r>
         <w:t xml:space="preserve"> </w:t>
@@ -9635,6 +9781,53 @@
         <w:t xml:space="preserve">retuned result on the same data.</w:t>
       </w:r>
     </w:p>
+    <w:bookmarkStart w:id="80" w:name="Xc4d1302c2239c6e46d50d50aa05474890bf84bf"/>
+    <w:p>
+      <w:pPr>
+        <w:pStyle w:val="Heading4"/>
+      </w:pPr>
+      <w:r>
+        <w:t xml:space="preserve">Generative-AI-assisted research workflow.</w:t>
+      </w:r>
+    </w:p>
+    <w:p>
+      <w:pPr>
+        <w:pStyle w:val="FirstParagraph"/>
+      </w:pPr>
+      <w:r>
+        <w:t xml:space="preserve">OpenAI ChatGPT was used during research for code drafting and debugging,</w:t>
+      </w:r>
+      <w:r>
+        <w:t xml:space="preserve"> </w:t>
+      </w:r>
+      <w:r>
+        <w:t xml:space="preserve">experiment-orchestration and analysis scripts, visualization/manuscript tooling,</w:t>
+      </w:r>
+      <w:r>
+        <w:t xml:space="preserve"> </w:t>
+      </w:r>
+      <w:r>
+        <w:t xml:space="preserve">and manuscript revision. AI-generated material was not treated as empirical</w:t>
+      </w:r>
+      <w:r>
+        <w:t xml:space="preserve"> </w:t>
+      </w:r>
+      <w:r>
+        <w:t xml:space="preserve">evidence. Experimental partitions, thresholds, executed outputs, numerical</w:t>
+      </w:r>
+      <w:r>
+        <w:t xml:space="preserve"> </w:t>
+      </w:r>
+      <w:r>
+        <w:t xml:space="preserve">claims were checked against committed research artifacts, and cited sources</w:t>
+      </w:r>
+      <w:r>
+        <w:t xml:space="preserve"> </w:t>
+      </w:r>
+      <w:r>
+        <w:t xml:space="preserve">were checked against publication records before inclusion in the manuscript.</w:t>
+      </w:r>
+    </w:p>
     <w:p>
       <w:pPr>
         <w:pStyle w:val="BodyText"/>
@@ -9680,7 +9873,8 @@
       </w:r>
     </w:p>
     <w:bookmarkEnd w:id="80"/>
-    <w:bookmarkStart w:id="81" w:name="conclusion"/>
+    <w:bookmarkEnd w:id="81"/>
+    <w:bookmarkStart w:id="110" w:name="conclusion"/>
     <w:p>
       <w:pPr>
         <w:pStyle w:val="Heading1"/>
@@ -9742,46 +9936,38 @@
         <w:t xml:space="preserve"> </w:t>
       </w:r>
       <w:r>
-        <w:t xml:space="preserve">evidence by 11.46x on fresh truth worlds, yet still leaves every</w:t>
-      </w:r>
-      <w:r>
-        <w:t xml:space="preserve"> </w:t>
-      </w:r>
-      <w:r>
-        <w:t xml:space="preserve">proposal below the decision magnitude. The resulting lesson is</w:t>
-      </w:r>
-      <w:r>
-        <w:t xml:space="preserve"> </w:t>
-      </w:r>
-      <w:r>
-        <w:t xml:space="preserve">practical: physical verification is constrained by the information</w:t>
-      </w:r>
-      <w:r>
-        <w:t xml:space="preserve"> </w:t>
-      </w:r>
-      <w:r>
-        <w:t xml:space="preserve">content of the experiment, and a trustworthy system should explicitly</w:t>
-      </w:r>
-      <w:r>
-        <w:t xml:space="preserve"> </w:t>
-      </w:r>
-      <w:r>
-        <w:t xml:space="preserve">refuse certification when that information is insufficient.</w:t>
-      </w:r>
-    </w:p>
-    <w:bookmarkEnd w:id="81"/>
-    <w:bookmarkStart w:id="82" w:name="references"/>
-    <w:p>
-      <w:pPr>
-        <w:pStyle w:val="Heading1"/>
-      </w:pPr>
-      <w:r>
-        <w:t xml:space="preserve">References</w:t>
-      </w:r>
-    </w:p>
-    <w:p>
-      <w:pPr>
-        <w:pStyle w:val="FirstParagraph"/>
+        <w:t xml:space="preserve">evidence by 11.46x on fresh synthetic truth worlds, yet still leaves every</w:t>
+      </w:r>
+      <w:r>
+        <w:t xml:space="preserve"> </w:t>
+      </w:r>
+      <w:r>
+        <w:t xml:space="preserve">proposal below the decision magnitude. The resulting lesson is practical: in the tested regimes, physical</w:t>
+      </w:r>
+      <w:r>
+        <w:t xml:space="preserve"> </w:t>
+      </w:r>
+      <w:r>
+        <w:t xml:space="preserve">verification can be constrained by the information supplied by the experiment,</w:t>
+      </w:r>
+      <w:r>
+        <w:t xml:space="preserve"> </w:t>
+      </w:r>
+      <w:r>
+        <w:t xml:space="preserve">and a trustworthy system should explicitly refuse certification when that</w:t>
+      </w:r>
+      <w:r>
+        <w:t xml:space="preserve"> </w:t>
+      </w:r>
+      <w:r>
+        <w:t xml:space="preserve">evidence is insufficient.</w:t>
+      </w:r>
+    </w:p>
+    <w:bookmarkStart w:id="109" w:name="refs"/>
+    <w:bookmarkStart w:id="83" w:name="ref-asadi2025oed"/>
+    <w:p>
+      <w:pPr>
+        <w:pStyle w:val="Bibliography"/>
       </w:pPr>
       <w:r>
         <w:t xml:space="preserve">Asadi, Amirreza, and Kaveh Laksari. 2025.</w:t>
@@ -9790,19 +9976,7 @@
         <w:t xml:space="preserve"> </w:t>
       </w:r>
       <w:r>
-        <w:t xml:space="preserve">“</w:t>
-      </w:r>
-      <w:r>
-        <w:t xml:space="preserve">Optimal Experimental Design</w:t>
-      </w:r>
-      <w:r>
-        <w:t xml:space="preserve"> </w:t>
-      </w:r>
-      <w:r>
-        <w:t xml:space="preserve">for Repeatable Hyperelastic Material Characterization.</w:t>
-      </w:r>
-      <w:r>
-        <w:t xml:space="preserve">”</w:t>
+        <w:t xml:space="preserve">“Optimal Experimental Design for Repeatable Hyperelastic Material Characterization.”</w:t>
       </w:r>
       <w:r>
         <w:t xml:space="preserve"> </w:t>
@@ -9812,13 +9986,86 @@
           <w:iCs/>
           <w:i/>
         </w:rPr>
-        <w:t xml:space="preserve">Journal</w:t>
+        <w:t xml:space="preserve">Journal of the Mechanical Behavior of Biomedical Materials</w:t>
+      </w:r>
+      <w:r>
+        <w:t xml:space="preserve"> </w:t>
+      </w:r>
+      <w:r>
+        <w:t xml:space="preserve">170: 107104.</w:t>
+      </w:r>
+      <w:r>
+        <w:t xml:space="preserve"> </w:t>
+      </w:r>
+      <w:hyperlink r:id="rId82">
+        <w:r>
+          <w:rPr>
+            <w:rStyle w:val="Hyperlink"/>
+          </w:rPr>
+          <w:t xml:space="preserve">https://doi.org/10.1016/j.jmbbm.2025.107104</w:t>
+        </w:r>
+      </w:hyperlink>
+      <w:r>
+        <w:t xml:space="preserve">.</w:t>
+      </w:r>
+    </w:p>
+    <w:bookmarkEnd w:id="83"/>
+    <w:bookmarkStart w:id="84" w:name="ref-hu2020difftaichi"/>
+    <w:p>
+      <w:pPr>
+        <w:pStyle w:val="Bibliography"/>
+      </w:pPr>
+      <w:r>
+        <w:t xml:space="preserve">Hu, Yuanming, Luke Anderson, Tzu-Mao Li, Qi Sun, Nathan Carr, Jonathan Ragan-Kelley, and Frédo Durand. 2020.</w:t>
+      </w:r>
+      <w:r>
+        <w:t xml:space="preserve"> </w:t>
+      </w:r>
+      <w:r>
+        <w:t xml:space="preserve">“DiffTaichi: Differentiable Programming for Physical Simulation.”</w:t>
+      </w:r>
+      <w:r>
+        <w:t xml:space="preserve"> </w:t>
+      </w:r>
+      <w:r>
+        <w:t xml:space="preserve">In</w:t>
+      </w:r>
+      <w:r>
+        <w:t xml:space="preserve"> </w:t>
       </w:r>
       <w:r>
         <w:rPr>
           <w:iCs/>
           <w:i/>
         </w:rPr>
+        <w:t xml:space="preserve">International Conference on Learning Representations</w:t>
+      </w:r>
+      <w:r>
+        <w:t xml:space="preserve">.</w:t>
+      </w:r>
+    </w:p>
+    <w:bookmarkEnd w:id="84"/>
+    <w:bookmarkStart w:id="86" w:name="ref-hu2019chainqueen"/>
+    <w:p>
+      <w:pPr>
+        <w:pStyle w:val="Bibliography"/>
+      </w:pPr>
+      <w:r>
+        <w:t xml:space="preserve">Hu, Yuanming, Jiancheng Liu, Andrew Spielberg, Joshua B. Tenenbaum, William T. Freeman, Jiajun Wu, Daniela Rus, and Wojciech Matusik. 2019.</w:t>
+      </w:r>
+      <w:r>
+        <w:t xml:space="preserve"> </w:t>
+      </w:r>
+      <w:r>
+        <w:t xml:space="preserve">“ChainQueen: A Real-Time Differentiable Physical Simulator for Soft Robotics.”</w:t>
+      </w:r>
+      <w:r>
+        <w:t xml:space="preserve"> </w:t>
+      </w:r>
+      <w:r>
+        <w:t xml:space="preserve">In</w:t>
+      </w:r>
+      <w:r>
         <w:t xml:space="preserve"> </w:t>
       </w:r>
       <w:r>
@@ -9826,51 +10073,40 @@
           <w:iCs/>
           <w:i/>
         </w:rPr>
-        <w:t xml:space="preserve">of the Mechanical Behavior of Biomedical Materials</w:t>
-      </w:r>
-      <w:r>
-        <w:t xml:space="preserve"> </w:t>
-      </w:r>
-      <w:r>
-        <w:t xml:space="preserve">170: 107104.</w:t>
-      </w:r>
-      <w:r>
-        <w:t xml:space="preserve"> </w:t>
-      </w:r>
-      <w:r>
-        <w:t xml:space="preserve">https://doi.org/10.1016/j.jmbbm.2025.107104.</w:t>
-      </w:r>
-    </w:p>
-    <w:p>
-      <w:pPr>
-        <w:pStyle w:val="BodyText"/>
-      </w:pPr>
-      <w:r>
-        <w:t xml:space="preserve">Hu, Yuanming, Luke Anderson, Tzu-Mao Li, Qi Sun, Nathan Carr, Jonathan</w:t>
-      </w:r>
-      <w:r>
-        <w:t xml:space="preserve"> </w:t>
-      </w:r>
-      <w:r>
-        <w:t xml:space="preserve">Ragan-Kelley, and Frédo Durand. 2020.</w:t>
-      </w:r>
-      <w:r>
-        <w:t xml:space="preserve"> </w:t>
-      </w:r>
-      <w:r>
-        <w:t xml:space="preserve">“</w:t>
-      </w:r>
-      <w:r>
-        <w:t xml:space="preserve">DiffTaichi: Differentiable</w:t>
-      </w:r>
-      <w:r>
-        <w:t xml:space="preserve"> </w:t>
-      </w:r>
-      <w:r>
-        <w:t xml:space="preserve">Programming for Physical Simulation.</w:t>
-      </w:r>
-      <w:r>
-        <w:t xml:space="preserve">”</w:t>
+        <w:t xml:space="preserve">IEEE International Conference on Robotics and Automation (ICRA)</w:t>
+      </w:r>
+      <w:r>
+        <w:t xml:space="preserve">, 6265–71.</w:t>
+      </w:r>
+      <w:r>
+        <w:t xml:space="preserve"> </w:t>
+      </w:r>
+      <w:hyperlink r:id="rId85">
+        <w:r>
+          <w:rPr>
+            <w:rStyle w:val="Hyperlink"/>
+          </w:rPr>
+          <w:t xml:space="preserve">https://doi.org/10.1109/ICRA.2019.8794333</w:t>
+        </w:r>
+      </w:hyperlink>
+      <w:r>
+        <w:t xml:space="preserve">.</w:t>
+      </w:r>
+    </w:p>
+    <w:bookmarkEnd w:id="86"/>
+    <w:bookmarkStart w:id="88" w:name="ref-khanbayov2026iris"/>
+    <w:p>
+      <w:pPr>
+        <w:pStyle w:val="Bibliography"/>
+      </w:pPr>
+      <w:r>
+        <w:t xml:space="preserve">Khanbayov, Rasul, Mohamed Rayan Barhdadi, Erchin Serpedin, and Hasan Kurban. 2026.</w:t>
+      </w:r>
+      <w:r>
+        <w:t xml:space="preserve"> </w:t>
+      </w:r>
+      <w:r>
+        <w:t xml:space="preserve">“IRIS: A Real-World Benchmark for Inverse Recovery and Identification of Physical Dynamic Systems from Monocular Video.”</w:t>
       </w:r>
       <w:r>
         <w:t xml:space="preserve"> </w:t>
@@ -9886,13 +10122,124 @@
           <w:iCs/>
           <w:i/>
         </w:rPr>
-        <w:t xml:space="preserve">International Conference</w:t>
+        <w:t xml:space="preserve">European Conference on Computer Vision (ECCV)</w:t>
+      </w:r>
+      <w:r>
+        <w:t xml:space="preserve">.</w:t>
+      </w:r>
+      <w:r>
+        <w:t xml:space="preserve"> </w:t>
+      </w:r>
+      <w:hyperlink r:id="rId87">
+        <w:r>
+          <w:rPr>
+            <w:rStyle w:val="Hyperlink"/>
+          </w:rPr>
+          <w:t xml:space="preserve">https://arxiv.org/abs/2603.16432</w:t>
+        </w:r>
+      </w:hyperlink>
+      <w:r>
+        <w:t xml:space="preserve">.</w:t>
+      </w:r>
+    </w:p>
+    <w:bookmarkEnd w:id="88"/>
+    <w:bookmarkStart w:id="90" w:name="ref-laudy2026digitaltwin"/>
+    <w:p>
+      <w:pPr>
+        <w:pStyle w:val="Bibliography"/>
+      </w:pPr>
+      <w:r>
+        <w:t xml:space="preserve">Laudy, Olav. 2026.</w:t>
+      </w:r>
+      <w:r>
+        <w:t xml:space="preserve"> </w:t>
+      </w:r>
+      <w:r>
+        <w:t xml:space="preserve">“The Digital Twin Counterfactual Framework: A Validation Architecture for Simulated Potential Outcomes.”</w:t>
+      </w:r>
+      <w:r>
+        <w:t xml:space="preserve"> </w:t>
+      </w:r>
+      <w:hyperlink r:id="rId89">
+        <w:r>
+          <w:rPr>
+            <w:rStyle w:val="Hyperlink"/>
+          </w:rPr>
+          <w:t xml:space="preserve">https://arxiv.org/abs/2604.01325</w:t>
+        </w:r>
+      </w:hyperlink>
+      <w:r>
+        <w:t xml:space="preserve">.</w:t>
+      </w:r>
+    </w:p>
+    <w:bookmarkEnd w:id="90"/>
+    <w:bookmarkStart w:id="92" w:name="ref-li2025dot"/>
+    <w:p>
+      <w:pPr>
+        <w:pStyle w:val="Bibliography"/>
+      </w:pPr>
+      <w:r>
+        <w:t xml:space="preserve">Li, Xinyuan, Yu Guo, Yubei Tu, Yu Ji, Yanchen Liu, Jinwei Ye, and Changxi Zheng. 2025.</w:t>
+      </w:r>
+      <w:r>
+        <w:t xml:space="preserve"> </w:t>
+      </w:r>
+      <w:r>
+        <w:t xml:space="preserve">“Textureless Deformable Object Tracking with Invisible Markers.”</w:t>
+      </w:r>
+      <w:r>
+        <w:t xml:space="preserve"> </w:t>
       </w:r>
       <w:r>
         <w:rPr>
           <w:iCs/>
           <w:i/>
         </w:rPr>
+        <w:t xml:space="preserve">IEEE Transactions on Pattern Analysis and Machine Intelligence</w:t>
+      </w:r>
+      <w:r>
+        <w:t xml:space="preserve"> </w:t>
+      </w:r>
+      <w:r>
+        <w:t xml:space="preserve">47 (9): 7243–54.</w:t>
+      </w:r>
+      <w:r>
+        <w:t xml:space="preserve"> </w:t>
+      </w:r>
+      <w:hyperlink r:id="rId91">
+        <w:r>
+          <w:rPr>
+            <w:rStyle w:val="Hyperlink"/>
+          </w:rPr>
+          <w:t xml:space="preserve">https://doi.org/10.1109/TPAMI.2024.3463422</w:t>
+        </w:r>
+      </w:hyperlink>
+      <w:r>
+        <w:t xml:space="preserve">.</w:t>
+      </w:r>
+    </w:p>
+    <w:bookmarkEnd w:id="92"/>
+    <w:bookmarkStart w:id="94" w:name="ref-li2023pacnerf"/>
+    <w:p>
+      <w:pPr>
+        <w:pStyle w:val="Bibliography"/>
+      </w:pPr>
+      <w:r>
+        <w:t xml:space="preserve">Li, Xuan, Yi-Ling Qiao, Peter Yichen Chen, Krishna Murthy Jatavallabhula, Ming C. Lin, Chenfanfu Jiang, and Chuang Gan. 2023.</w:t>
+      </w:r>
+      <w:r>
+        <w:t xml:space="preserve"> </w:t>
+      </w:r>
+      <w:r>
+        <w:t xml:space="preserve">“PAC-NeRF: Physics Augmented Continuum Neural Radiance Fields for Geometry-Agnostic System Identification.”</w:t>
+      </w:r>
+      <w:r>
+        <w:t xml:space="preserve"> </w:t>
+      </w:r>
+      <w:r>
+        <w:t xml:space="preserve">In</w:t>
+      </w:r>
+      <w:r>
         <w:t xml:space="preserve"> </w:t>
       </w:r>
       <w:r>
@@ -9900,42 +10247,40 @@
           <w:iCs/>
           <w:i/>
         </w:rPr>
-        <w:t xml:space="preserve">on Learning Representations</w:t>
+        <w:t xml:space="preserve">International Conference on Learning Representations</w:t>
       </w:r>
       <w:r>
         <w:t xml:space="preserve">.</w:t>
       </w:r>
-    </w:p>
-    <w:p>
-      <w:pPr>
-        <w:pStyle w:val="BodyText"/>
-      </w:pPr>
-      <w:r>
-        <w:t xml:space="preserve">Hu, Yuanming, Jiancheng Liu, Andrew Spielberg, Joshua B. Tenenbaum,</w:t>
-      </w:r>
-      <w:r>
-        <w:t xml:space="preserve"> </w:t>
-      </w:r>
-      <w:r>
-        <w:t xml:space="preserve">William T. Freeman, Jiajun Wu, Daniela Rus, and Wojciech Matusik. 2019.</w:t>
-      </w:r>
-      <w:r>
-        <w:t xml:space="preserve"> </w:t>
-      </w:r>
-      <w:r>
-        <w:t xml:space="preserve">“</w:t>
-      </w:r>
-      <w:r>
-        <w:t xml:space="preserve">ChainQueen: A Real-Time Differentiable Physical Simulator for Soft</w:t>
-      </w:r>
-      <w:r>
-        <w:t xml:space="preserve"> </w:t>
-      </w:r>
-      <w:r>
-        <w:t xml:space="preserve">Robotics.</w:t>
-      </w:r>
-      <w:r>
-        <w:t xml:space="preserve">”</w:t>
+      <w:r>
+        <w:t xml:space="preserve"> </w:t>
+      </w:r>
+      <w:hyperlink r:id="rId93">
+        <w:r>
+          <w:rPr>
+            <w:rStyle w:val="Hyperlink"/>
+          </w:rPr>
+          <w:t xml:space="preserve">https://arxiv.org/abs/2303.05512</w:t>
+        </w:r>
+      </w:hyperlink>
+      <w:r>
+        <w:t xml:space="preserve">.</w:t>
+      </w:r>
+    </w:p>
+    <w:bookmarkEnd w:id="94"/>
+    <w:bookmarkStart w:id="95" w:name="ref-liu2025physflow"/>
+    <w:p>
+      <w:pPr>
+        <w:pStyle w:val="Bibliography"/>
+      </w:pPr>
+      <w:r>
+        <w:t xml:space="preserve">Liu, Zhuoman, Weicai Ye, Yan Luximon, Pengfei Wan, and Di Zhang. 2025.</w:t>
+      </w:r>
+      <w:r>
+        <w:t xml:space="preserve"> </w:t>
+      </w:r>
+      <w:r>
+        <w:t xml:space="preserve">“Unleashing the Potential of Multi-Modal Foundation Models and Video Diffusion for 4D Dynamic Physical Scene Simulation.”</w:t>
       </w:r>
       <w:r>
         <w:t xml:space="preserve"> </w:t>
@@ -9951,13 +10296,209 @@
           <w:iCs/>
           <w:i/>
         </w:rPr>
-        <w:t xml:space="preserve">IEEE International Conference on Robotics and</w:t>
+        <w:t xml:space="preserve">Proceedings of the IEEE/CVF Conference on Computer Vision and Pattern Recognition (CVPR)</w:t>
+      </w:r>
+      <w:r>
+        <w:t xml:space="preserve">, 11016–25.</w:t>
+      </w:r>
+    </w:p>
+    <w:bookmarkEnd w:id="95"/>
+    <w:bookmarkStart w:id="97" w:name="ref-oberkampf2007pcmm"/>
+    <w:p>
+      <w:pPr>
+        <w:pStyle w:val="Bibliography"/>
+      </w:pPr>
+      <w:r>
+        <w:t xml:space="preserve">Oberkampf, William L., Martin Pilch, and Timothy G. Trucano. 2007.</w:t>
+      </w:r>
+      <w:r>
+        <w:t xml:space="preserve"> </w:t>
+      </w:r>
+      <w:r>
+        <w:t xml:space="preserve">“Predictive Capability Maturity Model for Computational Modeling and Simulation.”</w:t>
+      </w:r>
+      <w:r>
+        <w:t xml:space="preserve"> </w:t>
+      </w:r>
+      <w:r>
+        <w:t xml:space="preserve">SAND2007-5948. Sandia National Laboratories.</w:t>
+      </w:r>
+      <w:r>
+        <w:t xml:space="preserve"> </w:t>
+      </w:r>
+      <w:hyperlink r:id="rId96">
+        <w:r>
+          <w:rPr>
+            <w:rStyle w:val="Hyperlink"/>
+          </w:rPr>
+          <w:t xml:space="preserve">https://doi.org/10.2172/976951</w:t>
+        </w:r>
+      </w:hyperlink>
+      <w:r>
+        <w:t xml:space="preserve">.</w:t>
+      </w:r>
+    </w:p>
+    <w:bookmarkEnd w:id="97"/>
+    <w:bookmarkStart w:id="99" w:name="ref-rho2026monophysics"/>
+    <w:p>
+      <w:pPr>
+        <w:pStyle w:val="Bibliography"/>
+      </w:pPr>
+      <w:r>
+        <w:t xml:space="preserve">Rho, Daniel, Jun Myeong Choi, Matthew Thornton, Biswadip Dey, and Roni Sengupta. 2026.</w:t>
+      </w:r>
+      <w:r>
+        <w:t xml:space="preserve"> </w:t>
+      </w:r>
+      <w:r>
+        <w:t xml:space="preserve">“MonoPhysics: Estimating Geometry, Appearance, and Physical Parameters from Monocular Videos.”</w:t>
+      </w:r>
+      <w:r>
+        <w:t xml:space="preserve"> </w:t>
+      </w:r>
+      <w:hyperlink r:id="rId98">
+        <w:r>
+          <w:rPr>
+            <w:rStyle w:val="Hyperlink"/>
+          </w:rPr>
+          <w:t xml:space="preserve">https://arxiv.org/abs/2605.30320</w:t>
+        </w:r>
+      </w:hyperlink>
+      <w:r>
+        <w:t xml:space="preserve">.</w:t>
+      </w:r>
+    </w:p>
+    <w:bookmarkEnd w:id="99"/>
+    <w:bookmarkStart w:id="101" w:name="ref-wada2026mphygs"/>
+    <w:p>
+      <w:pPr>
+        <w:pStyle w:val="Bibliography"/>
+      </w:pPr>
+      <w:r>
+        <w:t xml:space="preserve">Wada, Norika, Kohei Yamashita, Ryo Kawahara, and Ko Nishino. 2026.</w:t>
+      </w:r>
+      <w:r>
+        <w:t xml:space="preserve"> </w:t>
+      </w:r>
+      <w:r>
+        <w:t xml:space="preserve">“M-PhyGs: Multi-Material Object Dynamics from Video.”</w:t>
+      </w:r>
+      <w:r>
+        <w:t xml:space="preserve"> </w:t>
+      </w:r>
+      <w:r>
+        <w:t xml:space="preserve">In</w:t>
+      </w:r>
+      <w:r>
+        <w:t xml:space="preserve"> </w:t>
       </w:r>
       <w:r>
         <w:rPr>
           <w:iCs/>
           <w:i/>
         </w:rPr>
+        <w:t xml:space="preserve">Proceedings of the IEEE/CVF Conference on Computer Vision and Pattern Recognition (CVPR)</w:t>
+      </w:r>
+      <w:r>
+        <w:t xml:space="preserve">.</w:t>
+      </w:r>
+      <w:r>
+        <w:t xml:space="preserve"> </w:t>
+      </w:r>
+      <w:hyperlink r:id="rId100">
+        <w:r>
+          <w:rPr>
+            <w:rStyle w:val="Hyperlink"/>
+          </w:rPr>
+          <w:t xml:space="preserve">https://arxiv.org/abs/2512.16885</w:t>
+        </w:r>
+      </w:hyperlink>
+      <w:r>
+        <w:t xml:space="preserve">.</w:t>
+      </w:r>
+    </w:p>
+    <w:bookmarkEnd w:id="101"/>
+    <w:bookmarkStart w:id="103" w:name="ref-wang2026gauge"/>
+    <w:p>
+      <w:pPr>
+        <w:pStyle w:val="Bibliography"/>
+      </w:pPr>
+      <w:r>
+        <w:t xml:space="preserve">Wang, Shuai, Yaxin Feng, Xuekun Jiang, Shihan Tian, Ningyu Yan, Xing Shen, Chaoyang Lyu, et al. 2026.</w:t>
+      </w:r>
+      <w:r>
+        <w:t xml:space="preserve"> </w:t>
+      </w:r>
+      <w:r>
+        <w:t xml:space="preserve">“GAUGE: A Measurement-Grounded Benchmark for Physical Fidelity in Simulation Engines and Video World Models.”</w:t>
+      </w:r>
+      <w:r>
+        <w:t xml:space="preserve"> </w:t>
+      </w:r>
+      <w:hyperlink r:id="rId102">
+        <w:r>
+          <w:rPr>
+            <w:rStyle w:val="Hyperlink"/>
+          </w:rPr>
+          <w:t xml:space="preserve">https://arxiv.org/abs/2608.05948</w:t>
+        </w:r>
+      </w:hyperlink>
+      <w:r>
+        <w:t xml:space="preserve">.</w:t>
+      </w:r>
+    </w:p>
+    <w:bookmarkEnd w:id="103"/>
+    <w:bookmarkStart w:id="105" w:name="ref-wang2026identifiability"/>
+    <w:p>
+      <w:pPr>
+        <w:pStyle w:val="Bibliography"/>
+      </w:pPr>
+      <w:r>
+        <w:t xml:space="preserve">Wang, Yuanyuan, Wenjie Wang, Kun Zhang, and Mingming Gong. 2026.</w:t>
+      </w:r>
+      <w:r>
+        <w:t xml:space="preserve"> </w:t>
+      </w:r>
+      <w:r>
+        <w:t xml:space="preserve">“Physics from Video: Identifiability of Time-Invariant Second-Order ODEs Under Minimal Trajectory Conditions.”</w:t>
+      </w:r>
+      <w:r>
+        <w:t xml:space="preserve"> </w:t>
+      </w:r>
+      <w:hyperlink r:id="rId104">
+        <w:r>
+          <w:rPr>
+            <w:rStyle w:val="Hyperlink"/>
+          </w:rPr>
+          <w:t xml:space="preserve">https://arxiv.org/abs/2606.00115</w:t>
+        </w:r>
+      </w:hyperlink>
+      <w:r>
+        <w:t xml:space="preserve">.</w:t>
+      </w:r>
+    </w:p>
+    <w:bookmarkEnd w:id="105"/>
+    <w:bookmarkStart w:id="106" w:name="ref-xie2024physgaussian"/>
+    <w:p>
+      <w:pPr>
+        <w:pStyle w:val="Bibliography"/>
+      </w:pPr>
+      <w:r>
+        <w:t xml:space="preserve">Xie, Tianyi, Zeshun Zong, Yuxing Qiu, Xuan Li, Yutao Feng, Yin Yang, and Chenfanfu Jiang. 2024.</w:t>
+      </w:r>
+      <w:r>
+        <w:t xml:space="preserve"> </w:t>
+      </w:r>
+      <w:r>
+        <w:t xml:space="preserve">“PhysGaussian: Physics-Integrated 3D Gaussians for Generative Dynamics.”</w:t>
+      </w:r>
+      <w:r>
+        <w:t xml:space="preserve"> </w:t>
+      </w:r>
+      <w:r>
+        <w:t xml:space="preserve">In</w:t>
+      </w:r>
+      <w:r>
         <w:t xml:space="preserve"> </w:t>
       </w:r>
       <w:r>
@@ -9965,112 +10506,32 @@
           <w:iCs/>
           <w:i/>
         </w:rPr>
-        <w:t xml:space="preserve">Automation</w:t>
-      </w:r>
-      <w:r>
-        <w:t xml:space="preserve">, 6265–71. https://doi.org/10.1109/ICRA.2019.8794333.</w:t>
-      </w:r>
-    </w:p>
-    <w:p>
-      <w:pPr>
-        <w:pStyle w:val="BodyText"/>
-      </w:pPr>
-      <w:r>
-        <w:t xml:space="preserve">Khanbayov, Rasul, Mohamed Rayan Barhdadi, Erchin Serpedin, and Hasan</w:t>
-      </w:r>
-      <w:r>
-        <w:t xml:space="preserve"> </w:t>
-      </w:r>
-      <w:r>
-        <w:t xml:space="preserve">Kurban. 2026.</w:t>
-      </w:r>
-      <w:r>
-        <w:t xml:space="preserve"> </w:t>
-      </w:r>
-      <w:r>
-        <w:t xml:space="preserve">“</w:t>
-      </w:r>
-      <w:r>
-        <w:t xml:space="preserve">IRIS: A Real-World Benchmark for Inverse Recovery and</w:t>
-      </w:r>
-      <w:r>
-        <w:t xml:space="preserve"> </w:t>
-      </w:r>
-      <w:r>
-        <w:t xml:space="preserve">Identification of Physical Dynamic Systems from Monocular Video.</w:t>
-      </w:r>
-      <w:r>
-        <w:t xml:space="preserve">”</w:t>
-      </w:r>
-      <w:r>
-        <w:t xml:space="preserve"> </w:t>
-      </w:r>
-      <w:r>
-        <w:t xml:space="preserve">https://arxiv.org/abs/2603.16432.</w:t>
-      </w:r>
-    </w:p>
-    <w:p>
-      <w:pPr>
-        <w:pStyle w:val="BodyText"/>
-      </w:pPr>
-      <w:r>
-        <w:t xml:space="preserve">Laudy, Olav. 2026.</w:t>
-      </w:r>
-      <w:r>
-        <w:t xml:space="preserve"> </w:t>
-      </w:r>
-      <w:r>
-        <w:t xml:space="preserve">“</w:t>
-      </w:r>
-      <w:r>
-        <w:t xml:space="preserve">The Digital Twin Counterfactual Framework: A</w:t>
-      </w:r>
-      <w:r>
-        <w:t xml:space="preserve"> </w:t>
-      </w:r>
-      <w:r>
-        <w:t xml:space="preserve">Validation Architecture for Simulated Potential Outcomes.</w:t>
-      </w:r>
-      <w:r>
-        <w:t xml:space="preserve">”</w:t>
-      </w:r>
-      <w:r>
-        <w:t xml:space="preserve"> </w:t>
-      </w:r>
-      <w:r>
-        <w:t xml:space="preserve">https://arxiv.org/abs/2604.01325.</w:t>
-      </w:r>
-    </w:p>
-    <w:p>
-      <w:pPr>
-        <w:pStyle w:val="BodyText"/>
-      </w:pPr>
-      <w:r>
-        <w:t xml:space="preserve">Li, Xinyuan, Yu Guo, Yubei Tu, Yu Ji, Yanchen Liu, Jinwei Ye, and</w:t>
-      </w:r>
-      <w:r>
-        <w:t xml:space="preserve"> </w:t>
-      </w:r>
-      <w:r>
-        <w:t xml:space="preserve">Changxi Zheng. 2024.</w:t>
-      </w:r>
-      <w:r>
-        <w:t xml:space="preserve"> </w:t>
-      </w:r>
-      <w:r>
-        <w:t xml:space="preserve">“</w:t>
-      </w:r>
-      <w:r>
-        <w:t xml:space="preserve">Textureless Deformable Object Tracking with</w:t>
-      </w:r>
-      <w:r>
-        <w:t xml:space="preserve"> </w:t>
-      </w:r>
-      <w:r>
-        <w:t xml:space="preserve">Invisible Markers.</w:t>
-      </w:r>
-      <w:r>
-        <w:t xml:space="preserve">”</w:t>
+        <w:t xml:space="preserve">Proceedings of the IEEE/CVF Conference on Computer Vision and Pattern Recognition (CVPR)</w:t>
+      </w:r>
+      <w:r>
+        <w:t xml:space="preserve">, 4389–98.</w:t>
+      </w:r>
+    </w:p>
+    <w:bookmarkEnd w:id="106"/>
+    <w:bookmarkStart w:id="108" w:name="ref-zhang2024physdreamer"/>
+    <w:p>
+      <w:pPr>
+        <w:pStyle w:val="Bibliography"/>
+      </w:pPr>
+      <w:r>
+        <w:t xml:space="preserve">Zhang, Tianyuan, Hong-Xing Yu, Rundi Wu, Brandon Y. Feng, Changxi Zheng, Noah Snavely, Jiajun Wu, and William T. Freeman. 2024.</w:t>
+      </w:r>
+      <w:r>
+        <w:t xml:space="preserve"> </w:t>
+      </w:r>
+      <w:r>
+        <w:t xml:space="preserve">“PhysDreamer: Physics-Based Interaction with 3D Objects via Video Generation.”</w:t>
+      </w:r>
+      <w:r>
+        <w:t xml:space="preserve"> </w:t>
+      </w:r>
+      <w:r>
+        <w:t xml:space="preserve">In</w:t>
       </w:r>
       <w:r>
         <w:t xml:space="preserve"> </w:t>
@@ -10080,484 +10541,29 @@
           <w:iCs/>
           <w:i/>
         </w:rPr>
-        <w:t xml:space="preserve">IEEE Transactions on Pattern Analysis and</w:t>
-      </w:r>
-      <w:r>
-        <w:rPr>
-          <w:iCs/>
-          <w:i/>
-        </w:rPr>
-        <w:t xml:space="preserve"> </w:t>
-      </w:r>
-      <w:r>
-        <w:rPr>
-          <w:iCs/>
-          <w:i/>
-        </w:rPr>
-        <w:t xml:space="preserve">Machine Intelligence</w:t>
-      </w:r>
-      <w:r>
-        <w:t xml:space="preserve">. https://doi.org/10.1109/TPAMI.2024.3463422.</w:t>
-      </w:r>
-    </w:p>
-    <w:p>
-      <w:pPr>
-        <w:pStyle w:val="BodyText"/>
-      </w:pPr>
-      <w:r>
-        <w:t xml:space="preserve">Li, Xuan, Yi-Ling Qiao, Peter Yichen Chen, Krishna Murthy</w:t>
-      </w:r>
-      <w:r>
-        <w:t xml:space="preserve"> </w:t>
-      </w:r>
-      <w:r>
-        <w:t xml:space="preserve">Jatavallabhula, Ming C. Lin, Chenfanfu Jiang, and Chuang Gan. 2023.</w:t>
-      </w:r>
-      <w:r>
-        <w:t xml:space="preserve"> </w:t>
-      </w:r>
-      <w:r>
-        <w:t xml:space="preserve">“</w:t>
-      </w:r>
-      <w:r>
-        <w:t xml:space="preserve">PAC-NeRF: Physics Augmented Continuum Neural Radiance Fields for</w:t>
-      </w:r>
-      <w:r>
-        <w:t xml:space="preserve"> </w:t>
-      </w:r>
-      <w:r>
-        <w:t xml:space="preserve">Geometry-Agnostic System Identification.</w:t>
-      </w:r>
-      <w:r>
-        <w:t xml:space="preserve">”</w:t>
-      </w:r>
-      <w:r>
-        <w:t xml:space="preserve"> </w:t>
-      </w:r>
-      <w:r>
-        <w:t xml:space="preserve">In</w:t>
-      </w:r>
-      <w:r>
-        <w:t xml:space="preserve"> </w:t>
-      </w:r>
-      <w:r>
-        <w:rPr>
-          <w:iCs/>
-          <w:i/>
-        </w:rPr>
-        <w:t xml:space="preserve">International</w:t>
-      </w:r>
-      <w:r>
-        <w:rPr>
-          <w:iCs/>
-          <w:i/>
-        </w:rPr>
-        <w:t xml:space="preserve"> </w:t>
-      </w:r>
-      <w:r>
-        <w:rPr>
-          <w:iCs/>
-          <w:i/>
-        </w:rPr>
-        <w:t xml:space="preserve">Conference on Learning Representations</w:t>
-      </w:r>
+        <w:t xml:space="preserve">European Conference on Computer Vision (ECCV)</w:t>
+      </w:r>
+      <w:r>
+        <w:t xml:space="preserve">, 388–406.</w:t>
+      </w:r>
+      <w:r>
+        <w:t xml:space="preserve"> </w:t>
+      </w:r>
+      <w:hyperlink r:id="rId107">
+        <w:r>
+          <w:rPr>
+            <w:rStyle w:val="Hyperlink"/>
+          </w:rPr>
+          <w:t xml:space="preserve">https://doi.org/10.1007/978-3-031-72627-9_22</w:t>
+        </w:r>
+      </w:hyperlink>
       <w:r>
         <w:t xml:space="preserve">.</w:t>
       </w:r>
-      <w:r>
-        <w:t xml:space="preserve"> </w:t>
-      </w:r>
-      <w:r>
-        <w:t xml:space="preserve">https://arxiv.org/abs/2303.05512.</w:t>
-      </w:r>
-    </w:p>
-    <w:p>
-      <w:pPr>
-        <w:pStyle w:val="BodyText"/>
-      </w:pPr>
-      <w:r>
-        <w:t xml:space="preserve">Liu, Zhuoman, Weicai Ye, Yan Luximon, Pengfei Wan, and Di Zhang. 2025.</w:t>
-      </w:r>
-      <w:r>
-        <w:t xml:space="preserve"> </w:t>
-      </w:r>
-      <w:r>
-        <w:t xml:space="preserve">“</w:t>
-      </w:r>
-      <w:r>
-        <w:t xml:space="preserve">Unleashing the Potential of Multi-Modal Foundation Models and Video</w:t>
-      </w:r>
-      <w:r>
-        <w:t xml:space="preserve"> </w:t>
-      </w:r>
-      <w:r>
-        <w:t xml:space="preserve">Diffusion for 4D Dynamic Physical Scene Simulation.</w:t>
-      </w:r>
-      <w:r>
-        <w:t xml:space="preserve">”</w:t>
-      </w:r>
-      <w:r>
-        <w:t xml:space="preserve"> </w:t>
-      </w:r>
-      <w:r>
-        <w:t xml:space="preserve">In</w:t>
-      </w:r>
-      <w:r>
-        <w:t xml:space="preserve"> </w:t>
-      </w:r>
-      <w:r>
-        <w:rPr>
-          <w:iCs/>
-          <w:i/>
-        </w:rPr>
-        <w:t xml:space="preserve">Proceedings of the IEEE/CVF Conference on Computer Vision and</w:t>
-      </w:r>
-      <w:r>
-        <w:rPr>
-          <w:iCs/>
-          <w:i/>
-        </w:rPr>
-        <w:t xml:space="preserve"> </w:t>
-      </w:r>
-      <w:r>
-        <w:rPr>
-          <w:iCs/>
-          <w:i/>
-        </w:rPr>
-        <w:t xml:space="preserve">Pattern Recognition</w:t>
-      </w:r>
-      <w:r>
-        <w:t xml:space="preserve">, 11016–25.</w:t>
-      </w:r>
-    </w:p>
-    <w:p>
-      <w:pPr>
-        <w:pStyle w:val="BodyText"/>
-      </w:pPr>
-      <w:r>
-        <w:t xml:space="preserve">Oberkampf, William L., Martin Pilch, and Timothy G. Trucano. 2007.</w:t>
-      </w:r>
-      <w:r>
-        <w:t xml:space="preserve"> </w:t>
-      </w:r>
-      <w:r>
-        <w:t xml:space="preserve">“</w:t>
-      </w:r>
-      <w:r>
-        <w:t xml:space="preserve">Predictive Capability Maturity Model for Computational Modeling and</w:t>
-      </w:r>
-      <w:r>
-        <w:t xml:space="preserve"> </w:t>
-      </w:r>
-      <w:r>
-        <w:t xml:space="preserve">Simulation.</w:t>
-      </w:r>
-      <w:r>
-        <w:t xml:space="preserve">”</w:t>
-      </w:r>
-      <w:r>
-        <w:t xml:space="preserve"> </w:t>
-      </w:r>
-      <w:r>
-        <w:t xml:space="preserve">SAND2007-5948. Sandia National Laboratories.</w:t>
-      </w:r>
-      <w:r>
-        <w:t xml:space="preserve"> </w:t>
-      </w:r>
-      <w:r>
-        <w:t xml:space="preserve">https://doi.org/10.2172/976951.</w:t>
-      </w:r>
-    </w:p>
-    <w:p>
-      <w:pPr>
-        <w:pStyle w:val="BodyText"/>
-      </w:pPr>
-      <w:r>
-        <w:t xml:space="preserve">Rho, Daniel, Jun Myeong Choi, Matthew Thornton, Biswadip Dey, and Roni</w:t>
-      </w:r>
-      <w:r>
-        <w:t xml:space="preserve"> </w:t>
-      </w:r>
-      <w:r>
-        <w:t xml:space="preserve">Sengupta. 2026.</w:t>
-      </w:r>
-      <w:r>
-        <w:t xml:space="preserve"> </w:t>
-      </w:r>
-      <w:r>
-        <w:t xml:space="preserve">“</w:t>
-      </w:r>
-      <w:r>
-        <w:t xml:space="preserve">MonoPhysics: Estimating Geometry, Appearance, and</w:t>
-      </w:r>
-      <w:r>
-        <w:t xml:space="preserve"> </w:t>
-      </w:r>
-      <w:r>
-        <w:t xml:space="preserve">Physical Parameters from Monocular Videos.</w:t>
-      </w:r>
-      <w:r>
-        <w:t xml:space="preserve">”</w:t>
-      </w:r>
-      <w:r>
-        <w:t xml:space="preserve"> </w:t>
-      </w:r>
-      <w:r>
-        <w:t xml:space="preserve">https://arxiv.org/abs/2605.30320.</w:t>
-      </w:r>
-    </w:p>
-    <w:p>
-      <w:pPr>
-        <w:pStyle w:val="BodyText"/>
-      </w:pPr>
-      <w:r>
-        <w:t xml:space="preserve">Wada, Norika, Kohei Yamashita, Ryo Kawahara, and Ko Nishino. 2026.</w:t>
-      </w:r>
-      <w:r>
-        <w:t xml:space="preserve"> </w:t>
-      </w:r>
-      <w:r>
-        <w:t xml:space="preserve">“</w:t>
-      </w:r>
-      <w:r>
-        <w:t xml:space="preserve">M-PhyGs: Multi-Material Object Dynamics from Video.</w:t>
-      </w:r>
-      <w:r>
-        <w:t xml:space="preserve">”</w:t>
-      </w:r>
-      <w:r>
-        <w:t xml:space="preserve"> </w:t>
-      </w:r>
-      <w:r>
-        <w:t xml:space="preserve">https://arxiv.org/abs/2512.16885.</w:t>
-      </w:r>
-    </w:p>
-    <w:p>
-      <w:pPr>
-        <w:pStyle w:val="BodyText"/>
-      </w:pPr>
-      <w:r>
-        <w:t xml:space="preserve">Wang, Shuai, Yaxin Feng, Xuekun Jiang, Shihan Tian, Ningyu Yan, Xing</w:t>
-      </w:r>
-      <w:r>
-        <w:t xml:space="preserve"> </w:t>
-      </w:r>
-      <w:r>
-        <w:t xml:space="preserve">Shen, Chaoyang Lyu, et al. 2026.</w:t>
-      </w:r>
-      <w:r>
-        <w:t xml:space="preserve"> </w:t>
-      </w:r>
-      <w:r>
-        <w:t xml:space="preserve">“</w:t>
-      </w:r>
-      <w:r>
-        <w:t xml:space="preserve">GAUGE: A Measurement-Grounded</w:t>
-      </w:r>
-      <w:r>
-        <w:t xml:space="preserve"> </w:t>
-      </w:r>
-      <w:r>
-        <w:t xml:space="preserve">Benchmark for Physical Fidelity in Simulation Engines and Video World</w:t>
-      </w:r>
-      <w:r>
-        <w:t xml:space="preserve"> </w:t>
-      </w:r>
-      <w:r>
-        <w:t xml:space="preserve">Models.</w:t>
-      </w:r>
-      <w:r>
-        <w:t xml:space="preserve">”</w:t>
-      </w:r>
-      <w:r>
-        <w:t xml:space="preserve"> </w:t>
-      </w:r>
-      <w:r>
-        <w:t xml:space="preserve">https://arxiv.org/abs/2608.05948.</w:t>
-      </w:r>
-    </w:p>
-    <w:p>
-      <w:pPr>
-        <w:pStyle w:val="BodyText"/>
-      </w:pPr>
-      <w:r>
-        <w:t xml:space="preserve">Wang, Yuanyuan, Wenjie Wang, Kun Zhang, and Mingming Gong. 2026.</w:t>
-      </w:r>
-      <w:r>
-        <w:t xml:space="preserve"> </w:t>
-      </w:r>
-      <w:r>
-        <w:t xml:space="preserve">“</w:t>
-      </w:r>
-      <w:r>
-        <w:t xml:space="preserve">Physics from Video: Identifiability of Time-Invariant Second-Order</w:t>
-      </w:r>
-      <w:r>
-        <w:t xml:space="preserve"> </w:t>
-      </w:r>
-      <w:r>
-        <w:t xml:space="preserve">ODEs Under Minimal Trajectory Conditions.</w:t>
-      </w:r>
-      <w:r>
-        <w:t xml:space="preserve">”</w:t>
-      </w:r>
-      <w:r>
-        <w:t xml:space="preserve"> </w:t>
-      </w:r>
-      <w:r>
-        <w:t xml:space="preserve">In</w:t>
-      </w:r>
-      <w:r>
-        <w:t xml:space="preserve"> </w:t>
-      </w:r>
-      <w:r>
-        <w:rPr>
-          <w:iCs/>
-          <w:i/>
-        </w:rPr>
-        <w:t xml:space="preserve">International</w:t>
-      </w:r>
-      <w:r>
-        <w:rPr>
-          <w:iCs/>
-          <w:i/>
-        </w:rPr>
-        <w:t xml:space="preserve"> </w:t>
-      </w:r>
-      <w:r>
-        <w:rPr>
-          <w:iCs/>
-          <w:i/>
-        </w:rPr>
-        <w:t xml:space="preserve">Conference on Machine Learning</w:t>
-      </w:r>
-      <w:r>
-        <w:t xml:space="preserve">. https://arxiv.org/abs/2606.00115.</w:t>
-      </w:r>
-    </w:p>
-    <w:p>
-      <w:pPr>
-        <w:pStyle w:val="BodyText"/>
-      </w:pPr>
-      <w:r>
-        <w:t xml:space="preserve">Xie, Tianyi, Zeshun Zong, Yuxing Qiu, Xuan Li, Yutao Feng, Yin Yang, and</w:t>
-      </w:r>
-      <w:r>
-        <w:t xml:space="preserve"> </w:t>
-      </w:r>
-      <w:r>
-        <w:t xml:space="preserve">Chenfanfu Jiang. 2024.</w:t>
-      </w:r>
-      <w:r>
-        <w:t xml:space="preserve"> </w:t>
-      </w:r>
-      <w:r>
-        <w:t xml:space="preserve">“</w:t>
-      </w:r>
-      <w:r>
-        <w:t xml:space="preserve">PhysGaussian: Physics-Integrated 3D Gaussians</w:t>
-      </w:r>
-      <w:r>
-        <w:t xml:space="preserve"> </w:t>
-      </w:r>
-      <w:r>
-        <w:t xml:space="preserve">for Generative Dynamics.</w:t>
-      </w:r>
-      <w:r>
-        <w:t xml:space="preserve">”</w:t>
-      </w:r>
-      <w:r>
-        <w:t xml:space="preserve"> </w:t>
-      </w:r>
-      <w:r>
-        <w:t xml:space="preserve">In</w:t>
-      </w:r>
-      <w:r>
-        <w:t xml:space="preserve"> </w:t>
-      </w:r>
-      <w:r>
-        <w:rPr>
-          <w:iCs/>
-          <w:i/>
-        </w:rPr>
-        <w:t xml:space="preserve">Proceedings of the IEEE/CVF</w:t>
-      </w:r>
-      <w:r>
-        <w:rPr>
-          <w:iCs/>
-          <w:i/>
-        </w:rPr>
-        <w:t xml:space="preserve"> </w:t>
-      </w:r>
-      <w:r>
-        <w:rPr>
-          <w:iCs/>
-          <w:i/>
-        </w:rPr>
-        <w:t xml:space="preserve">Conference on Computer Vision and Pattern Recognition</w:t>
-      </w:r>
-      <w:r>
-        <w:t xml:space="preserve">, 4389–98.</w:t>
-      </w:r>
-    </w:p>
-    <w:p>
-      <w:pPr>
-        <w:pStyle w:val="BodyText"/>
-      </w:pPr>
-      <w:r>
-        <w:t xml:space="preserve">Zhang, Tianyuan, Hong-Xing Yu, Rundi Wu, Brandon Y. Feng, Changxi Zheng,</w:t>
-      </w:r>
-      <w:r>
-        <w:t xml:space="preserve"> </w:t>
-      </w:r>
-      <w:r>
-        <w:t xml:space="preserve">Noah Snavely, Jiajun Wu, and William T. Freeman. 2024.</w:t>
-      </w:r>
-      <w:r>
-        <w:t xml:space="preserve"> </w:t>
-      </w:r>
-      <w:r>
-        <w:t xml:space="preserve">“</w:t>
-      </w:r>
-      <w:r>
-        <w:t xml:space="preserve">PhysDreamer:</w:t>
-      </w:r>
-      <w:r>
-        <w:t xml:space="preserve"> </w:t>
-      </w:r>
-      <w:r>
-        <w:t xml:space="preserve">Physics-Based Interaction with 3D Objects via Video Generation.</w:t>
-      </w:r>
-      <w:r>
-        <w:t xml:space="preserve">”</w:t>
-      </w:r>
-      <w:r>
-        <w:t xml:space="preserve"> </w:t>
-      </w:r>
-      <w:r>
-        <w:t xml:space="preserve">In</w:t>
-      </w:r>
-      <w:r>
-        <w:t xml:space="preserve"> </w:t>
-      </w:r>
-      <w:r>
-        <w:rPr>
-          <w:iCs/>
-          <w:i/>
-        </w:rPr>
-        <w:t xml:space="preserve">European Conference on Computer Vision</w:t>
-      </w:r>
-      <w:r>
-        <w:t xml:space="preserve">, 388–406.</w:t>
-      </w:r>
-      <w:r>
-        <w:t xml:space="preserve"> </w:t>
-      </w:r>
-      <w:r>
-        <w:t xml:space="preserve">https://doi.org/10.1007/978-3-031-72627-9_22.</w:t>
-      </w:r>
-    </w:p>
-    <w:bookmarkEnd w:id="82"/>
+    </w:p>
+    <w:bookmarkEnd w:id="108"/>
+    <w:bookmarkEnd w:id="109"/>
+    <w:bookmarkEnd w:id="110"/>
     <w:sectPr/>
   </w:body>
 </w:document>

--- a/paper/Reality_Probe_Manuscript.docx
+++ b/paper/Reality_Probe_Manuscript.docx
@@ -5622,7 +5622,7 @@
     </w:p>
     <w:bookmarkEnd w:id="45"/>
     <w:bookmarkEnd w:id="46"/>
-    <w:bookmarkStart w:id="62" w:name="experimental-program"/>
+    <w:bookmarkStart w:id="64" w:name="experimental-program"/>
     <w:p>
       <w:pPr>
         <w:pStyle w:val="Heading1"/>
@@ -6068,12 +6068,331 @@
         </w:tc>
       </w:tr>
     </w:tbl>
-    <w:bookmarkStart w:id="47" w:name="d1-constructed-positive-control"/>
+    <w:bookmarkStart w:id="47" w:name="X7f7720492d4ec9fc62c216e6cb9b5e9bc68f7da"/>
     <w:p>
       <w:pPr>
         <w:pStyle w:val="Heading2"/>
       </w:pPr>
       <w:r>
+        <w:t xml:space="preserve">Graphics-facing benchmark and visual evidence coverage</w:t>
+      </w:r>
+    </w:p>
+    <w:p>
+      <w:pPr>
+        <w:pStyle w:val="FirstParagraph"/>
+      </w:pPr>
+      <w:r>
+        <w:t xml:space="preserve">A graphics submission needs recognizable benchmark evidence and inspectable visual consequences, not only an internal systems ledger. We therefore make the evidence surface explicit rather than asking the reader to infer it from the implementation. Table </w:t>
+      </w:r>
+      <w:hyperlink w:anchor="tab:graphics-evidence">
+        <w:r>
+          <w:rPr>
+            <w:rStyle w:val="Hyperlink"/>
+          </w:rPr>
+          <w:t xml:space="preserve">[tab:graphics-evidence]</w:t>
+        </w:r>
+      </w:hyperlink>
+      <w:r>
+        <w:t xml:space="preserve"> </w:t>
+      </w:r>
+      <w:r>
+        <w:t xml:space="preserve">separates public measured datasets, controlled synthetic evaluation, and visualization-only geometry. This classification does not change any experimental gate or elevate retrospective evidence into prospective confirmation.</w:t>
+      </w:r>
+    </w:p>
+    <w:tbl>
+      <w:tblPr>
+        <w:tblStyle w:val="Table"/>
+        <w:tblW w:type="auto" w:w="0"/>
+        <w:tblLook w:firstRow="1" w:lastRow="0" w:firstColumn="0" w:lastColumn="0" w:noHBand="0" w:noVBand="0" w:val="0020"/>
+        <w:jc w:val="start"/>
+      </w:tblPr>
+      <w:tblGrid>
+        <w:gridCol w:w="1980"/>
+        <w:gridCol w:w="1980"/>
+        <w:gridCol w:w="1980"/>
+        <w:gridCol w:w="1980"/>
+      </w:tblGrid>
+      <w:tr>
+        <w:trPr>
+          <w:tblHeader w:val="true"/>
+        </w:trPr>
+        <w:tc>
+          <w:tcPr/>
+          <w:p>
+            <w:pPr>
+              <w:pStyle w:val="Compact"/>
+              <w:jc w:val="left"/>
+            </w:pPr>
+            <w:r>
+              <w:t xml:space="preserve">Source</w:t>
+            </w:r>
+          </w:p>
+        </w:tc>
+        <w:tc>
+          <w:tcPr/>
+          <w:p>
+            <w:pPr>
+              <w:pStyle w:val="Compact"/>
+              <w:jc w:val="left"/>
+            </w:pPr>
+            <w:r>
+              <w:t xml:space="preserve">Evidence class</w:t>
+            </w:r>
+          </w:p>
+        </w:tc>
+        <w:tc>
+          <w:tcPr/>
+          <w:p>
+            <w:pPr>
+              <w:pStyle w:val="Compact"/>
+              <w:jc w:val="left"/>
+            </w:pPr>
+            <w:r>
+              <w:t xml:space="preserve">What it contributes</w:t>
+            </w:r>
+          </w:p>
+        </w:tc>
+        <w:tc>
+          <w:tcPr/>
+          <w:p>
+            <w:pPr>
+              <w:pStyle w:val="Compact"/>
+              <w:jc w:val="left"/>
+            </w:pPr>
+            <w:r>
+              <w:t xml:space="preserve">Claim boundary</w:t>
+            </w:r>
+          </w:p>
+        </w:tc>
+      </w:tr>
+      <w:tr>
+        <w:tc>
+          <w:tcPr/>
+          <w:p>
+            <w:pPr>
+              <w:pStyle w:val="Compact"/>
+              <w:jc w:val="left"/>
+            </w:pPr>
+            <w:r>
+              <w:t xml:space="preserve">DOT C2</w:t>
+            </w:r>
+            <w:r>
+              <w:t xml:space="preserve"> </w:t>
+            </w:r>
+            <w:r>
+              <w:t xml:space="preserve">(Xinyuan Li et al. 2025)</w:t>
+            </w:r>
+          </w:p>
+        </w:tc>
+        <w:tc>
+          <w:tcPr/>
+          <w:p>
+            <w:pPr>
+              <w:pStyle w:val="Compact"/>
+              <w:jc w:val="left"/>
+            </w:pPr>
+            <w:r>
+              <w:t xml:space="preserve">Public measured trajectories</w:t>
+            </w:r>
+          </w:p>
+        </w:tc>
+        <w:tc>
+          <w:tcPr/>
+          <w:p>
+            <w:pPr>
+              <w:pStyle w:val="Compact"/>
+              <w:jc w:val="left"/>
+            </w:pPr>
+            <w:r>
+              <w:t xml:space="preserve">End-to-end captured-world ingestion, fit/held-out replay, local rewrite, and rollback on measured motion.</w:t>
+            </w:r>
+          </w:p>
+        </w:tc>
+        <w:tc>
+          <w:tcPr/>
+          <w:p>
+            <w:pPr>
+              <w:pStyle w:val="Compact"/>
+              <w:jc w:val="left"/>
+            </w:pPr>
+            <w:r>
+              <w:t xml:space="preserve">Stress-free state, loads, thickness, mass, and constitutive ground truth are not supplied; fitted material values remain model-conditioned.</w:t>
+            </w:r>
+          </w:p>
+        </w:tc>
+      </w:tr>
+      <w:tr>
+        <w:tc>
+          <w:tcPr/>
+          <w:p>
+            <w:pPr>
+              <w:pStyle w:val="Compact"/>
+              <w:jc w:val="left"/>
+            </w:pPr>
+            <w:r>
+              <w:t xml:space="preserve">GAUGE foam shearing</w:t>
+            </w:r>
+            <w:r>
+              <w:t xml:space="preserve"> </w:t>
+            </w:r>
+            <w:r>
+              <w:t xml:space="preserve">(S. Wang et al. 2026)</w:t>
+            </w:r>
+          </w:p>
+        </w:tc>
+        <w:tc>
+          <w:tcPr/>
+          <w:p>
+            <w:pPr>
+              <w:pStyle w:val="Compact"/>
+              <w:jc w:val="left"/>
+            </w:pPr>
+            <w:r>
+              <w:t xml:space="preserve">Public measured benchmark</w:t>
+            </w:r>
+          </w:p>
+        </w:tc>
+        <w:tc>
+          <w:tcPr/>
+          <w:p>
+            <w:pPr>
+              <w:pStyle w:val="Compact"/>
+              <w:jc w:val="left"/>
+            </w:pPr>
+            <w:r>
+              <w:t xml:space="preserve">Ten held-out repeats for a measured channel-contradiction analysis.</w:t>
+            </w:r>
+          </w:p>
+        </w:tc>
+        <w:tc>
+          <w:tcPr/>
+          <w:p>
+            <w:pPr>
+              <w:pStyle w:val="Compact"/>
+              <w:jc w:val="left"/>
+            </w:pPr>
+            <w:r>
+              <w:t xml:space="preserve">Retrospective/post-hoc evidence only; it is not fresh prospective confirmation of DCS.</w:t>
+            </w:r>
+          </w:p>
+        </w:tc>
+      </w:tr>
+      <w:tr>
+        <w:tc>
+          <w:tcPr/>
+          <w:p>
+            <w:pPr>
+              <w:pStyle w:val="Compact"/>
+              <w:jc w:val="left"/>
+            </w:pPr>
+            <w:r>
+              <w:t xml:space="preserve">D2/D3/D4V + OFC</w:t>
+            </w:r>
+          </w:p>
+        </w:tc>
+        <w:tc>
+          <w:tcPr/>
+          <w:p>
+            <w:pPr>
+              <w:pStyle w:val="Compact"/>
+              <w:jc w:val="left"/>
+            </w:pPr>
+            <w:r>
+              <w:t xml:space="preserve">Frozen controlled synthetic</w:t>
+            </w:r>
+          </w:p>
+        </w:tc>
+        <w:tc>
+          <w:tcPr/>
+          <w:p>
+            <w:pPr>
+              <w:pStyle w:val="Compact"/>
+              <w:jc w:val="left"/>
+            </w:pPr>
+            <w:r>
+              <w:t xml:space="preserve">Known-ground-truth falsification, pair-specific repair evaluation, and orthogonal force-compliance observability under a frozen decision rule.</w:t>
+            </w:r>
+          </w:p>
+        </w:tc>
+        <w:tc>
+          <w:tcPr/>
+          <w:p>
+            <w:pPr>
+              <w:pStyle w:val="Compact"/>
+              <w:jc w:val="left"/>
+            </w:pPr>
+            <w:r>
+              <w:t xml:space="preserve">Controlled evidence, not a measured-world benchmark.</w:t>
+            </w:r>
+          </w:p>
+        </w:tc>
+      </w:tr>
+      <w:tr>
+        <w:tc>
+          <w:tcPr/>
+          <w:p>
+            <w:pPr>
+              <w:pStyle w:val="Compact"/>
+              <w:jc w:val="left"/>
+            </w:pPr>
+            <w:r>
+              <w:t xml:space="preserve">Stanford Bunny visual suite</w:t>
+            </w:r>
+          </w:p>
+        </w:tc>
+        <w:tc>
+          <w:tcPr/>
+          <w:p>
+            <w:pPr>
+              <w:pStyle w:val="Compact"/>
+              <w:jc w:val="left"/>
+            </w:pPr>
+            <w:r>
+              <w:t xml:space="preserve">Public geometry visualization carrier</w:t>
+            </w:r>
+          </w:p>
+        </w:tc>
+        <w:tc>
+          <w:tcPr/>
+          <w:p>
+            <w:pPr>
+              <w:pStyle w:val="Compact"/>
+              <w:jc w:val="left"/>
+            </w:pPr>
+            <w:r>
+              <w:t xml:space="preserve">Solver-driven deformation, force direction, mechanism fingerprints, and residual fields for qualitative inspection.</w:t>
+            </w:r>
+          </w:p>
+        </w:tc>
+        <w:tc>
+          <w:tcPr/>
+          <w:p>
+            <w:pPr>
+              <w:pStyle w:val="Compact"/>
+              <w:jc w:val="left"/>
+            </w:pPr>
+            <w:r>
+              <w:t xml:space="preserve">Visualization only; the bunny is not benchmark geometry and contributes no quantitative result.</w:t>
+            </w:r>
+          </w:p>
+        </w:tc>
+      </w:tr>
+    </w:tbl>
+    <w:p>
+      <w:pPr>
+        <w:pStyle w:val="BodyText"/>
+      </w:pPr>
+      <w:r>
+        <w:t xml:space="preserve">The paper’s deceptive-repair, same-probe, force-fingerprint, residual-field, signal-gain, and information-limit panels are generated from committed solver trajectories or frozen result ledgers. They are intended to show what the tested physical differences look like, while the numerical conclusions continue to come from the JSON/CSV evidence records. In other words, the visual layer exposes the consequence of the experiments without becoming a second, informal source of truth.</w:t>
+      </w:r>
+    </w:p>
+    <w:bookmarkEnd w:id="47"/>
+    <w:bookmarkStart w:id="48" w:name="d1-constructed-positive-control"/>
+    <w:p>
+      <w:pPr>
+        <w:pStyle w:val="Heading2"/>
+      </w:pPr>
+      <w:r>
         <w:t xml:space="preserve">D1: constructed positive</w:t>
       </w:r>
       <w:r>
@@ -6121,8 +6440,8 @@
         <w:t xml:space="preserve">does not establish prospective generalization.</w:t>
       </w:r>
     </w:p>
-    <w:bookmarkEnd w:id="47"/>
-    <w:bookmarkStart w:id="48" w:name="X41c47970b6522d3a2b72747ac3fe401ff26cfd1"/>
+    <w:bookmarkEnd w:id="48"/>
+    <w:bookmarkStart w:id="49" w:name="X41c47970b6522d3a2b72747ac3fe401ff26cfd1"/>
     <w:p>
       <w:pPr>
         <w:pStyle w:val="Heading2"/>
@@ -6280,8 +6599,8 @@
         <w:t xml:space="preserve">numerically well satisfied while the physical evidence remains weak.</w:t>
       </w:r>
     </w:p>
-    <w:bookmarkEnd w:id="48"/>
-    <w:bookmarkStart w:id="49" w:name="Xf6145b8dcd36357eedff00e9298d6d974c6069c"/>
+    <w:bookmarkEnd w:id="49"/>
+    <w:bookmarkStart w:id="50" w:name="Xf6145b8dcd36357eedff00e9298d6d974c6069c"/>
     <w:p>
       <w:pPr>
         <w:pStyle w:val="Heading2"/>
@@ -6448,8 +6767,8 @@
         <w:t xml:space="preserve">informative about the competing physical worlds.</w:t>
       </w:r>
     </w:p>
-    <w:bookmarkEnd w:id="49"/>
-    <w:bookmarkStart w:id="54" w:name="d4v-pair-specific-repair-veto"/>
+    <w:bookmarkEnd w:id="50"/>
+    <w:bookmarkStart w:id="55" w:name="d4v-pair-specific-repair-veto"/>
     <w:p>
       <w:pPr>
         <w:pStyle w:val="Heading2"/>
@@ -6541,7 +6860,7 @@
         <w:t xml:space="preserve">proposal landscape.</w:t>
       </w:r>
     </w:p>
-    <w:bookmarkStart w:id="50" w:name="tab:populations"/>
+    <w:bookmarkStart w:id="51" w:name="tab:populations"/>
     <w:p>
       <w:pPr>
         <w:pStyle w:val="TableCaption"/>
@@ -6718,7 +7037,7 @@
         </w:tc>
       </w:tr>
     </w:tbl>
-    <w:bookmarkEnd w:id="50"/>
+    <w:bookmarkEnd w:id="51"/>
     <w:p>
       <w:pPr>
         <w:pStyle w:val="CaptionedFigure"/>
@@ -6728,18 +7047,18 @@
           <wp:inline>
             <wp:extent cx="5334000" cy="3000375"/>
             <wp:effectExtent b="0" l="0" r="0" t="0"/>
-            <wp:docPr descr="" title="" id="52" name="Picture"/>
+            <wp:docPr descr="" title="" id="53" name="Picture"/>
             <a:graphic>
               <a:graphicData uri="http://schemas.openxmlformats.org/drawingml/2006/picture">
                 <pic:pic>
                   <pic:nvPicPr>
-                    <pic:cNvPr descr="../docs/readme_assets/03_deception_map.png" id="53" name="Picture"/>
+                    <pic:cNvPr descr="../docs/readme_assets/03_deception_map.png" id="54" name="Picture"/>
                     <pic:cNvPicPr>
                       <a:picLocks noChangeArrowheads="1" noChangeAspect="1"/>
                     </pic:cNvPicPr>
                   </pic:nvPicPr>
                   <pic:blipFill>
-                    <a:blip r:embed="rId51"/>
+                    <a:blip r:embed="rId52"/>
                     <a:stretch>
                       <a:fillRect/>
                     </a:stretch>
@@ -6824,8 +7143,8 @@
         <w:t xml:space="preserve">does not modify any frozen gate.</w:t>
       </w:r>
     </w:p>
-    <w:bookmarkEnd w:id="54"/>
-    <w:bookmarkStart w:id="55" w:name="measured-source-engineering-check"/>
+    <w:bookmarkEnd w:id="55"/>
+    <w:bookmarkStart w:id="57" w:name="measured-source-engineering-check"/>
     <w:p>
       <w:pPr>
         <w:pStyle w:val="Heading2"/>
@@ -6911,8 +7230,334 @@
         <w:t xml:space="preserve">but is not used as evidence for the central deceptive-repair claim.</w:t>
       </w:r>
     </w:p>
-    <w:bookmarkEnd w:id="55"/>
-    <w:bookmarkStart w:id="57" w:name="X1b18b49aba2e238a53cbe3b21e85f790f413fde"/>
+    <w:bookmarkStart w:id="56" w:name="tab:dot-c2"/>
+    <w:p>
+      <w:pPr>
+        <w:pStyle w:val="TableCaption"/>
+      </w:pPr>
+      <w:r>
+        <w:t xml:space="preserve">Public DOT C2 measured-source engineering check. The material parameters are model-conditioned effective values, not material ground truth.</w:t>
+      </w:r>
+    </w:p>
+    <w:tbl>
+      <w:tblPr>
+        <w:tblStyle w:val="Table"/>
+        <w:tblW w:type="pct" w:w="2350"/>
+        <w:tblLook w:firstRow="1" w:lastRow="0" w:firstColumn="0" w:lastColumn="0" w:noHBand="0" w:noVBand="0" w:val="0020"/>
+        <w:jc w:val="start"/>
+        <w:tblCaption w:val="Public DOT C2 measured-source engineering check. The material parameters are model-conditioned effective values, not material ground truth."/>
+      </w:tblPr>
+      <w:tblGrid>
+        <w:gridCol w:w="0"/>
+        <w:gridCol w:w="3722"/>
+      </w:tblGrid>
+      <w:tr>
+        <w:trPr>
+          <w:tblHeader w:val="true"/>
+        </w:trPr>
+        <w:tc>
+          <w:tcPr/>
+          <w:p>
+            <w:pPr>
+              <w:pStyle w:val="Compact"/>
+              <w:jc w:val="left"/>
+            </w:pPr>
+            <w:r>
+              <w:t xml:space="preserve">Quantity</w:t>
+            </w:r>
+          </w:p>
+        </w:tc>
+        <w:tc>
+          <w:tcPr/>
+          <w:p>
+            <w:pPr>
+              <w:pStyle w:val="Compact"/>
+              <w:jc w:val="left"/>
+            </w:pPr>
+            <w:r>
+              <w:t xml:space="preserve">Result</w:t>
+            </w:r>
+          </w:p>
+        </w:tc>
+      </w:tr>
+      <w:tr>
+        <w:tc>
+          <w:tcPr/>
+          <w:p>
+            <w:pPr>
+              <w:pStyle w:val="Compact"/>
+              <w:jc w:val="left"/>
+            </w:pPr>
+            <w:r>
+              <w:t xml:space="preserve">Measured correspondence points</w:t>
+            </w:r>
+          </w:p>
+        </w:tc>
+        <w:tc>
+          <w:tcPr/>
+          <w:p>
+            <w:pPr>
+              <w:pStyle w:val="Compact"/>
+            </w:pPr>
+          </w:p>
+        </w:tc>
+      </w:tr>
+      <w:tr>
+        <w:tc>
+          <w:tcPr/>
+          <w:p>
+            <w:pPr>
+              <w:pStyle w:val="Compact"/>
+              <w:jc w:val="left"/>
+            </w:pPr>
+            <w:r>
+              <w:t xml:space="preserve">Trajectory observations (fit / held-out)</w:t>
+            </w:r>
+          </w:p>
+        </w:tc>
+        <w:tc>
+          <w:tcPr/>
+          <w:p>
+            <w:pPr>
+              <w:pStyle w:val="Compact"/>
+              <w:jc w:val="left"/>
+            </w:pPr>
+            <w:r>
+              <w:t xml:space="preserve">(585 / 90)</w:t>
+            </w:r>
+          </w:p>
+        </w:tc>
+      </w:tr>
+      <w:tr>
+        <w:tc>
+          <w:tcPr/>
+          <w:p>
+            <w:pPr>
+              <w:pStyle w:val="Compact"/>
+              <w:jc w:val="left"/>
+            </w:pPr>
+            <w:r>
+              <w:t xml:space="preserve">Effective</w:t>
+            </w:r>
+            <w:r>
+              <w:t xml:space="preserve"> </w:t>
+            </w:r>
+            <m:oMath>
+              <m:r>
+                <m:t>E</m:t>
+              </m:r>
+              <m:r>
+                <m:rPr>
+                  <m:sty m:val="p"/>
+                </m:rPr>
+                <m:t>,</m:t>
+              </m:r>
+              <m:r>
+                <m:t>ν</m:t>
+              </m:r>
+            </m:oMath>
+          </w:p>
+        </w:tc>
+        <w:tc>
+          <w:tcPr/>
+          <w:p>
+            <w:pPr>
+              <w:pStyle w:val="Compact"/>
+              <w:jc w:val="left"/>
+            </w:pPr>
+            <w:r>
+              <w:t xml:space="preserve">kPa, 0.45</w:t>
+            </w:r>
+          </w:p>
+        </w:tc>
+      </w:tr>
+      <w:tr>
+        <w:tc>
+          <w:tcPr/>
+          <w:p>
+            <w:pPr>
+              <w:pStyle w:val="Compact"/>
+              <w:jc w:val="left"/>
+            </w:pPr>
+            <w:r>
+              <w:t xml:space="preserve">Dynamic RMS (fit / held-out)</w:t>
+            </w:r>
+          </w:p>
+        </w:tc>
+        <w:tc>
+          <w:tcPr/>
+          <w:p>
+            <w:pPr>
+              <w:pStyle w:val="Compact"/>
+              <w:jc w:val="left"/>
+            </w:pPr>
+            <w:r>
+              <w:t xml:space="preserve">/ 4.417 mm</w:t>
+            </w:r>
+          </w:p>
+        </w:tc>
+      </w:tr>
+      <w:tr>
+        <w:tc>
+          <w:tcPr/>
+          <w:p>
+            <w:pPr>
+              <w:pStyle w:val="Compact"/>
+              <w:jc w:val="left"/>
+            </w:pPr>
+            <w:r>
+              <w:t xml:space="preserve">Adaptive candidate set</w:t>
+            </w:r>
+          </w:p>
+        </w:tc>
+        <w:tc>
+          <w:tcPr/>
+          <w:p>
+            <w:pPr>
+              <w:pStyle w:val="Compact"/>
+              <w:jc w:val="left"/>
+            </w:pPr>
+            <w:r>
+              <w:t xml:space="preserve">/225 particles; 94.80% abs. gradient</w:t>
+            </w:r>
+          </w:p>
+        </w:tc>
+      </w:tr>
+      <w:tr>
+        <w:tc>
+          <w:tcPr/>
+          <w:p>
+            <w:pPr>
+              <w:pStyle w:val="Compact"/>
+              <w:jc w:val="left"/>
+            </w:pPr>
+            <w:r>
+              <w:t xml:space="preserve">Rewrite verification</w:t>
+            </w:r>
+          </w:p>
+        </w:tc>
+        <w:tc>
+          <w:tcPr/>
+          <w:p>
+            <w:pPr>
+              <w:pStyle w:val="Compact"/>
+              <w:jc w:val="left"/>
+            </w:pPr>
+            <w:r>
+              <w:t xml:space="preserve">nonlinear pass; oracle fail; rollback</w:t>
+            </w:r>
+          </w:p>
+        </w:tc>
+      </w:tr>
+    </w:tbl>
+    <w:bookmarkEnd w:id="56"/>
+    <w:tbl>
+      <w:tblPr>
+        <w:tblStyle w:val="FigureTable"/>
+        <w:tblW w:type="auto" w:w="0"/>
+        <w:tblLook w:firstRow="0" w:lastRow="0" w:firstColumn="0" w:lastColumn="0"/>
+        <w:jc w:val="center"/>
+      </w:tblPr>
+      <w:tblGrid/>
+      <w:tr/>
+    </w:tbl>
+    <w:p>
+      <w:pPr>
+        <w:pStyle w:val="ImageCaption"/>
+      </w:pPr>
+      <w:r>
+        <w:t xml:space="preserve">Held-out DOT C2 measured-versus-predicted geometry at the later validation checkpoint (</w:t>
+      </w:r>
+      <m:oMath>
+        <m:r>
+          <m:t>t</m:t>
+        </m:r>
+        <m:r>
+          <m:rPr>
+            <m:sty m:val="p"/>
+          </m:rPr>
+          <m:t>=</m:t>
+        </m:r>
+        <m:r>
+          <m:t>0.167</m:t>
+        </m:r>
+      </m:oMath>
+      <w:r>
+        <w:t xml:space="preserve"> </w:t>
+      </w:r>
+      <w:r>
+        <w:t xml:space="preserve">s), shown in the camera-frame</w:t>
+      </w:r>
+      <w:r>
+        <w:t xml:space="preserve"> </w:t>
+      </w:r>
+      <m:oMath>
+        <m:r>
+          <m:t>x</m:t>
+        </m:r>
+        <m:r>
+          <m:rPr>
+            <m:sty m:val="p"/>
+          </m:rPr>
+          <m:t>/</m:t>
+        </m:r>
+        <m:r>
+          <m:t>y</m:t>
+        </m:r>
+      </m:oMath>
+      <w:r>
+        <w:t xml:space="preserve"> </w:t>
+      </w:r>
+      <w:r>
+        <w:t xml:space="preserve">projection. Circles are measured correspondences, crosses are Vulkax predictions, and connecting segments are true-scale residuals rather than magnified arrows. Across the 90 held-out samples from both nonzero checkpoints, the 3-D RMS is 4.417 mm. This evaluates the model-conditioned captured-world replay; DOT C2 does not provide material ground truth.</w:t>
+      </w:r>
+    </w:p>
+    <w:p>
+      <w:pPr>
+        <w:pStyle w:val="BodyText"/>
+      </w:pPr>
+      <w:r>
+        <w:t xml:space="preserve">The same pinned DOT C2 source is also exercised by the native Vulkan measured-world</w:t>
+      </w:r>
+      <w:r>
+        <w:t xml:space="preserve"> </w:t>
+      </w:r>
+      <w:r>
+        <w:t xml:space="preserve">showcase, which emits baseline and rollback hero views, close-ups, a comparison</w:t>
+      </w:r>
+      <w:r>
+        <w:t xml:space="preserve"> </w:t>
+      </w:r>
+      <w:r>
+        <w:t xml:space="preserve">plate, and an eight-view turntable. Because the candidate rewrite is rejected, the</w:t>
+      </w:r>
+      <w:r>
+        <w:t xml:space="preserve"> </w:t>
+      </w:r>
+      <w:r>
+        <w:t xml:space="preserve">final displayed state intentionally returns to the baseline state. These images are</w:t>
+      </w:r>
+      <w:r>
+        <w:t xml:space="preserve"> </w:t>
+      </w:r>
+      <w:r>
+        <w:t xml:space="preserve">qualitative implementation evidence for the measured captured-world path; they are</w:t>
+      </w:r>
+      <w:r>
+        <w:t xml:space="preserve"> </w:t>
+      </w:r>
+      <w:r>
+        <w:t xml:space="preserve">not additional evidence that the fitted material parameters are physically unique or</w:t>
+      </w:r>
+      <w:r>
+        <w:t xml:space="preserve"> </w:t>
+      </w:r>
+      <w:r>
+        <w:t xml:space="preserve">ground-truth accurate.</w:t>
+      </w:r>
+    </w:p>
+    <w:bookmarkEnd w:id="57"/>
+    <w:bookmarkStart w:id="59" w:name="X1b18b49aba2e238a53cbe3b21e85f790f413fde"/>
     <w:p>
       <w:pPr>
         <w:pStyle w:val="Heading2"/>
@@ -6941,7 +7586,7 @@
         <w:t xml:space="preserve">(S. Wang et al. 2026)</w:t>
       </w:r>
       <w:r>
-        <w:t xml:space="preserve">. Ordinary face-plus-marker metrics prefer the finite-overlap</w:t>
+        <w:t xml:space="preserve">. The committed paired-diagnostics CSV is channel-aggregated: each row reports win/loss/tie counts over these same ten repeats rather than representing a single trial. Ordinary face-plus-marker metrics prefer the finite-overlap</w:t>
       </w:r>
       <w:r>
         <w:t xml:space="preserve"> </w:t>
@@ -7000,7 +7645,7 @@
         <w:t xml:space="preserve">.</w:t>
       </w:r>
     </w:p>
-    <w:bookmarkStart w:id="56" w:name="tab:gauge"/>
+    <w:bookmarkStart w:id="58" w:name="tab:gauge"/>
     <w:p>
       <w:pPr>
         <w:pStyle w:val="TableCaption"/>
@@ -7178,7 +7823,7 @@
         </w:tc>
       </w:tr>
     </w:tbl>
-    <w:bookmarkEnd w:id="56"/>
+    <w:bookmarkEnd w:id="58"/>
     <w:p>
       <w:pPr>
         <w:pStyle w:val="BodyText"/>
@@ -7199,8 +7844,8 @@
         <w:t xml:space="preserve">prospective confirmation.</w:t>
       </w:r>
     </w:p>
-    <w:bookmarkEnd w:id="57"/>
-    <w:bookmarkStart w:id="61" w:name="fresh-orthogonal-force-compliance-study"/>
+    <w:bookmarkEnd w:id="59"/>
+    <w:bookmarkStart w:id="63" w:name="fresh-orthogonal-force-compliance-study"/>
     <w:p>
       <w:pPr>
         <w:pStyle w:val="Heading2"/>
@@ -7315,7 +7960,7 @@
         <w:t xml:space="preserve">1.52x.</w:t>
       </w:r>
     </w:p>
-    <w:bookmarkStart w:id="58" w:name="tab:ofc"/>
+    <w:bookmarkStart w:id="60" w:name="tab:ofc"/>
     <w:p>
       <w:pPr>
         <w:pStyle w:val="TableCaption"/>
@@ -7691,8 +8336,8 @@
         </w:tc>
       </w:tr>
     </w:tbl>
-    <w:bookmarkEnd w:id="58"/>
-    <w:bookmarkStart w:id="60" w:name="decision-threshold-robustness."/>
+    <w:bookmarkEnd w:id="60"/>
+    <w:bookmarkStart w:id="62" w:name="decision-threshold-robustness."/>
     <w:p>
       <w:pPr>
         <w:pStyle w:val="Heading4"/>
@@ -7927,7 +8572,7 @@
         <w:t xml:space="preserve">threshold dependence explicit rather than hiding it.</w:t>
       </w:r>
     </w:p>
-    <w:bookmarkStart w:id="59" w:name="tab:threshold-sensitivity"/>
+    <w:bookmarkStart w:id="61" w:name="tab:threshold-sensitivity"/>
     <w:p>
       <w:pPr>
         <w:pStyle w:val="TableCaption"/>
@@ -8224,7 +8869,7 @@
         </w:tc>
       </w:tr>
     </w:tbl>
-    <w:bookmarkEnd w:id="59"/>
+    <w:bookmarkEnd w:id="61"/>
     <w:p>
       <w:pPr>
         <w:pStyle w:val="BodyText"/>
@@ -8242,40 +8887,13 @@
         <w:t xml:space="preserve"> </w:t>
       </w:r>
       <w:r>
-        <w:t xml:space="preserve">by</w:t>
-      </w:r>
-      <w:r>
-        <w:t xml:space="preserve"> </w:t>
-      </w:r>
-      <w:r>
-        <w:rPr>
-          <w:rStyle w:val="VerbatimChar"/>
-        </w:rPr>
-        <w:t xml:space="preserve">research/analysis/threshold_sensitivity_ofc.py</w:t>
-      </w:r>
-      <w:r>
-        <w:t xml:space="preserve"> </w:t>
-      </w:r>
-      <w:r>
-        <w:t xml:space="preserve">and stored</w:t>
-      </w:r>
-      <w:r>
-        <w:t xml:space="preserve"> </w:t>
-      </w:r>
-      <w:r>
-        <w:t xml:space="preserve">as</w:t>
-      </w:r>
-      <w:r>
-        <w:t xml:space="preserve"> </w:t>
-      </w:r>
-      <w:r>
-        <w:rPr>
-          <w:rStyle w:val="VerbatimChar"/>
-        </w:rPr>
-        <w:t xml:space="preserve">research/paper_data/THRESHOLD_SENSITIVITY_OFC_2026-09-21.csv</w:t>
-      </w:r>
-      <w:r>
-        <w:t xml:space="preserve">.</w:t>
+        <w:t xml:space="preserve">by and stored</w:t>
+      </w:r>
+      <w:r>
+        <w:t xml:space="preserve"> </w:t>
+      </w:r>
+      <w:r>
+        <w:t xml:space="preserve">as .</w:t>
       </w:r>
     </w:p>
     <w:p>
@@ -8334,10 +8952,10 @@
         <w:t xml:space="preserve">not relabeled as a successful verifier.</w:t>
       </w:r>
     </w:p>
-    <w:bookmarkEnd w:id="60"/>
-    <w:bookmarkEnd w:id="61"/>
     <w:bookmarkEnd w:id="62"/>
-    <w:bookmarkStart w:id="73" w:name="results-and-analysis"/>
+    <w:bookmarkEnd w:id="63"/>
+    <w:bookmarkEnd w:id="64"/>
+    <w:bookmarkStart w:id="75" w:name="results-and-analysis"/>
     <w:p>
       <w:pPr>
         <w:pStyle w:val="Heading1"/>
@@ -8346,7 +8964,7 @@
         <w:t xml:space="preserve">Results and Analysis</w:t>
       </w:r>
     </w:p>
-    <w:bookmarkStart w:id="63" w:name="Xbdf0a6616e805f21b86b26c034c24677b930d67"/>
+    <w:bookmarkStart w:id="65" w:name="Xbdf0a6616e805f21b86b26c034c24677b930d67"/>
     <w:p>
       <w:pPr>
         <w:pStyle w:val="Heading2"/>
@@ -8411,8 +9029,8 @@
         <w:t xml:space="preserve">physical edits from observation fit alone.</w:t>
       </w:r>
     </w:p>
-    <w:bookmarkEnd w:id="63"/>
-    <w:bookmarkStart w:id="64" w:name="X21cd7821b25616949890b42439ef6b3757ec674"/>
+    <w:bookmarkEnd w:id="65"/>
+    <w:bookmarkStart w:id="66" w:name="X21cd7821b25616949890b42439ef6b3757ec674"/>
     <w:p>
       <w:pPr>
         <w:pStyle w:val="Heading2"/>
@@ -8509,8 +9127,8 @@
         <w:t xml:space="preserve">simply solver discretization error in the original witness evaluation.</w:t>
       </w:r>
     </w:p>
-    <w:bookmarkEnd w:id="64"/>
-    <w:bookmarkStart w:id="71" w:name="X164cf5ea8fa3282813780589de9f0dad9dad89b"/>
+    <w:bookmarkEnd w:id="66"/>
+    <w:bookmarkStart w:id="73" w:name="X164cf5ea8fa3282813780589de9f0dad9dad89b"/>
     <w:p>
       <w:pPr>
         <w:pStyle w:val="Heading2"/>
@@ -8534,18 +9152,18 @@
           <wp:inline>
             <wp:extent cx="5334000" cy="3000375"/>
             <wp:effectExtent b="0" l="0" r="0" t="0"/>
-            <wp:docPr descr="" title="" id="66" name="Picture"/>
+            <wp:docPr descr="" title="" id="68" name="Picture"/>
             <a:graphic>
               <a:graphicData uri="http://schemas.openxmlformats.org/drawingml/2006/picture">
                 <pic:pic>
                   <pic:nvPicPr>
-                    <pic:cNvPr descr="../docs/readme_assets/10_signal_gain.png" id="67" name="Picture"/>
+                    <pic:cNvPr descr="../docs/readme_assets/10_signal_gain.png" id="69" name="Picture"/>
                     <pic:cNvPicPr>
                       <a:picLocks noChangeArrowheads="1" noChangeAspect="1"/>
                     </pic:cNvPicPr>
                   </pic:nvPicPr>
                   <pic:blipFill>
-                    <a:blip r:embed="rId65"/>
+                    <a:blip r:embed="rId67"/>
                     <a:stretch>
                       <a:fillRect/>
                     </a:stretch>
@@ -8651,18 +9269,18 @@
           <wp:inline>
             <wp:extent cx="5334000" cy="3000375"/>
             <wp:effectExtent b="0" l="0" r="0" t="0"/>
-            <wp:docPr descr="" title="" id="69" name="Picture"/>
+            <wp:docPr descr="" title="" id="71" name="Picture"/>
             <a:graphic>
               <a:graphicData uri="http://schemas.openxmlformats.org/drawingml/2006/picture">
                 <pic:pic>
                   <pic:nvPicPr>
-                    <pic:cNvPr descr="../docs/readme_assets/11_information_limit.png" id="70" name="Picture"/>
+                    <pic:cNvPr descr="../docs/readme_assets/11_information_limit.png" id="72" name="Picture"/>
                     <pic:cNvPicPr>
                       <a:picLocks noChangeArrowheads="1" noChangeAspect="1"/>
                     </pic:cNvPicPr>
                   </pic:nvPicPr>
                   <pic:blipFill>
-                    <a:blip r:embed="rId68"/>
+                    <a:blip r:embed="rId70"/>
                     <a:stretch>
                       <a:fillRect/>
                     </a:stretch>
@@ -8747,8 +9365,8 @@
         <w:t xml:space="preserve">the fitting objective.</w:t>
       </w:r>
     </w:p>
-    <w:bookmarkEnd w:id="71"/>
-    <w:bookmarkStart w:id="72" w:name="X6409d219a856cb57661584e73cf1f04599279ee"/>
+    <w:bookmarkEnd w:id="73"/>
+    <w:bookmarkStart w:id="74" w:name="X6409d219a856cb57661584e73cf1f04599279ee"/>
     <w:p>
       <w:pPr>
         <w:pStyle w:val="Heading2"/>
@@ -8907,9 +9525,9 @@
         <w:t xml:space="preserve">support deployment-level verification.</w:t>
       </w:r>
     </w:p>
-    <w:bookmarkEnd w:id="72"/>
-    <w:bookmarkEnd w:id="73"/>
-    <w:bookmarkStart w:id="79" w:name="discussion"/>
+    <w:bookmarkEnd w:id="74"/>
+    <w:bookmarkEnd w:id="75"/>
+    <w:bookmarkStart w:id="81" w:name="discussion"/>
     <w:p>
       <w:pPr>
         <w:pStyle w:val="Heading1"/>
@@ -8918,7 +9536,7 @@
         <w:t xml:space="preserve">Discussion</w:t>
       </w:r>
     </w:p>
-    <w:bookmarkStart w:id="74" w:name="what-is-established"/>
+    <w:bookmarkStart w:id="76" w:name="what-is-established"/>
     <w:p>
       <w:pPr>
         <w:pStyle w:val="Heading2"/>
@@ -9003,8 +9621,8 @@
         <w:t xml:space="preserve">as a pipeline failure.</w:t>
       </w:r>
     </w:p>
-    <w:bookmarkEnd w:id="74"/>
-    <w:bookmarkStart w:id="75" w:name="Xf1a1625093c073a1904485ea8cb369fb8a8062a"/>
+    <w:bookmarkEnd w:id="76"/>
+    <w:bookmarkStart w:id="77" w:name="Xf1a1625093c073a1904485ea8cb369fb8a8062a"/>
     <w:p>
       <w:pPr>
         <w:pStyle w:val="Heading2"/>
@@ -9120,8 +9738,8 @@
         <w:t xml:space="preserve">”</w:t>
       </w:r>
     </w:p>
-    <w:bookmarkEnd w:id="75"/>
-    <w:bookmarkStart w:id="76" w:name="Xcaecc5e56715ed02b55f3c78ff78ff0905e8f17"/>
+    <w:bookmarkEnd w:id="77"/>
+    <w:bookmarkStart w:id="78" w:name="Xcaecc5e56715ed02b55f3c78ff78ff0905e8f17"/>
     <w:p>
       <w:pPr>
         <w:pStyle w:val="Heading2"/>
@@ -9204,8 +9822,8 @@
         <w:t xml:space="preserve">decide whether the rewrite should be committed.</w:t>
       </w:r>
     </w:p>
-    <w:bookmarkEnd w:id="76"/>
-    <w:bookmarkStart w:id="77" w:name="limitations"/>
+    <w:bookmarkEnd w:id="78"/>
+    <w:bookmarkStart w:id="79" w:name="limitations"/>
     <w:p>
       <w:pPr>
         <w:pStyle w:val="Heading2"/>
@@ -9604,8 +10222,8 @@
         <w:t xml:space="preserve">not presented as true cloth properties.</w:t>
       </w:r>
     </w:p>
-    <w:bookmarkEnd w:id="77"/>
-    <w:bookmarkStart w:id="78" w:name="future-work"/>
+    <w:bookmarkEnd w:id="79"/>
+    <w:bookmarkStart w:id="80" w:name="future-work"/>
     <w:p>
       <w:pPr>
         <w:pStyle w:val="Heading2"/>
@@ -9662,224 +10280,224 @@
       </w:r>
       <w:r>
         <w:t xml:space="preserve">channel and should preserve a predeclared support/veto/unresolved rule.</w:t>
-      </w:r>
-    </w:p>
-    <w:bookmarkEnd w:id="78"/>
-    <w:bookmarkEnd w:id="79"/>
-    <w:bookmarkStart w:id="81" w:name="reproducibility-and-implementation-notes"/>
-    <w:p>
-      <w:pPr>
-        <w:pStyle w:val="Heading1"/>
-      </w:pPr>
-      <w:r>
-        <w:t xml:space="preserve">Reproducibility and Implementation</w:t>
-      </w:r>
-      <w:r>
-        <w:t xml:space="preserve"> </w:t>
-      </w:r>
-      <w:r>
-        <w:t xml:space="preserve">Notes</w:t>
-      </w:r>
-    </w:p>
-    <w:p>
-      <w:pPr>
-        <w:pStyle w:val="FirstParagraph"/>
-      </w:pPr>
-      <w:r>
-        <w:t xml:space="preserve">The repository records the scientific freeze dated 2026-09-21 at commit</w:t>
-      </w:r>
-      <w:r>
-        <w:t xml:space="preserve"> </w:t>
-      </w:r>
-      <w:r>
-        <w:t xml:space="preserve">a9da8c0aa868. The one-command runner builds and tests the code, executes</w:t>
-      </w:r>
-      <w:r>
-        <w:t xml:space="preserve"> </w:t>
-      </w:r>
-      <w:r>
-        <w:t xml:space="preserve">the staged experiments, regenerates deterministic figures and tables,</w:t>
-      </w:r>
-      <w:r>
-        <w:t xml:space="preserve"> </w:t>
-      </w:r>
-      <w:r>
-        <w:t xml:space="preserve">validates frozen numerical values, captures compiler/system/GPU</w:t>
-      </w:r>
-      <w:r>
-        <w:t xml:space="preserve"> </w:t>
-      </w:r>
-      <w:r>
-        <w:t xml:space="preserve">provenance, and assembles a SHA-256-indexed evidence archive. Scientific</w:t>
-      </w:r>
-      <w:r>
-        <w:t xml:space="preserve"> </w:t>
-      </w:r>
-      <w:r>
-        <w:t xml:space="preserve">conclusions are read from machine-readable JSON ledgers rather than from</w:t>
-      </w:r>
-      <w:r>
-        <w:t xml:space="preserve"> </w:t>
-      </w:r>
-      <w:r>
-        <w:t xml:space="preserve">rounded figure labels.</w:t>
-      </w:r>
-    </w:p>
-    <w:p>
-      <w:pPr>
-        <w:pStyle w:val="BodyText"/>
-      </w:pPr>
-      <w:r>
-        <w:t xml:space="preserve">The core DCS implementation is separated from experiment drivers and</w:t>
-      </w:r>
-      <w:r>
-        <w:t xml:space="preserve"> </w:t>
-      </w:r>
-      <w:r>
-        <w:t xml:space="preserve">includes arbitrary-order lower-moment validation, signed response</w:t>
-      </w:r>
-      <w:r>
-        <w:t xml:space="preserve"> </w:t>
-      </w:r>
-      <w:r>
-        <w:t xml:space="preserve">application, finite-amplitude counterfactual cumulants, standardized</w:t>
-      </w:r>
-      <w:r>
-        <w:t xml:space="preserve"> </w:t>
-      </w:r>
-      <w:r>
-        <w:t xml:space="preserve">discrepancies, uncertainty propagation, active stencil synthesis,</w:t>
-      </w:r>
-      <w:r>
-        <w:t xml:space="preserve"> </w:t>
-      </w:r>
-      <w:r>
-        <w:t xml:space="preserve">witness-space numerical refinement, and spatial localization. The</w:t>
-      </w:r>
-      <w:r>
-        <w:t xml:space="preserve"> </w:t>
-      </w:r>
-      <w:r>
-        <w:t xml:space="preserve">orthogonal force protocol and fresh synthetic truth worlds are versioned</w:t>
-      </w:r>
-      <w:r>
-        <w:t xml:space="preserve"> </w:t>
-      </w:r>
-      <w:r>
-        <w:t xml:space="preserve">separately from the earlier D2/D3/D4V partitions. This separation is</w:t>
-      </w:r>
-      <w:r>
-        <w:t xml:space="preserve"> </w:t>
-      </w:r>
-      <w:r>
-        <w:t xml:space="preserve">used to prevent a negative gate from being silently replaced by a</w:t>
-      </w:r>
-      <w:r>
-        <w:t xml:space="preserve"> </w:t>
-      </w:r>
-      <w:r>
-        <w:t xml:space="preserve">retuned result on the same data.</w:t>
-      </w:r>
-    </w:p>
-    <w:bookmarkStart w:id="80" w:name="Xc4d1302c2239c6e46d50d50aa05474890bf84bf"/>
-    <w:p>
-      <w:pPr>
-        <w:pStyle w:val="Heading4"/>
-      </w:pPr>
-      <w:r>
-        <w:t xml:space="preserve">Generative-AI-assisted research workflow.</w:t>
-      </w:r>
-    </w:p>
-    <w:p>
-      <w:pPr>
-        <w:pStyle w:val="FirstParagraph"/>
-      </w:pPr>
-      <w:r>
-        <w:t xml:space="preserve">OpenAI ChatGPT was used during research for code drafting and debugging,</w:t>
-      </w:r>
-      <w:r>
-        <w:t xml:space="preserve"> </w:t>
-      </w:r>
-      <w:r>
-        <w:t xml:space="preserve">experiment-orchestration and analysis scripts, visualization/manuscript tooling,</w:t>
-      </w:r>
-      <w:r>
-        <w:t xml:space="preserve"> </w:t>
-      </w:r>
-      <w:r>
-        <w:t xml:space="preserve">and manuscript revision. AI-generated material was not treated as empirical</w:t>
-      </w:r>
-      <w:r>
-        <w:t xml:space="preserve"> </w:t>
-      </w:r>
-      <w:r>
-        <w:t xml:space="preserve">evidence. Experimental partitions, thresholds, executed outputs, numerical</w:t>
-      </w:r>
-      <w:r>
-        <w:t xml:space="preserve"> </w:t>
-      </w:r>
-      <w:r>
-        <w:t xml:space="preserve">claims were checked against committed research artifacts, and cited sources</w:t>
-      </w:r>
-      <w:r>
-        <w:t xml:space="preserve"> </w:t>
-      </w:r>
-      <w:r>
-        <w:t xml:space="preserve">were checked against publication records before inclusion in the manuscript.</w:t>
-      </w:r>
-    </w:p>
-    <w:p>
-      <w:pPr>
-        <w:pStyle w:val="BodyText"/>
-      </w:pPr>
-      <w:r>
-        <w:t xml:space="preserve">Paper-facing visualizations are deterministic. Solver-driven surfaces</w:t>
-      </w:r>
-      <w:r>
-        <w:t xml:space="preserve"> </w:t>
-      </w:r>
-      <w:r>
-        <w:t xml:space="preserve">may use an explicit display magnification to make micrometer-scale</w:t>
-      </w:r>
-      <w:r>
-        <w:t xml:space="preserve"> </w:t>
-      </w:r>
-      <w:r>
-        <w:t xml:space="preserve">motion visible; reported numerical values are unscaled. The Stanford</w:t>
-      </w:r>
-      <w:r>
-        <w:t xml:space="preserve"> </w:t>
-      </w:r>
-      <w:r>
-        <w:t xml:space="preserve">Bunny, where used in presentation assets, is a visualization carrier</w:t>
-      </w:r>
-      <w:r>
-        <w:t xml:space="preserve"> </w:t>
-      </w:r>
-      <w:r>
-        <w:t xml:space="preserve">rather than benchmark geometry and requires source attribution. The</w:t>
-      </w:r>
-      <w:r>
-        <w:t xml:space="preserve"> </w:t>
-      </w:r>
-      <w:r>
-        <w:t xml:space="preserve">companion mathematical explainer uses the actual solver body and does</w:t>
-      </w:r>
-      <w:r>
-        <w:t xml:space="preserve"> </w:t>
-      </w:r>
-      <w:r>
-        <w:t xml:space="preserve">not require the bunny.</w:t>
       </w:r>
     </w:p>
     <w:bookmarkEnd w:id="80"/>
     <w:bookmarkEnd w:id="81"/>
-    <w:bookmarkStart w:id="110" w:name="conclusion"/>
+    <w:bookmarkStart w:id="83" w:name="reproducibility-and-implementation-notes"/>
     <w:p>
       <w:pPr>
         <w:pStyle w:val="Heading1"/>
       </w:pPr>
       <w:r>
+        <w:t xml:space="preserve">Reproducibility and Implementation</w:t>
+      </w:r>
+      <w:r>
+        <w:t xml:space="preserve"> </w:t>
+      </w:r>
+      <w:r>
+        <w:t xml:space="preserve">Notes</w:t>
+      </w:r>
+    </w:p>
+    <w:p>
+      <w:pPr>
+        <w:pStyle w:val="FirstParagraph"/>
+      </w:pPr>
+      <w:r>
+        <w:t xml:space="preserve">The repository records the scientific freeze dated 2026-09-21 at commit</w:t>
+      </w:r>
+      <w:r>
+        <w:t xml:space="preserve"> </w:t>
+      </w:r>
+      <w:r>
+        <w:t xml:space="preserve">a9da8c0aa868. The one-command runner builds and tests the code, executes</w:t>
+      </w:r>
+      <w:r>
+        <w:t xml:space="preserve"> </w:t>
+      </w:r>
+      <w:r>
+        <w:t xml:space="preserve">the staged experiments, regenerates deterministic figures and tables,</w:t>
+      </w:r>
+      <w:r>
+        <w:t xml:space="preserve"> </w:t>
+      </w:r>
+      <w:r>
+        <w:t xml:space="preserve">validates frozen numerical values, captures compiler/system/GPU</w:t>
+      </w:r>
+      <w:r>
+        <w:t xml:space="preserve"> </w:t>
+      </w:r>
+      <w:r>
+        <w:t xml:space="preserve">provenance, and assembles a SHA-256-indexed evidence archive. Scientific</w:t>
+      </w:r>
+      <w:r>
+        <w:t xml:space="preserve"> </w:t>
+      </w:r>
+      <w:r>
+        <w:t xml:space="preserve">conclusions are read from machine-readable JSON ledgers rather than from</w:t>
+      </w:r>
+      <w:r>
+        <w:t xml:space="preserve"> </w:t>
+      </w:r>
+      <w:r>
+        <w:t xml:space="preserve">rounded figure labels.</w:t>
+      </w:r>
+    </w:p>
+    <w:p>
+      <w:pPr>
+        <w:pStyle w:val="BodyText"/>
+      </w:pPr>
+      <w:r>
+        <w:t xml:space="preserve">The core DCS implementation is separated from experiment drivers and</w:t>
+      </w:r>
+      <w:r>
+        <w:t xml:space="preserve"> </w:t>
+      </w:r>
+      <w:r>
+        <w:t xml:space="preserve">includes arbitrary-order lower-moment validation, signed response</w:t>
+      </w:r>
+      <w:r>
+        <w:t xml:space="preserve"> </w:t>
+      </w:r>
+      <w:r>
+        <w:t xml:space="preserve">application, finite-amplitude counterfactual cumulants, standardized</w:t>
+      </w:r>
+      <w:r>
+        <w:t xml:space="preserve"> </w:t>
+      </w:r>
+      <w:r>
+        <w:t xml:space="preserve">discrepancies, uncertainty propagation, active stencil synthesis,</w:t>
+      </w:r>
+      <w:r>
+        <w:t xml:space="preserve"> </w:t>
+      </w:r>
+      <w:r>
+        <w:t xml:space="preserve">witness-space numerical refinement, and spatial localization. The</w:t>
+      </w:r>
+      <w:r>
+        <w:t xml:space="preserve"> </w:t>
+      </w:r>
+      <w:r>
+        <w:t xml:space="preserve">orthogonal force protocol and fresh synthetic truth worlds are versioned</w:t>
+      </w:r>
+      <w:r>
+        <w:t xml:space="preserve"> </w:t>
+      </w:r>
+      <w:r>
+        <w:t xml:space="preserve">separately from the earlier D2/D3/D4V partitions. This separation is</w:t>
+      </w:r>
+      <w:r>
+        <w:t xml:space="preserve"> </w:t>
+      </w:r>
+      <w:r>
+        <w:t xml:space="preserve">used to prevent a negative gate from being silently replaced by a</w:t>
+      </w:r>
+      <w:r>
+        <w:t xml:space="preserve"> </w:t>
+      </w:r>
+      <w:r>
+        <w:t xml:space="preserve">retuned result on the same data.</w:t>
+      </w:r>
+    </w:p>
+    <w:bookmarkStart w:id="82" w:name="Xc4d1302c2239c6e46d50d50aa05474890bf84bf"/>
+    <w:p>
+      <w:pPr>
+        <w:pStyle w:val="Heading4"/>
+      </w:pPr>
+      <w:r>
+        <w:t xml:space="preserve">Generative-AI-assisted research workflow.</w:t>
+      </w:r>
+    </w:p>
+    <w:p>
+      <w:pPr>
+        <w:pStyle w:val="FirstParagraph"/>
+      </w:pPr>
+      <w:r>
+        <w:t xml:space="preserve">OpenAI ChatGPT was used during research for code drafting and debugging,</w:t>
+      </w:r>
+      <w:r>
+        <w:t xml:space="preserve"> </w:t>
+      </w:r>
+      <w:r>
+        <w:t xml:space="preserve">experiment-orchestration and analysis scripts, visualization/manuscript tooling,</w:t>
+      </w:r>
+      <w:r>
+        <w:t xml:space="preserve"> </w:t>
+      </w:r>
+      <w:r>
+        <w:t xml:space="preserve">and manuscript revision. AI-generated material was not treated as empirical</w:t>
+      </w:r>
+      <w:r>
+        <w:t xml:space="preserve"> </w:t>
+      </w:r>
+      <w:r>
+        <w:t xml:space="preserve">evidence. Experimental partitions, thresholds, executed outputs, numerical</w:t>
+      </w:r>
+      <w:r>
+        <w:t xml:space="preserve"> </w:t>
+      </w:r>
+      <w:r>
+        <w:t xml:space="preserve">claims were checked against committed research artifacts, and cited sources</w:t>
+      </w:r>
+      <w:r>
+        <w:t xml:space="preserve"> </w:t>
+      </w:r>
+      <w:r>
+        <w:t xml:space="preserve">were checked against publication records before inclusion in the manuscript.</w:t>
+      </w:r>
+    </w:p>
+    <w:p>
+      <w:pPr>
+        <w:pStyle w:val="BodyText"/>
+      </w:pPr>
+      <w:r>
+        <w:t xml:space="preserve">Paper-facing visualizations are deterministic. Solver-driven surfaces</w:t>
+      </w:r>
+      <w:r>
+        <w:t xml:space="preserve"> </w:t>
+      </w:r>
+      <w:r>
+        <w:t xml:space="preserve">may use an explicit display magnification to make micrometer-scale</w:t>
+      </w:r>
+      <w:r>
+        <w:t xml:space="preserve"> </w:t>
+      </w:r>
+      <w:r>
+        <w:t xml:space="preserve">motion visible; reported numerical values are unscaled. The Stanford</w:t>
+      </w:r>
+      <w:r>
+        <w:t xml:space="preserve"> </w:t>
+      </w:r>
+      <w:r>
+        <w:t xml:space="preserve">Bunny, where used in presentation assets, is a visualization carrier</w:t>
+      </w:r>
+      <w:r>
+        <w:t xml:space="preserve"> </w:t>
+      </w:r>
+      <w:r>
+        <w:t xml:space="preserve">rather than benchmark geometry and requires source attribution. The</w:t>
+      </w:r>
+      <w:r>
+        <w:t xml:space="preserve"> </w:t>
+      </w:r>
+      <w:r>
+        <w:t xml:space="preserve">companion mathematical explainer uses the actual solver body and does</w:t>
+      </w:r>
+      <w:r>
+        <w:t xml:space="preserve"> </w:t>
+      </w:r>
+      <w:r>
+        <w:t xml:space="preserve">not require the bunny.</w:t>
+      </w:r>
+    </w:p>
+    <w:bookmarkEnd w:id="82"/>
+    <w:bookmarkEnd w:id="83"/>
+    <w:bookmarkStart w:id="112" w:name="conclusion"/>
+    <w:p>
+      <w:pPr>
+        <w:pStyle w:val="Heading1"/>
+      </w:pPr>
+      <w:r>
         <w:t xml:space="preserve">Conclusion</w:t>
       </w:r>
     </w:p>
@@ -9963,8 +10581,8 @@
         <w:t xml:space="preserve">evidence is insufficient.</w:t>
       </w:r>
     </w:p>
-    <w:bookmarkStart w:id="109" w:name="refs"/>
-    <w:bookmarkStart w:id="83" w:name="ref-asadi2025oed"/>
+    <w:bookmarkStart w:id="111" w:name="refs"/>
+    <w:bookmarkStart w:id="85" w:name="ref-asadi2025oed"/>
     <w:p>
       <w:pPr>
         <w:pStyle w:val="Bibliography"/>
@@ -9997,7 +10615,7 @@
       <w:r>
         <w:t xml:space="preserve"> </w:t>
       </w:r>
-      <w:hyperlink r:id="rId82">
+      <w:hyperlink r:id="rId84">
         <w:r>
           <w:rPr>
             <w:rStyle w:val="Hyperlink"/>
@@ -10009,8 +10627,8 @@
         <w:t xml:space="preserve">.</w:t>
       </w:r>
     </w:p>
-    <w:bookmarkEnd w:id="83"/>
-    <w:bookmarkStart w:id="84" w:name="ref-hu2020difftaichi"/>
+    <w:bookmarkEnd w:id="85"/>
+    <w:bookmarkStart w:id="86" w:name="ref-hu2020difftaichi"/>
     <w:p>
       <w:pPr>
         <w:pStyle w:val="Bibliography"/>
@@ -10044,8 +10662,8 @@
         <w:t xml:space="preserve">.</w:t>
       </w:r>
     </w:p>
-    <w:bookmarkEnd w:id="84"/>
-    <w:bookmarkStart w:id="86" w:name="ref-hu2019chainqueen"/>
+    <w:bookmarkEnd w:id="86"/>
+    <w:bookmarkStart w:id="88" w:name="ref-hu2019chainqueen"/>
     <w:p>
       <w:pPr>
         <w:pStyle w:val="Bibliography"/>
@@ -10081,7 +10699,7 @@
       <w:r>
         <w:t xml:space="preserve"> </w:t>
       </w:r>
-      <w:hyperlink r:id="rId85">
+      <w:hyperlink r:id="rId87">
         <w:r>
           <w:rPr>
             <w:rStyle w:val="Hyperlink"/>
@@ -10093,8 +10711,8 @@
         <w:t xml:space="preserve">.</w:t>
       </w:r>
     </w:p>
-    <w:bookmarkEnd w:id="86"/>
-    <w:bookmarkStart w:id="88" w:name="ref-khanbayov2026iris"/>
+    <w:bookmarkEnd w:id="88"/>
+    <w:bookmarkStart w:id="90" w:name="ref-khanbayov2026iris"/>
     <w:p>
       <w:pPr>
         <w:pStyle w:val="Bibliography"/>
@@ -10130,7 +10748,7 @@
       <w:r>
         <w:t xml:space="preserve"> </w:t>
       </w:r>
-      <w:hyperlink r:id="rId87">
+      <w:hyperlink r:id="rId89">
         <w:r>
           <w:rPr>
             <w:rStyle w:val="Hyperlink"/>
@@ -10142,8 +10760,8 @@
         <w:t xml:space="preserve">.</w:t>
       </w:r>
     </w:p>
-    <w:bookmarkEnd w:id="88"/>
-    <w:bookmarkStart w:id="90" w:name="ref-laudy2026digitaltwin"/>
+    <w:bookmarkEnd w:id="90"/>
+    <w:bookmarkStart w:id="92" w:name="ref-laudy2026digitaltwin"/>
     <w:p>
       <w:pPr>
         <w:pStyle w:val="Bibliography"/>
@@ -10160,7 +10778,7 @@
       <w:r>
         <w:t xml:space="preserve"> </w:t>
       </w:r>
-      <w:hyperlink r:id="rId89">
+      <w:hyperlink r:id="rId91">
         <w:r>
           <w:rPr>
             <w:rStyle w:val="Hyperlink"/>
@@ -10172,8 +10790,8 @@
         <w:t xml:space="preserve">.</w:t>
       </w:r>
     </w:p>
-    <w:bookmarkEnd w:id="90"/>
-    <w:bookmarkStart w:id="92" w:name="ref-li2025dot"/>
+    <w:bookmarkEnd w:id="92"/>
+    <w:bookmarkStart w:id="94" w:name="ref-li2025dot"/>
     <w:p>
       <w:pPr>
         <w:pStyle w:val="Bibliography"/>
@@ -10206,7 +10824,7 @@
       <w:r>
         <w:t xml:space="preserve"> </w:t>
       </w:r>
-      <w:hyperlink r:id="rId91">
+      <w:hyperlink r:id="rId93">
         <w:r>
           <w:rPr>
             <w:rStyle w:val="Hyperlink"/>
@@ -10218,8 +10836,8 @@
         <w:t xml:space="preserve">.</w:t>
       </w:r>
     </w:p>
-    <w:bookmarkEnd w:id="92"/>
-    <w:bookmarkStart w:id="94" w:name="ref-li2023pacnerf"/>
+    <w:bookmarkEnd w:id="94"/>
+    <w:bookmarkStart w:id="96" w:name="ref-li2023pacnerf"/>
     <w:p>
       <w:pPr>
         <w:pStyle w:val="Bibliography"/>
@@ -10255,7 +10873,7 @@
       <w:r>
         <w:t xml:space="preserve"> </w:t>
       </w:r>
-      <w:hyperlink r:id="rId93">
+      <w:hyperlink r:id="rId95">
         <w:r>
           <w:rPr>
             <w:rStyle w:val="Hyperlink"/>
@@ -10267,8 +10885,8 @@
         <w:t xml:space="preserve">.</w:t>
       </w:r>
     </w:p>
-    <w:bookmarkEnd w:id="94"/>
-    <w:bookmarkStart w:id="95" w:name="ref-liu2025physflow"/>
+    <w:bookmarkEnd w:id="96"/>
+    <w:bookmarkStart w:id="97" w:name="ref-liu2025physflow"/>
     <w:p>
       <w:pPr>
         <w:pStyle w:val="Bibliography"/>
@@ -10302,8 +10920,8 @@
         <w:t xml:space="preserve">, 11016–25.</w:t>
       </w:r>
     </w:p>
-    <w:bookmarkEnd w:id="95"/>
-    <w:bookmarkStart w:id="97" w:name="ref-oberkampf2007pcmm"/>
+    <w:bookmarkEnd w:id="97"/>
+    <w:bookmarkStart w:id="99" w:name="ref-oberkampf2007pcmm"/>
     <w:p>
       <w:pPr>
         <w:pStyle w:val="Bibliography"/>
@@ -10326,7 +10944,7 @@
       <w:r>
         <w:t xml:space="preserve"> </w:t>
       </w:r>
-      <w:hyperlink r:id="rId96">
+      <w:hyperlink r:id="rId98">
         <w:r>
           <w:rPr>
             <w:rStyle w:val="Hyperlink"/>
@@ -10338,8 +10956,8 @@
         <w:t xml:space="preserve">.</w:t>
       </w:r>
     </w:p>
-    <w:bookmarkEnd w:id="97"/>
-    <w:bookmarkStart w:id="99" w:name="ref-rho2026monophysics"/>
+    <w:bookmarkEnd w:id="99"/>
+    <w:bookmarkStart w:id="101" w:name="ref-rho2026monophysics"/>
     <w:p>
       <w:pPr>
         <w:pStyle w:val="Bibliography"/>
@@ -10356,7 +10974,7 @@
       <w:r>
         <w:t xml:space="preserve"> </w:t>
       </w:r>
-      <w:hyperlink r:id="rId98">
+      <w:hyperlink r:id="rId100">
         <w:r>
           <w:rPr>
             <w:rStyle w:val="Hyperlink"/>
@@ -10368,8 +10986,8 @@
         <w:t xml:space="preserve">.</w:t>
       </w:r>
     </w:p>
-    <w:bookmarkEnd w:id="99"/>
-    <w:bookmarkStart w:id="101" w:name="ref-wada2026mphygs"/>
+    <w:bookmarkEnd w:id="101"/>
+    <w:bookmarkStart w:id="103" w:name="ref-wada2026mphygs"/>
     <w:p>
       <w:pPr>
         <w:pStyle w:val="Bibliography"/>
@@ -10405,7 +11023,7 @@
       <w:r>
         <w:t xml:space="preserve"> </w:t>
       </w:r>
-      <w:hyperlink r:id="rId100">
+      <w:hyperlink r:id="rId102">
         <w:r>
           <w:rPr>
             <w:rStyle w:val="Hyperlink"/>
@@ -10417,8 +11035,8 @@
         <w:t xml:space="preserve">.</w:t>
       </w:r>
     </w:p>
-    <w:bookmarkEnd w:id="101"/>
-    <w:bookmarkStart w:id="103" w:name="ref-wang2026gauge"/>
+    <w:bookmarkEnd w:id="103"/>
+    <w:bookmarkStart w:id="105" w:name="ref-wang2026gauge"/>
     <w:p>
       <w:pPr>
         <w:pStyle w:val="Bibliography"/>
@@ -10435,7 +11053,7 @@
       <w:r>
         <w:t xml:space="preserve"> </w:t>
       </w:r>
-      <w:hyperlink r:id="rId102">
+      <w:hyperlink r:id="rId104">
         <w:r>
           <w:rPr>
             <w:rStyle w:val="Hyperlink"/>
@@ -10447,8 +11065,8 @@
         <w:t xml:space="preserve">.</w:t>
       </w:r>
     </w:p>
-    <w:bookmarkEnd w:id="103"/>
-    <w:bookmarkStart w:id="105" w:name="ref-wang2026identifiability"/>
+    <w:bookmarkEnd w:id="105"/>
+    <w:bookmarkStart w:id="107" w:name="ref-wang2026identifiability"/>
     <w:p>
       <w:pPr>
         <w:pStyle w:val="Bibliography"/>
@@ -10465,7 +11083,7 @@
       <w:r>
         <w:t xml:space="preserve"> </w:t>
       </w:r>
-      <w:hyperlink r:id="rId104">
+      <w:hyperlink r:id="rId106">
         <w:r>
           <w:rPr>
             <w:rStyle w:val="Hyperlink"/>
@@ -10477,8 +11095,8 @@
         <w:t xml:space="preserve">.</w:t>
       </w:r>
     </w:p>
-    <w:bookmarkEnd w:id="105"/>
-    <w:bookmarkStart w:id="106" w:name="ref-xie2024physgaussian"/>
+    <w:bookmarkEnd w:id="107"/>
+    <w:bookmarkStart w:id="108" w:name="ref-xie2024physgaussian"/>
     <w:p>
       <w:pPr>
         <w:pStyle w:val="Bibliography"/>
@@ -10512,8 +11130,8 @@
         <w:t xml:space="preserve">, 4389–98.</w:t>
       </w:r>
     </w:p>
-    <w:bookmarkEnd w:id="106"/>
-    <w:bookmarkStart w:id="108" w:name="ref-zhang2024physdreamer"/>
+    <w:bookmarkEnd w:id="108"/>
+    <w:bookmarkStart w:id="110" w:name="ref-zhang2024physdreamer"/>
     <w:p>
       <w:pPr>
         <w:pStyle w:val="Bibliography"/>
@@ -10549,7 +11167,7 @@
       <w:r>
         <w:t xml:space="preserve"> </w:t>
       </w:r>
-      <w:hyperlink r:id="rId107">
+      <w:hyperlink r:id="rId109">
         <w:r>
           <w:rPr>
             <w:rStyle w:val="Hyperlink"/>
@@ -10561,9 +11179,9 @@
         <w:t xml:space="preserve">.</w:t>
       </w:r>
     </w:p>
-    <w:bookmarkEnd w:id="108"/>
-    <w:bookmarkEnd w:id="109"/>
     <w:bookmarkEnd w:id="110"/>
+    <w:bookmarkEnd w:id="111"/>
+    <w:bookmarkEnd w:id="112"/>
     <w:sectPr/>
   </w:body>
 </w:document>

--- a/paper/Reality_Probe_Manuscript.docx
+++ b/paper/Reality_Probe_Manuscript.docx
@@ -181,1003 +181,535 @@
         <w:t xml:space="preserve"> </w:t>
       </w:r>
       <w:r>
+        <w:t xml:space="preserve">Lower</w:t>
+      </w:r>
+      <w:r>
+        <w:t xml:space="preserve"> </w:t>
+      </w:r>
+      <w:r>
+        <w:t xml:space="preserve">observation</w:t>
+      </w:r>
+      <w:r>
+        <w:t xml:space="preserve"> </w:t>
+      </w:r>
+      <w:r>
+        <w:t xml:space="preserve">error,</w:t>
+      </w:r>
+      <w:r>
+        <w:t xml:space="preserve"> </w:t>
+      </w:r>
+      <w:r>
+        <w:t xml:space="preserve">however,</w:t>
+      </w:r>
+      <w:r>
+        <w:t xml:space="preserve"> </w:t>
+      </w:r>
+      <w:r>
+        <w:t xml:space="preserve">does</w:t>
+      </w:r>
+      <w:r>
+        <w:t xml:space="preserve"> </w:t>
+      </w:r>
+      <w:r>
+        <w:t xml:space="preserve">not</w:t>
+      </w:r>
+      <w:r>
+        <w:t xml:space="preserve"> </w:t>
+      </w:r>
+      <w:r>
+        <w:t xml:space="preserve">by</w:t>
+      </w:r>
+      <w:r>
+        <w:t xml:space="preserve"> </w:t>
+      </w:r>
+      <w:r>
+        <w:t xml:space="preserve">itself</w:t>
+      </w:r>
+      <w:r>
+        <w:t xml:space="preserve"> </w:t>
+      </w:r>
+      <w:r>
+        <w:t xml:space="preserve">establish</w:t>
+      </w:r>
+      <w:r>
+        <w:t xml:space="preserve"> </w:t>
+      </w:r>
+      <w:r>
+        <w:t xml:space="preserve">that</w:t>
+      </w:r>
+      <w:r>
+        <w:t xml:space="preserve"> </w:t>
+      </w:r>
+      <w:r>
+        <w:t xml:space="preserve">a</w:t>
+      </w:r>
+      <w:r>
+        <w:t xml:space="preserve"> </w:t>
+      </w:r>
+      <w:r>
+        <w:t xml:space="preserve">physical</w:t>
+      </w:r>
+      <w:r>
+        <w:t xml:space="preserve"> </w:t>
+      </w:r>
+      <w:r>
+        <w:t xml:space="preserve">rewrite</w:t>
+      </w:r>
+      <w:r>
+        <w:t xml:space="preserve"> </w:t>
+      </w:r>
+      <w:r>
+        <w:t xml:space="preserve">is</w:t>
+      </w:r>
+      <w:r>
+        <w:t xml:space="preserve"> </w:t>
+      </w:r>
+      <w:r>
+        <w:t xml:space="preserve">more</w:t>
+      </w:r>
+      <w:r>
+        <w:t xml:space="preserve"> </w:t>
+      </w:r>
+      <w:r>
+        <w:t xml:space="preserve">correct.</w:t>
+      </w:r>
+      <w:r>
+        <w:t xml:space="preserve"> </w:t>
+      </w:r>
+      <w:r>
+        <w:t xml:space="preserve">We</w:t>
+      </w:r>
+      <w:r>
+        <w:t xml:space="preserve"> </w:t>
+      </w:r>
+      <w:r>
+        <w:t xml:space="preserve">introduce</w:t>
+      </w:r>
+      <w:r>
+        <w:t xml:space="preserve"> </w:t>
+      </w:r>
+      <w:r>
+        <w:t xml:space="preserve">Reality</w:t>
+      </w:r>
+      <w:r>
+        <w:t xml:space="preserve"> </w:t>
+      </w:r>
+      <w:r>
+        <w:t xml:space="preserve">Probe,</w:t>
+      </w:r>
+      <w:r>
+        <w:t xml:space="preserve"> </w:t>
+      </w:r>
+      <w:r>
+        <w:t xml:space="preserve">an</w:t>
+      </w:r>
+      <w:r>
+        <w:t xml:space="preserve"> </w:t>
+      </w:r>
+      <w:r>
+        <w:t xml:space="preserve">evidence-governed</w:t>
+      </w:r>
+      <w:r>
+        <w:t xml:space="preserve"> </w:t>
+      </w:r>
+      <w:r>
+        <w:t xml:space="preserve">rewrite-verification</w:t>
+      </w:r>
+      <w:r>
+        <w:t xml:space="preserve"> </w:t>
+      </w:r>
+      <w:r>
+        <w:t xml:space="preserve">framework</w:t>
+      </w:r>
+      <w:r>
+        <w:t xml:space="preserve"> </w:t>
+      </w:r>
+      <w:r>
+        <w:t xml:space="preserve">that</w:t>
+      </w:r>
+      <w:r>
+        <w:t xml:space="preserve"> </w:t>
+      </w:r>
+      <w:r>
+        <w:t xml:space="preserve">separates</w:t>
+      </w:r>
+      <w:r>
+        <w:t xml:space="preserve"> </w:t>
+      </w:r>
+      <w:r>
+        <w:t xml:space="preserve">proposal</w:t>
+      </w:r>
+      <w:r>
+        <w:t xml:space="preserve"> </w:t>
+      </w:r>
+      <w:r>
+        <w:t xml:space="preserve">generation</w:t>
+      </w:r>
+      <w:r>
+        <w:t xml:space="preserve"> </w:t>
+      </w:r>
+      <w:r>
+        <w:t xml:space="preserve">from</w:t>
+      </w:r>
+      <w:r>
+        <w:t xml:space="preserve"> </w:t>
+      </w:r>
+      <w:r>
+        <w:t xml:space="preserve">a</w:t>
+      </w:r>
+      <w:r>
+        <w:t xml:space="preserve"> </w:t>
+      </w:r>
+      <w:r>
+        <w:t xml:space="preserve">distinct</w:t>
+      </w:r>
+      <w:r>
+        <w:t xml:space="preserve"> </w:t>
+      </w:r>
+      <w:r>
+        <w:t xml:space="preserve">verification</w:t>
+      </w:r>
+      <w:r>
+        <w:t xml:space="preserve"> </w:t>
+      </w:r>
+      <w:r>
+        <w:t xml:space="preserve">channel</w:t>
+      </w:r>
+      <w:r>
+        <w:t xml:space="preserve"> </w:t>
+      </w:r>
+      <w:r>
+        <w:t xml:space="preserve">and</w:t>
+      </w:r>
+      <w:r>
+        <w:t xml:space="preserve"> </w:t>
+      </w:r>
+      <w:r>
+        <w:t xml:space="preserve">permits</w:t>
+      </w:r>
+      <w:r>
+        <w:t xml:space="preserve"> </w:t>
+      </w:r>
+      <w:r>
+        <w:t xml:space="preserve">SUPPORT,</w:t>
+      </w:r>
+      <w:r>
+        <w:t xml:space="preserve"> </w:t>
+      </w:r>
+      <w:r>
+        <w:t xml:space="preserve">VETO,</w:t>
+      </w:r>
+      <w:r>
+        <w:t xml:space="preserve"> </w:t>
+      </w:r>
+      <w:r>
+        <w:t xml:space="preserve">or</w:t>
+      </w:r>
+      <w:r>
+        <w:t xml:space="preserve"> </w:t>
+      </w:r>
+      <w:r>
+        <w:t xml:space="preserve">UNRESOLVED</w:t>
+      </w:r>
+      <w:r>
+        <w:t xml:space="preserve"> </w:t>
+      </w:r>
+      <w:r>
+        <w:t xml:space="preserve">outcomes.</w:t>
+      </w:r>
+      <w:r>
+        <w:t xml:space="preserve"> </w:t>
+      </w:r>
+      <w:r>
         <w:t xml:space="preserve">A</w:t>
       </w:r>
       <w:r>
         <w:t xml:space="preserve"> </w:t>
       </w:r>
       <w:r>
-        <w:t xml:space="preserve">lower</w:t>
-      </w:r>
-      <w:r>
-        <w:t xml:space="preserve"> </w:t>
-      </w:r>
-      <w:r>
-        <w:t xml:space="preserve">held-out</w:t>
-      </w:r>
-      <w:r>
-        <w:t xml:space="preserve"> </w:t>
-      </w:r>
-      <w:r>
-        <w:t xml:space="preserve">observation</w:t>
-      </w:r>
-      <w:r>
-        <w:t xml:space="preserve"> </w:t>
-      </w:r>
-      <w:r>
-        <w:t xml:space="preserve">error,</w:t>
-      </w:r>
-      <w:r>
-        <w:t xml:space="preserve"> </w:t>
-      </w:r>
-      <w:r>
-        <w:t xml:space="preserve">however,</w:t>
-      </w:r>
-      <w:r>
-        <w:t xml:space="preserve"> </w:t>
-      </w:r>
-      <w:r>
-        <w:t xml:space="preserve">does</w:t>
-      </w:r>
-      <w:r>
-        <w:t xml:space="preserve"> </w:t>
-      </w:r>
-      <w:r>
-        <w:t xml:space="preserve">not</w:t>
+        <w:t xml:space="preserve">staged</w:t>
+      </w:r>
+      <w:r>
+        <w:t xml:space="preserve"> </w:t>
+      </w:r>
+      <w:r>
+        <w:t xml:space="preserve">falsification</w:t>
+      </w:r>
+      <w:r>
+        <w:t xml:space="preserve"> </w:t>
+      </w:r>
+      <w:r>
+        <w:t xml:space="preserve">program</w:t>
+      </w:r>
+      <w:r>
+        <w:t xml:space="preserve"> </w:t>
+      </w:r>
+      <w:r>
+        <w:t xml:space="preserve">first</w:t>
+      </w:r>
+      <w:r>
+        <w:t xml:space="preserve"> </w:t>
+      </w:r>
+      <w:r>
+        <w:t xml:space="preserve">shows</w:t>
+      </w:r>
+      <w:r>
+        <w:t xml:space="preserve"> </w:t>
+      </w:r>
+      <w:r>
+        <w:t xml:space="preserve">why</w:t>
+      </w:r>
+      <w:r>
+        <w:t xml:space="preserve"> </w:t>
+      </w:r>
+      <w:r>
+        <w:t xml:space="preserve">this</w:t>
+      </w:r>
+      <w:r>
+        <w:t xml:space="preserve"> </w:t>
+      </w:r>
+      <w:r>
+        <w:t xml:space="preserve">separation</w:t>
+      </w:r>
+      <w:r>
+        <w:t xml:space="preserve"> </w:t>
+      </w:r>
+      <w:r>
+        <w:t xml:space="preserve">matters:</w:t>
+      </w:r>
+      <w:r>
+        <w:t xml:space="preserve"> </w:t>
+      </w:r>
+      <w:r>
+        <w:t xml:space="preserve">Dark-Field</w:t>
+      </w:r>
+      <w:r>
+        <w:t xml:space="preserve"> </w:t>
+      </w:r>
+      <w:r>
+        <w:t xml:space="preserve">Counterfactual</w:t>
+      </w:r>
+      <w:r>
+        <w:t xml:space="preserve"> </w:t>
+      </w:r>
+      <w:r>
+        <w:t xml:space="preserve">Spectroscopy</w:t>
+      </w:r>
+      <w:r>
+        <w:t xml:space="preserve"> </w:t>
+      </w:r>
+      <w:r>
+        <w:t xml:space="preserve">(DCS),</w:t>
+      </w:r>
+      <w:r>
+        <w:t xml:space="preserve"> </w:t>
+      </w:r>
+      <w:r>
+        <w:t xml:space="preserve">a</w:t>
+      </w:r>
+      <w:r>
+        <w:t xml:space="preserve"> </w:t>
+      </w:r>
+      <w:r>
+        <w:t xml:space="preserve">mechanism-selective</w:t>
+      </w:r>
+      <w:r>
+        <w:t xml:space="preserve"> </w:t>
+      </w:r>
+      <w:r>
+        <w:t xml:space="preserve">intervention</w:t>
+      </w:r>
+      <w:r>
+        <w:t xml:space="preserve"> </w:t>
+      </w:r>
+      <w:r>
+        <w:t xml:space="preserve">contrast</w:t>
+      </w:r>
+      <w:r>
+        <w:t xml:space="preserve"> </w:t>
+      </w:r>
+      <w:r>
+        <w:t xml:space="preserve">used</w:t>
+      </w:r>
+      <w:r>
+        <w:t xml:space="preserve"> </w:t>
+      </w:r>
+      <w:r>
+        <w:t xml:space="preserve">inside</w:t>
+      </w:r>
+      <w:r>
+        <w:t xml:space="preserve"> </w:t>
+      </w:r>
+      <w:r>
+        <w:t xml:space="preserve">the</w:t>
+      </w:r>
+      <w:r>
+        <w:t xml:space="preserve"> </w:t>
+      </w:r>
+      <w:r>
+        <w:t xml:space="preserve">framework,</w:t>
+      </w:r>
+      <w:r>
+        <w:t xml:space="preserve"> </w:t>
+      </w:r>
+      <w:r>
+        <w:t xml:space="preserve">succeeds</w:t>
+      </w:r>
+      <w:r>
+        <w:t xml:space="preserve"> </w:t>
+      </w:r>
+      <w:r>
+        <w:t xml:space="preserve">on</w:t>
+      </w:r>
+      <w:r>
+        <w:t xml:space="preserve"> </w:t>
+      </w:r>
+      <w:r>
+        <w:t xml:space="preserve">constructed</w:t>
+      </w:r>
+      <w:r>
+        <w:t xml:space="preserve"> </w:t>
+      </w:r>
+      <w:r>
+        <w:t xml:space="preserve">controls</w:t>
+      </w:r>
+      <w:r>
+        <w:t xml:space="preserve"> </w:t>
+      </w:r>
+      <w:r>
+        <w:t xml:space="preserve">but</w:t>
+      </w:r>
+      <w:r>
+        <w:t xml:space="preserve"> </w:t>
+      </w:r>
+      <w:r>
+        <w:t xml:space="preserve">provides</w:t>
+      </w:r>
+      <w:r>
+        <w:t xml:space="preserve"> </w:t>
+      </w:r>
+      <w:r>
+        <w:t xml:space="preserve">zero</w:t>
+      </w:r>
+      <w:r>
+        <w:t xml:space="preserve"> </w:t>
+      </w:r>
+      <w:r>
+        <w:t xml:space="preserve">resolved</w:t>
+      </w:r>
+      <w:r>
+        <w:t xml:space="preserve"> </w:t>
+      </w:r>
+      <w:r>
+        <w:t xml:space="preserve">coverage</w:t>
+      </w:r>
+      <w:r>
+        <w:t xml:space="preserve"> </w:t>
+      </w:r>
+      <w:r>
+        <w:t xml:space="preserve">in</w:t>
+      </w:r>
+      <w:r>
+        <w:t xml:space="preserve"> </w:t>
+      </w:r>
+      <w:r>
+        <w:t xml:space="preserve">several</w:t>
+      </w:r>
+      <w:r>
+        <w:t xml:space="preserve"> </w:t>
+      </w:r>
+      <w:r>
+        <w:t xml:space="preserve">frozen</w:t>
+      </w:r>
+      <w:r>
+        <w:t xml:space="preserve"> </w:t>
+      </w:r>
+      <w:r>
+        <w:t xml:space="preserve">synthetic</w:t>
+      </w:r>
+      <w:r>
+        <w:t xml:space="preserve"> </w:t>
+      </w:r>
+      <w:r>
+        <w:t xml:space="preserve">regimes.</w:t>
+      </w:r>
+      <w:r>
+        <w:t xml:space="preserve"> </w:t>
+      </w:r>
+      <w:r>
+        <w:t xml:space="preserve">Replacing</w:t>
+      </w:r>
+      <w:r>
+        <w:t xml:space="preserve"> </w:t>
+      </w:r>
+      <w:r>
+        <w:t xml:space="preserve">the</w:t>
+      </w:r>
+      <w:r>
+        <w:t xml:space="preserve"> </w:t>
+      </w:r>
+      <w:r>
+        <w:t xml:space="preserve">kinematic</w:t>
+      </w:r>
+      <w:r>
+        <w:t xml:space="preserve"> </w:t>
+      </w:r>
+      <w:r>
+        <w:t xml:space="preserve">probe</w:t>
+      </w:r>
+      <w:r>
+        <w:t xml:space="preserve"> </w:t>
+      </w:r>
+      <w:r>
+        <w:t xml:space="preserve">with</w:t>
+      </w:r>
+      <w:r>
+        <w:t xml:space="preserve"> </w:t>
+      </w:r>
+      <w:r>
+        <w:t xml:space="preserve">known-force</w:t>
+      </w:r>
+      <w:r>
+        <w:t xml:space="preserve"> </w:t>
+      </w:r>
+      <w:r>
+        <w:t xml:space="preserve">compliance</w:t>
+      </w:r>
+      <w:r>
+        <w:t xml:space="preserve"> </w:t>
+      </w:r>
+      <w:r>
+        <w:t xml:space="preserve">raises</w:t>
+      </w:r>
+      <w:r>
+        <w:t xml:space="preserve"> </w:t>
+      </w:r>
+      <w:r>
+        <w:t xml:space="preserve">median</w:t>
+      </w:r>
+      <w:r>
+        <w:t xml:space="preserve"> </w:t>
+      </w:r>
+      <w:r>
+        <w:t xml:space="preserve">standardized</w:t>
+      </w:r>
+      <w:r>
+        <w:t xml:space="preserve"> </w:t>
+      </w:r>
+      <w:r>
+        <w:t xml:space="preserve">evidence</w:t>
+      </w:r>
+      <w:r>
+        <w:t xml:space="preserve"> </w:t>
+      </w:r>
+      <w:r>
+        <w:t xml:space="preserve">magnitude</w:t>
       </w:r>
       <w:r>
         <w:t xml:space="preserve"> </w:t>
       </w:r>
       <w:r>
         <w:t xml:space="preserve">by</w:t>
-      </w:r>
-      <w:r>
-        <w:t xml:space="preserve"> </w:t>
-      </w:r>
-      <w:r>
-        <w:t xml:space="preserve">itself</w:t>
-      </w:r>
-      <w:r>
-        <w:t xml:space="preserve"> </w:t>
-      </w:r>
-      <w:r>
-        <w:t xml:space="preserve">establish</w:t>
-      </w:r>
-      <w:r>
-        <w:t xml:space="preserve"> </w:t>
-      </w:r>
-      <w:r>
-        <w:t xml:space="preserve">that</w:t>
-      </w:r>
-      <w:r>
-        <w:t xml:space="preserve"> </w:t>
-      </w:r>
-      <w:r>
-        <w:t xml:space="preserve">a</w:t>
-      </w:r>
-      <w:r>
-        <w:t xml:space="preserve"> </w:t>
-      </w:r>
-      <w:r>
-        <w:t xml:space="preserve">physical</w:t>
-      </w:r>
-      <w:r>
-        <w:t xml:space="preserve"> </w:t>
-      </w:r>
-      <w:r>
-        <w:t xml:space="preserve">edit</w:t>
-      </w:r>
-      <w:r>
-        <w:t xml:space="preserve"> </w:t>
-      </w:r>
-      <w:r>
-        <w:t xml:space="preserve">is</w:t>
-      </w:r>
-      <w:r>
-        <w:t xml:space="preserve"> </w:t>
-      </w:r>
-      <w:r>
-        <w:t xml:space="preserve">more</w:t>
-      </w:r>
-      <w:r>
-        <w:t xml:space="preserve"> </w:t>
-      </w:r>
-      <w:r>
-        <w:t xml:space="preserve">correct.</w:t>
-      </w:r>
-      <w:r>
-        <w:t xml:space="preserve"> </w:t>
-      </w:r>
-      <w:r>
-        <w:t xml:space="preserve">We</w:t>
-      </w:r>
-      <w:r>
-        <w:t xml:space="preserve"> </w:t>
-      </w:r>
-      <w:r>
-        <w:t xml:space="preserve">study</w:t>
-      </w:r>
-      <w:r>
-        <w:t xml:space="preserve"> </w:t>
-      </w:r>
-      <w:r>
-        <w:t xml:space="preserve">this</w:t>
-      </w:r>
-      <w:r>
-        <w:t xml:space="preserve"> </w:t>
-      </w:r>
-      <w:r>
-        <w:t xml:space="preserve">failure</w:t>
-      </w:r>
-      <w:r>
-        <w:t xml:space="preserve"> </w:t>
-      </w:r>
-      <w:r>
-        <w:t xml:space="preserve">mode</w:t>
-      </w:r>
-      <w:r>
-        <w:t xml:space="preserve"> </w:t>
-      </w:r>
-      <w:r>
-        <w:t xml:space="preserve">as</w:t>
-      </w:r>
-      <w:r>
-        <w:t xml:space="preserve"> </w:t>
-      </w:r>
-      <w:r>
-        <w:t xml:space="preserve">deceptive</w:t>
-      </w:r>
-      <w:r>
-        <w:t xml:space="preserve"> </w:t>
-      </w:r>
-      <w:r>
-        <w:t xml:space="preserve">physical</w:t>
-      </w:r>
-      <w:r>
-        <w:t xml:space="preserve"> </w:t>
-      </w:r>
-      <w:r>
-        <w:t xml:space="preserve">repair:</w:t>
-      </w:r>
-      <w:r>
-        <w:t xml:space="preserve"> </w:t>
-      </w:r>
-      <w:r>
-        <w:t xml:space="preserve">a</w:t>
-      </w:r>
-      <w:r>
-        <w:t xml:space="preserve"> </w:t>
-      </w:r>
-      <w:r>
-        <w:t xml:space="preserve">candidate</w:t>
-      </w:r>
-      <w:r>
-        <w:t xml:space="preserve"> </w:t>
-      </w:r>
-      <w:r>
-        <w:t xml:space="preserve">rewrite</w:t>
-      </w:r>
-      <w:r>
-        <w:t xml:space="preserve"> </w:t>
-      </w:r>
-      <w:r>
-        <w:t xml:space="preserve">improves</w:t>
-      </w:r>
-      <w:r>
-        <w:t xml:space="preserve"> </w:t>
-      </w:r>
-      <w:r>
-        <w:t xml:space="preserve">ordinary</w:t>
-      </w:r>
-      <w:r>
-        <w:t xml:space="preserve"> </w:t>
-      </w:r>
-      <w:r>
-        <w:t xml:space="preserve">held-out</w:t>
-      </w:r>
-      <w:r>
-        <w:t xml:space="preserve"> </w:t>
-      </w:r>
-      <w:r>
-        <w:t xml:space="preserve">agreement</w:t>
-      </w:r>
-      <w:r>
-        <w:t xml:space="preserve"> </w:t>
-      </w:r>
-      <w:r>
-        <w:t xml:space="preserve">while</w:t>
-      </w:r>
-      <w:r>
-        <w:t xml:space="preserve"> </w:t>
-      </w:r>
-      <w:r>
-        <w:t xml:space="preserve">worsening</w:t>
-      </w:r>
-      <w:r>
-        <w:t xml:space="preserve"> </w:t>
-      </w:r>
-      <w:r>
-        <w:t xml:space="preserve">an</w:t>
-      </w:r>
-      <w:r>
-        <w:t xml:space="preserve"> </w:t>
-      </w:r>
-      <w:r>
-        <w:t xml:space="preserve">untouched</w:t>
-      </w:r>
-      <w:r>
-        <w:t xml:space="preserve"> </w:t>
-      </w:r>
-      <w:r>
-        <w:t xml:space="preserve">physical</w:t>
-      </w:r>
-      <w:r>
-        <w:t xml:space="preserve"> </w:t>
-      </w:r>
-      <w:r>
-        <w:t xml:space="preserve">target.</w:t>
-      </w:r>
-      <w:r>
-        <w:t xml:space="preserve"> </w:t>
-      </w:r>
-      <w:r>
-        <w:t xml:space="preserve">We</w:t>
-      </w:r>
-      <w:r>
-        <w:t xml:space="preserve"> </w:t>
-      </w:r>
-      <w:r>
-        <w:t xml:space="preserve">introduce</w:t>
-      </w:r>
-      <w:r>
-        <w:t xml:space="preserve"> </w:t>
-      </w:r>
-      <w:r>
-        <w:t xml:space="preserve">Reality</w:t>
-      </w:r>
-      <w:r>
-        <w:t xml:space="preserve"> </w:t>
-      </w:r>
-      <w:r>
-        <w:t xml:space="preserve">Probe,</w:t>
-      </w:r>
-      <w:r>
-        <w:t xml:space="preserve"> </w:t>
-      </w:r>
-      <w:r>
-        <w:t xml:space="preserve">an</w:t>
-      </w:r>
-      <w:r>
-        <w:t xml:space="preserve"> </w:t>
-      </w:r>
-      <w:r>
-        <w:t xml:space="preserve">evidence-governed</w:t>
-      </w:r>
-      <w:r>
-        <w:t xml:space="preserve"> </w:t>
-      </w:r>
-      <w:r>
-        <w:t xml:space="preserve">verification</w:t>
-      </w:r>
-      <w:r>
-        <w:t xml:space="preserve"> </w:t>
-      </w:r>
-      <w:r>
-        <w:t xml:space="preserve">framework</w:t>
-      </w:r>
-      <w:r>
-        <w:t xml:space="preserve"> </w:t>
-      </w:r>
-      <w:r>
-        <w:t xml:space="preserve">that</w:t>
-      </w:r>
-      <w:r>
-        <w:t xml:space="preserve"> </w:t>
-      </w:r>
-      <w:r>
-        <w:t xml:space="preserve">separates</w:t>
-      </w:r>
-      <w:r>
-        <w:t xml:space="preserve"> </w:t>
-      </w:r>
-      <w:r>
-        <w:t xml:space="preserve">proposal</w:t>
-      </w:r>
-      <w:r>
-        <w:t xml:space="preserve"> </w:t>
-      </w:r>
-      <w:r>
-        <w:t xml:space="preserve">generation</w:t>
-      </w:r>
-      <w:r>
-        <w:t xml:space="preserve"> </w:t>
-      </w:r>
-      <w:r>
-        <w:t xml:space="preserve">from</w:t>
-      </w:r>
-      <w:r>
-        <w:t xml:space="preserve"> </w:t>
-      </w:r>
-      <w:r>
-        <w:t xml:space="preserve">independent</w:t>
-      </w:r>
-      <w:r>
-        <w:t xml:space="preserve"> </w:t>
-      </w:r>
-      <w:r>
-        <w:t xml:space="preserve">physical</w:t>
-      </w:r>
-      <w:r>
-        <w:t xml:space="preserve"> </w:t>
-      </w:r>
-      <w:r>
-        <w:t xml:space="preserve">evidence</w:t>
-      </w:r>
-      <w:r>
-        <w:t xml:space="preserve"> </w:t>
-      </w:r>
-      <w:r>
-        <w:t xml:space="preserve">and</w:t>
-      </w:r>
-      <w:r>
-        <w:t xml:space="preserve"> </w:t>
-      </w:r>
-      <w:r>
-        <w:t xml:space="preserve">permits</w:t>
-      </w:r>
-      <w:r>
-        <w:t xml:space="preserve"> </w:t>
-      </w:r>
-      <w:r>
-        <w:t xml:space="preserve">support,</w:t>
-      </w:r>
-      <w:r>
-        <w:t xml:space="preserve"> </w:t>
-      </w:r>
-      <w:r>
-        <w:t xml:space="preserve">veto,</w:t>
-      </w:r>
-      <w:r>
-        <w:t xml:space="preserve"> </w:t>
-      </w:r>
-      <w:r>
-        <w:t xml:space="preserve">or</w:t>
-      </w:r>
-      <w:r>
-        <w:t xml:space="preserve"> </w:t>
-      </w:r>
-      <w:r>
-        <w:t xml:space="preserve">unresolved</w:t>
-      </w:r>
-      <w:r>
-        <w:t xml:space="preserve"> </w:t>
-      </w:r>
-      <w:r>
-        <w:t xml:space="preserve">outcomes.</w:t>
-      </w:r>
-      <w:r>
-        <w:t xml:space="preserve"> </w:t>
-      </w:r>
-      <w:r>
-        <w:t xml:space="preserve">Reality</w:t>
-      </w:r>
-      <w:r>
-        <w:t xml:space="preserve"> </w:t>
-      </w:r>
-      <w:r>
-        <w:t xml:space="preserve">Probe</w:t>
-      </w:r>
-      <w:r>
-        <w:t xml:space="preserve"> </w:t>
-      </w:r>
-      <w:r>
-        <w:t xml:space="preserve">is</w:t>
-      </w:r>
-      <w:r>
-        <w:t xml:space="preserve"> </w:t>
-      </w:r>
-      <w:r>
-        <w:t xml:space="preserve">the</w:t>
-      </w:r>
-      <w:r>
-        <w:t xml:space="preserve"> </w:t>
-      </w:r>
-      <w:r>
-        <w:t xml:space="preserve">framework;</w:t>
-      </w:r>
-      <w:r>
-        <w:t xml:space="preserve"> </w:t>
-      </w:r>
-      <w:r>
-        <w:t xml:space="preserve">Dark-Field</w:t>
-      </w:r>
-      <w:r>
-        <w:t xml:space="preserve"> </w:t>
-      </w:r>
-      <w:r>
-        <w:t xml:space="preserve">Counterfactual</w:t>
-      </w:r>
-      <w:r>
-        <w:t xml:space="preserve"> </w:t>
-      </w:r>
-      <w:r>
-        <w:t xml:space="preserve">Spectroscopy</w:t>
-      </w:r>
-      <w:r>
-        <w:t xml:space="preserve"> </w:t>
-      </w:r>
-      <w:r>
-        <w:t xml:space="preserve">(DCS)</w:t>
-      </w:r>
-      <w:r>
-        <w:t xml:space="preserve"> </w:t>
-      </w:r>
-      <w:r>
-        <w:t xml:space="preserve">is</w:t>
-      </w:r>
-      <w:r>
-        <w:t xml:space="preserve"> </w:t>
-      </w:r>
-      <w:r>
-        <w:t xml:space="preserve">one</w:t>
-      </w:r>
-      <w:r>
-        <w:t xml:space="preserve"> </w:t>
-      </w:r>
-      <w:r>
-        <w:t xml:space="preserve">mechanism-selective</w:t>
-      </w:r>
-      <w:r>
-        <w:t xml:space="preserve"> </w:t>
-      </w:r>
-      <w:r>
-        <w:t xml:space="preserve">instrument</w:t>
-      </w:r>
-      <w:r>
-        <w:t xml:space="preserve"> </w:t>
-      </w:r>
-      <w:r>
-        <w:t xml:space="preserve">tested</w:t>
-      </w:r>
-      <w:r>
-        <w:t xml:space="preserve"> </w:t>
-      </w:r>
-      <w:r>
-        <w:t xml:space="preserve">within</w:t>
-      </w:r>
-      <w:r>
-        <w:t xml:space="preserve"> </w:t>
-      </w:r>
-      <w:r>
-        <w:t xml:space="preserve">it.</w:t>
-      </w:r>
-      <w:r>
-        <w:t xml:space="preserve"> </w:t>
-      </w:r>
-      <w:r>
-        <w:t xml:space="preserve">DCS</w:t>
-      </w:r>
-      <w:r>
-        <w:t xml:space="preserve"> </w:t>
-      </w:r>
-      <w:r>
-        <w:t xml:space="preserve">constructs</w:t>
-      </w:r>
-      <w:r>
-        <w:t xml:space="preserve"> </w:t>
-      </w:r>
-      <w:r>
-        <w:t xml:space="preserve">signed</w:t>
-      </w:r>
-      <w:r>
-        <w:t xml:space="preserve"> </w:t>
-      </w:r>
-      <w:r>
-        <w:t xml:space="preserve">intervention</w:t>
-      </w:r>
-      <w:r>
-        <w:t xml:space="preserve"> </w:t>
-      </w:r>
-      <w:r>
-        <w:t xml:space="preserve">contrasts</w:t>
-      </w:r>
-      <w:r>
-        <w:t xml:space="preserve"> </w:t>
-      </w:r>
-      <w:r>
-        <w:t xml:space="preserve">that</w:t>
-      </w:r>
-      <w:r>
-        <w:t xml:space="preserve"> </w:t>
-      </w:r>
-      <w:r>
-        <w:t xml:space="preserve">cancel</w:t>
-      </w:r>
-      <w:r>
-        <w:t xml:space="preserve"> </w:t>
-      </w:r>
-      <w:r>
-        <w:t xml:space="preserve">lower-order</w:t>
-      </w:r>
-      <w:r>
-        <w:t xml:space="preserve"> </w:t>
-      </w:r>
-      <w:r>
-        <w:t xml:space="preserve">common</w:t>
-      </w:r>
-      <w:r>
-        <w:t xml:space="preserve"> </w:t>
-      </w:r>
-      <w:r>
-        <w:t xml:space="preserve">response</w:t>
-      </w:r>
-      <w:r>
-        <w:t xml:space="preserve"> </w:t>
-      </w:r>
-      <w:r>
-        <w:t xml:space="preserve">and</w:t>
-      </w:r>
-      <w:r>
-        <w:t xml:space="preserve"> </w:t>
-      </w:r>
-      <w:r>
-        <w:t xml:space="preserve">evaluates</w:t>
-      </w:r>
-      <w:r>
-        <w:t xml:space="preserve"> </w:t>
-      </w:r>
-      <w:r>
-        <w:t xml:space="preserve">the</w:t>
-      </w:r>
-      <w:r>
-        <w:t xml:space="preserve"> </w:t>
-      </w:r>
-      <w:r>
-        <w:t xml:space="preserve">residual</w:t>
-      </w:r>
-      <w:r>
-        <w:t xml:space="preserve"> </w:t>
-      </w:r>
-      <w:r>
-        <w:t xml:space="preserve">under</w:t>
-      </w:r>
-      <w:r>
-        <w:t xml:space="preserve"> </w:t>
-      </w:r>
-      <w:r>
-        <w:t xml:space="preserve">measurement,</w:t>
-      </w:r>
-      <w:r>
-        <w:t xml:space="preserve"> </w:t>
-      </w:r>
-      <w:r>
-        <w:t xml:space="preserve">repeat,</w:t>
-      </w:r>
-      <w:r>
-        <w:t xml:space="preserve"> </w:t>
-      </w:r>
-      <w:r>
-        <w:t xml:space="preserve">and</w:t>
-      </w:r>
-      <w:r>
-        <w:t xml:space="preserve"> </w:t>
-      </w:r>
-      <w:r>
-        <w:t xml:space="preserve">numerical</w:t>
-      </w:r>
-      <w:r>
-        <w:t xml:space="preserve"> </w:t>
-      </w:r>
-      <w:r>
-        <w:t xml:space="preserve">uncertainty.</w:t>
-      </w:r>
-      <w:r>
-        <w:t xml:space="preserve"> </w:t>
-      </w:r>
-      <w:r>
-        <w:t xml:space="preserve">A</w:t>
-      </w:r>
-      <w:r>
-        <w:t xml:space="preserve"> </w:t>
-      </w:r>
-      <w:r>
-        <w:t xml:space="preserve">staged</w:t>
-      </w:r>
-      <w:r>
-        <w:t xml:space="preserve"> </w:t>
-      </w:r>
-      <w:r>
-        <w:t xml:space="preserve">falsification</w:t>
-      </w:r>
-      <w:r>
-        <w:t xml:space="preserve"> </w:t>
-      </w:r>
-      <w:r>
-        <w:t xml:space="preserve">program</w:t>
-      </w:r>
-      <w:r>
-        <w:t xml:space="preserve"> </w:t>
-      </w:r>
-      <w:r>
-        <w:t xml:space="preserve">shows</w:t>
-      </w:r>
-      <w:r>
-        <w:t xml:space="preserve"> </w:t>
-      </w:r>
-      <w:r>
-        <w:t xml:space="preserve">that</w:t>
-      </w:r>
-      <w:r>
-        <w:t xml:space="preserve"> </w:t>
-      </w:r>
-      <w:r>
-        <w:t xml:space="preserve">DCS</w:t>
-      </w:r>
-      <w:r>
-        <w:t xml:space="preserve"> </w:t>
-      </w:r>
-      <w:r>
-        <w:t xml:space="preserve">succeeds</w:t>
-      </w:r>
-      <w:r>
-        <w:t xml:space="preserve"> </w:t>
-      </w:r>
-      <w:r>
-        <w:t xml:space="preserve">on</w:t>
-      </w:r>
-      <w:r>
-        <w:t xml:space="preserve"> </w:t>
-      </w:r>
-      <w:r>
-        <w:t xml:space="preserve">constructed</w:t>
-      </w:r>
-      <w:r>
-        <w:t xml:space="preserve"> </w:t>
-      </w:r>
-      <w:r>
-        <w:t xml:space="preserve">controls</w:t>
-      </w:r>
-      <w:r>
-        <w:t xml:space="preserve"> </w:t>
-      </w:r>
-      <w:r>
-        <w:t xml:space="preserve">but</w:t>
-      </w:r>
-      <w:r>
-        <w:t xml:space="preserve"> </w:t>
-      </w:r>
-      <w:r>
-        <w:t xml:space="preserve">does</w:t>
-      </w:r>
-      <w:r>
-        <w:t xml:space="preserve"> </w:t>
-      </w:r>
-      <w:r>
-        <w:t xml:space="preserve">not</w:t>
-      </w:r>
-      <w:r>
-        <w:t xml:space="preserve"> </w:t>
-      </w:r>
-      <w:r>
-        <w:t xml:space="preserve">provide</w:t>
-      </w:r>
-      <w:r>
-        <w:t xml:space="preserve"> </w:t>
-      </w:r>
-      <w:r>
-        <w:t xml:space="preserve">useful</w:t>
-      </w:r>
-      <w:r>
-        <w:t xml:space="preserve"> </w:t>
-      </w:r>
-      <w:r>
-        <w:t xml:space="preserve">prospective</w:t>
-      </w:r>
-      <w:r>
-        <w:t xml:space="preserve"> </w:t>
-      </w:r>
-      <w:r>
-        <w:t xml:space="preserve">repair-verification</w:t>
-      </w:r>
-      <w:r>
-        <w:t xml:space="preserve"> </w:t>
-      </w:r>
-      <w:r>
-        <w:t xml:space="preserve">coverage</w:t>
-      </w:r>
-      <w:r>
-        <w:t xml:space="preserve"> </w:t>
-      </w:r>
-      <w:r>
-        <w:t xml:space="preserve">in</w:t>
-      </w:r>
-      <w:r>
-        <w:t xml:space="preserve"> </w:t>
-      </w:r>
-      <w:r>
-        <w:t xml:space="preserve">frozen</w:t>
-      </w:r>
-      <w:r>
-        <w:t xml:space="preserve"> </w:t>
-      </w:r>
-      <w:r>
-        <w:t xml:space="preserve">validation:</w:t>
-      </w:r>
-      <w:r>
-        <w:t xml:space="preserve"> </w:t>
-      </w:r>
-      <w:r>
-        <w:t xml:space="preserve">D2</w:t>
-      </w:r>
-      <w:r>
-        <w:t xml:space="preserve"> </w:t>
-      </w:r>
-      <w:r>
-        <w:t xml:space="preserve">resolves</w:t>
-      </w:r>
-      <w:r>
-        <w:t xml:space="preserve"> </w:t>
-      </w:r>
-      <w:r>
-        <w:t xml:space="preserve">0/16</w:t>
-      </w:r>
-      <w:r>
-        <w:t xml:space="preserve"> </w:t>
-      </w:r>
-      <w:r>
-        <w:t xml:space="preserve">truth</w:t>
-      </w:r>
-      <w:r>
-        <w:t xml:space="preserve"> </w:t>
-      </w:r>
-      <w:r>
-        <w:t xml:space="preserve">worlds,</w:t>
-      </w:r>
-      <w:r>
-        <w:t xml:space="preserve"> </w:t>
-      </w:r>
-      <w:r>
-        <w:t xml:space="preserve">D3</w:t>
-      </w:r>
-      <w:r>
-        <w:t xml:space="preserve"> </w:t>
-      </w:r>
-      <w:r>
-        <w:t xml:space="preserve">resolves</w:t>
-      </w:r>
-      <w:r>
-        <w:t xml:space="preserve"> </w:t>
-      </w:r>
-      <w:r>
-        <w:t xml:space="preserve">0/6,</w:t>
-      </w:r>
-      <w:r>
-        <w:t xml:space="preserve"> </w:t>
-      </w:r>
-      <w:r>
-        <w:t xml:space="preserve">and</w:t>
-      </w:r>
-      <w:r>
-        <w:t xml:space="preserve"> </w:t>
-      </w:r>
-      <w:r>
-        <w:t xml:space="preserve">D4V</w:t>
-      </w:r>
-      <w:r>
-        <w:t xml:space="preserve"> </w:t>
-      </w:r>
-      <w:r>
-        <w:t xml:space="preserve">resolves</w:t>
-      </w:r>
-      <w:r>
-        <w:t xml:space="preserve"> </w:t>
-      </w:r>
-      <w:r>
-        <w:t xml:space="preserve">0/36</w:t>
-      </w:r>
-      <w:r>
-        <w:t xml:space="preserve"> </w:t>
-      </w:r>
-      <w:r>
-        <w:t xml:space="preserve">ordinary-improving</w:t>
-      </w:r>
-      <w:r>
-        <w:t xml:space="preserve"> </w:t>
-      </w:r>
-      <w:r>
-        <w:t xml:space="preserve">repair</w:t>
-      </w:r>
-      <w:r>
-        <w:t xml:space="preserve"> </w:t>
-      </w:r>
-      <w:r>
-        <w:t xml:space="preserve">proposals,</w:t>
-      </w:r>
-      <w:r>
-        <w:t xml:space="preserve"> </w:t>
-      </w:r>
-      <w:r>
-        <w:t xml:space="preserve">including</w:t>
-      </w:r>
-      <w:r>
-        <w:t xml:space="preserve"> </w:t>
-      </w:r>
-      <w:r>
-        <w:t xml:space="preserve">14</w:t>
-      </w:r>
-      <w:r>
-        <w:t xml:space="preserve"> </w:t>
-      </w:r>
-      <w:r>
-        <w:t xml:space="preserve">deceptive</w:t>
-      </w:r>
-      <w:r>
-        <w:t xml:space="preserve"> </w:t>
-      </w:r>
-      <w:r>
-        <w:t xml:space="preserve">repairs.</w:t>
-      </w:r>
-      <w:r>
-        <w:t xml:space="preserve"> </w:t>
-      </w:r>
-      <w:r>
-        <w:t xml:space="preserve">We</w:t>
-      </w:r>
-      <w:r>
-        <w:t xml:space="preserve"> </w:t>
-      </w:r>
-      <w:r>
-        <w:t xml:space="preserve">then</w:t>
-      </w:r>
-      <w:r>
-        <w:t xml:space="preserve"> </w:t>
-      </w:r>
-      <w:r>
-        <w:t xml:space="preserve">freeze</w:t>
-      </w:r>
-      <w:r>
-        <w:t xml:space="preserve"> </w:t>
-      </w:r>
-      <w:r>
-        <w:t xml:space="preserve">a</w:t>
-      </w:r>
-      <w:r>
-        <w:t xml:space="preserve"> </w:t>
-      </w:r>
-      <w:r>
-        <w:t xml:space="preserve">new</w:t>
-      </w:r>
-      <w:r>
-        <w:t xml:space="preserve"> </w:t>
-      </w:r>
-      <w:r>
-        <w:t xml:space="preserve">known-force</w:t>
-      </w:r>
-      <w:r>
-        <w:t xml:space="preserve"> </w:t>
-      </w:r>
-      <w:r>
-        <w:t xml:space="preserve">compliance</w:t>
-      </w:r>
-      <w:r>
-        <w:t xml:space="preserve"> </w:t>
-      </w:r>
-      <w:r>
-        <w:t xml:space="preserve">experiment</w:t>
-      </w:r>
-      <w:r>
-        <w:t xml:space="preserve"> </w:t>
-      </w:r>
-      <w:r>
-        <w:t xml:space="preserve">on</w:t>
-      </w:r>
-      <w:r>
-        <w:t xml:space="preserve"> </w:t>
-      </w:r>
-      <w:r>
-        <w:t xml:space="preserve">fresh</w:t>
-      </w:r>
-      <w:r>
-        <w:t xml:space="preserve"> </w:t>
-      </w:r>
-      <w:r>
-        <w:t xml:space="preserve">synthetic</w:t>
-      </w:r>
-      <w:r>
-        <w:t xml:space="preserve"> </w:t>
-      </w:r>
-      <w:r>
-        <w:t xml:space="preserve">truth</w:t>
-      </w:r>
-      <w:r>
-        <w:t xml:space="preserve"> </w:t>
-      </w:r>
-      <w:r>
-        <w:t xml:space="preserve">worlds.</w:t>
-      </w:r>
-      <w:r>
-        <w:t xml:space="preserve"> </w:t>
-      </w:r>
-      <w:r>
-        <w:t xml:space="preserve">This</w:t>
-      </w:r>
-      <w:r>
-        <w:t xml:space="preserve"> </w:t>
-      </w:r>
-      <w:r>
-        <w:t xml:space="preserve">orthogonal</w:t>
-      </w:r>
-      <w:r>
-        <w:t xml:space="preserve"> </w:t>
-      </w:r>
-      <w:r>
-        <w:t xml:space="preserve">physical</w:t>
-      </w:r>
-      <w:r>
-        <w:t xml:space="preserve"> </w:t>
-      </w:r>
-      <w:r>
-        <w:t xml:space="preserve">channel</w:t>
-      </w:r>
-      <w:r>
-        <w:t xml:space="preserve"> </w:t>
-      </w:r>
-      <w:r>
-        <w:t xml:space="preserve">increases</w:t>
-      </w:r>
-      <w:r>
-        <w:t xml:space="preserve"> </w:t>
-      </w:r>
-      <w:r>
-        <w:t xml:space="preserve">median</w:t>
-      </w:r>
-      <w:r>
-        <w:t xml:space="preserve"> </w:t>
-      </w:r>
-      <w:r>
-        <w:t xml:space="preserve">standardized</w:t>
-      </w:r>
-      <w:r>
-        <w:t xml:space="preserve"> </w:t>
-      </w:r>
-      <w:r>
-        <w:t xml:space="preserve">evidence</w:t>
-      </w:r>
-      <w:r>
-        <w:t xml:space="preserve"> </w:t>
-      </w:r>
-      <w:r>
-        <w:t xml:space="preserve">magnitude</w:t>
-      </w:r>
-      <w:r>
-        <w:t xml:space="preserve"> </w:t>
-      </w:r>
-      <w:r>
-        <w:t xml:space="preserve">from</w:t>
-      </w:r>
-      <w:r>
-        <w:t xml:space="preserve"> </w:t>
-      </w:r>
-      <w:r>
-        <w:t xml:space="preserve">0.0488</w:t>
-      </w:r>
-      <w:r>
-        <w:t xml:space="preserve"> </w:t>
-      </w:r>
-      <w:r>
-        <w:t xml:space="preserve">to</w:t>
-      </w:r>
-      <w:r>
-        <w:t xml:space="preserve"> </w:t>
-      </w:r>
-      <w:r>
-        <w:t xml:space="preserve">0.5586,</w:t>
-      </w:r>
-      <w:r>
-        <w:t xml:space="preserve"> </w:t>
-      </w:r>
-      <w:r>
-        <w:t xml:space="preserve">an</w:t>
       </w:r>
       <w:r>
         <w:t xml:space="preserve"> </w:t>
@@ -1194,10 +726,7 @@
         </m:r>
       </m:oMath>
       <w:r>
-        <w:t xml:space="preserve"> </w:t>
-      </w:r>
-      <w:r>
-        <w:t xml:space="preserve">gain,</w:t>
+        <w:t xml:space="preserve">,</w:t>
       </w:r>
       <w:r>
         <w:t xml:space="preserve"> </w:t>
@@ -1209,37 +738,697 @@
         <w:t xml:space="preserve"> </w:t>
       </w:r>
       <w:r>
+        <w:t xml:space="preserve">still</w:t>
+      </w:r>
+      <w:r>
+        <w:t xml:space="preserve"> </w:t>
+      </w:r>
+      <w:r>
+        <w:t xml:space="preserve">leaves</w:t>
+      </w:r>
+      <w:r>
+        <w:t xml:space="preserve"> </w:t>
+      </w:r>
+      <w:r>
+        <w:t xml:space="preserve">all</w:t>
+      </w:r>
+      <w:r>
+        <w:t xml:space="preserve"> </w:t>
+      </w:r>
+      <w:r>
+        <w:t xml:space="preserve">36</w:t>
+      </w:r>
+      <w:r>
+        <w:t xml:space="preserve"> </w:t>
+      </w:r>
+      <w:r>
+        <w:t xml:space="preserve">fresh</w:t>
+      </w:r>
+      <w:r>
+        <w:t xml:space="preserve"> </w:t>
+      </w:r>
+      <w:r>
+        <w:t xml:space="preserve">synthetic</w:t>
+      </w:r>
+      <w:r>
+        <w:t xml:space="preserve"> </w:t>
+      </w:r>
+      <w:r>
+        <w:t xml:space="preserve">repair</w:t>
+      </w:r>
+      <w:r>
+        <w:t xml:space="preserve"> </w:t>
+      </w:r>
+      <w:r>
+        <w:t xml:space="preserve">proposals</w:t>
+      </w:r>
+      <w:r>
+        <w:t xml:space="preserve"> </w:t>
+      </w:r>
+      <w:r>
+        <w:t xml:space="preserve">unresolved</w:t>
+      </w:r>
+      <w:r>
+        <w:t xml:space="preserve"> </w:t>
+      </w:r>
+      <w:r>
+        <w:t xml:space="preserve">at</w:t>
+      </w:r>
+      <w:r>
+        <w:t xml:space="preserve"> </w:t>
+      </w:r>
+      <w:r>
+        <w:t xml:space="preserve">the</w:t>
+      </w:r>
+      <w:r>
+        <w:t xml:space="preserve"> </w:t>
+      </w:r>
+      <w:r>
+        <w:t xml:space="preserve">frozen</w:t>
+      </w:r>
+      <w:r>
+        <w:t xml:space="preserve"> </w:t>
+      </w:r>
+      <w:r>
+        <w:t xml:space="preserve">decision</w:t>
+      </w:r>
+      <w:r>
+        <w:t xml:space="preserve"> </w:t>
+      </w:r>
+      <w:r>
+        <w:t xml:space="preserve">magnitude.</w:t>
+      </w:r>
+      <w:r>
+        <w:t xml:space="preserve"> </w:t>
+      </w:r>
+      <w:r>
+        <w:t xml:space="preserve">We</w:t>
+      </w:r>
+      <w:r>
+        <w:t xml:space="preserve"> </w:t>
+      </w:r>
+      <w:r>
+        <w:t xml:space="preserve">then</w:t>
+      </w:r>
+      <w:r>
+        <w:t xml:space="preserve"> </w:t>
+      </w:r>
+      <w:r>
+        <w:t xml:space="preserve">test</w:t>
+      </w:r>
+      <w:r>
+        <w:t xml:space="preserve"> </w:t>
+      </w:r>
+      <w:r>
+        <w:t xml:space="preserve">a</w:t>
+      </w:r>
+      <w:r>
+        <w:t xml:space="preserve"> </w:t>
+      </w:r>
+      <w:r>
+        <w:t xml:space="preserve">better-matched</w:t>
+      </w:r>
+      <w:r>
+        <w:t xml:space="preserve"> </w:t>
+      </w:r>
+      <w:r>
+        <w:t xml:space="preserve">real-video</w:t>
+      </w:r>
+      <w:r>
+        <w:t xml:space="preserve"> </w:t>
+      </w:r>
+      <w:r>
+        <w:t xml:space="preserve">physical</w:t>
+      </w:r>
+      <w:r>
+        <w:t xml:space="preserve"> </w:t>
+      </w:r>
+      <w:r>
+        <w:t xml:space="preserve">observable</w:t>
+      </w:r>
+      <w:r>
+        <w:t xml:space="preserve"> </w:t>
+      </w:r>
+      <w:r>
+        <w:t xml:space="preserve">on</w:t>
+      </w:r>
+      <w:r>
+        <w:t xml:space="preserve"> </w:t>
+      </w:r>
+      <w:r>
+        <w:t xml:space="preserve">a</w:t>
+      </w:r>
+      <w:r>
+        <w:t xml:space="preserve"> </w:t>
+      </w:r>
+      <w:r>
+        <w:t xml:space="preserve">repository-locked</w:t>
+      </w:r>
+      <w:r>
+        <w:t xml:space="preserve"> </w:t>
+      </w:r>
+      <w:r>
+        <w:t xml:space="preserve">IRIS</w:t>
+      </w:r>
+      <w:r>
+        <w:t xml:space="preserve"> </w:t>
+      </w:r>
+      <w:r>
+        <w:t xml:space="preserve">pendulum</w:t>
+      </w:r>
+      <w:r>
+        <w:t xml:space="preserve"> </w:t>
+      </w:r>
+      <w:r>
+        <w:t xml:space="preserve">final</w:t>
+      </w:r>
+      <w:r>
+        <w:t xml:space="preserve"> </w:t>
+      </w:r>
+      <w:r>
+        <w:t xml:space="preserve">set</w:t>
+      </w:r>
+      <w:r>
+        <w:t xml:space="preserve"> </w:t>
+      </w:r>
+      <w:r>
+        <w:t xml:space="preserve">of</w:t>
+      </w:r>
+      <w:r>
+        <w:t xml:space="preserve"> </w:t>
+      </w:r>
+      <w:r>
+        <w:t xml:space="preserve">10</w:t>
+      </w:r>
+      <w:r>
+        <w:t xml:space="preserve"> </w:t>
+      </w:r>
+      <w:r>
+        <w:t xml:space="preserve">videos.</w:t>
+      </w:r>
+      <w:r>
+        <w:t xml:space="preserve"> </w:t>
+      </w:r>
+      <w:r>
+        <w:t xml:space="preserve">The</w:t>
+      </w:r>
+      <w:r>
+        <w:t xml:space="preserve"> </w:t>
+      </w:r>
+      <w:r>
+        <w:t xml:space="preserve">finite-amplitude</w:t>
+      </w:r>
+      <w:r>
+        <w:t xml:space="preserve"> </w:t>
+      </w:r>
+      <w:r>
+        <w:t xml:space="preserve">period</w:t>
+      </w:r>
+      <w:r>
+        <w:t xml:space="preserve"> </w:t>
+      </w:r>
+      <w:r>
+        <w:t xml:space="preserve">probe</w:t>
+      </w:r>
+      <w:r>
+        <w:t xml:space="preserve"> </w:t>
+      </w:r>
+      <w:r>
+        <w:t xml:space="preserve">makes</w:t>
+      </w:r>
+      <w:r>
+        <w:t xml:space="preserve"> </w:t>
+      </w:r>
+      <w:r>
+        <w:t xml:space="preserve">90/110</w:t>
+      </w:r>
+      <w:r>
+        <w:t xml:space="preserve"> </w:t>
+      </w:r>
+      <w:r>
+        <w:t xml:space="preserve">controlled</w:t>
+      </w:r>
+      <w:r>
+        <w:t xml:space="preserve"> </w:t>
+      </w:r>
+      <w:r>
+        <w:t xml:space="preserve">decisions</w:t>
+      </w:r>
+      <w:r>
+        <w:t xml:space="preserve"> </w:t>
+      </w:r>
+      <w:r>
+        <w:t xml:space="preserve">correctly</w:t>
+      </w:r>
+      <w:r>
+        <w:t xml:space="preserve"> </w:t>
+      </w:r>
+      <w:r>
+        <w:t xml:space="preserve">versus</w:t>
+      </w:r>
+      <w:r>
+        <w:t xml:space="preserve"> </w:t>
+      </w:r>
+      <w:r>
+        <w:t xml:space="preserve">40/110</w:t>
+      </w:r>
+      <w:r>
+        <w:t xml:space="preserve"> </w:t>
+      </w:r>
+      <w:r>
+        <w:t xml:space="preserve">for</w:t>
+      </w:r>
+      <w:r>
+        <w:t xml:space="preserve"> </w:t>
+      </w:r>
+      <w:r>
+        <w:t xml:space="preserve">the</w:t>
+      </w:r>
+      <w:r>
+        <w:t xml:space="preserve"> </w:t>
+      </w:r>
+      <w:r>
+        <w:t xml:space="preserve">matched</w:t>
+      </w:r>
+      <w:r>
+        <w:t xml:space="preserve"> </w:t>
+      </w:r>
+      <w:r>
+        <w:t xml:space="preserve">small-angle</w:t>
+      </w:r>
+      <w:r>
+        <w:t xml:space="preserve"> </w:t>
+      </w:r>
+      <w:r>
+        <w:t xml:space="preserve">baseline,</w:t>
+      </w:r>
+      <w:r>
+        <w:t xml:space="preserve"> </w:t>
+      </w:r>
+      <w:r>
+        <w:t xml:space="preserve">including</w:t>
+      </w:r>
+      <w:r>
+        <w:t xml:space="preserve"> </w:t>
+      </w:r>
+      <w:r>
+        <w:t xml:space="preserve">40/50</w:t>
+      </w:r>
+      <w:r>
+        <w:t xml:space="preserve"> </w:t>
+      </w:r>
+      <w:r>
+        <w:t xml:space="preserve">correct</w:t>
+      </w:r>
+      <w:r>
+        <w:t xml:space="preserve"> </w:t>
+      </w:r>
+      <w:r>
+        <w:t xml:space="preserve">SUPPORT</w:t>
+      </w:r>
+      <w:r>
+        <w:t xml:space="preserve"> </w:t>
+      </w:r>
+      <w:r>
+        <w:t xml:space="preserve">cases,</w:t>
+      </w:r>
+      <w:r>
+        <w:t xml:space="preserve"> </w:t>
+      </w:r>
+      <w:r>
+        <w:t xml:space="preserve">40/50</w:t>
+      </w:r>
+      <w:r>
+        <w:t xml:space="preserve"> </w:t>
+      </w:r>
+      <w:r>
+        <w:t xml:space="preserve">correct</w:t>
+      </w:r>
+      <w:r>
+        <w:t xml:space="preserve"> </w:t>
+      </w:r>
+      <w:r>
+        <w:t xml:space="preserve">VETO</w:t>
+      </w:r>
+      <w:r>
+        <w:t xml:space="preserve"> </w:t>
+      </w:r>
+      <w:r>
+        <w:t xml:space="preserve">cases,</w:t>
+      </w:r>
+      <w:r>
+        <w:t xml:space="preserve"> </w:t>
+      </w:r>
+      <w:r>
+        <w:t xml:space="preserve">and</w:t>
+      </w:r>
+      <w:r>
+        <w:t xml:space="preserve"> </w:t>
+      </w:r>
+      <w:r>
+        <w:t xml:space="preserve">10/10</w:t>
+      </w:r>
+      <w:r>
+        <w:t xml:space="preserve"> </w:t>
+      </w:r>
+      <w:r>
+        <w:t xml:space="preserve">correct</w:t>
+      </w:r>
+      <w:r>
+        <w:t xml:space="preserve"> </w:t>
+      </w:r>
+      <w:r>
+        <w:t xml:space="preserve">UNRESOLVED</w:t>
+      </w:r>
+      <w:r>
+        <w:t xml:space="preserve"> </w:t>
+      </w:r>
+      <w:r>
+        <w:t xml:space="preserve">placebo</w:t>
+      </w:r>
+      <w:r>
+        <w:t xml:space="preserve"> </w:t>
+      </w:r>
+      <w:r>
+        <w:t xml:space="preserve">cases.</w:t>
+      </w:r>
+      <w:r>
+        <w:t xml:space="preserve"> </w:t>
+      </w:r>
+      <w:r>
+        <w:t xml:space="preserve">A</w:t>
+      </w:r>
+      <w:r>
+        <w:t xml:space="preserve"> </w:t>
+      </w:r>
+      <w:r>
+        <w:t xml:space="preserve">second-domain</w:t>
+      </w:r>
+      <w:r>
+        <w:t xml:space="preserve"> </w:t>
+      </w:r>
+      <w:r>
+        <w:t xml:space="preserve">IRIS</w:t>
+      </w:r>
+      <w:r>
+        <w:t xml:space="preserve"> </w:t>
+      </w:r>
+      <w:r>
+        <w:t xml:space="preserve">free-fall</w:t>
+      </w:r>
+      <w:r>
+        <w:t xml:space="preserve"> </w:t>
+      </w:r>
+      <w:r>
+        <w:t xml:space="preserve">replication</w:t>
+      </w:r>
+      <w:r>
+        <w:t xml:space="preserve"> </w:t>
+      </w:r>
+      <w:r>
+        <w:t xml:space="preserve">subsequently</w:t>
+      </w:r>
+      <w:r>
+        <w:t xml:space="preserve"> </w:t>
+      </w:r>
+      <w:r>
+        <w:t xml:space="preserve">fails</w:t>
+      </w:r>
+      <w:r>
+        <w:t xml:space="preserve"> </w:t>
+      </w:r>
+      <w:r>
+        <w:t xml:space="preserve">untouched</w:t>
+      </w:r>
+      <w:r>
+        <w:t xml:space="preserve"> </w:t>
+      </w:r>
+      <w:r>
+        <w:t xml:space="preserve">validation:</w:t>
+      </w:r>
+      <w:r>
+        <w:t xml:space="preserve"> </w:t>
+      </w:r>
+      <w:r>
+        <w:t xml:space="preserve">all</w:t>
+      </w:r>
+      <w:r>
+        <w:t xml:space="preserve"> </w:t>
+      </w:r>
+      <w:r>
+        <w:t xml:space="preserve">five</w:t>
+      </w:r>
+      <w:r>
+        <w:t xml:space="preserve"> </w:t>
+      </w:r>
+      <w:r>
+        <w:t xml:space="preserve">videos</w:t>
+      </w:r>
+      <w:r>
+        <w:t xml:space="preserve"> </w:t>
+      </w:r>
+      <w:r>
+        <w:t xml:space="preserve">pass</w:t>
+      </w:r>
+      <w:r>
+        <w:t xml:space="preserve"> </w:t>
+      </w:r>
+      <w:r>
+        <w:t xml:space="preserve">low-level</w:t>
+      </w:r>
+      <w:r>
+        <w:t xml:space="preserve"> </w:t>
+      </w:r>
+      <w:r>
+        <w:t xml:space="preserve">quality</w:t>
+      </w:r>
+      <w:r>
+        <w:t xml:space="preserve"> </w:t>
+      </w:r>
+      <w:r>
+        <w:t xml:space="preserve">checks,</w:t>
+      </w:r>
+      <w:r>
+        <w:t xml:space="preserve"> </w:t>
+      </w:r>
+      <w:r>
+        <w:t xml:space="preserve">but</w:t>
+      </w:r>
+      <w:r>
+        <w:t xml:space="preserve"> </w:t>
+      </w:r>
+      <w:r>
+        <w:t xml:space="preserve">the</w:t>
+      </w:r>
+      <w:r>
+        <w:t xml:space="preserve"> </w:t>
+      </w:r>
+      <w:r>
+        <w:t xml:space="preserve">median</w:t>
+      </w:r>
+      <w:r>
+        <w:t xml:space="preserve"> </w:t>
+      </w:r>
+      <w:r>
+        <w:t xml:space="preserve">acceleration</w:t>
+      </w:r>
+      <w:r>
+        <w:t xml:space="preserve"> </w:t>
+      </w:r>
+      <w:r>
+        <w:t xml:space="preserve">relative</w:t>
+      </w:r>
+      <w:r>
+        <w:t xml:space="preserve"> </w:t>
+      </w:r>
+      <w:r>
+        <w:t xml:space="preserve">error</w:t>
+      </w:r>
+      <w:r>
+        <w:t xml:space="preserve"> </w:t>
+      </w:r>
+      <w:r>
+        <w:t xml:space="preserve">is</w:t>
+      </w:r>
+      <w:r>
+        <w:t xml:space="preserve"> </w:t>
+      </w:r>
+      <w:r>
+        <w:t xml:space="preserve">111.7%,</w:t>
+      </w:r>
+      <w:r>
+        <w:t xml:space="preserve"> </w:t>
+      </w:r>
+      <w:r>
+        <w:t xml:space="preserve">so</w:t>
+      </w:r>
+      <w:r>
+        <w:t xml:space="preserve"> </w:t>
+      </w:r>
+      <w:r>
+        <w:t xml:space="preserve">that</w:t>
+      </w:r>
+      <w:r>
+        <w:t xml:space="preserve"> </w:t>
+      </w:r>
+      <w:r>
+        <w:t xml:space="preserve">lane</w:t>
+      </w:r>
+      <w:r>
+        <w:t xml:space="preserve"> </w:t>
+      </w:r>
+      <w:r>
+        <w:t xml:space="preserve">is</w:t>
+      </w:r>
+      <w:r>
+        <w:t xml:space="preserve"> </w:t>
+      </w:r>
+      <w:r>
+        <w:t xml:space="preserve">retained</w:t>
+      </w:r>
+      <w:r>
+        <w:t xml:space="preserve"> </w:t>
+      </w:r>
+      <w:r>
+        <w:t xml:space="preserve">as</w:t>
+      </w:r>
+      <w:r>
+        <w:t xml:space="preserve"> </w:t>
+      </w:r>
+      <w:r>
+        <w:t xml:space="preserve">a</w:t>
+      </w:r>
+      <w:r>
+        <w:t xml:space="preserve"> </w:t>
+      </w:r>
+      <w:r>
+        <w:t xml:space="preserve">negative</w:t>
+      </w:r>
+      <w:r>
+        <w:t xml:space="preserve"> </w:t>
+      </w:r>
+      <w:r>
+        <w:t xml:space="preserve">result</w:t>
+      </w:r>
+      <w:r>
+        <w:t xml:space="preserve"> </w:t>
+      </w:r>
+      <w:r>
+        <w:t xml:space="preserve">and</w:t>
+      </w:r>
+      <w:r>
+        <w:t xml:space="preserve"> </w:t>
+      </w:r>
+      <w:r>
         <w:t xml:space="preserve">its</w:t>
       </w:r>
       <w:r>
         <w:t xml:space="preserve"> </w:t>
       </w:r>
       <w:r>
-        <w:t xml:space="preserve">maximum</w:t>
-      </w:r>
-      <w:r>
-        <w:t xml:space="preserve"> </w:t>
-      </w:r>
-      <w:r>
-        <w:t xml:space="preserve">magnitude</w:t>
-      </w:r>
-      <w:r>
-        <w:t xml:space="preserve"> </w:t>
-      </w:r>
-      <w:r>
-        <w:t xml:space="preserve">is</w:t>
-      </w:r>
-      <w:r>
-        <w:t xml:space="preserve"> </w:t>
-      </w:r>
-      <w:r>
-        <w:t xml:space="preserve">1.3191</w:t>
-      </w:r>
-      <w:r>
-        <w:t xml:space="preserve"> </w:t>
-      </w:r>
-      <w:r>
-        <w:t xml:space="preserve">against</w:t>
+        <w:t xml:space="preserve">final</w:t>
+      </w:r>
+      <w:r>
+        <w:t xml:space="preserve"> </w:t>
+      </w:r>
+      <w:r>
+        <w:t xml:space="preserve">split</w:t>
+      </w:r>
+      <w:r>
+        <w:t xml:space="preserve"> </w:t>
+      </w:r>
+      <w:r>
+        <w:t xml:space="preserve">remains</w:t>
+      </w:r>
+      <w:r>
+        <w:t xml:space="preserve"> </w:t>
+      </w:r>
+      <w:r>
+        <w:t xml:space="preserve">unopened.</w:t>
+      </w:r>
+      <w:r>
+        <w:t xml:space="preserve"> </w:t>
+      </w:r>
+      <w:r>
+        <w:t xml:space="preserve">Reality</w:t>
+      </w:r>
+      <w:r>
+        <w:t xml:space="preserve"> </w:t>
+      </w:r>
+      <w:r>
+        <w:t xml:space="preserve">Probe</w:t>
+      </w:r>
+      <w:r>
+        <w:t xml:space="preserve"> </w:t>
+      </w:r>
+      <w:r>
+        <w:t xml:space="preserve">therefore</w:t>
+      </w:r>
+      <w:r>
+        <w:t xml:space="preserve"> </w:t>
+      </w:r>
+      <w:r>
+        <w:t xml:space="preserve">does</w:t>
+      </w:r>
+      <w:r>
+        <w:t xml:space="preserve"> </w:t>
+      </w:r>
+      <w:r>
+        <w:t xml:space="preserve">not</w:t>
+      </w:r>
+      <w:r>
+        <w:t xml:space="preserve"> </w:t>
+      </w:r>
+      <w:r>
+        <w:t xml:space="preserve">provide</w:t>
+      </w:r>
+      <w:r>
+        <w:t xml:space="preserve"> </w:t>
+      </w:r>
+      <w:r>
+        <w:t xml:space="preserve">universal</w:t>
+      </w:r>
+      <w:r>
+        <w:t xml:space="preserve"> </w:t>
+      </w:r>
+      <w:r>
+        <w:t xml:space="preserve">physical</w:t>
+      </w:r>
+      <w:r>
+        <w:t xml:space="preserve"> </w:t>
+      </w:r>
+      <w:r>
+        <w:t xml:space="preserve">certification;</w:t>
+      </w:r>
+      <w:r>
+        <w:t xml:space="preserve"> </w:t>
+      </w:r>
+      <w:r>
+        <w:t xml:space="preserve">its</w:t>
+      </w:r>
+      <w:r>
+        <w:t xml:space="preserve"> </w:t>
+      </w:r>
+      <w:r>
+        <w:t xml:space="preserve">effectiveness</w:t>
+      </w:r>
+      <w:r>
+        <w:t xml:space="preserve"> </w:t>
+      </w:r>
+      <w:r>
+        <w:t xml:space="preserve">depends</w:t>
+      </w:r>
+      <w:r>
+        <w:t xml:space="preserve"> </w:t>
+      </w:r>
+      <w:r>
+        <w:t xml:space="preserve">on</w:t>
+      </w:r>
+      <w:r>
+        <w:t xml:space="preserve"> </w:t>
+      </w:r>
+      <w:r>
+        <w:t xml:space="preserve">whether</w:t>
       </w:r>
       <w:r>
         <w:t xml:space="preserve"> </w:t>
@@ -1251,103 +1440,7 @@
         <w:t xml:space="preserve"> </w:t>
       </w:r>
       <w:r>
-        <w:t xml:space="preserve">frozen</w:t>
-      </w:r>
-      <w:r>
-        <w:t xml:space="preserve"> </w:t>
-      </w:r>
-      <w:r>
-        <w:t xml:space="preserve">decision</w:t>
-      </w:r>
-      <w:r>
-        <w:t xml:space="preserve"> </w:t>
-      </w:r>
-      <w:r>
-        <w:t xml:space="preserve">magnitude</w:t>
-      </w:r>
-      <w:r>
-        <w:t xml:space="preserve"> </w:t>
-      </w:r>
-      <w:r>
-        <w:t xml:space="preserve">of</w:t>
-      </w:r>
-      <w:r>
-        <w:t xml:space="preserve"> </w:t>
-      </w:r>
-      <w:r>
-        <w:t xml:space="preserve">2,</w:t>
-      </w:r>
-      <w:r>
-        <w:t xml:space="preserve"> </w:t>
-      </w:r>
-      <w:r>
-        <w:t xml:space="preserve">leaving</w:t>
-      </w:r>
-      <w:r>
-        <w:t xml:space="preserve"> </w:t>
-      </w:r>
-      <w:r>
-        <w:t xml:space="preserve">all</w:t>
-      </w:r>
-      <w:r>
-        <w:t xml:space="preserve"> </w:t>
-      </w:r>
-      <w:r>
-        <w:t xml:space="preserve">36</w:t>
-      </w:r>
-      <w:r>
-        <w:t xml:space="preserve"> </w:t>
-      </w:r>
-      <w:r>
-        <w:t xml:space="preserve">proposals</w:t>
-      </w:r>
-      <w:r>
-        <w:t xml:space="preserve"> </w:t>
-      </w:r>
-      <w:r>
-        <w:t xml:space="preserve">unresolved.</w:t>
-      </w:r>
-      <w:r>
-        <w:t xml:space="preserve"> </w:t>
-      </w:r>
-      <w:r>
-        <w:t xml:space="preserve">A</w:t>
-      </w:r>
-      <w:r>
-        <w:t xml:space="preserve"> </w:t>
-      </w:r>
-      <w:r>
-        <w:t xml:space="preserve">retrospective</w:t>
-      </w:r>
-      <w:r>
-        <w:t xml:space="preserve"> </w:t>
-      </w:r>
-      <w:r>
-        <w:t xml:space="preserve">measured</w:t>
-      </w:r>
-      <w:r>
-        <w:t xml:space="preserve"> </w:t>
-      </w:r>
-      <w:r>
-        <w:t xml:space="preserve">GAUGE</w:t>
-      </w:r>
-      <w:r>
-        <w:t xml:space="preserve"> </w:t>
-      </w:r>
-      <w:r>
-        <w:t xml:space="preserve">study</w:t>
-      </w:r>
-      <w:r>
-        <w:t xml:space="preserve"> </w:t>
-      </w:r>
-      <w:r>
-        <w:t xml:space="preserve">independently</w:t>
-      </w:r>
-      <w:r>
-        <w:t xml:space="preserve"> </w:t>
-      </w:r>
-      <w:r>
-        <w:t xml:space="preserve">exhibits</w:t>
+        <w:t xml:space="preserve">verification</w:t>
       </w:r>
       <w:r>
         <w:t xml:space="preserve"> </w:t>
@@ -1359,85 +1452,25 @@
         <w:t xml:space="preserve"> </w:t>
       </w:r>
       <w:r>
-        <w:t xml:space="preserve">disagreement.</w:t>
-      </w:r>
-      <w:r>
-        <w:t xml:space="preserve"> </w:t>
-      </w:r>
-      <w:r>
-        <w:t xml:space="preserve">These</w:t>
-      </w:r>
-      <w:r>
-        <w:t xml:space="preserve"> </w:t>
-      </w:r>
-      <w:r>
-        <w:t xml:space="preserve">results</w:t>
-      </w:r>
-      <w:r>
-        <w:t xml:space="preserve"> </w:t>
-      </w:r>
-      <w:r>
-        <w:t xml:space="preserve">support</w:t>
-      </w:r>
-      <w:r>
-        <w:t xml:space="preserve"> </w:t>
-      </w:r>
-      <w:r>
-        <w:t xml:space="preserve">a</w:t>
-      </w:r>
-      <w:r>
-        <w:t xml:space="preserve"> </w:t>
-      </w:r>
-      <w:r>
-        <w:t xml:space="preserve">narrower</w:t>
-      </w:r>
-      <w:r>
-        <w:t xml:space="preserve"> </w:t>
-      </w:r>
-      <w:r>
-        <w:t xml:space="preserve">conclusion</w:t>
-      </w:r>
-      <w:r>
-        <w:t xml:space="preserve"> </w:t>
-      </w:r>
-      <w:r>
-        <w:t xml:space="preserve">than</w:t>
-      </w:r>
-      <w:r>
-        <w:t xml:space="preserve"> </w:t>
-      </w:r>
-      <w:r>
-        <w:t xml:space="preserve">a</w:t>
-      </w:r>
-      <w:r>
-        <w:t xml:space="preserve"> </w:t>
-      </w:r>
-      <w:r>
-        <w:t xml:space="preserve">universal</w:t>
-      </w:r>
-      <w:r>
-        <w:t xml:space="preserve"> </w:t>
-      </w:r>
-      <w:r>
-        <w:t xml:space="preserve">verifier:</w:t>
-      </w:r>
-      <w:r>
-        <w:t xml:space="preserve"> </w:t>
-      </w:r>
-      <w:r>
-        <w:t xml:space="preserve">physical</w:t>
-      </w:r>
-      <w:r>
-        <w:t xml:space="preserve"> </w:t>
-      </w:r>
-      <w:r>
-        <w:t xml:space="preserve">verification</w:t>
-      </w:r>
-      <w:r>
-        <w:t xml:space="preserve"> </w:t>
-      </w:r>
-      <w:r>
-        <w:t xml:space="preserve">in</w:t>
+        <w:t xml:space="preserve">contains</w:t>
+      </w:r>
+      <w:r>
+        <w:t xml:space="preserve"> </w:t>
+      </w:r>
+      <w:r>
+        <w:t xml:space="preserve">discriminating</w:t>
+      </w:r>
+      <w:r>
+        <w:t xml:space="preserve"> </w:t>
+      </w:r>
+      <w:r>
+        <w:t xml:space="preserve">information</w:t>
+      </w:r>
+      <w:r>
+        <w:t xml:space="preserve"> </w:t>
+      </w:r>
+      <w:r>
+        <w:t xml:space="preserve">for</w:t>
       </w:r>
       <w:r>
         <w:t xml:space="preserve"> </w:t>
@@ -1449,19 +1482,43 @@
         <w:t xml:space="preserve"> </w:t>
       </w:r>
       <w:r>
-        <w:t xml:space="preserve">tested</w:t>
-      </w:r>
-      <w:r>
-        <w:t xml:space="preserve"> </w:t>
-      </w:r>
-      <w:r>
-        <w:t xml:space="preserve">captured-world</w:t>
-      </w:r>
-      <w:r>
-        <w:t xml:space="preserve"> </w:t>
-      </w:r>
-      <w:r>
-        <w:t xml:space="preserve">regimes</w:t>
+        <w:t xml:space="preserve">requested</w:t>
+      </w:r>
+      <w:r>
+        <w:t xml:space="preserve"> </w:t>
+      </w:r>
+      <w:r>
+        <w:t xml:space="preserve">rewrite,</w:t>
+      </w:r>
+      <w:r>
+        <w:t xml:space="preserve"> </w:t>
+      </w:r>
+      <w:r>
+        <w:t xml:space="preserve">and</w:t>
+      </w:r>
+      <w:r>
+        <w:t xml:space="preserve"> </w:t>
+      </w:r>
+      <w:r>
+        <w:t xml:space="preserve">the</w:t>
+      </w:r>
+      <w:r>
+        <w:t xml:space="preserve"> </w:t>
+      </w:r>
+      <w:r>
+        <w:t xml:space="preserve">correct</w:t>
+      </w:r>
+      <w:r>
+        <w:t xml:space="preserve"> </w:t>
+      </w:r>
+      <w:r>
+        <w:t xml:space="preserve">system</w:t>
+      </w:r>
+      <w:r>
+        <w:t xml:space="preserve"> </w:t>
+      </w:r>
+      <w:r>
+        <w:t xml:space="preserve">action</w:t>
       </w:r>
       <w:r>
         <w:t xml:space="preserve"> </w:t>
@@ -1479,109 +1536,13 @@
         <w:t xml:space="preserve"> </w:t>
       </w:r>
       <w:r>
-        <w:t xml:space="preserve">information-limited,</w:t>
-      </w:r>
-      <w:r>
-        <w:t xml:space="preserve"> </w:t>
-      </w:r>
-      <w:r>
-        <w:t xml:space="preserve">and</w:t>
-      </w:r>
-      <w:r>
-        <w:t xml:space="preserve"> </w:t>
-      </w:r>
-      <w:r>
-        <w:t xml:space="preserve">a</w:t>
-      </w:r>
-      <w:r>
-        <w:t xml:space="preserve"> </w:t>
-      </w:r>
-      <w:r>
-        <w:t xml:space="preserve">trustworthy</w:t>
-      </w:r>
-      <w:r>
-        <w:t xml:space="preserve"> </w:t>
-      </w:r>
-      <w:r>
-        <w:t xml:space="preserve">system</w:t>
-      </w:r>
-      <w:r>
-        <w:t xml:space="preserve"> </w:t>
-      </w:r>
-      <w:r>
-        <w:t xml:space="preserve">should</w:t>
-      </w:r>
-      <w:r>
-        <w:t xml:space="preserve"> </w:t>
-      </w:r>
-      <w:r>
-        <w:t xml:space="preserve">refuse</w:t>
-      </w:r>
-      <w:r>
-        <w:t xml:space="preserve"> </w:t>
-      </w:r>
-      <w:r>
-        <w:t xml:space="preserve">certification</w:t>
-      </w:r>
-      <w:r>
-        <w:t xml:space="preserve"> </w:t>
-      </w:r>
-      <w:r>
-        <w:t xml:space="preserve">when</w:t>
-      </w:r>
-      <w:r>
-        <w:t xml:space="preserve"> </w:t>
-      </w:r>
-      <w:r>
-        <w:t xml:space="preserve">the</w:t>
-      </w:r>
-      <w:r>
-        <w:t xml:space="preserve"> </w:t>
-      </w:r>
-      <w:r>
-        <w:t xml:space="preserve">available</w:t>
-      </w:r>
-      <w:r>
-        <w:t xml:space="preserve"> </w:t>
-      </w:r>
-      <w:r>
-        <w:t xml:space="preserve">interventions</w:t>
-      </w:r>
-      <w:r>
-        <w:t xml:space="preserve"> </w:t>
-      </w:r>
-      <w:r>
-        <w:t xml:space="preserve">do</w:t>
-      </w:r>
-      <w:r>
-        <w:t xml:space="preserve"> </w:t>
-      </w:r>
-      <w:r>
-        <w:t xml:space="preserve">not</w:t>
-      </w:r>
-      <w:r>
-        <w:t xml:space="preserve"> </w:t>
-      </w:r>
-      <w:r>
-        <w:t xml:space="preserve">provide</w:t>
-      </w:r>
-      <w:r>
-        <w:t xml:space="preserve"> </w:t>
-      </w:r>
-      <w:r>
-        <w:t xml:space="preserve">sufficient</w:t>
-      </w:r>
-      <w:r>
-        <w:t xml:space="preserve"> </w:t>
-      </w:r>
-      <w:r>
-        <w:t xml:space="preserve">discriminating</w:t>
-      </w:r>
-      <w:r>
-        <w:t xml:space="preserve"> </w:t>
-      </w:r>
-      <w:r>
-        <w:t xml:space="preserve">evidence.</w:t>
+        <w:t xml:space="preserve">to</w:t>
+      </w:r>
+      <w:r>
+        <w:t xml:space="preserve"> </w:t>
+      </w:r>
+      <w:r>
+        <w:t xml:space="preserve">abstain.</w:t>
       </w:r>
     </w:p>
     <w:bookmarkStart w:id="26" w:name="introduction"/>
@@ -1756,7 +1717,7 @@
         <w:t xml:space="preserve"> </w:t>
       </w:r>
       <w:r>
-        <w:t xml:space="preserve">whether independent evidence supports the rewrite, contradicts it, or is</w:t>
+        <w:t xml:space="preserve">whether separately reserved evidence supports the rewrite, contradicts it, or is</w:t>
       </w:r>
       <w:r>
         <w:t xml:space="preserve"> </w:t>
@@ -2199,25 +2160,37 @@
           <w:bCs/>
           <w:b/>
         </w:rPr>
-        <w:t xml:space="preserve">Deceptive physical repair.</w:t>
-      </w:r>
-      <w:r>
-        <w:t xml:space="preserve"> </w:t>
-      </w:r>
-      <w:r>
-        <w:t xml:space="preserve">We formalize and experimentally</w:t>
-      </w:r>
-      <w:r>
-        <w:t xml:space="preserve"> </w:t>
-      </w:r>
-      <w:r>
-        <w:t xml:space="preserve">instantiate the failure mode in which ordinary held-out fit improves</w:t>
-      </w:r>
-      <w:r>
-        <w:t xml:space="preserve"> </w:t>
-      </w:r>
-      <w:r>
-        <w:t xml:space="preserve">while an untouched physical target worsens.</w:t>
+        <w:t xml:space="preserve">Rewrite-level verification contract.</w:t>
+      </w:r>
+      <w:r>
+        <w:t xml:space="preserve"> </w:t>
+      </w:r>
+      <w:r>
+        <w:t xml:space="preserve">We formalize deceptive</w:t>
+      </w:r>
+      <w:r>
+        <w:t xml:space="preserve"> </w:t>
+      </w:r>
+      <w:r>
+        <w:t xml:space="preserve">physical repair and develop an evidence-governed transaction that</w:t>
+      </w:r>
+      <w:r>
+        <w:t xml:space="preserve"> </w:t>
+      </w:r>
+      <w:r>
+        <w:t xml:space="preserve">separates proposal generation from a distinct verification channel,</w:t>
+      </w:r>
+      <w:r>
+        <w:t xml:space="preserve"> </w:t>
+      </w:r>
+      <w:r>
+        <w:t xml:space="preserve">carries explicit uncertainty, and preserves SUPPORT, VETO, or</w:t>
+      </w:r>
+      <w:r>
+        <w:t xml:space="preserve"> </w:t>
+      </w:r>
+      <w:r>
+        <w:t xml:space="preserve">UNRESOLVED outcomes rather than forcing a binary verdict.</w:t>
       </w:r>
     </w:p>
     <w:p>
@@ -2232,52 +2205,7 @@
           <w:bCs/>
           <w:b/>
         </w:rPr>
-        <w:t xml:space="preserve">Reality Probe.</w:t>
-      </w:r>
-      <w:r>
-        <w:t xml:space="preserve"> </w:t>
-      </w:r>
-      <w:r>
-        <w:t xml:space="preserve">We develop an evidence-governed</w:t>
-      </w:r>
-      <w:r>
-        <w:t xml:space="preserve"> </w:t>
-      </w:r>
-      <w:r>
-        <w:t xml:space="preserve">rewrite-verification architecture that separates proposal generation</w:t>
-      </w:r>
-      <w:r>
-        <w:t xml:space="preserve"> </w:t>
-      </w:r>
-      <w:r>
-        <w:t xml:space="preserve">from confirmatory physical intervention, carries explicit measurement,</w:t>
-      </w:r>
-      <w:r>
-        <w:t xml:space="preserve"> </w:t>
-      </w:r>
-      <w:r>
-        <w:t xml:space="preserve">repeat, and numerical uncertainty, and preserves support, veto, or</w:t>
-      </w:r>
-      <w:r>
-        <w:t xml:space="preserve"> </w:t>
-      </w:r>
-      <w:r>
-        <w:t xml:space="preserve">unresolved outcomes rather than forcing a binary verdict.</w:t>
-      </w:r>
-    </w:p>
-    <w:p>
-      <w:pPr>
-        <w:numPr>
-          <w:ilvl w:val="0"/>
-          <w:numId w:val="1001"/>
-        </w:numPr>
-      </w:pPr>
-      <w:r>
-        <w:rPr>
-          <w:bCs/>
-          <w:b/>
-        </w:rPr>
-        <w:t xml:space="preserve">Prospective falsification of the stronger DCS hypothesis.</w:t>
+        <w:t xml:space="preserve">Information-boundary falsification ladder.</w:t>
       </w:r>
       <w:r>
         <w:t xml:space="preserve"> </w:t>
@@ -2301,52 +2229,13 @@
         <w:t xml:space="preserve"> </w:t>
       </w:r>
       <w:r>
-        <w:t xml:space="preserve">discrimination in frozen realistic regimes; this negative result is</w:t>
-      </w:r>
-      <w:r>
-        <w:t xml:space="preserve"> </w:t>
-      </w:r>
-      <w:r>
-        <w:t xml:space="preserve">retained rather than retuned away.</w:t>
-      </w:r>
-    </w:p>
-    <w:p>
-      <w:pPr>
-        <w:numPr>
-          <w:ilvl w:val="0"/>
-          <w:numId w:val="1001"/>
-        </w:numPr>
-      </w:pPr>
-      <w:r>
-        <w:rPr>
-          <w:bCs/>
-          <w:b/>
-        </w:rPr>
-        <w:t xml:space="preserve">Orthogonal physical-evidence experiment.</w:t>
-      </w:r>
-      <w:r>
-        <w:t xml:space="preserve"> </w:t>
-      </w:r>
-      <w:r>
-        <w:t xml:space="preserve">On fresh truth</w:t>
-      </w:r>
-      <w:r>
-        <w:t xml:space="preserve"> </w:t>
-      </w:r>
-      <w:r>
-        <w:t xml:space="preserve">worlds, changing the physical interrogation from kinematic</w:t>
-      </w:r>
-      <w:r>
-        <w:t xml:space="preserve"> </w:t>
-      </w:r>
-      <w:r>
-        <w:t xml:space="preserve">counterfactuals to known-force compliance raises median standardized</w:t>
-      </w:r>
-      <w:r>
-        <w:t xml:space="preserve"> </w:t>
-      </w:r>
-      <w:r>
-        <w:t xml:space="preserve">evidence by 11.46</w:t>
+        <w:t xml:space="preserve">discrimination in frozen regimes, and that changing to known-force</w:t>
+      </w:r>
+      <w:r>
+        <w:t xml:space="preserve"> </w:t>
+      </w:r>
+      <w:r>
+        <w:t xml:space="preserve">compliance raises median standardized evidence by 11.46</w:t>
       </w:r>
       <m:oMath>
         <m:r>
@@ -2360,13 +2249,91 @@
         <w:t xml:space="preserve"> </w:t>
       </w:r>
       <w:r>
-        <w:t xml:space="preserve">under the unchanged decision rule, while</w:t>
-      </w:r>
-      <w:r>
-        <w:t xml:space="preserve"> </w:t>
-      </w:r>
-      <w:r>
-        <w:t xml:space="preserve">still remaining insufficient for certification.</w:t>
+        <w:t xml:space="preserve">without crossing the unchanged decision boundary.</w:t>
+      </w:r>
+    </w:p>
+    <w:p>
+      <w:pPr>
+        <w:numPr>
+          <w:ilvl w:val="0"/>
+          <w:numId w:val="1001"/>
+        </w:numPr>
+      </w:pPr>
+      <w:r>
+        <w:rPr>
+          <w:bCs/>
+          <w:b/>
+        </w:rPr>
+        <w:t xml:space="preserve">Repository-locked real-video confirmation.</w:t>
+      </w:r>
+      <w:r>
+        <w:t xml:space="preserve"> </w:t>
+      </w:r>
+      <w:r>
+        <w:t xml:space="preserve">On 10 fresh IRIS</w:t>
+      </w:r>
+      <w:r>
+        <w:t xml:space="preserve"> </w:t>
+      </w:r>
+      <w:r>
+        <w:t xml:space="preserve">pendulum videos, a finite-amplitude period probe yields 90/110 correct</w:t>
+      </w:r>
+      <w:r>
+        <w:t xml:space="preserve"> </w:t>
+      </w:r>
+      <w:r>
+        <w:t xml:space="preserve">controlled decisions versus 40/110 for the matched small-angle</w:t>
+      </w:r>
+      <w:r>
+        <w:t xml:space="preserve"> </w:t>
+      </w:r>
+      <w:r>
+        <w:t xml:space="preserve">baseline, with all 10 placebo cases correctly left unresolved.</w:t>
+      </w:r>
+    </w:p>
+    <w:p>
+      <w:pPr>
+        <w:numPr>
+          <w:ilvl w:val="0"/>
+          <w:numId w:val="1001"/>
+        </w:numPr>
+      </w:pPr>
+      <w:r>
+        <w:rPr>
+          <w:bCs/>
+          <w:b/>
+        </w:rPr>
+        <w:t xml:space="preserve">Preserved second-domain failure.</w:t>
+      </w:r>
+      <w:r>
+        <w:t xml:space="preserve"> </w:t>
+      </w:r>
+      <w:r>
+        <w:t xml:space="preserve">An untouched IRIS free-fall</w:t>
+      </w:r>
+      <w:r>
+        <w:t xml:space="preserve"> </w:t>
+      </w:r>
+      <w:r>
+        <w:t xml:space="preserve">validation set passes low-level tracking quality on 5/5 videos but</w:t>
+      </w:r>
+      <w:r>
+        <w:t xml:space="preserve"> </w:t>
+      </w:r>
+      <w:r>
+        <w:t xml:space="preserve">fails the physical recovery gate with 111.7% median acceleration</w:t>
+      </w:r>
+      <w:r>
+        <w:t xml:space="preserve"> </w:t>
+      </w:r>
+      <w:r>
+        <w:t xml:space="preserve">relative error. We retain this failure and leave the designated final</w:t>
+      </w:r>
+      <w:r>
+        <w:t xml:space="preserve"> </w:t>
+      </w:r>
+      <w:r>
+        <w:t xml:space="preserve">split unopened instead of retuning the method on confirmatory data.</w:t>
       </w:r>
     </w:p>
     <w:p>
@@ -2512,7 +2479,7 @@
         <w:t xml:space="preserve"> </w:t>
       </w:r>
       <w:r>
-        <w:t xml:space="preserve">independently supported once an optimizer has already produced an</w:t>
+        <w:t xml:space="preserve">supported by a verification channel once an optimizer has already produced an</w:t>
       </w:r>
       <w:r>
         <w:t xml:space="preserve"> </w:t>
@@ -2808,6 +2775,50 @@
       </w:r>
       <w:r>
         <w:t xml:space="preserve">intentionally not presented as fresh prospective confirmation.</w:t>
+      </w:r>
+    </w:p>
+    <w:p>
+      <w:pPr>
+        <w:pStyle w:val="BodyText"/>
+      </w:pPr>
+      <w:r>
+        <w:t xml:space="preserve">A separate repository-frozen GAUGE validation lane uses previously untouched foam</w:t>
+      </w:r>
+      <w:r>
+        <w:t xml:space="preserve"> </w:t>
+      </w:r>
+      <w:r>
+        <w:t xml:space="preserve">stretching and compression repeats 5–7. Across 12 measured validation worlds,</w:t>
+      </w:r>
+      <w:r>
+        <w:t xml:space="preserve"> </w:t>
+      </w:r>
+      <w:r>
+        <w:t xml:space="preserve">the temporal annihilating witness makes 0/12 correct SUPPORT decisions and 0/12</w:t>
+      </w:r>
+      <w:r>
+        <w:t xml:space="preserve"> </w:t>
+      </w:r>
+      <w:r>
+        <w:t xml:space="preserve">correct VETO decisions while correctly leaving 12/12 placebo cases UNRESOLVED at</w:t>
+      </w:r>
+      <w:r>
+        <w:t xml:space="preserve"> </w:t>
+      </w:r>
+      <w:r>
+        <w:t xml:space="preserve">the frozen decision magnitude. No final-test repeat 8–10 is opened. We retain</w:t>
+      </w:r>
+      <w:r>
+        <w:t xml:space="preserve"> </w:t>
+      </w:r>
+      <w:r>
+        <w:t xml:space="preserve">this as prospective validation-stage evidence of insufficient directional</w:t>
+      </w:r>
+      <w:r>
+        <w:t xml:space="preserve"> </w:t>
+      </w:r>
+      <w:r>
+        <w:t xml:space="preserve">decision coverage, not as a result to be repaired by threshold tuning.</w:t>
       </w:r>
     </w:p>
     <w:bookmarkEnd w:id="29"/>
@@ -2985,7 +2996,7 @@
         <w:t xml:space="preserve"> </w:t>
       </w:r>
       <w:r>
-        <w:t xml:space="preserve">untouched target or independent physical intervention used only after</w:t>
+        <w:t xml:space="preserve">untouched target or separately reserved physical intervention used only after</w:t>
       </w:r>
       <w:r>
         <w:t xml:space="preserve"> </w:t>
@@ -3383,7 +3394,7 @@
         <w:t xml:space="preserve"> </w:t>
       </w:r>
       <w:r>
-        <w:t xml:space="preserve">against independent</w:t>
+        <w:t xml:space="preserve">against reserved verification</w:t>
       </w:r>
       <w:r>
         <w:t xml:space="preserve"> </w:t>
@@ -3763,7 +3774,7 @@
         <w:t xml:space="preserve"> </w:t>
       </w:r>
       <w:r>
-        <w:t xml:space="preserve">only then evaluates independent counterfactual evidence. If the</w:t>
+        <w:t xml:space="preserve">only then evaluates separately reserved counterfactual evidence. If the</w:t>
       </w:r>
       <w:r>
         <w:t xml:space="preserve"> </w:t>
@@ -3839,7 +3850,7 @@
         <w:t xml:space="preserve"> </w:t>
       </w:r>
       <w:r>
-        <w:t xml:space="preserve">generation is completed before the independent physical probe is</w:t>
+        <w:t xml:space="preserve">generation is completed before the separately reserved physical probe is</w:t>
       </w:r>
       <w:r>
         <w:t xml:space="preserve"> </w:t>
@@ -5622,7 +5633,7 @@
     </w:p>
     <w:bookmarkEnd w:id="45"/>
     <w:bookmarkEnd w:id="46"/>
-    <w:bookmarkStart w:id="64" w:name="experimental-program"/>
+    <w:bookmarkStart w:id="67" w:name="experimental-program"/>
     <w:p>
       <w:pPr>
         <w:pStyle w:val="Heading1"/>
@@ -6026,7 +6037,7 @@
               <w:jc w:val="left"/>
             </w:pPr>
             <w:r>
-              <w:t xml:space="preserve">OFC</w:t>
+              <w:t xml:space="preserve">GAUGE validation</w:t>
             </w:r>
           </w:p>
         </w:tc>
@@ -6038,7 +6049,7 @@
               <w:jc w:val="right"/>
             </w:pPr>
             <w:r>
-              <w:t xml:space="preserve">36 repairs</w:t>
+              <w:t xml:space="preserve">12 measured worlds / 36 cases</w:t>
             </w:r>
           </w:p>
         </w:tc>
@@ -6050,7 +6061,7 @@
               <w:jc w:val="right"/>
             </w:pPr>
             <w:r>
-              <w:t xml:space="preserve">0/36</w:t>
+              <w:t xml:space="preserve">gate fail</w:t>
             </w:r>
           </w:p>
         </w:tc>
@@ -6062,7 +6073,157 @@
               <w:jc w:val="left"/>
             </w:pPr>
             <w:r>
+              <w:t xml:space="preserve">Frozen stretching/compression validation: 0/12 correct SUPPORT, 0/12 correct VETO, and 12/12 correct UNRESOLVED placebo decisions; final repeats 8–10 remain unopened.</w:t>
+            </w:r>
+          </w:p>
+        </w:tc>
+      </w:tr>
+      <w:tr>
+        <w:tc>
+          <w:tcPr/>
+          <w:p>
+            <w:pPr>
+              <w:pStyle w:val="Compact"/>
+              <w:jc w:val="left"/>
+            </w:pPr>
+            <w:r>
+              <w:t xml:space="preserve">OFC</w:t>
+            </w:r>
+          </w:p>
+        </w:tc>
+        <w:tc>
+          <w:tcPr/>
+          <w:p>
+            <w:pPr>
+              <w:pStyle w:val="Compact"/>
+              <w:jc w:val="right"/>
+            </w:pPr>
+            <w:r>
+              <w:t xml:space="preserve">36 repairs</w:t>
+            </w:r>
+          </w:p>
+        </w:tc>
+        <w:tc>
+          <w:tcPr/>
+          <w:p>
+            <w:pPr>
+              <w:pStyle w:val="Compact"/>
+              <w:jc w:val="right"/>
+            </w:pPr>
+            <w:r>
+              <w:t xml:space="preserve">0/36</w:t>
+            </w:r>
+          </w:p>
+        </w:tc>
+        <w:tc>
+          <w:tcPr/>
+          <w:p>
+            <w:pPr>
+              <w:pStyle w:val="Compact"/>
+              <w:jc w:val="left"/>
+            </w:pPr>
+            <w:r>
               <w:t xml:space="preserve">12 deceptive and 24 beneficial; known-force compliance increases evidence scale but not coverage.</w:t>
+            </w:r>
+          </w:p>
+        </w:tc>
+      </w:tr>
+      <w:tr>
+        <w:tc>
+          <w:tcPr/>
+          <w:p>
+            <w:pPr>
+              <w:pStyle w:val="Compact"/>
+              <w:jc w:val="left"/>
+            </w:pPr>
+            <w:r>
+              <w:t xml:space="preserve">IRIS pendulum</w:t>
+            </w:r>
+          </w:p>
+        </w:tc>
+        <w:tc>
+          <w:tcPr/>
+          <w:p>
+            <w:pPr>
+              <w:pStyle w:val="Compact"/>
+              <w:jc w:val="right"/>
+            </w:pPr>
+            <w:r>
+              <w:t xml:space="preserve">10 videos / 110 cases</w:t>
+            </w:r>
+          </w:p>
+        </w:tc>
+        <w:tc>
+          <w:tcPr/>
+          <w:p>
+            <w:pPr>
+              <w:pStyle w:val="Compact"/>
+              <w:jc w:val="right"/>
+            </w:pPr>
+            <w:r>
+              <w:t xml:space="preserve">90/110 correct</w:t>
+            </w:r>
+          </w:p>
+        </w:tc>
+        <w:tc>
+          <w:tcPr/>
+          <w:p>
+            <w:pPr>
+              <w:pStyle w:val="Compact"/>
+              <w:jc w:val="left"/>
+            </w:pPr>
+            <w:r>
+              <w:t xml:space="preserve">Locked final set; finite-amplitude probe gives 40/50 correct SUPPORT, 40/50 correct VETO, and 10/10 correct UNRESOLVED placebo decisions.</w:t>
+            </w:r>
+          </w:p>
+        </w:tc>
+      </w:tr>
+      <w:tr>
+        <w:tc>
+          <w:tcPr/>
+          <w:p>
+            <w:pPr>
+              <w:pStyle w:val="Compact"/>
+              <w:jc w:val="left"/>
+            </w:pPr>
+            <w:r>
+              <w:t xml:space="preserve">IRIS free-fall</w:t>
+            </w:r>
+          </w:p>
+        </w:tc>
+        <w:tc>
+          <w:tcPr/>
+          <w:p>
+            <w:pPr>
+              <w:pStyle w:val="Compact"/>
+              <w:jc w:val="right"/>
+            </w:pPr>
+            <w:r>
+              <w:t xml:space="preserve">5 validation videos</w:t>
+            </w:r>
+          </w:p>
+        </w:tc>
+        <w:tc>
+          <w:tcPr/>
+          <w:p>
+            <w:pPr>
+              <w:pStyle w:val="Compact"/>
+              <w:jc w:val="right"/>
+            </w:pPr>
+            <w:r>
+              <w:t xml:space="preserve">gate fail</w:t>
+            </w:r>
+          </w:p>
+        </w:tc>
+        <w:tc>
+          <w:tcPr/>
+          <w:p>
+            <w:pPr>
+              <w:pStyle w:val="Compact"/>
+              <w:jc w:val="left"/>
+            </w:pPr>
+            <w:r>
+              <w:t xml:space="preserve">Fresh second-domain validation has 5/5 quality-pass videos but 111.7% median acceleration relative error; final split remains unopened.</w:t>
             </w:r>
           </w:p>
         </w:tc>
@@ -8453,7 +8614,7 @@
         <w:t xml:space="preserve"> </w:t>
       </w:r>
       <w:r>
-        <w:t xml:space="preserve">(12.5%). The result therefore remains below the preregistered</w:t>
+        <w:t xml:space="preserve">(12.5%). The result therefore remains below the repository-frozen</w:t>
       </w:r>
       <w:r>
         <w:t xml:space="preserve"> </w:t>
@@ -8954,8 +9115,594 @@
     </w:p>
     <w:bookmarkEnd w:id="62"/>
     <w:bookmarkEnd w:id="63"/>
+    <w:bookmarkStart w:id="64" w:name="locked-iris-pendulum-confirmation"/>
+    <w:p>
+      <w:pPr>
+        <w:pStyle w:val="Heading2"/>
+      </w:pPr>
+      <w:r>
+        <w:t xml:space="preserve">Locked IRIS pendulum confirmation</w:t>
+      </w:r>
+    </w:p>
+    <w:p>
+      <w:pPr>
+        <w:pStyle w:val="FirstParagraph"/>
+      </w:pPr>
+      <w:r>
+        <w:t xml:space="preserve">The synthetic ladder establishes that verification quality is controlled by</w:t>
+      </w:r>
+      <w:r>
+        <w:t xml:space="preserve"> </w:t>
+      </w:r>
+      <w:r>
+        <w:t xml:space="preserve">the information channel, but it does not by itself provide measured-world</w:t>
+      </w:r>
+      <w:r>
+        <w:t xml:space="preserve"> </w:t>
+      </w:r>
+      <w:r>
+        <w:t xml:space="preserve">confirmation. We therefore froze a real-video pendulum protocol before opening</w:t>
+      </w:r>
+      <w:r>
+        <w:t xml:space="preserve"> </w:t>
+      </w:r>
+      <w:r>
+        <w:t xml:space="preserve">the designated final media. The final set contains 10 IRIS</w:t>
+      </w:r>
+      <w:r>
+        <w:t xml:space="preserve"> </w:t>
+      </w:r>
+      <w:r>
+        <w:rPr>
+          <w:rStyle w:val="VerbatimChar"/>
+        </w:rPr>
+        <w:t xml:space="preserve">pendulum_90</w:t>
+      </w:r>
+      <w:r>
+        <w:t xml:space="preserve"> </w:t>
+      </w:r>
+      <w:r>
+        <w:t xml:space="preserve">videos, all of which pass the quality gate. The primary</w:t>
+      </w:r>
+      <w:r>
+        <w:t xml:space="preserve"> </w:t>
+      </w:r>
+      <w:r>
+        <w:t xml:space="preserve">probe uses the finite-amplitude pendulum period relation; the matched diagnostic</w:t>
+      </w:r>
+      <w:r>
+        <w:t xml:space="preserve"> </w:t>
+      </w:r>
+      <w:r>
+        <w:t xml:space="preserve">baseline uses the small-angle approximation. The proposal/candidate schedule,</w:t>
+      </w:r>
+      <w:r>
+        <w:t xml:space="preserve"> </w:t>
+      </w:r>
+      <w:r>
+        <w:t xml:space="preserve">decision magnitude, tracker, and final-test media are fixed by repository state</w:t>
+      </w:r>
+      <w:r>
+        <w:t xml:space="preserve"> </w:t>
+      </w:r>
+      <w:r>
+        <w:t xml:space="preserve">before the final run.</w:t>
+      </w:r>
+    </w:p>
+    <w:p>
+      <w:pPr>
+        <w:pStyle w:val="BodyText"/>
+      </w:pPr>
+      <w:r>
+        <w:t xml:space="preserve">Across the 110 controlled cases on those 10 physical videos, the finite-amplitude</w:t>
+      </w:r>
+      <w:r>
+        <w:t xml:space="preserve"> </w:t>
+      </w:r>
+      <w:r>
+        <w:t xml:space="preserve">probe makes 90 decisions correctly (81.82%), compared with 40/110 (36.36%)</w:t>
+      </w:r>
+      <w:r>
+        <w:t xml:space="preserve"> </w:t>
+      </w:r>
+      <w:r>
+        <w:t xml:space="preserve">for the small-angle baseline. The primary probe is correct on 40/50 SUPPORT</w:t>
+      </w:r>
+      <w:r>
+        <w:t xml:space="preserve"> </w:t>
+      </w:r>
+      <w:r>
+        <w:t xml:space="preserve">cases and 40/50 VETO cases, and it leaves all 10 placebo cases UNRESOLVED as</w:t>
+      </w:r>
+      <w:r>
+        <w:t xml:space="preserve"> </w:t>
+      </w:r>
+      <w:r>
+        <w:t xml:space="preserve">intended. In paired comparison, the primary probe is correct when the baseline</w:t>
+      </w:r>
+      <w:r>
+        <w:t xml:space="preserve"> </w:t>
+      </w:r>
+      <w:r>
+        <w:t xml:space="preserve">is not on 50 cases; the reverse occurs on zero cases, with 60 ties. These</w:t>
+      </w:r>
+      <w:r>
+        <w:t xml:space="preserve"> </w:t>
+      </w:r>
+      <w:r>
+        <w:t xml:space="preserve">110 rows are repeated controlled cases nested inside 10 physical videos and are</w:t>
+      </w:r>
+      <w:r>
+        <w:t xml:space="preserve"> </w:t>
+      </w:r>
+      <w:r>
+        <w:t xml:space="preserve">not 110 independent experiments. The locked physical-recovery diagnostic has a</w:t>
+      </w:r>
+      <w:r>
+        <w:t xml:space="preserve"> </w:t>
+      </w:r>
+      <w:r>
+        <w:t xml:space="preserve">median period-inferred length relative error of 16.81%.</w:t>
+      </w:r>
+    </w:p>
+    <w:p>
+      <w:pPr>
+        <w:pStyle w:val="BodyText"/>
+      </w:pPr>
+      <w:r>
+        <w:t xml:space="preserve">This result does not show that finite-amplitude pendulum physics is new, nor that</w:t>
+      </w:r>
+      <w:r>
+        <w:t xml:space="preserve"> </w:t>
+      </w:r>
+      <w:r>
+        <w:t xml:space="preserve">Reality Probe is universally reliable. It shows that, when the requested</w:t>
+      </w:r>
+      <w:r>
+        <w:t xml:space="preserve"> </w:t>
+      </w:r>
+      <w:r>
+        <w:t xml:space="preserve">rewrite is interrogated through a physical observable whose information matches</w:t>
+      </w:r>
+      <w:r>
+        <w:t xml:space="preserve"> </w:t>
+      </w:r>
+      <w:r>
+        <w:t xml:space="preserve">the distinction being tested, the same SUPPORT/VETO/UNRESOLVED transaction can</w:t>
+      </w:r>
+      <w:r>
+        <w:t xml:space="preserve"> </w:t>
+      </w:r>
+      <w:r>
+        <w:t xml:space="preserve">produce useful decisions on fresh measured video.</w:t>
+      </w:r>
+    </w:p>
     <w:bookmarkEnd w:id="64"/>
-    <w:bookmarkStart w:id="75" w:name="results-and-analysis"/>
+    <w:bookmarkStart w:id="65" w:name="post-final-pendulum-hardening"/>
+    <w:p>
+      <w:pPr>
+        <w:pStyle w:val="Heading2"/>
+      </w:pPr>
+      <w:r>
+        <w:t xml:space="preserve">Post-final hardening of the pendulum result</w:t>
+      </w:r>
+    </w:p>
+    <w:p>
+      <w:pPr>
+        <w:pStyle w:val="FirstParagraph"/>
+      </w:pPr>
+      <w:r>
+        <w:t xml:space="preserve">After the locked final test was complete, we ran secondary analyses that are not</w:t>
+      </w:r>
+      <w:r>
+        <w:t xml:space="preserve"> </w:t>
+      </w:r>
+      <w:r>
+        <w:t xml:space="preserve">allowed to change its decisions. Treating the physical video rather than the</w:t>
+      </w:r>
+      <w:r>
+        <w:t xml:space="preserve"> </w:t>
+      </w:r>
+      <w:r>
+        <w:t xml:space="preserve">nested case row as the experimental unit, the finite-amplitude probe has higher</w:t>
+      </w:r>
+      <w:r>
+        <w:t xml:space="preserve"> </w:t>
+      </w:r>
+      <w:r>
+        <w:t xml:space="preserve">per-video accuracy than the small-angle baseline on all 10 videos (10–0, no</w:t>
+      </w:r>
+      <w:r>
+        <w:t xml:space="preserve"> </w:t>
+      </w:r>
+      <w:r>
+        <w:t xml:space="preserve">ties; two-sided exact sign-test</w:t>
+      </w:r>
+      <w:r>
+        <w:t xml:space="preserve"> </w:t>
+      </w:r>
+      <m:oMath>
+        <m:r>
+          <m:t>p</m:t>
+        </m:r>
+        <m:r>
+          <m:rPr>
+            <m:sty m:val="p"/>
+          </m:rPr>
+          <m:t>=</m:t>
+        </m:r>
+        <m:r>
+          <m:t>0.001953125</m:t>
+        </m:r>
+      </m:oMath>
+      <w:r>
+        <w:t xml:space="preserve">). Two stronger post-final</w:t>
+      </w:r>
+      <w:r>
+        <w:t xml:space="preserve"> </w:t>
+      </w:r>
+      <w:r>
+        <w:t xml:space="preserve">comparators also fail to explain the locked result: a direct finite-amplitude</w:t>
+      </w:r>
+      <w:r>
+        <w:t xml:space="preserve"> </w:t>
+      </w:r>
+      <w:r>
+        <w:t xml:space="preserve">period-residual rule reaches 45.45% strict three-way accuracy, while a damped</w:t>
+      </w:r>
+      <w:r>
+        <w:t xml:space="preserve"> </w:t>
+      </w:r>
+      <w:r>
+        <w:t xml:space="preserve">nonlinear ODE residual reaches 9.09%, compared with the locked probe’s 81.82%.</w:t>
+      </w:r>
+      <w:r>
+        <w:t xml:space="preserve"> </w:t>
+      </w:r>
+      <w:r>
+        <w:t xml:space="preserve">In paired case accounting, the locked probe is uniquely correct on 40 cases</w:t>
+      </w:r>
+      <w:r>
+        <w:t xml:space="preserve"> </w:t>
+      </w:r>
+      <w:r>
+        <w:t xml:space="preserve">relative to the direct residual and on 80 relative to the damped ODE; neither</w:t>
+      </w:r>
+      <w:r>
+        <w:t xml:space="preserve"> </w:t>
+      </w:r>
+      <w:r>
+        <w:t xml:space="preserve">post-final comparator is uniquely correct on any case.</w:t>
+      </w:r>
+    </w:p>
+    <w:p>
+      <w:pPr>
+        <w:pStyle w:val="BodyText"/>
+      </w:pPr>
+      <w:r>
+        <w:t xml:space="preserve">We also remove the manually scheduled candidate factors in a separate</w:t>
+      </w:r>
+      <w:r>
+        <w:t xml:space="preserve"> </w:t>
+      </w:r>
+      <w:r>
+        <w:t xml:space="preserve">ground-truth-hidden transaction. Baseline and candidate estimates are produced</w:t>
+      </w:r>
+      <w:r>
+        <w:t xml:space="preserve"> </w:t>
+      </w:r>
+      <w:r>
+        <w:t xml:space="preserve">from early video windows, ordinary improvement is checked on a later holdout,</w:t>
+      </w:r>
+      <w:r>
+        <w:t xml:space="preserve"> </w:t>
+      </w:r>
+      <w:r>
+        <w:t xml:space="preserve">and the blind proposal artifact is SHA-256 closed before ground truth is joined.</w:t>
+      </w:r>
+      <w:r>
+        <w:t xml:space="preserve"> </w:t>
+      </w:r>
+      <w:r>
+        <w:t xml:space="preserve">All 10 generated proposals improve the ordinary holdout; 8 are physically worse</w:t>
+      </w:r>
+      <w:r>
+        <w:t xml:space="preserve"> </w:t>
+      </w:r>
+      <w:r>
+        <w:t xml:space="preserve">and 2 are physically better, and the reserved final-window verifier classifies</w:t>
+      </w:r>
+      <w:r>
+        <w:t xml:space="preserve"> </w:t>
+      </w:r>
+      <w:r>
+        <w:t xml:space="preserve">all 10 correctly. Canonical labels remain unchanged over the recorded</w:t>
+      </w:r>
+      <w:r>
+        <w:t xml:space="preserve"> </w:t>
+      </w:r>
+      <w:r>
+        <w:t xml:space="preserve">rope-length uncertainty intervals through</w:t>
+      </w:r>
+      <w:r>
+        <w:t xml:space="preserve"> </w:t>
+      </w:r>
+      <m:oMath>
+        <m:r>
+          <m:rPr>
+            <m:sty m:val="p"/>
+          </m:rPr>
+          <m:t>±</m:t>
+        </m:r>
+        <m:r>
+          <m:t>2</m:t>
+        </m:r>
+        <m:r>
+          <m:t>σ</m:t>
+        </m:r>
+      </m:oMath>
+      <w:r>
+        <w:t xml:space="preserve">. A post-final</w:t>
+      </w:r>
+      <w:r>
+        <w:t xml:space="preserve"> </w:t>
+      </w:r>
+      <w:r>
+        <w:t xml:space="preserve">proposal/probe overlap sweep also remains correct for every tested overlap, from</w:t>
+      </w:r>
+      <w:r>
+        <w:t xml:space="preserve"> </w:t>
+      </w:r>
+      <w:r>
+        <w:t xml:space="preserve">disjoint windows through full overlap; this diagnoses temporal-window</w:t>
+      </w:r>
+      <w:r>
+        <w:t xml:space="preserve"> </w:t>
+      </w:r>
+      <w:r>
+        <w:t xml:space="preserve">dependence but does not make same-video evidence an independent sensor modality.</w:t>
+      </w:r>
+    </w:p>
+    <w:p>
+      <w:pPr>
+        <w:pStyle w:val="BodyText"/>
+      </w:pPr>
+      <w:r>
+        <w:t xml:space="preserve">Finally, a full Metal corruption sweep processes 180 condition-video runs with</w:t>
+      </w:r>
+      <w:r>
+        <w:t xml:space="preserve"> </w:t>
+      </w:r>
+      <w:r>
+        <w:t xml:space="preserve">zero failed videos and reproduces the clean locked decision vector on all 10</w:t>
+      </w:r>
+      <w:r>
+        <w:t xml:space="preserve"> </w:t>
+      </w:r>
+      <w:r>
+        <w:t xml:space="preserve">videos. The 81.82% clean accuracy is unchanged under the tested additive noise</w:t>
+      </w:r>
+      <w:r>
+        <w:t xml:space="preserve"> </w:t>
+      </w:r>
+      <w:r>
+        <w:t xml:space="preserve">(up to 30 intensity levels), Gaussian blur (kernel 15), frame duplication/drop</w:t>
+      </w:r>
+      <w:r>
+        <w:t xml:space="preserve"> </w:t>
+      </w:r>
+      <w:r>
+        <w:t xml:space="preserve">(up to 50%), central occlusion (up to 30%), and crop (up to 10%). Temporal</w:t>
+      </w:r>
+      <w:r>
+        <w:t xml:space="preserve"> </w:t>
+      </w:r>
+      <w:r>
+        <w:t xml:space="preserve">downsampling is the clear boundary: strict accuracy falls to 63.64% at</w:t>
+      </w:r>
+      <w:r>
+        <w:t xml:space="preserve"> </w:t>
+      </w:r>
+      <w:r>
+        <w:t xml:space="preserve">30 fps and 45.45% at 15 fps, although placebo abstention remains 100%.</w:t>
+      </w:r>
+      <w:r>
+        <w:t xml:space="preserve"> </w:t>
+      </w:r>
+      <w:r>
+        <w:t xml:space="preserve">These tests are post-final stress analyses, not new confirmation, and the</w:t>
+      </w:r>
+      <w:r>
+        <w:t xml:space="preserve"> </w:t>
+      </w:r>
+      <w:r>
+        <w:t xml:space="preserve">temporal-resolution failure is retained as a limitation.</w:t>
+      </w:r>
+    </w:p>
+    <w:bookmarkEnd w:id="65"/>
+    <w:bookmarkStart w:id="66" w:name="second-domain-iris-free-fall-failure"/>
+    <w:p>
+      <w:pPr>
+        <w:pStyle w:val="Heading2"/>
+      </w:pPr>
+      <w:r>
+        <w:t xml:space="preserve">Second-domain IRIS free-fall failure</w:t>
+      </w:r>
+    </w:p>
+    <w:p>
+      <w:pPr>
+        <w:pStyle w:val="FirstParagraph"/>
+      </w:pPr>
+      <w:r>
+        <w:t xml:space="preserve">We also attempted a second, different equation-family replication on IRIS</w:t>
+      </w:r>
+      <w:r>
+        <w:t xml:space="preserve"> </w:t>
+      </w:r>
+      <w:r>
+        <w:t xml:space="preserve">dropping-ball video. The V6.6 selector was frozen after passing its development</w:t>
+      </w:r>
+      <w:r>
+        <w:t xml:space="preserve"> </w:t>
+      </w:r>
+      <w:r>
+        <w:t xml:space="preserve">gate on</w:t>
+      </w:r>
+      <w:r>
+        <w:t xml:space="preserve"> </w:t>
+      </w:r>
+      <w:r>
+        <w:rPr>
+          <w:rStyle w:val="VerbatimChar"/>
+        </w:rPr>
+        <w:t xml:space="preserve">drop_50</w:t>
+      </w:r>
+      <w:r>
+        <w:t xml:space="preserve">: 4/5 quality-pass videos, zero implementation errors,</w:t>
+      </w:r>
+      <w:r>
+        <w:t xml:space="preserve"> </w:t>
+      </w:r>
+      <w:r>
+        <w:t xml:space="preserve">and 8.05% median acceleration relative error. We then opened the untouched</w:t>
+      </w:r>
+      <w:r>
+        <w:t xml:space="preserve"> </w:t>
+      </w:r>
+      <w:r>
+        <w:rPr>
+          <w:rStyle w:val="VerbatimChar"/>
+        </w:rPr>
+        <w:t xml:space="preserve">drop_100/06..10</w:t>
+      </w:r>
+      <w:r>
+        <w:t xml:space="preserve"> </w:t>
+      </w:r>
+      <w:r>
+        <w:t xml:space="preserve">validation split without changing the selector.</w:t>
+      </w:r>
+    </w:p>
+    <w:p>
+      <w:pPr>
+        <w:pStyle w:val="BodyText"/>
+      </w:pPr>
+      <w:r>
+        <w:t xml:space="preserve">The prospective result failed decisively. All 5/5 validation videos pass the</w:t>
+      </w:r>
+      <w:r>
+        <w:t xml:space="preserve"> </w:t>
+      </w:r>
+      <w:r>
+        <w:t xml:space="preserve">low-level quality checks, but the median acceleration relative error is 111.7%;</w:t>
+      </w:r>
+      <w:r>
+        <w:t xml:space="preserve"> </w:t>
+      </w:r>
+      <w:r>
+        <w:t xml:space="preserve">the truth-control accuracy and direction-sign rate are both 0 under the frozen</w:t>
+      </w:r>
+      <w:r>
+        <w:t xml:space="preserve"> </w:t>
+      </w:r>
+      <w:r>
+        <w:t xml:space="preserve">decision logic. Post-validation diagnosis shows that the selector often bound</w:t>
+      </w:r>
+      <w:r>
+        <w:t xml:space="preserve"> </w:t>
+      </w:r>
+      <w:r>
+        <w:t xml:space="preserve">the full known drop height to a shorter partial ballistic interval. Retrospective</w:t>
+      </w:r>
+      <w:r>
+        <w:t xml:space="preserve"> </w:t>
+      </w:r>
+      <w:r>
+        <w:t xml:space="preserve">rescue experiments with alternative event ranking, higher image resolution,</w:t>
+      </w:r>
+      <w:r>
+        <w:t xml:space="preserve"> </w:t>
+      </w:r>
+      <w:r>
+        <w:t xml:space="preserve">longer association, track stitching, global/chunk scale, stationary endpoint</w:t>
+      </w:r>
+      <w:r>
+        <w:t xml:space="preserve"> </w:t>
+      </w:r>
+      <w:r>
+        <w:t xml:space="preserve">scale, and bidirectional hold-to-hold reconstruction did not recover a robust</w:t>
+      </w:r>
+      <w:r>
+        <w:t xml:space="preserve"> </w:t>
+      </w:r>
+      <w:r>
+        <w:t xml:space="preserve">target-free estimator across the spent development and validation evidence.</w:t>
+      </w:r>
+    </w:p>
+    <w:p>
+      <w:pPr>
+        <w:pStyle w:val="BodyText"/>
+      </w:pPr>
+      <w:r>
+        <w:t xml:space="preserve">We therefore close this lane as a negative result. The failed</w:t>
+      </w:r>
+      <w:r>
+        <w:t xml:space="preserve"> </w:t>
+      </w:r>
+      <w:r>
+        <w:rPr>
+          <w:rStyle w:val="VerbatimChar"/>
+        </w:rPr>
+        <w:t xml:space="preserve">drop_100</w:t>
+      </w:r>
+      <w:r>
+        <w:t xml:space="preserve"> </w:t>
+      </w:r>
+      <w:r>
+        <w:t xml:space="preserve">split is permanently retrospective, no rescue result is</w:t>
+      </w:r>
+      <w:r>
+        <w:t xml:space="preserve"> </w:t>
+      </w:r>
+      <w:r>
+        <w:t xml:space="preserve">treated as confirmatory evidence, and the designated</w:t>
+      </w:r>
+      <w:r>
+        <w:t xml:space="preserve"> </w:t>
+      </w:r>
+      <w:r>
+        <w:rPr>
+          <w:rStyle w:val="VerbatimChar"/>
+        </w:rPr>
+        <w:t xml:space="preserve">drop_150</w:t>
+      </w:r>
+      <w:r>
+        <w:t xml:space="preserve"> </w:t>
+      </w:r>
+      <w:r>
+        <w:t xml:space="preserve">final</w:t>
+      </w:r>
+      <w:r>
+        <w:t xml:space="preserve"> </w:t>
+      </w:r>
+      <w:r>
+        <w:t xml:space="preserve">split remains unopened. The failure reinforces rather than weakens the paper’s</w:t>
+      </w:r>
+      <w:r>
+        <w:t xml:space="preserve"> </w:t>
+      </w:r>
+      <w:r>
+        <w:t xml:space="preserve">central boundary: a verification transaction is only as useful as the physical</w:t>
+      </w:r>
+      <w:r>
+        <w:t xml:space="preserve"> </w:t>
+      </w:r>
+      <w:r>
+        <w:t xml:space="preserve">information actually available to it.</w:t>
+      </w:r>
+    </w:p>
+    <w:bookmarkEnd w:id="66"/>
+    <w:bookmarkEnd w:id="67"/>
+    <w:bookmarkStart w:id="78" w:name="results-and-analysis"/>
     <w:p>
       <w:pPr>
         <w:pStyle w:val="Heading1"/>
@@ -8964,7 +9711,7 @@
         <w:t xml:space="preserve">Results and Analysis</w:t>
       </w:r>
     </w:p>
-    <w:bookmarkStart w:id="65" w:name="Xbdf0a6616e805f21b86b26c034c24677b930d67"/>
+    <w:bookmarkStart w:id="68" w:name="Xbdf0a6616e805f21b86b26c034c24677b930d67"/>
     <w:p>
       <w:pPr>
         <w:pStyle w:val="Heading2"/>
@@ -9029,8 +9776,8 @@
         <w:t xml:space="preserve">physical edits from observation fit alone.</w:t>
       </w:r>
     </w:p>
-    <w:bookmarkEnd w:id="65"/>
-    <w:bookmarkStart w:id="66" w:name="X21cd7821b25616949890b42439ef6b3757ec674"/>
+    <w:bookmarkEnd w:id="68"/>
+    <w:bookmarkStart w:id="69" w:name="X21cd7821b25616949890b42439ef6b3757ec674"/>
     <w:p>
       <w:pPr>
         <w:pStyle w:val="Heading2"/>
@@ -9127,8 +9874,8 @@
         <w:t xml:space="preserve">simply solver discretization error in the original witness evaluation.</w:t>
       </w:r>
     </w:p>
-    <w:bookmarkEnd w:id="66"/>
-    <w:bookmarkStart w:id="73" w:name="X164cf5ea8fa3282813780589de9f0dad9dad89b"/>
+    <w:bookmarkEnd w:id="69"/>
+    <w:bookmarkStart w:id="76" w:name="X164cf5ea8fa3282813780589de9f0dad9dad89b"/>
     <w:p>
       <w:pPr>
         <w:pStyle w:val="Heading2"/>
@@ -9141,123 +9888,6 @@
       </w:r>
       <w:r>
         <w:t xml:space="preserve">scale</w:t>
-      </w:r>
-    </w:p>
-    <w:p>
-      <w:pPr>
-        <w:pStyle w:val="CaptionedFigure"/>
-      </w:pPr>
-      <w:r>
-        <w:drawing>
-          <wp:inline>
-            <wp:extent cx="5334000" cy="3000375"/>
-            <wp:effectExtent b="0" l="0" r="0" t="0"/>
-            <wp:docPr descr="" title="" id="68" name="Picture"/>
-            <a:graphic>
-              <a:graphicData uri="http://schemas.openxmlformats.org/drawingml/2006/picture">
-                <pic:pic>
-                  <pic:nvPicPr>
-                    <pic:cNvPr descr="../docs/readme_assets/10_signal_gain.png" id="69" name="Picture"/>
-                    <pic:cNvPicPr>
-                      <a:picLocks noChangeArrowheads="1" noChangeAspect="1"/>
-                    </pic:cNvPicPr>
-                  </pic:nvPicPr>
-                  <pic:blipFill>
-                    <a:blip r:embed="rId67"/>
-                    <a:stretch>
-                      <a:fillRect/>
-                    </a:stretch>
-                  </pic:blipFill>
-                  <pic:spPr bwMode="auto">
-                    <a:xfrm>
-                      <a:off x="0" y="0"/>
-                      <a:ext cx="5334000" cy="3000375"/>
-                    </a:xfrm>
-                    <a:prstGeom prst="rect">
-                      <a:avLst/>
-                    </a:prstGeom>
-                    <a:noFill/>
-                    <a:ln w="9525">
-                      <a:noFill/>
-                      <a:headEnd/>
-                      <a:tailEnd/>
-                    </a:ln>
-                  </pic:spPr>
-                </pic:pic>
-              </a:graphicData>
-            </a:graphic>
-          </wp:inline>
-        </w:drawing>
-      </w:r>
-    </w:p>
-    <w:p>
-      <w:pPr>
-        <w:pStyle w:val="ImageCaption"/>
-      </w:pPr>
-      <w:r>
-        <w:t xml:space="preserve">Fresh known-force compliance raises the median standardized</w:t>
-      </w:r>
-      <w:r>
-        <w:t xml:space="preserve"> </w:t>
-      </w:r>
-      <w:r>
-        <w:t xml:space="preserve">signal by 11.46x relative to fresh DCS without changing the frozen</w:t>
-      </w:r>
-      <w:r>
-        <w:t xml:space="preserve"> </w:t>
-      </w:r>
-      <w:r>
-        <w:t xml:space="preserve">decision rule.</w:t>
-      </w:r>
-    </w:p>
-    <w:p>
-      <w:pPr>
-        <w:pStyle w:val="BodyText"/>
-      </w:pPr>
-      <w:r>
-        <w:t xml:space="preserve">The information-limit result below summarizes the frozen evidence scale.</w:t>
-      </w:r>
-      <w:r>
-        <w:t xml:space="preserve"> </w:t>
-      </w:r>
-      <w:r>
-        <w:t xml:space="preserve">The known-force compliance channel moves the median from the same order</w:t>
-      </w:r>
-      <w:r>
-        <w:t xml:space="preserve"> </w:t>
-      </w:r>
-      <w:r>
-        <w:t xml:space="preserve">as the frozen D2/D3/DCS evidence to 0.5586. This is an order-of-magnitude change in the observed standardized</w:t>
-      </w:r>
-      <w:r>
-        <w:t xml:space="preserve"> </w:t>
-      </w:r>
-      <w:r>
-        <w:t xml:space="preserve">evidence scale under a genuinely different physical interrogation, not</w:t>
-      </w:r>
-      <w:r>
-        <w:t xml:space="preserve"> </w:t>
-      </w:r>
-      <w:r>
-        <w:t xml:space="preserve">a threshold adjustment or a new score applied to the same observations.</w:t>
-      </w:r>
-      <w:r>
-        <w:t xml:space="preserve"> </w:t>
-      </w:r>
-      <w:r>
-        <w:t xml:space="preserve">We interpret this as strong evidence that observability depends on the</w:t>
-      </w:r>
-      <w:r>
-        <w:t xml:space="preserve"> </w:t>
-      </w:r>
-      <w:r>
-        <w:t xml:space="preserve">experiment, while avoiding the stronger claim that information content</w:t>
-      </w:r>
-      <w:r>
-        <w:t xml:space="preserve"> </w:t>
-      </w:r>
-      <w:r>
-        <w:t xml:space="preserve">is the unique limiting cause.</w:t>
       </w:r>
     </w:p>
     <w:p>
@@ -9274,7 +9904,7 @@
               <a:graphicData uri="http://schemas.openxmlformats.org/drawingml/2006/picture">
                 <pic:pic>
                   <pic:nvPicPr>
-                    <pic:cNvPr descr="../docs/readme_assets/11_information_limit.png" id="72" name="Picture"/>
+                    <pic:cNvPr descr="../docs/readme_assets/10_signal_gain.png" id="72" name="Picture"/>
                     <pic:cNvPicPr>
                       <a:picLocks noChangeArrowheads="1" noChangeAspect="1"/>
                     </pic:cNvPicPr>
@@ -9312,6 +9942,123 @@
         <w:pStyle w:val="ImageCaption"/>
       </w:pPr>
       <w:r>
+        <w:t xml:space="preserve">Fresh known-force compliance raises the median standardized</w:t>
+      </w:r>
+      <w:r>
+        <w:t xml:space="preserve"> </w:t>
+      </w:r>
+      <w:r>
+        <w:t xml:space="preserve">signal by 11.46x relative to fresh DCS without changing the frozen</w:t>
+      </w:r>
+      <w:r>
+        <w:t xml:space="preserve"> </w:t>
+      </w:r>
+      <w:r>
+        <w:t xml:space="preserve">decision rule.</w:t>
+      </w:r>
+    </w:p>
+    <w:p>
+      <w:pPr>
+        <w:pStyle w:val="BodyText"/>
+      </w:pPr>
+      <w:r>
+        <w:t xml:space="preserve">The information-limit result below summarizes the frozen evidence scale.</w:t>
+      </w:r>
+      <w:r>
+        <w:t xml:space="preserve"> </w:t>
+      </w:r>
+      <w:r>
+        <w:t xml:space="preserve">The known-force compliance channel moves the median from the same order</w:t>
+      </w:r>
+      <w:r>
+        <w:t xml:space="preserve"> </w:t>
+      </w:r>
+      <w:r>
+        <w:t xml:space="preserve">as the frozen D2/D3/DCS evidence to 0.5586. This is an order-of-magnitude change in the observed standardized</w:t>
+      </w:r>
+      <w:r>
+        <w:t xml:space="preserve"> </w:t>
+      </w:r>
+      <w:r>
+        <w:t xml:space="preserve">evidence scale under a genuinely different physical interrogation, not</w:t>
+      </w:r>
+      <w:r>
+        <w:t xml:space="preserve"> </w:t>
+      </w:r>
+      <w:r>
+        <w:t xml:space="preserve">a threshold adjustment or a new score applied to the same observations.</w:t>
+      </w:r>
+      <w:r>
+        <w:t xml:space="preserve"> </w:t>
+      </w:r>
+      <w:r>
+        <w:t xml:space="preserve">We interpret this as strong evidence that observability depends on the</w:t>
+      </w:r>
+      <w:r>
+        <w:t xml:space="preserve"> </w:t>
+      </w:r>
+      <w:r>
+        <w:t xml:space="preserve">experiment, while avoiding the stronger claim that information content</w:t>
+      </w:r>
+      <w:r>
+        <w:t xml:space="preserve"> </w:t>
+      </w:r>
+      <w:r>
+        <w:t xml:space="preserve">is the unique limiting cause.</w:t>
+      </w:r>
+    </w:p>
+    <w:p>
+      <w:pPr>
+        <w:pStyle w:val="CaptionedFigure"/>
+      </w:pPr>
+      <w:r>
+        <w:drawing>
+          <wp:inline>
+            <wp:extent cx="5334000" cy="3000375"/>
+            <wp:effectExtent b="0" l="0" r="0" t="0"/>
+            <wp:docPr descr="" title="" id="74" name="Picture"/>
+            <a:graphic>
+              <a:graphicData uri="http://schemas.openxmlformats.org/drawingml/2006/picture">
+                <pic:pic>
+                  <pic:nvPicPr>
+                    <pic:cNvPr descr="../docs/readme_assets/11_information_limit.png" id="75" name="Picture"/>
+                    <pic:cNvPicPr>
+                      <a:picLocks noChangeArrowheads="1" noChangeAspect="1"/>
+                    </pic:cNvPicPr>
+                  </pic:nvPicPr>
+                  <pic:blipFill>
+                    <a:blip r:embed="rId73"/>
+                    <a:stretch>
+                      <a:fillRect/>
+                    </a:stretch>
+                  </pic:blipFill>
+                  <pic:spPr bwMode="auto">
+                    <a:xfrm>
+                      <a:off x="0" y="0"/>
+                      <a:ext cx="5334000" cy="3000375"/>
+                    </a:xfrm>
+                    <a:prstGeom prst="rect">
+                      <a:avLst/>
+                    </a:prstGeom>
+                    <a:noFill/>
+                    <a:ln w="9525">
+                      <a:noFill/>
+                      <a:headEnd/>
+                      <a:tailEnd/>
+                    </a:ln>
+                  </pic:spPr>
+                </pic:pic>
+              </a:graphicData>
+            </a:graphic>
+          </wp:inline>
+        </w:drawing>
+      </w:r>
+    </w:p>
+    <w:p>
+      <w:pPr>
+        <w:pStyle w:val="ImageCaption"/>
+      </w:pPr>
+      <w:r>
         <w:t xml:space="preserve">Information-limit summary from the frozen fresh synthetic orthogonal-information experiment. Known-force compliance increases</w:t>
       </w:r>
       <w:r>
@@ -9365,8 +10112,8 @@
         <w:t xml:space="preserve">the fitting objective.</w:t>
       </w:r>
     </w:p>
-    <w:bookmarkEnd w:id="73"/>
-    <w:bookmarkStart w:id="74" w:name="X6409d219a856cb57661584e73cf1f04599279ee"/>
+    <w:bookmarkEnd w:id="76"/>
+    <w:bookmarkStart w:id="77" w:name="X6409d219a856cb57661584e73cf1f04599279ee"/>
     <w:p>
       <w:pPr>
         <w:pStyle w:val="Heading2"/>
@@ -9525,9 +10272,9 @@
         <w:t xml:space="preserve">support deployment-level verification.</w:t>
       </w:r>
     </w:p>
-    <w:bookmarkEnd w:id="74"/>
-    <w:bookmarkEnd w:id="75"/>
-    <w:bookmarkStart w:id="81" w:name="discussion"/>
+    <w:bookmarkEnd w:id="77"/>
+    <w:bookmarkEnd w:id="78"/>
+    <w:bookmarkStart w:id="84" w:name="discussion"/>
     <w:p>
       <w:pPr>
         <w:pStyle w:val="Heading1"/>
@@ -9536,7 +10283,7 @@
         <w:t xml:space="preserve">Discussion</w:t>
       </w:r>
     </w:p>
-    <w:bookmarkStart w:id="76" w:name="what-is-established"/>
+    <w:bookmarkStart w:id="79" w:name="what-is-established"/>
     <w:p>
       <w:pPr>
         <w:pStyle w:val="Heading2"/>
@@ -9550,7 +10297,7 @@
         <w:pStyle w:val="FirstParagraph"/>
       </w:pPr>
       <w:r>
-        <w:t xml:space="preserve">The experiments support three linked conclusions. First, observationally</w:t>
+        <w:t xml:space="preserve">The experiments support four linked conclusions. First, observationally</w:t>
       </w:r>
       <w:r>
         <w:t xml:space="preserve"> </w:t>
@@ -9574,19 +10321,43 @@
         <w:t xml:space="preserve"> </w:t>
       </w:r>
       <w:r>
-        <w:t xml:space="preserve">implementation is stable. Third, changing to a genuinely different</w:t>
-      </w:r>
-      <w:r>
-        <w:t xml:space="preserve"> </w:t>
-      </w:r>
-      <w:r>
-        <w:t xml:space="preserve">physical channel can substantially increase observability without</w:t>
-      </w:r>
-      <w:r>
-        <w:t xml:space="preserve"> </w:t>
-      </w:r>
-      <w:r>
-        <w:t xml:space="preserve">necessarily making the evidence sufficient for certification.</w:t>
+        <w:t xml:space="preserve">implementation is stable. Third, changing the physical information channel</w:t>
+      </w:r>
+      <w:r>
+        <w:t xml:space="preserve"> </w:t>
+      </w:r>
+      <w:r>
+        <w:t xml:space="preserve">can materially change observability: known-force compliance raises the</w:t>
+      </w:r>
+      <w:r>
+        <w:t xml:space="preserve"> </w:t>
+      </w:r>
+      <w:r>
+        <w:t xml:space="preserve">synthetic evidence scale, and the locked finite-amplitude pendulum observable</w:t>
+      </w:r>
+      <w:r>
+        <w:t xml:space="preserve"> </w:t>
+      </w:r>
+      <w:r>
+        <w:t xml:space="preserve">produces useful SUPPORT/VETO/UNRESOLVED decisions on fresh real video. Fourth,</w:t>
+      </w:r>
+      <w:r>
+        <w:t xml:space="preserve"> </w:t>
+      </w:r>
+      <w:r>
+        <w:t xml:space="preserve">that success does not automatically transfer across domains: the frozen</w:t>
+      </w:r>
+      <w:r>
+        <w:t xml:space="preserve"> </w:t>
+      </w:r>
+      <w:r>
+        <w:t xml:space="preserve">free-fall replication fails untouched validation despite passing its</w:t>
+      </w:r>
+      <w:r>
+        <w:t xml:space="preserve"> </w:t>
+      </w:r>
+      <w:r>
+        <w:t xml:space="preserve">development gate.</w:t>
       </w:r>
     </w:p>
     <w:p>
@@ -9594,35 +10365,35 @@
         <w:pStyle w:val="BodyText"/>
       </w:pPr>
       <w:r>
-        <w:t xml:space="preserve">These conclusions are narrower than a universal physical-correctness</w:t>
-      </w:r>
-      <w:r>
-        <w:t xml:space="preserve"> </w:t>
-      </w:r>
-      <w:r>
-        <w:t xml:space="preserve">claim, but they are operational. A persistent captured-world system can</w:t>
-      </w:r>
-      <w:r>
-        <w:t xml:space="preserve"> </w:t>
-      </w:r>
-      <w:r>
-        <w:t xml:space="preserve">preserve the distinction between fitting, verification, and unresolved</w:t>
-      </w:r>
-      <w:r>
-        <w:t xml:space="preserve"> </w:t>
-      </w:r>
-      <w:r>
-        <w:t xml:space="preserve">evidence, and it can refuse a requested rewrite without treating refusal</w:t>
-      </w:r>
-      <w:r>
-        <w:t xml:space="preserve"> </w:t>
-      </w:r>
-      <w:r>
-        <w:t xml:space="preserve">as a pipeline failure.</w:t>
-      </w:r>
-    </w:p>
-    <w:bookmarkEnd w:id="76"/>
-    <w:bookmarkStart w:id="77" w:name="Xf1a1625093c073a1904485ea8cb369fb8a8062a"/>
+        <w:t xml:space="preserve">These conclusions are narrower than a universal physical-correctness claim,</w:t>
+      </w:r>
+      <w:r>
+        <w:t xml:space="preserve"> </w:t>
+      </w:r>
+      <w:r>
+        <w:t xml:space="preserve">but they are operational. A persistent captured-world system can preserve</w:t>
+      </w:r>
+      <w:r>
+        <w:t xml:space="preserve"> </w:t>
+      </w:r>
+      <w:r>
+        <w:t xml:space="preserve">the distinction between fitting, verification, and unresolved evidence,</w:t>
+      </w:r>
+      <w:r>
+        <w:t xml:space="preserve"> </w:t>
+      </w:r>
+      <w:r>
+        <w:t xml:space="preserve">can commit or veto a rewrite when a matched channel provides sufficient</w:t>
+      </w:r>
+      <w:r>
+        <w:t xml:space="preserve"> </w:t>
+      </w:r>
+      <w:r>
+        <w:t xml:space="preserve">evidence, and can refuse or retire a verification lane when it does not.</w:t>
+      </w:r>
+    </w:p>
+    <w:bookmarkEnd w:id="79"/>
+    <w:bookmarkStart w:id="80" w:name="Xf1a1625093c073a1904485ea8cb369fb8a8062a"/>
     <w:p>
       <w:pPr>
         <w:pStyle w:val="Heading2"/>
@@ -9738,8 +10509,8 @@
         <w:t xml:space="preserve">”</w:t>
       </w:r>
     </w:p>
-    <w:bookmarkEnd w:id="77"/>
-    <w:bookmarkStart w:id="78" w:name="Xcaecc5e56715ed02b55f3c78ff78ff0905e8f17"/>
+    <w:bookmarkEnd w:id="80"/>
+    <w:bookmarkStart w:id="81" w:name="Xcaecc5e56715ed02b55f3c78ff78ff0905e8f17"/>
     <w:p>
       <w:pPr>
         <w:pStyle w:val="Heading2"/>
@@ -9813,7 +10584,7 @@
         <w:t xml:space="preserve"> </w:t>
       </w:r>
       <w:r>
-        <w:t xml:space="preserve">candidate rewrite is proposed and an independent intervention is used to</w:t>
+        <w:t xml:space="preserve">candidate rewrite is proposed and a separately defined verification intervention is used to</w:t>
       </w:r>
       <w:r>
         <w:t xml:space="preserve"> </w:t>
@@ -9822,8 +10593,8 @@
         <w:t xml:space="preserve">decide whether the rewrite should be committed.</w:t>
       </w:r>
     </w:p>
-    <w:bookmarkEnd w:id="78"/>
-    <w:bookmarkStart w:id="79" w:name="limitations"/>
+    <w:bookmarkEnd w:id="81"/>
+    <w:bookmarkStart w:id="82" w:name="limitations"/>
     <w:p>
       <w:pPr>
         <w:pStyle w:val="Heading2"/>
@@ -9916,6 +10687,164 @@
       </w:r>
       <w:r>
         <w:t xml:space="preserve">compliance.</w:t>
+      </w:r>
+    </w:p>
+    <w:p>
+      <w:pPr>
+        <w:numPr>
+          <w:ilvl w:val="0"/>
+          <w:numId w:val="1002"/>
+        </w:numPr>
+      </w:pPr>
+      <w:r>
+        <w:rPr>
+          <w:bCs/>
+          <w:b/>
+        </w:rPr>
+        <w:t xml:space="preserve">Measured positive evidence currently comes from one physical</w:t>
+      </w:r>
+      <w:r>
+        <w:rPr>
+          <w:bCs/>
+          <w:b/>
+        </w:rPr>
+        <w:t xml:space="preserve"> </w:t>
+      </w:r>
+      <w:r>
+        <w:rPr>
+          <w:bCs/>
+          <w:b/>
+        </w:rPr>
+        <w:t xml:space="preserve">regime.</w:t>
+      </w:r>
+      <w:r>
+        <w:t xml:space="preserve"> </w:t>
+      </w:r>
+      <w:r>
+        <w:t xml:space="preserve">The locked IRIS pendulum result contains 10 fresh videos from</w:t>
+      </w:r>
+      <w:r>
+        <w:t xml:space="preserve"> </w:t>
+      </w:r>
+      <w:r>
+        <w:t xml:space="preserve">one</w:t>
+      </w:r>
+      <w:r>
+        <w:t xml:space="preserve"> </w:t>
+      </w:r>
+      <w:r>
+        <w:rPr>
+          <w:rStyle w:val="VerbatimChar"/>
+        </w:rPr>
+        <w:t xml:space="preserve">pendulum_90</w:t>
+      </w:r>
+      <w:r>
+        <w:t xml:space="preserve"> </w:t>
+      </w:r>
+      <w:r>
+        <w:t xml:space="preserve">regime. Controlled case rows are nested within</w:t>
+      </w:r>
+      <w:r>
+        <w:t xml:space="preserve"> </w:t>
+      </w:r>
+      <w:r>
+        <w:t xml:space="preserve">those videos and must not be treated as independent physical experiments.</w:t>
+      </w:r>
+    </w:p>
+    <w:p>
+      <w:pPr>
+        <w:numPr>
+          <w:ilvl w:val="0"/>
+          <w:numId w:val="1002"/>
+        </w:numPr>
+      </w:pPr>
+      <w:r>
+        <w:rPr>
+          <w:bCs/>
+          <w:b/>
+        </w:rPr>
+        <w:t xml:space="preserve">Pendulum verification is temporally resolution-sensitive.</w:t>
+      </w:r>
+      <w:r>
+        <w:t xml:space="preserve"> </w:t>
+      </w:r>
+      <w:r>
+        <w:t xml:space="preserve">In the full post-final corruption sweep, tested noise, blur, frame</w:t>
+      </w:r>
+      <w:r>
+        <w:t xml:space="preserve"> </w:t>
+      </w:r>
+      <w:r>
+        <w:t xml:space="preserve">duplication/drop, occlusion, and crop preserve the clean 81.82%</w:t>
+      </w:r>
+      <w:r>
+        <w:t xml:space="preserve"> </w:t>
+      </w:r>
+      <w:r>
+        <w:t xml:space="preserve">strict accuracy, but temporal downsampling reduces it to 63.64% at</w:t>
+      </w:r>
+      <w:r>
+        <w:t xml:space="preserve"> </w:t>
+      </w:r>
+      <w:r>
+        <w:t xml:space="preserve">30 fps and 45.45% at 15 fps. Placebo abstention remains 100%.</w:t>
+      </w:r>
+      <w:r>
+        <w:t xml:space="preserve"> </w:t>
+      </w:r>
+      <w:r>
+        <w:t xml:space="preserve">We therefore do not claim robustness to arbitrary acquisition frame</w:t>
+      </w:r>
+      <w:r>
+        <w:t xml:space="preserve"> </w:t>
+      </w:r>
+      <w:r>
+        <w:t xml:space="preserve">rates or temporal sampling.</w:t>
+      </w:r>
+    </w:p>
+    <w:p>
+      <w:pPr>
+        <w:numPr>
+          <w:ilvl w:val="0"/>
+          <w:numId w:val="1002"/>
+        </w:numPr>
+      </w:pPr>
+      <w:r>
+        <w:rPr>
+          <w:bCs/>
+          <w:b/>
+        </w:rPr>
+        <w:t xml:space="preserve">The second real-video domain failed.</w:t>
+      </w:r>
+      <w:r>
+        <w:t xml:space="preserve"> </w:t>
+      </w:r>
+      <w:r>
+        <w:t xml:space="preserve">The frozen IRIS free-fall</w:t>
+      </w:r>
+      <w:r>
+        <w:t xml:space="preserve"> </w:t>
+      </w:r>
+      <w:r>
+        <w:t xml:space="preserve">replication fails untouched validation with 111.7% median acceleration</w:t>
+      </w:r>
+      <w:r>
+        <w:t xml:space="preserve"> </w:t>
+      </w:r>
+      <w:r>
+        <w:t xml:space="preserve">relative error despite 5/5 low-level quality passes. That failure is</w:t>
+      </w:r>
+      <w:r>
+        <w:t xml:space="preserve"> </w:t>
+      </w:r>
+      <w:r>
+        <w:t xml:space="preserve">retained, its validation split is permanently retrospective, and the</w:t>
+      </w:r>
+      <w:r>
+        <w:t xml:space="preserve"> </w:t>
+      </w:r>
+      <w:r>
+        <w:t xml:space="preserve">designated final split remains unopened.</w:t>
       </w:r>
     </w:p>
     <w:p>
@@ -10222,8 +11151,8 @@
         <w:t xml:space="preserve">not presented as true cloth properties.</w:t>
       </w:r>
     </w:p>
-    <w:bookmarkEnd w:id="79"/>
-    <w:bookmarkStart w:id="80" w:name="future-work"/>
+    <w:bookmarkEnd w:id="82"/>
+    <w:bookmarkStart w:id="83" w:name="future-work"/>
     <w:p>
       <w:pPr>
         <w:pStyle w:val="Heading2"/>
@@ -10237,31 +11166,37 @@
         <w:pStyle w:val="FirstParagraph"/>
       </w:pPr>
       <w:r>
-        <w:t xml:space="preserve">The most direct next step is not another retuning of the frozen DCS or</w:t>
-      </w:r>
-      <w:r>
-        <w:t xml:space="preserve"> </w:t>
-      </w:r>
-      <w:r>
-        <w:t xml:space="preserve">force partitions. It is a separately frozen measured experiment with an</w:t>
-      </w:r>
-      <w:r>
-        <w:t xml:space="preserve"> </w:t>
-      </w:r>
-      <w:r>
-        <w:t xml:space="preserve">independent force sensor or another calibrated excitation that</w:t>
-      </w:r>
-      <w:r>
-        <w:t xml:space="preserve"> </w:t>
-      </w:r>
-      <w:r>
-        <w:t xml:space="preserve">materially changes the available physical information. Modal or</w:t>
-      </w:r>
-      <w:r>
-        <w:t xml:space="preserve"> </w:t>
-      </w:r>
-      <w:r>
-        <w:t xml:space="preserve">frequency-domain excitation, richer constitutive families, and</w:t>
+        <w:t xml:space="preserve">The most direct next step is not another retuning of the frozen DCS,</w:t>
+      </w:r>
+      <w:r>
+        <w:t xml:space="preserve"> </w:t>
+      </w:r>
+      <w:r>
+        <w:t xml:space="preserve">force-compliance, or failed free-fall partitions. It is a separately frozen</w:t>
+      </w:r>
+      <w:r>
+        <w:t xml:space="preserve"> </w:t>
+      </w:r>
+      <w:r>
+        <w:t xml:space="preserve">measured experiment whose physical observable is selected before final data</w:t>
+      </w:r>
+      <w:r>
+        <w:t xml:space="preserve"> </w:t>
+      </w:r>
+      <w:r>
+        <w:t xml:space="preserve">access and whose information content is plausibly matched to the rewrite being</w:t>
+      </w:r>
+      <w:r>
+        <w:t xml:space="preserve"> </w:t>
+      </w:r>
+      <w:r>
+        <w:t xml:space="preserve">tested. Independent force sensing, calibrated excitation, modal or</w:t>
+      </w:r>
+      <w:r>
+        <w:t xml:space="preserve"> </w:t>
+      </w:r>
+      <w:r>
+        <w:t xml:space="preserve">frequency-domain response, richer constitutive families, and</w:t>
       </w:r>
       <w:r>
         <w:t xml:space="preserve"> </w:t>
@@ -10273,18 +11208,24 @@
         <w:t xml:space="preserve"> </w:t>
       </w:r>
       <w:r>
-        <w:t xml:space="preserve">experiment should keep proposal generation blind to the confirmatory</w:t>
-      </w:r>
-      <w:r>
-        <w:t xml:space="preserve"> </w:t>
-      </w:r>
-      <w:r>
-        <w:t xml:space="preserve">channel and should preserve a predeclared support/veto/unresolved rule.</w:t>
-      </w:r>
-    </w:p>
-    <w:bookmarkEnd w:id="80"/>
-    <w:bookmarkEnd w:id="81"/>
-    <w:bookmarkStart w:id="83" w:name="reproducibility-and-implementation-notes"/>
+        <w:t xml:space="preserve">experiment should keep proposal generation blind to the confirmatory channel,</w:t>
+      </w:r>
+      <w:r>
+        <w:t xml:space="preserve"> </w:t>
+      </w:r>
+      <w:r>
+        <w:t xml:space="preserve">preserve a predeclared SUPPORT/VETO/UNRESOLVED rule, and retain failed domains</w:t>
+      </w:r>
+      <w:r>
+        <w:t xml:space="preserve"> </w:t>
+      </w:r>
+      <w:r>
+        <w:t xml:space="preserve">without recycling them into confirmatory evidence.</w:t>
+      </w:r>
+    </w:p>
+    <w:bookmarkEnd w:id="83"/>
+    <w:bookmarkEnd w:id="84"/>
+    <w:bookmarkStart w:id="86" w:name="reproducibility-and-implementation-notes"/>
     <w:p>
       <w:pPr>
         <w:pStyle w:val="Heading1"/>
@@ -10399,7 +11340,7 @@
         <w:t xml:space="preserve">retuned result on the same data.</w:t>
       </w:r>
     </w:p>
-    <w:bookmarkStart w:id="82" w:name="Xc4d1302c2239c6e46d50d50aa05474890bf84bf"/>
+    <w:bookmarkStart w:id="85" w:name="Xc4d1302c2239c6e46d50d50aa05474890bf84bf"/>
     <w:p>
       <w:pPr>
         <w:pStyle w:val="Heading4"/>
@@ -10490,9 +11431,9 @@
         <w:t xml:space="preserve">not require the bunny.</w:t>
       </w:r>
     </w:p>
-    <w:bookmarkEnd w:id="82"/>
-    <w:bookmarkEnd w:id="83"/>
-    <w:bookmarkStart w:id="112" w:name="conclusion"/>
+    <w:bookmarkEnd w:id="85"/>
+    <w:bookmarkEnd w:id="86"/>
+    <w:bookmarkStart w:id="115" w:name="conclusion"/>
     <w:p>
       <w:pPr>
         <w:pStyle w:val="Heading1"/>
@@ -10506,83 +11447,121 @@
         <w:pStyle w:val="FirstParagraph"/>
       </w:pPr>
       <w:r>
-        <w:t xml:space="preserve">A physically editable captured world should not equate better</w:t>
-      </w:r>
-      <w:r>
-        <w:t xml:space="preserve"> </w:t>
-      </w:r>
-      <w:r>
-        <w:t xml:space="preserve">observation fit with better physics. Across controlled repair</w:t>
-      </w:r>
-      <w:r>
-        <w:t xml:space="preserve"> </w:t>
-      </w:r>
-      <w:r>
-        <w:t xml:space="preserve">populations, we find ordinary-improving repairs that worsen an untouched</w:t>
-      </w:r>
-      <w:r>
-        <w:t xml:space="preserve"> </w:t>
-      </w:r>
-      <w:r>
-        <w:t xml:space="preserve">physical target. Reality Probe provides the evidence-governed transaction around such</w:t>
-      </w:r>
-      <w:r>
-        <w:t xml:space="preserve"> </w:t>
-      </w:r>
-      <w:r>
-        <w:t xml:space="preserve">repairs; DCS is one tested mechanism-selective instrument inside it.</w:t>
-      </w:r>
-      <w:r>
-        <w:t xml:space="preserve"> </w:t>
-      </w:r>
-      <w:r>
-        <w:t xml:space="preserve">Frozen D2, D3, and D4V experiments do not support a claim that DCS is a</w:t>
-      </w:r>
-      <w:r>
-        <w:t xml:space="preserve"> </w:t>
-      </w:r>
-      <w:r>
-        <w:t xml:space="preserve">general prospective verifier. A separately</w:t>
-      </w:r>
-      <w:r>
-        <w:t xml:space="preserve"> </w:t>
-      </w:r>
-      <w:r>
-        <w:t xml:space="preserve">frozen known-force compliance channel increases median standardized</w:t>
-      </w:r>
-      <w:r>
-        <w:t xml:space="preserve"> </w:t>
-      </w:r>
-      <w:r>
-        <w:t xml:space="preserve">evidence by 11.46x on fresh synthetic truth worlds, yet still leaves every</w:t>
-      </w:r>
-      <w:r>
-        <w:t xml:space="preserve"> </w:t>
-      </w:r>
-      <w:r>
-        <w:t xml:space="preserve">proposal below the decision magnitude. The resulting lesson is practical: in the tested regimes, physical</w:t>
-      </w:r>
-      <w:r>
-        <w:t xml:space="preserve"> </w:t>
-      </w:r>
-      <w:r>
-        <w:t xml:space="preserve">verification can be constrained by the information supplied by the experiment,</w:t>
-      </w:r>
-      <w:r>
-        <w:t xml:space="preserve"> </w:t>
-      </w:r>
-      <w:r>
-        <w:t xml:space="preserve">and a trustworthy system should explicitly refuse certification when that</w:t>
-      </w:r>
-      <w:r>
-        <w:t xml:space="preserve"> </w:t>
-      </w:r>
-      <w:r>
-        <w:t xml:space="preserve">evidence is insufficient.</w:t>
-      </w:r>
-    </w:p>
-    <w:bookmarkStart w:id="111" w:name="refs"/>
-    <w:bookmarkStart w:id="85" w:name="ref-asadi2025oed"/>
+        <w:t xml:space="preserve">A physically editable captured world should not equate better observation fit</w:t>
+      </w:r>
+      <w:r>
+        <w:t xml:space="preserve"> </w:t>
+      </w:r>
+      <w:r>
+        <w:t xml:space="preserve">with better physics. Across controlled repair populations, we find</w:t>
+      </w:r>
+      <w:r>
+        <w:t xml:space="preserve"> </w:t>
+      </w:r>
+      <w:r>
+        <w:t xml:space="preserve">ordinary-improving rewrites that worsen an untouched physical target. Reality</w:t>
+      </w:r>
+      <w:r>
+        <w:t xml:space="preserve"> </w:t>
+      </w:r>
+      <w:r>
+        <w:t xml:space="preserve">Probe provides the evidence-governed transaction around such rewrites; DCS is</w:t>
+      </w:r>
+      <w:r>
+        <w:t xml:space="preserve"> </w:t>
+      </w:r>
+      <w:r>
+        <w:t xml:space="preserve">one tested mechanism-selective instrument inside it rather than the contribution</w:t>
+      </w:r>
+      <w:r>
+        <w:t xml:space="preserve"> </w:t>
+      </w:r>
+      <w:r>
+        <w:t xml:space="preserve">by itself. Frozen D2, D3, and D4V experiments show that a mathematically valid</w:t>
+      </w:r>
+      <w:r>
+        <w:t xml:space="preserve"> </w:t>
+      </w:r>
+      <w:r>
+        <w:t xml:space="preserve">probe can still be information-poor, while known-force compliance shows that</w:t>
+      </w:r>
+      <w:r>
+        <w:t xml:space="preserve"> </w:t>
+      </w:r>
+      <w:r>
+        <w:t xml:space="preserve">changing the physical channel can raise the evidence scale by 11.46</w:t>
+      </w:r>
+      <m:oMath>
+        <m:r>
+          <m:rPr>
+            <m:sty m:val="p"/>
+          </m:rPr>
+          <m:t>×</m:t>
+        </m:r>
+      </m:oMath>
+      <w:r>
+        <w:t xml:space="preserve"> </w:t>
+      </w:r>
+      <w:r>
+        <w:t xml:space="preserve">without yet reaching the decision boundary. On a repository-locked set of 10</w:t>
+      </w:r>
+      <w:r>
+        <w:t xml:space="preserve"> </w:t>
+      </w:r>
+      <w:r>
+        <w:t xml:space="preserve">fresh IRIS pendulum videos, a better-matched finite-amplitude observable yields</w:t>
+      </w:r>
+      <w:r>
+        <w:t xml:space="preserve"> </w:t>
+      </w:r>
+      <w:r>
+        <w:t xml:space="preserve">90/110 correct controlled decisions versus 40/110 for the matched small-angle</w:t>
+      </w:r>
+      <w:r>
+        <w:t xml:space="preserve"> </w:t>
+      </w:r>
+      <w:r>
+        <w:t xml:space="preserve">baseline and preserves all 10 placebo abstentions. The subsequent free-fall</w:t>
+      </w:r>
+      <w:r>
+        <w:t xml:space="preserve"> </w:t>
+      </w:r>
+      <w:r>
+        <w:t xml:space="preserve">replication fails untouched validation and is retained as a negative result</w:t>
+      </w:r>
+      <w:r>
+        <w:t xml:space="preserve"> </w:t>
+      </w:r>
+      <w:r>
+        <w:t xml:space="preserve">rather than rescued by post-validation tuning. The practical conclusion is</w:t>
+      </w:r>
+      <w:r>
+        <w:t xml:space="preserve"> </w:t>
+      </w:r>
+      <w:r>
+        <w:t xml:space="preserve">therefore conditional: verification can support or veto a physical rewrite when</w:t>
+      </w:r>
+      <w:r>
+        <w:t xml:space="preserve"> </w:t>
+      </w:r>
+      <w:r>
+        <w:t xml:space="preserve">the available experiment carries the right information, and a trustworthy</w:t>
+      </w:r>
+      <w:r>
+        <w:t xml:space="preserve"> </w:t>
+      </w:r>
+      <w:r>
+        <w:t xml:space="preserve">system should remain unresolved—or retire the verification lane—when it does</w:t>
+      </w:r>
+      <w:r>
+        <w:t xml:space="preserve"> </w:t>
+      </w:r>
+      <w:r>
+        <w:t xml:space="preserve">not.</w:t>
+      </w:r>
+    </w:p>
+    <w:bookmarkStart w:id="114" w:name="refs"/>
+    <w:bookmarkStart w:id="88" w:name="ref-asadi2025oed"/>
     <w:p>
       <w:pPr>
         <w:pStyle w:val="Bibliography"/>
@@ -10615,7 +11594,7 @@
       <w:r>
         <w:t xml:space="preserve"> </w:t>
       </w:r>
-      <w:hyperlink r:id="rId84">
+      <w:hyperlink r:id="rId87">
         <w:r>
           <w:rPr>
             <w:rStyle w:val="Hyperlink"/>
@@ -10627,8 +11606,8 @@
         <w:t xml:space="preserve">.</w:t>
       </w:r>
     </w:p>
-    <w:bookmarkEnd w:id="85"/>
-    <w:bookmarkStart w:id="86" w:name="ref-hu2020difftaichi"/>
+    <w:bookmarkEnd w:id="88"/>
+    <w:bookmarkStart w:id="89" w:name="ref-hu2020difftaichi"/>
     <w:p>
       <w:pPr>
         <w:pStyle w:val="Bibliography"/>
@@ -10662,8 +11641,8 @@
         <w:t xml:space="preserve">.</w:t>
       </w:r>
     </w:p>
-    <w:bookmarkEnd w:id="86"/>
-    <w:bookmarkStart w:id="88" w:name="ref-hu2019chainqueen"/>
+    <w:bookmarkEnd w:id="89"/>
+    <w:bookmarkStart w:id="91" w:name="ref-hu2019chainqueen"/>
     <w:p>
       <w:pPr>
         <w:pStyle w:val="Bibliography"/>
@@ -10699,7 +11678,7 @@
       <w:r>
         <w:t xml:space="preserve"> </w:t>
       </w:r>
-      <w:hyperlink r:id="rId87">
+      <w:hyperlink r:id="rId90">
         <w:r>
           <w:rPr>
             <w:rStyle w:val="Hyperlink"/>
@@ -10711,8 +11690,8 @@
         <w:t xml:space="preserve">.</w:t>
       </w:r>
     </w:p>
-    <w:bookmarkEnd w:id="88"/>
-    <w:bookmarkStart w:id="90" w:name="ref-khanbayov2026iris"/>
+    <w:bookmarkEnd w:id="91"/>
+    <w:bookmarkStart w:id="93" w:name="ref-khanbayov2026iris"/>
     <w:p>
       <w:pPr>
         <w:pStyle w:val="Bibliography"/>
@@ -10748,7 +11727,7 @@
       <w:r>
         <w:t xml:space="preserve"> </w:t>
       </w:r>
-      <w:hyperlink r:id="rId89">
+      <w:hyperlink r:id="rId92">
         <w:r>
           <w:rPr>
             <w:rStyle w:val="Hyperlink"/>
@@ -10760,8 +11739,8 @@
         <w:t xml:space="preserve">.</w:t>
       </w:r>
     </w:p>
-    <w:bookmarkEnd w:id="90"/>
-    <w:bookmarkStart w:id="92" w:name="ref-laudy2026digitaltwin"/>
+    <w:bookmarkEnd w:id="93"/>
+    <w:bookmarkStart w:id="95" w:name="ref-laudy2026digitaltwin"/>
     <w:p>
       <w:pPr>
         <w:pStyle w:val="Bibliography"/>
@@ -10778,7 +11757,7 @@
       <w:r>
         <w:t xml:space="preserve"> </w:t>
       </w:r>
-      <w:hyperlink r:id="rId91">
+      <w:hyperlink r:id="rId94">
         <w:r>
           <w:rPr>
             <w:rStyle w:val="Hyperlink"/>
@@ -10790,8 +11769,8 @@
         <w:t xml:space="preserve">.</w:t>
       </w:r>
     </w:p>
-    <w:bookmarkEnd w:id="92"/>
-    <w:bookmarkStart w:id="94" w:name="ref-li2025dot"/>
+    <w:bookmarkEnd w:id="95"/>
+    <w:bookmarkStart w:id="97" w:name="ref-li2025dot"/>
     <w:p>
       <w:pPr>
         <w:pStyle w:val="Bibliography"/>
@@ -10824,7 +11803,7 @@
       <w:r>
         <w:t xml:space="preserve"> </w:t>
       </w:r>
-      <w:hyperlink r:id="rId93">
+      <w:hyperlink r:id="rId96">
         <w:r>
           <w:rPr>
             <w:rStyle w:val="Hyperlink"/>
@@ -10836,8 +11815,8 @@
         <w:t xml:space="preserve">.</w:t>
       </w:r>
     </w:p>
-    <w:bookmarkEnd w:id="94"/>
-    <w:bookmarkStart w:id="96" w:name="ref-li2023pacnerf"/>
+    <w:bookmarkEnd w:id="97"/>
+    <w:bookmarkStart w:id="99" w:name="ref-li2023pacnerf"/>
     <w:p>
       <w:pPr>
         <w:pStyle w:val="Bibliography"/>
@@ -10873,7 +11852,7 @@
       <w:r>
         <w:t xml:space="preserve"> </w:t>
       </w:r>
-      <w:hyperlink r:id="rId95">
+      <w:hyperlink r:id="rId98">
         <w:r>
           <w:rPr>
             <w:rStyle w:val="Hyperlink"/>
@@ -10885,8 +11864,8 @@
         <w:t xml:space="preserve">.</w:t>
       </w:r>
     </w:p>
-    <w:bookmarkEnd w:id="96"/>
-    <w:bookmarkStart w:id="97" w:name="ref-liu2025physflow"/>
+    <w:bookmarkEnd w:id="99"/>
+    <w:bookmarkStart w:id="100" w:name="ref-liu2025physflow"/>
     <w:p>
       <w:pPr>
         <w:pStyle w:val="Bibliography"/>
@@ -10920,8 +11899,8 @@
         <w:t xml:space="preserve">, 11016–25.</w:t>
       </w:r>
     </w:p>
-    <w:bookmarkEnd w:id="97"/>
-    <w:bookmarkStart w:id="99" w:name="ref-oberkampf2007pcmm"/>
+    <w:bookmarkEnd w:id="100"/>
+    <w:bookmarkStart w:id="102" w:name="ref-oberkampf2007pcmm"/>
     <w:p>
       <w:pPr>
         <w:pStyle w:val="Bibliography"/>
@@ -10944,7 +11923,7 @@
       <w:r>
         <w:t xml:space="preserve"> </w:t>
       </w:r>
-      <w:hyperlink r:id="rId98">
+      <w:hyperlink r:id="rId101">
         <w:r>
           <w:rPr>
             <w:rStyle w:val="Hyperlink"/>
@@ -10956,8 +11935,8 @@
         <w:t xml:space="preserve">.</w:t>
       </w:r>
     </w:p>
-    <w:bookmarkEnd w:id="99"/>
-    <w:bookmarkStart w:id="101" w:name="ref-rho2026monophysics"/>
+    <w:bookmarkEnd w:id="102"/>
+    <w:bookmarkStart w:id="104" w:name="ref-rho2026monophysics"/>
     <w:p>
       <w:pPr>
         <w:pStyle w:val="Bibliography"/>
@@ -10974,7 +11953,7 @@
       <w:r>
         <w:t xml:space="preserve"> </w:t>
       </w:r>
-      <w:hyperlink r:id="rId100">
+      <w:hyperlink r:id="rId103">
         <w:r>
           <w:rPr>
             <w:rStyle w:val="Hyperlink"/>
@@ -10986,8 +11965,8 @@
         <w:t xml:space="preserve">.</w:t>
       </w:r>
     </w:p>
-    <w:bookmarkEnd w:id="101"/>
-    <w:bookmarkStart w:id="103" w:name="ref-wada2026mphygs"/>
+    <w:bookmarkEnd w:id="104"/>
+    <w:bookmarkStart w:id="106" w:name="ref-wada2026mphygs"/>
     <w:p>
       <w:pPr>
         <w:pStyle w:val="Bibliography"/>
@@ -11023,7 +12002,7 @@
       <w:r>
         <w:t xml:space="preserve"> </w:t>
       </w:r>
-      <w:hyperlink r:id="rId102">
+      <w:hyperlink r:id="rId105">
         <w:r>
           <w:rPr>
             <w:rStyle w:val="Hyperlink"/>
@@ -11035,8 +12014,8 @@
         <w:t xml:space="preserve">.</w:t>
       </w:r>
     </w:p>
-    <w:bookmarkEnd w:id="103"/>
-    <w:bookmarkStart w:id="105" w:name="ref-wang2026gauge"/>
+    <w:bookmarkEnd w:id="106"/>
+    <w:bookmarkStart w:id="108" w:name="ref-wang2026gauge"/>
     <w:p>
       <w:pPr>
         <w:pStyle w:val="Bibliography"/>
@@ -11053,7 +12032,7 @@
       <w:r>
         <w:t xml:space="preserve"> </w:t>
       </w:r>
-      <w:hyperlink r:id="rId104">
+      <w:hyperlink r:id="rId107">
         <w:r>
           <w:rPr>
             <w:rStyle w:val="Hyperlink"/>
@@ -11065,8 +12044,8 @@
         <w:t xml:space="preserve">.</w:t>
       </w:r>
     </w:p>
-    <w:bookmarkEnd w:id="105"/>
-    <w:bookmarkStart w:id="107" w:name="ref-wang2026identifiability"/>
+    <w:bookmarkEnd w:id="108"/>
+    <w:bookmarkStart w:id="110" w:name="ref-wang2026identifiability"/>
     <w:p>
       <w:pPr>
         <w:pStyle w:val="Bibliography"/>
@@ -11083,7 +12062,7 @@
       <w:r>
         <w:t xml:space="preserve"> </w:t>
       </w:r>
-      <w:hyperlink r:id="rId106">
+      <w:hyperlink r:id="rId109">
         <w:r>
           <w:rPr>
             <w:rStyle w:val="Hyperlink"/>
@@ -11095,8 +12074,8 @@
         <w:t xml:space="preserve">.</w:t>
       </w:r>
     </w:p>
-    <w:bookmarkEnd w:id="107"/>
-    <w:bookmarkStart w:id="108" w:name="ref-xie2024physgaussian"/>
+    <w:bookmarkEnd w:id="110"/>
+    <w:bookmarkStart w:id="111" w:name="ref-xie2024physgaussian"/>
     <w:p>
       <w:pPr>
         <w:pStyle w:val="Bibliography"/>
@@ -11130,8 +12109,8 @@
         <w:t xml:space="preserve">, 4389–98.</w:t>
       </w:r>
     </w:p>
-    <w:bookmarkEnd w:id="108"/>
-    <w:bookmarkStart w:id="110" w:name="ref-zhang2024physdreamer"/>
+    <w:bookmarkEnd w:id="111"/>
+    <w:bookmarkStart w:id="113" w:name="ref-zhang2024physdreamer"/>
     <w:p>
       <w:pPr>
         <w:pStyle w:val="Bibliography"/>
@@ -11167,7 +12146,7 @@
       <w:r>
         <w:t xml:space="preserve"> </w:t>
       </w:r>
-      <w:hyperlink r:id="rId109">
+      <w:hyperlink r:id="rId112">
         <w:r>
           <w:rPr>
             <w:rStyle w:val="Hyperlink"/>
@@ -11179,9 +12158,9 @@
         <w:t xml:space="preserve">.</w:t>
       </w:r>
     </w:p>
-    <w:bookmarkEnd w:id="110"/>
-    <w:bookmarkEnd w:id="111"/>
-    <w:bookmarkEnd w:id="112"/>
+    <w:bookmarkEnd w:id="113"/>
+    <w:bookmarkEnd w:id="114"/>
+    <w:bookmarkEnd w:id="115"/>
     <w:sectPr/>
   </w:body>
 </w:document>

--- a/paper/Reality_Probe_Manuscript.docx
+++ b/paper/Reality_Probe_Manuscript.docx
@@ -1178,7 +1178,7 @@
         <w:t xml:space="preserve">(Oberkampf, Pilch, and Trucano 2007; Laudy 2026)</w:t>
       </w:r>
       <w:r>
-        <w:t xml:space="preserve">. The missing systems step is the acceptance decision for one concrete physical edit after an optimizer has proposed it. A persistent scene needs a way to say:</w:t>
+        <w:t xml:space="preserve">. Our focus is the acceptance decision for one concrete physical edit after an optimizer has proposed it. A persistent scene needs a way to say:</w:t>
       </w:r>
       <w:r>
         <w:t xml:space="preserve"> </w:t>
@@ -4605,7 +4605,7 @@
         <w:pStyle w:val="BodyText"/>
       </w:pPr>
       <w:r>
-        <w:t xml:space="preserve">GAUGE contributes two different measured evidence classes. The foam-shearing study is retrospective and asks whether ordinary marker error and a mechanism-sensitive longitudinal channel can prefer different models. A separate frozen validation study uses previously untouched stretching and compression repeats 5–7, with SUPPORT, VETO, and placebo cases declared before evaluation. Final repeats 8–10 remain unopened after that validation fails.</w:t>
+        <w:t xml:space="preserve">GAUGE contributes two different measured evidence classes. GAUGE is retrospective in the foam-shearing study, where we ask whether ordinary marker error and a mechanism-sensitive longitudinal channel can prefer different models. A separate frozen validation study uses previously untouched stretching and compression repeats 5–7, with SUPPORT, VETO, and placebo cases declared before evaluation. Final repeats 8–10 remain unopened after that validation fails.</w:t>
       </w:r>
     </w:p>
     <w:bookmarkEnd w:id="39"/>
@@ -5011,7 +5011,7 @@
     </w:p>
     <w:bookmarkEnd w:id="50"/>
     <w:bookmarkEnd w:id="51"/>
-    <w:bookmarkStart w:id="64" w:name="results-and-analysis"/>
+    <w:bookmarkStart w:id="67" w:name="results-and-analysis"/>
     <w:p>
       <w:pPr>
         <w:pStyle w:val="Heading1"/>
@@ -5020,7 +5020,7 @@
         <w:t xml:space="preserve">Results</w:t>
       </w:r>
     </w:p>
-    <w:bookmarkStart w:id="52" w:name="Xbdf0a6616e805f21b86b26c034c24677b930d67"/>
+    <w:bookmarkStart w:id="55" w:name="Xbdf0a6616e805f21b86b26c034c24677b930d67"/>
     <w:p>
       <w:pPr>
         <w:pStyle w:val="Heading2"/>
@@ -5059,8 +5059,63 @@
         <w:t xml:space="preserve">shows one case in which ordinary error falls by 14.93% while untouched-target error rises by 9.03%.</w:t>
       </w:r>
     </w:p>
-    <w:bookmarkEnd w:id="52"/>
-    <w:bookmarkStart w:id="60" w:name="X21cd7821b25616949890b42439ef6b3757ec674"/>
+    <w:p>
+      <w:pPr>
+        <w:pStyle w:val="CaptionedFigure"/>
+      </w:pPr>
+      <w:r>
+        <w:drawing>
+          <wp:inline>
+            <wp:extent cx="5334000" cy="3000375"/>
+            <wp:effectExtent b="0" l="0" r="0" t="0"/>
+            <wp:docPr descr="" title="" id="53" name="Picture"/>
+            <a:graphic>
+              <a:graphicData uri="http://schemas.openxmlformats.org/drawingml/2006/picture">
+                <pic:pic>
+                  <pic:nvPicPr>
+                    <pic:cNvPr descr="../docs/readme_assets/03_deception_map.png" id="54" name="Picture"/>
+                    <pic:cNvPicPr>
+                      <a:picLocks noChangeArrowheads="1" noChangeAspect="1"/>
+                    </pic:cNvPicPr>
+                  </pic:nvPicPr>
+                  <pic:blipFill>
+                    <a:blip r:embed="rId52"/>
+                    <a:stretch>
+                      <a:fillRect/>
+                    </a:stretch>
+                  </pic:blipFill>
+                  <pic:spPr bwMode="auto">
+                    <a:xfrm>
+                      <a:off x="0" y="0"/>
+                      <a:ext cx="5334000" cy="3000375"/>
+                    </a:xfrm>
+                    <a:prstGeom prst="rect">
+                      <a:avLst/>
+                    </a:prstGeom>
+                    <a:noFill/>
+                    <a:ln w="9525">
+                      <a:noFill/>
+                      <a:headEnd/>
+                      <a:tailEnd/>
+                    </a:ln>
+                  </pic:spPr>
+                </pic:pic>
+              </a:graphicData>
+            </a:graphic>
+          </wp:inline>
+        </w:drawing>
+      </w:r>
+    </w:p>
+    <w:p>
+      <w:pPr>
+        <w:pStyle w:val="ImageCaption"/>
+      </w:pPr>
+      <w:r>
+        <w:t xml:space="preserve">Ordinary held-out improvement does not determine physical improvement in the fresh proposal population. The scatter makes the acceptance problem visible at population scale: some edits move the fitting metric in the desired direction while moving the untouched physical target in the wrong direction.</w:t>
+      </w:r>
+    </w:p>
+    <w:bookmarkEnd w:id="55"/>
+    <w:bookmarkStart w:id="63" w:name="X21cd7821b25616949890b42439ef6b3757ec674"/>
     <w:p>
       <w:pPr>
         <w:pStyle w:val="Heading2"/>
@@ -5159,7 +5214,7 @@
         <w:t xml:space="preserve">summarizes the result.</w:t>
       </w:r>
     </w:p>
-    <w:bookmarkStart w:id="53" w:name="tab:ofc"/>
+    <w:bookmarkStart w:id="56" w:name="tab:ofc"/>
     <w:p>
       <w:pPr>
         <w:pStyle w:val="TableCaption"/>
@@ -5373,76 +5428,7 @@
         </w:tc>
       </w:tr>
     </w:tbl>
-    <w:bookmarkEnd w:id="53"/>
-    <w:p>
-      <w:pPr>
-        <w:pStyle w:val="CaptionedFigure"/>
-      </w:pPr>
-      <w:r>
-        <w:drawing>
-          <wp:inline>
-            <wp:extent cx="5334000" cy="3000375"/>
-            <wp:effectExtent b="0" l="0" r="0" t="0"/>
-            <wp:docPr descr="" title="" id="55" name="Picture"/>
-            <a:graphic>
-              <a:graphicData uri="http://schemas.openxmlformats.org/drawingml/2006/picture">
-                <pic:pic>
-                  <pic:nvPicPr>
-                    <pic:cNvPr descr="../docs/readme_assets/10_signal_gain.png" id="56" name="Picture"/>
-                    <pic:cNvPicPr>
-                      <a:picLocks noChangeArrowheads="1" noChangeAspect="1"/>
-                    </pic:cNvPicPr>
-                  </pic:nvPicPr>
-                  <pic:blipFill>
-                    <a:blip r:embed="rId54"/>
-                    <a:stretch>
-                      <a:fillRect/>
-                    </a:stretch>
-                  </pic:blipFill>
-                  <pic:spPr bwMode="auto">
-                    <a:xfrm>
-                      <a:off x="0" y="0"/>
-                      <a:ext cx="5334000" cy="3000375"/>
-                    </a:xfrm>
-                    <a:prstGeom prst="rect">
-                      <a:avLst/>
-                    </a:prstGeom>
-                    <a:noFill/>
-                    <a:ln w="9525">
-                      <a:noFill/>
-                      <a:headEnd/>
-                      <a:tailEnd/>
-                    </a:ln>
-                  </pic:spPr>
-                </pic:pic>
-              </a:graphicData>
-            </a:graphic>
-          </wp:inline>
-        </w:drawing>
-      </w:r>
-    </w:p>
-    <w:p>
-      <w:pPr>
-        <w:pStyle w:val="ImageCaption"/>
-      </w:pPr>
-      <w:r>
-        <w:t xml:space="preserve">Changing from the kinematic DCS channel to known-force compliance increases median evidence magnitude by 11.46</w:t>
-      </w:r>
-      <m:oMath>
-        <m:r>
-          <m:rPr>
-            <m:sty m:val="p"/>
-          </m:rPr>
-          <m:t>×</m:t>
-        </m:r>
-      </m:oMath>
-      <w:r>
-        <w:t xml:space="preserve"> </w:t>
-      </w:r>
-      <w:r>
-        <w:t xml:space="preserve">on the fresh synthetic population.</w:t>
-      </w:r>
-    </w:p>
+    <w:bookmarkEnd w:id="56"/>
     <w:p>
       <w:pPr>
         <w:pStyle w:val="CaptionedFigure"/>
@@ -5457,7 +5443,7 @@
               <a:graphicData uri="http://schemas.openxmlformats.org/drawingml/2006/picture">
                 <pic:pic>
                   <pic:nvPicPr>
-                    <pic:cNvPr descr="../docs/readme_assets/11_information_limit.png" id="59" name="Picture"/>
+                    <pic:cNvPr descr="../docs/readme_assets/10_signal_gain.png" id="59" name="Picture"/>
                     <pic:cNvPicPr>
                       <a:picLocks noChangeArrowheads="1" noChangeAspect="1"/>
                     </pic:cNvPicPr>
@@ -5495,6 +5481,75 @@
         <w:pStyle w:val="ImageCaption"/>
       </w:pPr>
       <w:r>
+        <w:t xml:space="preserve">Changing from the kinematic DCS channel to known-force compliance increases median evidence magnitude by 11.46</w:t>
+      </w:r>
+      <m:oMath>
+        <m:r>
+          <m:rPr>
+            <m:sty m:val="p"/>
+          </m:rPr>
+          <m:t>×</m:t>
+        </m:r>
+      </m:oMath>
+      <w:r>
+        <w:t xml:space="preserve"> </w:t>
+      </w:r>
+      <w:r>
+        <w:t xml:space="preserve">on the fresh synthetic population.</w:t>
+      </w:r>
+    </w:p>
+    <w:p>
+      <w:pPr>
+        <w:pStyle w:val="CaptionedFigure"/>
+      </w:pPr>
+      <w:r>
+        <w:drawing>
+          <wp:inline>
+            <wp:extent cx="5334000" cy="3000375"/>
+            <wp:effectExtent b="0" l="0" r="0" t="0"/>
+            <wp:docPr descr="" title="" id="61" name="Picture"/>
+            <a:graphic>
+              <a:graphicData uri="http://schemas.openxmlformats.org/drawingml/2006/picture">
+                <pic:pic>
+                  <pic:nvPicPr>
+                    <pic:cNvPr descr="../docs/readme_assets/11_information_limit.png" id="62" name="Picture"/>
+                    <pic:cNvPicPr>
+                      <a:picLocks noChangeArrowheads="1" noChangeAspect="1"/>
+                    </pic:cNvPicPr>
+                  </pic:nvPicPr>
+                  <pic:blipFill>
+                    <a:blip r:embed="rId60"/>
+                    <a:stretch>
+                      <a:fillRect/>
+                    </a:stretch>
+                  </pic:blipFill>
+                  <pic:spPr bwMode="auto">
+                    <a:xfrm>
+                      <a:off x="0" y="0"/>
+                      <a:ext cx="5334000" cy="3000375"/>
+                    </a:xfrm>
+                    <a:prstGeom prst="rect">
+                      <a:avLst/>
+                    </a:prstGeom>
+                    <a:noFill/>
+                    <a:ln w="9525">
+                      <a:noFill/>
+                      <a:headEnd/>
+                      <a:tailEnd/>
+                    </a:ln>
+                  </pic:spPr>
+                </pic:pic>
+              </a:graphicData>
+            </a:graphic>
+          </wp:inline>
+        </w:drawing>
+      </w:r>
+    </w:p>
+    <w:p>
+      <w:pPr>
+        <w:pStyle w:val="ImageCaption"/>
+      </w:pPr>
+      <w:r>
         <w:t xml:space="preserve">The force channel moves the tested proposals closer to the acceptance boundary, but the strongest case still remains below the frozen decision magnitude.</w:t>
       </w:r>
     </w:p>
@@ -5506,8 +5561,8 @@
         <w:t xml:space="preserve">Together, these studies isolate the core issue: when competing models produce nearly the same observable response, a more elaborate statistic cannot create missing physical information. The experiment must change.</w:t>
       </w:r>
     </w:p>
-    <w:bookmarkEnd w:id="60"/>
-    <w:bookmarkStart w:id="62" w:name="locked-iris-pendulum-confirmation"/>
+    <w:bookmarkEnd w:id="63"/>
+    <w:bookmarkStart w:id="65" w:name="locked-iris-pendulum-confirmation"/>
     <w:p>
       <w:pPr>
         <w:pStyle w:val="Heading2"/>
@@ -5553,7 +5608,7 @@
         <w:t xml:space="preserve">shows where the improvement comes from.</w:t>
       </w:r>
     </w:p>
-    <w:bookmarkStart w:id="61" w:name="tab:iris-pendulum"/>
+    <w:bookmarkStart w:id="64" w:name="tab:iris-pendulum"/>
     <w:p>
       <w:pPr>
         <w:pStyle w:val="TableCaption"/>
@@ -5769,7 +5824,7 @@
         </w:tc>
       </w:tr>
     </w:tbl>
-    <w:bookmarkEnd w:id="61"/>
+    <w:bookmarkEnd w:id="64"/>
     <w:p>
       <w:pPr>
         <w:pStyle w:val="BodyText"/>
@@ -5814,8 +5869,8 @@
         <w:t xml:space="preserve">Robustness tests identify a concrete acquisition boundary. Noise, blur, modest frame duplication/drop, central occlusion, and crop perturbations preserve the locked 81.82% accuracy in the tested ranges. Temporal downsampling does not: accuracy falls to 63.64% at 30 fps and 45.45% at 15 fps. The verifier therefore depends on preserving the temporal information required by the pendulum observable.</w:t>
       </w:r>
     </w:p>
-    <w:bookmarkEnd w:id="62"/>
-    <w:bookmarkStart w:id="63" w:name="second-domain-iris-freefall-failure"/>
+    <w:bookmarkEnd w:id="65"/>
+    <w:bookmarkStart w:id="66" w:name="second-domain-iris-freefall-failure"/>
     <w:p>
       <w:pPr>
         <w:pStyle w:val="Heading2"/>
@@ -5902,9 +5957,9 @@
         <w:t xml:space="preserve">remains unopened, and the paper does not convert this failure into a second positive result. The implication is direct: Reality Probe does not remove the need to design a valid physical test. It makes a failed test visible before that evidence is used to approve a model change.</w:t>
       </w:r>
     </w:p>
-    <w:bookmarkEnd w:id="63"/>
-    <w:bookmarkEnd w:id="64"/>
-    <w:bookmarkStart w:id="69" w:name="discussion"/>
+    <w:bookmarkEnd w:id="66"/>
+    <w:bookmarkEnd w:id="67"/>
+    <w:bookmarkStart w:id="72" w:name="discussion"/>
     <w:p>
       <w:pPr>
         <w:pStyle w:val="Heading1"/>
@@ -5913,7 +5968,7 @@
         <w:t xml:space="preserve">Discussion</w:t>
       </w:r>
     </w:p>
-    <w:bookmarkStart w:id="65" w:name="why-the-channels-behave-differently"/>
+    <w:bookmarkStart w:id="68" w:name="why-the-channels-behave-differently"/>
     <w:p>
       <w:pPr>
         <w:pStyle w:val="Heading2"/>
@@ -5946,8 +6001,8 @@
         <w:t xml:space="preserve">The three-way decision also changes failure handling. VETO means the reserved test contradicts the proposed state. UNRESOLVED means the experiment is not informative enough to decide. Keeping these states separate prevents an evidence-poor test from masquerading as either success or failure.</w:t>
       </w:r>
     </w:p>
-    <w:bookmarkEnd w:id="65"/>
-    <w:bookmarkStart w:id="66" w:name="Xf1a1625093c073a1904485ea8cb369fb8a8062a"/>
+    <w:bookmarkEnd w:id="68"/>
+    <w:bookmarkStart w:id="69" w:name="Xf1a1625093c073a1904485ea8cb369fb8a8062a"/>
     <w:p>
       <w:pPr>
         <w:pStyle w:val="Heading2"/>
@@ -5981,8 +6036,8 @@
         <w:t xml:space="preserve">This suggests a practical design loop for future systems. When the verifier returns UNRESOLVED, the next action should not automatically be a lower threshold or a stronger optimizer. The system should ask which intervention, sensor, or time scale is most likely to separate the competing physical states. Reality Probe provides the transaction boundary; informative experiment selection determines whether that boundary can be crossed.</w:t>
       </w:r>
     </w:p>
-    <w:bookmarkEnd w:id="66"/>
-    <w:bookmarkStart w:id="67" w:name="limitations"/>
+    <w:bookmarkEnd w:id="69"/>
+    <w:bookmarkStart w:id="70" w:name="limitations"/>
     <w:p>
       <w:pPr>
         <w:pStyle w:val="Heading2"/>
@@ -6039,8 +6094,8 @@
         <w:t xml:space="preserve">Finally, proposal and verification windows in the pendulum study come from the same video stream. Their temporal overlap can be changed, but they are not independent sensor modalities. A stronger future test would reserve a separately instrumented physical channel.</w:t>
       </w:r>
     </w:p>
-    <w:bookmarkEnd w:id="67"/>
-    <w:bookmarkStart w:id="68" w:name="future-work"/>
+    <w:bookmarkEnd w:id="70"/>
+    <w:bookmarkStart w:id="71" w:name="future-work"/>
     <w:p>
       <w:pPr>
         <w:pStyle w:val="Heading2"/>
@@ -6065,9 +6120,9 @@
         <w:t xml:space="preserve">At the system level, the acceptance record should persist with the model state: which proposal was made, which measurement was withheld from fitting, what uncertainty was assigned, what decision was reached, and which version was committed or preserved. This turns physical editing into an auditable state transition instead of an opaque optimizer update.</w:t>
       </w:r>
     </w:p>
-    <w:bookmarkEnd w:id="68"/>
-    <w:bookmarkEnd w:id="69"/>
-    <w:bookmarkStart w:id="71" w:name="reproducibility-and-implementation-notes"/>
+    <w:bookmarkEnd w:id="71"/>
+    <w:bookmarkEnd w:id="72"/>
+    <w:bookmarkStart w:id="74" w:name="reproducibility-and-implementation-notes"/>
     <w:p>
       <w:pPr>
         <w:pStyle w:val="Heading1"/>
@@ -6108,7 +6163,7 @@
         <w:t xml:space="preserve">Paper figures are generated from committed trajectories or result ledgers. Display magnification is disclosed where used and never changes the reported numerical values. The Stanford Bunny is a visualization carrier, not benchmark geometry.</w:t>
       </w:r>
     </w:p>
-    <w:bookmarkStart w:id="70" w:name="Xc4d1302c2239c6e46d50d50aa05474890bf84bf"/>
+    <w:bookmarkStart w:id="73" w:name="Xc4d1302c2239c6e46d50d50aa05474890bf84bf"/>
     <w:p>
       <w:pPr>
         <w:pStyle w:val="Heading4"/>
@@ -6125,9 +6180,9 @@
         <w:t xml:space="preserve">OpenAI ChatGPT was used for code drafting and debugging, experiment orchestration and analysis scripts, visualization/manuscript tooling, and manuscript revision. AI-generated text or code was not treated as empirical evidence. Numerical claims were checked against committed result artifacts, frozen protocol state, and cited publication records.</w:t>
       </w:r>
     </w:p>
-    <w:bookmarkEnd w:id="70"/>
-    <w:bookmarkEnd w:id="71"/>
-    <w:bookmarkStart w:id="72" w:name="conclusion"/>
+    <w:bookmarkEnd w:id="73"/>
+    <w:bookmarkEnd w:id="74"/>
+    <w:bookmarkStart w:id="75" w:name="conclusion"/>
     <w:p>
       <w:pPr>
         <w:pStyle w:val="Heading1"/>
@@ -6160,8 +6215,8 @@
         <w:t xml:space="preserve">The practical implication is a change in system architecture. Video-reconstructed worlds that carry persistent physical state should not let optimization overwrite that state automatically. They should treat a physical edit as provisional until reserved evidence supports it, preserve the previous model when evidence is weak, and record why the transition was or was not committed. Reality Probe provides that acceptance boundary; designing informative physical tests determines how often the system can cross it.</w:t>
       </w:r>
     </w:p>
-    <w:bookmarkEnd w:id="72"/>
-    <w:bookmarkStart w:id="104" w:name="acknowledgments"/>
+    <w:bookmarkEnd w:id="75"/>
+    <w:bookmarkStart w:id="107" w:name="acknowledgments"/>
     <w:p>
       <w:pPr>
         <w:pStyle w:val="Heading1"/>
@@ -6188,8 +6243,8 @@
         <w:t xml:space="preserve">OpenAI ChatGPT was used as a research and writing assistant during development of this work, including drafting and revising manuscript text, generating and debugging code, assisting with experiment orchestration and analysis scripts, preparing tables and figures, and manuscript formatting. The author reviewed the generated material, validated reported experiments and numerical evidence against the frozen research artifacts, checked the references used in the manuscript, and takes responsibility for the final content.</w:t>
       </w:r>
     </w:p>
-    <w:bookmarkStart w:id="103" w:name="refs"/>
-    <w:bookmarkStart w:id="74" w:name="ref-asadi2025oed"/>
+    <w:bookmarkStart w:id="106" w:name="refs"/>
+    <w:bookmarkStart w:id="77" w:name="ref-asadi2025oed"/>
     <w:p>
       <w:pPr>
         <w:pStyle w:val="Bibliography"/>
@@ -6222,7 +6277,7 @@
       <w:r>
         <w:t xml:space="preserve"> </w:t>
       </w:r>
-      <w:hyperlink r:id="rId73">
+      <w:hyperlink r:id="rId76">
         <w:r>
           <w:rPr>
             <w:rStyle w:val="Hyperlink"/>
@@ -6234,8 +6289,8 @@
         <w:t xml:space="preserve">.</w:t>
       </w:r>
     </w:p>
-    <w:bookmarkEnd w:id="74"/>
-    <w:bookmarkStart w:id="76" w:name="ref-chow1970reject"/>
+    <w:bookmarkEnd w:id="77"/>
+    <w:bookmarkStart w:id="79" w:name="ref-chow1970reject"/>
     <w:p>
       <w:pPr>
         <w:pStyle w:val="Bibliography"/>
@@ -6268,7 +6323,7 @@
       <w:r>
         <w:t xml:space="preserve"> </w:t>
       </w:r>
-      <w:hyperlink r:id="rId75">
+      <w:hyperlink r:id="rId78">
         <w:r>
           <w:rPr>
             <w:rStyle w:val="Hyperlink"/>
@@ -6280,8 +6335,8 @@
         <w:t xml:space="preserve">.</w:t>
       </w:r>
     </w:p>
-    <w:bookmarkEnd w:id="76"/>
-    <w:bookmarkStart w:id="77" w:name="ref-geifman2019selectivenet"/>
+    <w:bookmarkEnd w:id="79"/>
+    <w:bookmarkStart w:id="80" w:name="ref-geifman2019selectivenet"/>
     <w:p>
       <w:pPr>
         <w:pStyle w:val="Bibliography"/>
@@ -6315,8 +6370,8 @@
         <w:t xml:space="preserve">, 97:2151–59. Proceedings of Machine Learning Research.</w:t>
       </w:r>
     </w:p>
-    <w:bookmarkEnd w:id="77"/>
-    <w:bookmarkStart w:id="78" w:name="ref-hu2020difftaichi"/>
+    <w:bookmarkEnd w:id="80"/>
+    <w:bookmarkStart w:id="81" w:name="ref-hu2020difftaichi"/>
     <w:p>
       <w:pPr>
         <w:pStyle w:val="Bibliography"/>
@@ -6350,8 +6405,8 @@
         <w:t xml:space="preserve">.</w:t>
       </w:r>
     </w:p>
-    <w:bookmarkEnd w:id="78"/>
-    <w:bookmarkStart w:id="80" w:name="ref-hu2019chainqueen"/>
+    <w:bookmarkEnd w:id="81"/>
+    <w:bookmarkStart w:id="83" w:name="ref-hu2019chainqueen"/>
     <w:p>
       <w:pPr>
         <w:pStyle w:val="Bibliography"/>
@@ -6387,7 +6442,7 @@
       <w:r>
         <w:t xml:space="preserve"> </w:t>
       </w:r>
-      <w:hyperlink r:id="rId79">
+      <w:hyperlink r:id="rId82">
         <w:r>
           <w:rPr>
             <w:rStyle w:val="Hyperlink"/>
@@ -6399,8 +6454,8 @@
         <w:t xml:space="preserve">.</w:t>
       </w:r>
     </w:p>
-    <w:bookmarkEnd w:id="80"/>
-    <w:bookmarkStart w:id="82" w:name="ref-khanbayov2026iris"/>
+    <w:bookmarkEnd w:id="83"/>
+    <w:bookmarkStart w:id="85" w:name="ref-khanbayov2026iris"/>
     <w:p>
       <w:pPr>
         <w:pStyle w:val="Bibliography"/>
@@ -6436,7 +6491,7 @@
       <w:r>
         <w:t xml:space="preserve"> </w:t>
       </w:r>
-      <w:hyperlink r:id="rId81">
+      <w:hyperlink r:id="rId84">
         <w:r>
           <w:rPr>
             <w:rStyle w:val="Hyperlink"/>
@@ -6448,8 +6503,8 @@
         <w:t xml:space="preserve">.</w:t>
       </w:r>
     </w:p>
-    <w:bookmarkEnd w:id="82"/>
-    <w:bookmarkStart w:id="84" w:name="ref-laudy2026digitaltwin"/>
+    <w:bookmarkEnd w:id="85"/>
+    <w:bookmarkStart w:id="87" w:name="ref-laudy2026digitaltwin"/>
     <w:p>
       <w:pPr>
         <w:pStyle w:val="Bibliography"/>
@@ -6466,7 +6521,7 @@
       <w:r>
         <w:t xml:space="preserve"> </w:t>
       </w:r>
-      <w:hyperlink r:id="rId83">
+      <w:hyperlink r:id="rId86">
         <w:r>
           <w:rPr>
             <w:rStyle w:val="Hyperlink"/>
@@ -6478,8 +6533,8 @@
         <w:t xml:space="preserve">.</w:t>
       </w:r>
     </w:p>
-    <w:bookmarkEnd w:id="84"/>
-    <w:bookmarkStart w:id="86" w:name="ref-li2025dot"/>
+    <w:bookmarkEnd w:id="87"/>
+    <w:bookmarkStart w:id="89" w:name="ref-li2025dot"/>
     <w:p>
       <w:pPr>
         <w:pStyle w:val="Bibliography"/>
@@ -6512,7 +6567,7 @@
       <w:r>
         <w:t xml:space="preserve"> </w:t>
       </w:r>
-      <w:hyperlink r:id="rId85">
+      <w:hyperlink r:id="rId88">
         <w:r>
           <w:rPr>
             <w:rStyle w:val="Hyperlink"/>
@@ -6524,8 +6579,8 @@
         <w:t xml:space="preserve">.</w:t>
       </w:r>
     </w:p>
-    <w:bookmarkEnd w:id="86"/>
-    <w:bookmarkStart w:id="88" w:name="ref-li2023pacnerf"/>
+    <w:bookmarkEnd w:id="89"/>
+    <w:bookmarkStart w:id="91" w:name="ref-li2023pacnerf"/>
     <w:p>
       <w:pPr>
         <w:pStyle w:val="Bibliography"/>
@@ -6561,7 +6616,7 @@
       <w:r>
         <w:t xml:space="preserve"> </w:t>
       </w:r>
-      <w:hyperlink r:id="rId87">
+      <w:hyperlink r:id="rId90">
         <w:r>
           <w:rPr>
             <w:rStyle w:val="Hyperlink"/>
@@ -6573,8 +6628,8 @@
         <w:t xml:space="preserve">.</w:t>
       </w:r>
     </w:p>
-    <w:bookmarkEnd w:id="88"/>
-    <w:bookmarkStart w:id="89" w:name="ref-liu2025physflow"/>
+    <w:bookmarkEnd w:id="91"/>
+    <w:bookmarkStart w:id="92" w:name="ref-liu2025physflow"/>
     <w:p>
       <w:pPr>
         <w:pStyle w:val="Bibliography"/>
@@ -6608,8 +6663,8 @@
         <w:t xml:space="preserve">, 11016–25.</w:t>
       </w:r>
     </w:p>
-    <w:bookmarkEnd w:id="89"/>
-    <w:bookmarkStart w:id="91" w:name="ref-oberkampf2007pcmm"/>
+    <w:bookmarkEnd w:id="92"/>
+    <w:bookmarkStart w:id="94" w:name="ref-oberkampf2007pcmm"/>
     <w:p>
       <w:pPr>
         <w:pStyle w:val="Bibliography"/>
@@ -6632,7 +6687,7 @@
       <w:r>
         <w:t xml:space="preserve"> </w:t>
       </w:r>
-      <w:hyperlink r:id="rId90">
+      <w:hyperlink r:id="rId93">
         <w:r>
           <w:rPr>
             <w:rStyle w:val="Hyperlink"/>
@@ -6644,8 +6699,8 @@
         <w:t xml:space="preserve">.</w:t>
       </w:r>
     </w:p>
-    <w:bookmarkEnd w:id="91"/>
-    <w:bookmarkStart w:id="93" w:name="ref-rho2026monophysics"/>
+    <w:bookmarkEnd w:id="94"/>
+    <w:bookmarkStart w:id="96" w:name="ref-rho2026monophysics"/>
     <w:p>
       <w:pPr>
         <w:pStyle w:val="Bibliography"/>
@@ -6662,7 +6717,7 @@
       <w:r>
         <w:t xml:space="preserve"> </w:t>
       </w:r>
-      <w:hyperlink r:id="rId92">
+      <w:hyperlink r:id="rId95">
         <w:r>
           <w:rPr>
             <w:rStyle w:val="Hyperlink"/>
@@ -6674,8 +6729,8 @@
         <w:t xml:space="preserve">.</w:t>
       </w:r>
     </w:p>
-    <w:bookmarkEnd w:id="93"/>
-    <w:bookmarkStart w:id="95" w:name="ref-wada2026mphygs"/>
+    <w:bookmarkEnd w:id="96"/>
+    <w:bookmarkStart w:id="98" w:name="ref-wada2026mphygs"/>
     <w:p>
       <w:pPr>
         <w:pStyle w:val="Bibliography"/>
@@ -6711,7 +6766,7 @@
       <w:r>
         <w:t xml:space="preserve"> </w:t>
       </w:r>
-      <w:hyperlink r:id="rId94">
+      <w:hyperlink r:id="rId97">
         <w:r>
           <w:rPr>
             <w:rStyle w:val="Hyperlink"/>
@@ -6723,8 +6778,8 @@
         <w:t xml:space="preserve">.</w:t>
       </w:r>
     </w:p>
-    <w:bookmarkEnd w:id="95"/>
-    <w:bookmarkStart w:id="97" w:name="ref-wang2026gauge"/>
+    <w:bookmarkEnd w:id="98"/>
+    <w:bookmarkStart w:id="100" w:name="ref-wang2026gauge"/>
     <w:p>
       <w:pPr>
         <w:pStyle w:val="Bibliography"/>
@@ -6741,7 +6796,7 @@
       <w:r>
         <w:t xml:space="preserve"> </w:t>
       </w:r>
-      <w:hyperlink r:id="rId96">
+      <w:hyperlink r:id="rId99">
         <w:r>
           <w:rPr>
             <w:rStyle w:val="Hyperlink"/>
@@ -6753,8 +6808,8 @@
         <w:t xml:space="preserve">.</w:t>
       </w:r>
     </w:p>
-    <w:bookmarkEnd w:id="97"/>
-    <w:bookmarkStart w:id="99" w:name="ref-wang2026identifiability"/>
+    <w:bookmarkEnd w:id="100"/>
+    <w:bookmarkStart w:id="102" w:name="ref-wang2026identifiability"/>
     <w:p>
       <w:pPr>
         <w:pStyle w:val="Bibliography"/>
@@ -6771,7 +6826,7 @@
       <w:r>
         <w:t xml:space="preserve"> </w:t>
       </w:r>
-      <w:hyperlink r:id="rId98">
+      <w:hyperlink r:id="rId101">
         <w:r>
           <w:rPr>
             <w:rStyle w:val="Hyperlink"/>
@@ -6783,8 +6838,8 @@
         <w:t xml:space="preserve">.</w:t>
       </w:r>
     </w:p>
-    <w:bookmarkEnd w:id="99"/>
-    <w:bookmarkStart w:id="100" w:name="ref-xie2024physgaussian"/>
+    <w:bookmarkEnd w:id="102"/>
+    <w:bookmarkStart w:id="103" w:name="ref-xie2024physgaussian"/>
     <w:p>
       <w:pPr>
         <w:pStyle w:val="Bibliography"/>
@@ -6818,8 +6873,8 @@
         <w:t xml:space="preserve">, 4389–98.</w:t>
       </w:r>
     </w:p>
-    <w:bookmarkEnd w:id="100"/>
-    <w:bookmarkStart w:id="102" w:name="ref-zhang2024physdreamer"/>
+    <w:bookmarkEnd w:id="103"/>
+    <w:bookmarkStart w:id="105" w:name="ref-zhang2024physdreamer"/>
     <w:p>
       <w:pPr>
         <w:pStyle w:val="Bibliography"/>
@@ -6855,7 +6910,7 @@
       <w:r>
         <w:t xml:space="preserve"> </w:t>
       </w:r>
-      <w:hyperlink r:id="rId101">
+      <w:hyperlink r:id="rId104">
         <w:r>
           <w:rPr>
             <w:rStyle w:val="Hyperlink"/>
@@ -6867,9 +6922,9 @@
         <w:t xml:space="preserve">.</w:t>
       </w:r>
     </w:p>
-    <w:bookmarkEnd w:id="102"/>
-    <w:bookmarkEnd w:id="103"/>
-    <w:bookmarkEnd w:id="104"/>
+    <w:bookmarkEnd w:id="105"/>
+    <w:bookmarkEnd w:id="106"/>
+    <w:bookmarkEnd w:id="107"/>
     <w:sectPr/>
   </w:body>
 </w:document>

--- a/paper/Reality_Probe_Manuscript.docx
+++ b/paper/Reality_Probe_Manuscript.docx
@@ -85,13 +85,367 @@
         <w:t xml:space="preserve"> </w:t>
       </w:r>
       <w:r>
-        <w:t xml:space="preserve">scene</w:t>
-      </w:r>
-      <w:r>
-        <w:t xml:space="preserve"> </w:t>
-      </w:r>
-      <w:r>
-        <w:t xml:space="preserve">reconstructed</w:t>
+        <w:t xml:space="preserve">video-reconstructed</w:t>
+      </w:r>
+      <w:r>
+        <w:t xml:space="preserve"> </w:t>
+      </w:r>
+      <w:r>
+        <w:t xml:space="preserve">world</w:t>
+      </w:r>
+      <w:r>
+        <w:t xml:space="preserve"> </w:t>
+      </w:r>
+      <w:r>
+        <w:t xml:space="preserve">can</w:t>
+      </w:r>
+      <w:r>
+        <w:t xml:space="preserve"> </w:t>
+      </w:r>
+      <w:r>
+        <w:t xml:space="preserve">carry</w:t>
+      </w:r>
+      <w:r>
+        <w:t xml:space="preserve"> </w:t>
+      </w:r>
+      <w:r>
+        <w:t xml:space="preserve">physical</w:t>
+      </w:r>
+      <w:r>
+        <w:t xml:space="preserve"> </w:t>
+      </w:r>
+      <w:r>
+        <w:t xml:space="preserve">parameters</w:t>
+      </w:r>
+      <w:r>
+        <w:t xml:space="preserve"> </w:t>
+      </w:r>
+      <w:r>
+        <w:t xml:space="preserve">such</w:t>
+      </w:r>
+      <w:r>
+        <w:t xml:space="preserve"> </w:t>
+      </w:r>
+      <w:r>
+        <w:t xml:space="preserve">as</w:t>
+      </w:r>
+      <w:r>
+        <w:t xml:space="preserve"> </w:t>
+      </w:r>
+      <w:r>
+        <w:t xml:space="preserve">stiffness,</w:t>
+      </w:r>
+      <w:r>
+        <w:t xml:space="preserve"> </w:t>
+      </w:r>
+      <w:r>
+        <w:t xml:space="preserve">damping,</w:t>
+      </w:r>
+      <w:r>
+        <w:t xml:space="preserve"> </w:t>
+      </w:r>
+      <w:r>
+        <w:t xml:space="preserve">or</w:t>
+      </w:r>
+      <w:r>
+        <w:t xml:space="preserve"> </w:t>
+      </w:r>
+      <w:r>
+        <w:t xml:space="preserve">gravity</w:t>
+      </w:r>
+      <w:r>
+        <w:t xml:space="preserve"> </w:t>
+      </w:r>
+      <w:r>
+        <w:t xml:space="preserve">that</w:t>
+      </w:r>
+      <w:r>
+        <w:t xml:space="preserve"> </w:t>
+      </w:r>
+      <w:r>
+        <w:t xml:space="preserve">are</w:t>
+      </w:r>
+      <w:r>
+        <w:t xml:space="preserve"> </w:t>
+      </w:r>
+      <w:r>
+        <w:t xml:space="preserve">later</w:t>
+      </w:r>
+      <w:r>
+        <w:t xml:space="preserve"> </w:t>
+      </w:r>
+      <w:r>
+        <w:t xml:space="preserve">changed</w:t>
+      </w:r>
+      <w:r>
+        <w:t xml:space="preserve"> </w:t>
+      </w:r>
+      <w:r>
+        <w:t xml:space="preserve">by</w:t>
+      </w:r>
+      <w:r>
+        <w:t xml:space="preserve"> </w:t>
+      </w:r>
+      <w:r>
+        <w:t xml:space="preserve">an</w:t>
+      </w:r>
+      <w:r>
+        <w:t xml:space="preserve"> </w:t>
+      </w:r>
+      <w:r>
+        <w:t xml:space="preserve">optimizer</w:t>
+      </w:r>
+      <w:r>
+        <w:t xml:space="preserve"> </w:t>
+      </w:r>
+      <w:r>
+        <w:t xml:space="preserve">or</w:t>
+      </w:r>
+      <w:r>
+        <w:t xml:space="preserve"> </w:t>
+      </w:r>
+      <w:r>
+        <w:t xml:space="preserve">authoring</w:t>
+      </w:r>
+      <w:r>
+        <w:t xml:space="preserve"> </w:t>
+      </w:r>
+      <w:r>
+        <w:t xml:space="preserve">operation.</w:t>
+      </w:r>
+      <w:r>
+        <w:t xml:space="preserve"> </w:t>
+      </w:r>
+      <w:r>
+        <w:t xml:space="preserve">A</w:t>
+      </w:r>
+      <w:r>
+        <w:t xml:space="preserve"> </w:t>
+      </w:r>
+      <w:r>
+        <w:t xml:space="preserve">candidate</w:t>
+      </w:r>
+      <w:r>
+        <w:t xml:space="preserve"> </w:t>
+      </w:r>
+      <w:r>
+        <w:t xml:space="preserve">edit</w:t>
+      </w:r>
+      <w:r>
+        <w:t xml:space="preserve"> </w:t>
+      </w:r>
+      <w:r>
+        <w:t xml:space="preserve">may</w:t>
+      </w:r>
+      <w:r>
+        <w:t xml:space="preserve"> </w:t>
+      </w:r>
+      <w:r>
+        <w:t xml:space="preserve">fit</w:t>
+      </w:r>
+      <w:r>
+        <w:t xml:space="preserve"> </w:t>
+      </w:r>
+      <w:r>
+        <w:t xml:space="preserve">recorded</w:t>
+      </w:r>
+      <w:r>
+        <w:t xml:space="preserve"> </w:t>
+      </w:r>
+      <w:r>
+        <w:t xml:space="preserve">motion</w:t>
+      </w:r>
+      <w:r>
+        <w:t xml:space="preserve"> </w:t>
+      </w:r>
+      <w:r>
+        <w:t xml:space="preserve">better</w:t>
+      </w:r>
+      <w:r>
+        <w:t xml:space="preserve"> </w:t>
+      </w:r>
+      <w:r>
+        <w:t xml:space="preserve">and</w:t>
+      </w:r>
+      <w:r>
+        <w:t xml:space="preserve"> </w:t>
+      </w:r>
+      <w:r>
+        <w:t xml:space="preserve">still</w:t>
+      </w:r>
+      <w:r>
+        <w:t xml:space="preserve"> </w:t>
+      </w:r>
+      <w:r>
+        <w:t xml:space="preserve">make</w:t>
+      </w:r>
+      <w:r>
+        <w:t xml:space="preserve"> </w:t>
+      </w:r>
+      <w:r>
+        <w:t xml:space="preserve">the</w:t>
+      </w:r>
+      <w:r>
+        <w:t xml:space="preserve"> </w:t>
+      </w:r>
+      <w:r>
+        <w:t xml:space="preserve">world</w:t>
+      </w:r>
+      <w:r>
+        <w:t xml:space="preserve"> </w:t>
+      </w:r>
+      <w:r>
+        <w:t xml:space="preserve">respond</w:t>
+      </w:r>
+      <w:r>
+        <w:t xml:space="preserve"> </w:t>
+      </w:r>
+      <w:r>
+        <w:t xml:space="preserve">less</w:t>
+      </w:r>
+      <w:r>
+        <w:t xml:space="preserve"> </w:t>
+      </w:r>
+      <w:r>
+        <w:t xml:space="preserve">faithfully</w:t>
+      </w:r>
+      <w:r>
+        <w:t xml:space="preserve"> </w:t>
+      </w:r>
+      <w:r>
+        <w:t xml:space="preserve">to</w:t>
+      </w:r>
+      <w:r>
+        <w:t xml:space="preserve"> </w:t>
+      </w:r>
+      <w:r>
+        <w:t xml:space="preserve">a</w:t>
+      </w:r>
+      <w:r>
+        <w:t xml:space="preserve"> </w:t>
+      </w:r>
+      <w:r>
+        <w:t xml:space="preserve">new</w:t>
+      </w:r>
+      <w:r>
+        <w:t xml:space="preserve"> </w:t>
+      </w:r>
+      <w:r>
+        <w:t xml:space="preserve">physical</w:t>
+      </w:r>
+      <w:r>
+        <w:t xml:space="preserve"> </w:t>
+      </w:r>
+      <w:r>
+        <w:t xml:space="preserve">interaction.</w:t>
+      </w:r>
+      <w:r>
+        <w:t xml:space="preserve"> </w:t>
+      </w:r>
+      <w:r>
+        <w:t xml:space="preserve">Reality</w:t>
+      </w:r>
+      <w:r>
+        <w:t xml:space="preserve"> </w:t>
+      </w:r>
+      <w:r>
+        <w:t xml:space="preserve">Probe</w:t>
+      </w:r>
+      <w:r>
+        <w:t xml:space="preserve"> </w:t>
+      </w:r>
+      <w:r>
+        <w:t xml:space="preserve">treats</w:t>
+      </w:r>
+      <w:r>
+        <w:t xml:space="preserve"> </w:t>
+      </w:r>
+      <w:r>
+        <w:t xml:space="preserve">that</w:t>
+      </w:r>
+      <w:r>
+        <w:t xml:space="preserve"> </w:t>
+      </w:r>
+      <w:r>
+        <w:t xml:space="preserve">edit</w:t>
+      </w:r>
+      <w:r>
+        <w:t xml:space="preserve"> </w:t>
+      </w:r>
+      <w:r>
+        <w:t xml:space="preserve">as</w:t>
+      </w:r>
+      <w:r>
+        <w:t xml:space="preserve"> </w:t>
+      </w:r>
+      <w:r>
+        <w:t xml:space="preserve">provisional:</w:t>
+      </w:r>
+      <w:r>
+        <w:t xml:space="preserve"> </w:t>
+      </w:r>
+      <w:r>
+        <w:t xml:space="preserve">after</w:t>
+      </w:r>
+      <w:r>
+        <w:t xml:space="preserve"> </w:t>
+      </w:r>
+      <w:r>
+        <w:t xml:space="preserve">the</w:t>
+      </w:r>
+      <w:r>
+        <w:t xml:space="preserve"> </w:t>
+      </w:r>
+      <w:r>
+        <w:t xml:space="preserve">candidate</w:t>
+      </w:r>
+      <w:r>
+        <w:t xml:space="preserve"> </w:t>
+      </w:r>
+      <w:r>
+        <w:t xml:space="preserve">is</w:t>
+      </w:r>
+      <w:r>
+        <w:t xml:space="preserve"> </w:t>
+      </w:r>
+      <w:r>
+        <w:t xml:space="preserve">fixed,</w:t>
+      </w:r>
+      <w:r>
+        <w:t xml:space="preserve"> </w:t>
+      </w:r>
+      <w:r>
+        <w:t xml:space="preserve">a</w:t>
+      </w:r>
+      <w:r>
+        <w:t xml:space="preserve"> </w:t>
+      </w:r>
+      <w:r>
+        <w:t xml:space="preserve">physical</w:t>
+      </w:r>
+      <w:r>
+        <w:t xml:space="preserve"> </w:t>
+      </w:r>
+      <w:r>
+        <w:t xml:space="preserve">observation</w:t>
+      </w:r>
+      <w:r>
+        <w:t xml:space="preserve"> </w:t>
+      </w:r>
+      <w:r>
+        <w:t xml:space="preserve">or</w:t>
+      </w:r>
+      <w:r>
+        <w:t xml:space="preserve"> </w:t>
+      </w:r>
+      <w:r>
+        <w:t xml:space="preserve">intervention</w:t>
+      </w:r>
+      <w:r>
+        <w:t xml:space="preserve"> </w:t>
+      </w:r>
+      <w:r>
+        <w:t xml:space="preserve">withheld</w:t>
       </w:r>
       <w:r>
         <w:t xml:space="preserve"> </w:t>
@@ -103,49 +457,97 @@
         <w:t xml:space="preserve"> </w:t>
       </w:r>
       <w:r>
-        <w:t xml:space="preserve">video</w:t>
-      </w:r>
-      <w:r>
-        <w:t xml:space="preserve"> </w:t>
-      </w:r>
-      <w:r>
-        <w:t xml:space="preserve">may</w:t>
-      </w:r>
-      <w:r>
-        <w:t xml:space="preserve"> </w:t>
-      </w:r>
-      <w:r>
-        <w:t xml:space="preserve">later</w:t>
-      </w:r>
-      <w:r>
-        <w:t xml:space="preserve"> </w:t>
-      </w:r>
-      <w:r>
-        <w:t xml:space="preserve">be</w:t>
-      </w:r>
-      <w:r>
-        <w:t xml:space="preserve"> </w:t>
-      </w:r>
-      <w:r>
-        <w:t xml:space="preserve">physically</w:t>
-      </w:r>
-      <w:r>
-        <w:t xml:space="preserve"> </w:t>
-      </w:r>
-      <w:r>
-        <w:t xml:space="preserve">edited:</w:t>
-      </w:r>
-      <w:r>
-        <w:t xml:space="preserve"> </w:t>
-      </w:r>
-      <w:r>
-        <w:t xml:space="preserve">stiffness,</w:t>
-      </w:r>
-      <w:r>
-        <w:t xml:space="preserve"> </w:t>
-      </w:r>
-      <w:r>
-        <w:t xml:space="preserve">damping,</w:t>
+        <w:t xml:space="preserve">proposal</w:t>
+      </w:r>
+      <w:r>
+        <w:t xml:space="preserve"> </w:t>
+      </w:r>
+      <w:r>
+        <w:t xml:space="preserve">generation</w:t>
+      </w:r>
+      <w:r>
+        <w:t xml:space="preserve"> </w:t>
+      </w:r>
+      <w:r>
+        <w:t xml:space="preserve">is</w:t>
+      </w:r>
+      <w:r>
+        <w:t xml:space="preserve"> </w:t>
+      </w:r>
+      <w:r>
+        <w:t xml:space="preserve">evaluated</w:t>
+      </w:r>
+      <w:r>
+        <w:t xml:space="preserve"> </w:t>
+      </w:r>
+      <w:r>
+        <w:t xml:space="preserve">against</w:t>
+      </w:r>
+      <w:r>
+        <w:t xml:space="preserve"> </w:t>
+      </w:r>
+      <w:r>
+        <w:t xml:space="preserve">both</w:t>
+      </w:r>
+      <w:r>
+        <w:t xml:space="preserve"> </w:t>
+      </w:r>
+      <w:r>
+        <w:t xml:space="preserve">the</w:t>
+      </w:r>
+      <w:r>
+        <w:t xml:space="preserve"> </w:t>
+      </w:r>
+      <w:r>
+        <w:t xml:space="preserve">current</w:t>
+      </w:r>
+      <w:r>
+        <w:t xml:space="preserve"> </w:t>
+      </w:r>
+      <w:r>
+        <w:t xml:space="preserve">and</w:t>
+      </w:r>
+      <w:r>
+        <w:t xml:space="preserve"> </w:t>
+      </w:r>
+      <w:r>
+        <w:t xml:space="preserve">proposed</w:t>
+      </w:r>
+      <w:r>
+        <w:t xml:space="preserve"> </w:t>
+      </w:r>
+      <w:r>
+        <w:t xml:space="preserve">models.</w:t>
+      </w:r>
+      <w:r>
+        <w:t xml:space="preserve"> </w:t>
+      </w:r>
+      <w:r>
+        <w:t xml:space="preserve">The</w:t>
+      </w:r>
+      <w:r>
+        <w:t xml:space="preserve"> </w:t>
+      </w:r>
+      <w:r>
+        <w:t xml:space="preserve">result</w:t>
+      </w:r>
+      <w:r>
+        <w:t xml:space="preserve"> </w:t>
+      </w:r>
+      <w:r>
+        <w:t xml:space="preserve">is</w:t>
+      </w:r>
+      <w:r>
+        <w:t xml:space="preserve"> </w:t>
+      </w:r>
+      <w:r>
+        <w:t xml:space="preserve">SUPPORT,</w:t>
+      </w:r>
+      <w:r>
+        <w:t xml:space="preserve"> </w:t>
+      </w:r>
+      <w:r>
+        <w:t xml:space="preserve">VETO,</w:t>
       </w:r>
       <w:r>
         <w:t xml:space="preserve"> </w:t>
@@ -157,25 +559,255 @@
         <w:t xml:space="preserve"> </w:t>
       </w:r>
       <w:r>
-        <w:t xml:space="preserve">other</w:t>
-      </w:r>
-      <w:r>
-        <w:t xml:space="preserve"> </w:t>
-      </w:r>
-      <w:r>
-        <w:t xml:space="preserve">parameters</w:t>
-      </w:r>
-      <w:r>
-        <w:t xml:space="preserve"> </w:t>
-      </w:r>
-      <w:r>
-        <w:t xml:space="preserve">are</w:t>
-      </w:r>
-      <w:r>
-        <w:t xml:space="preserve"> </w:t>
-      </w:r>
-      <w:r>
-        <w:t xml:space="preserve">changed</w:t>
+        <w:t xml:space="preserve">UNRESOLVED,</w:t>
+      </w:r>
+      <w:r>
+        <w:t xml:space="preserve"> </w:t>
+      </w:r>
+      <w:r>
+        <w:t xml:space="preserve">so</w:t>
+      </w:r>
+      <w:r>
+        <w:t xml:space="preserve"> </w:t>
+      </w:r>
+      <w:r>
+        <w:t xml:space="preserve">weak</w:t>
+      </w:r>
+      <w:r>
+        <w:t xml:space="preserve"> </w:t>
+      </w:r>
+      <w:r>
+        <w:t xml:space="preserve">evidence</w:t>
+      </w:r>
+      <w:r>
+        <w:t xml:space="preserve"> </w:t>
+      </w:r>
+      <w:r>
+        <w:t xml:space="preserve">cannot</w:t>
+      </w:r>
+      <w:r>
+        <w:t xml:space="preserve"> </w:t>
+      </w:r>
+      <w:r>
+        <w:t xml:space="preserve">silently</w:t>
+      </w:r>
+      <w:r>
+        <w:t xml:space="preserve"> </w:t>
+      </w:r>
+      <w:r>
+        <w:t xml:space="preserve">overwrite</w:t>
+      </w:r>
+      <w:r>
+        <w:t xml:space="preserve"> </w:t>
+      </w:r>
+      <w:r>
+        <w:t xml:space="preserve">persistent</w:t>
+      </w:r>
+      <w:r>
+        <w:t xml:space="preserve"> </w:t>
+      </w:r>
+      <w:r>
+        <w:t xml:space="preserve">physical</w:t>
+      </w:r>
+      <w:r>
+        <w:t xml:space="preserve"> </w:t>
+      </w:r>
+      <w:r>
+        <w:t xml:space="preserve">state.</w:t>
+      </w:r>
+    </w:p>
+    <w:p>
+      <w:pPr>
+        <w:pStyle w:val="Abstract"/>
+      </w:pPr>
+      <w:r>
+        <w:t xml:space="preserve">The</w:t>
+      </w:r>
+      <w:r>
+        <w:t xml:space="preserve"> </w:t>
+      </w:r>
+      <w:r>
+        <w:t xml:space="preserve">experiments</w:t>
+      </w:r>
+      <w:r>
+        <w:t xml:space="preserve"> </w:t>
+      </w:r>
+      <w:r>
+        <w:t xml:space="preserve">show</w:t>
+      </w:r>
+      <w:r>
+        <w:t xml:space="preserve"> </w:t>
+      </w:r>
+      <w:r>
+        <w:t xml:space="preserve">that</w:t>
+      </w:r>
+      <w:r>
+        <w:t xml:space="preserve"> </w:t>
+      </w:r>
+      <w:r>
+        <w:t xml:space="preserve">the</w:t>
+      </w:r>
+      <w:r>
+        <w:t xml:space="preserve"> </w:t>
+      </w:r>
+      <w:r>
+        <w:t xml:space="preserve">usefulness</w:t>
+      </w:r>
+      <w:r>
+        <w:t xml:space="preserve"> </w:t>
+      </w:r>
+      <w:r>
+        <w:t xml:space="preserve">of</w:t>
+      </w:r>
+      <w:r>
+        <w:t xml:space="preserve"> </w:t>
+      </w:r>
+      <w:r>
+        <w:t xml:space="preserve">this</w:t>
+      </w:r>
+      <w:r>
+        <w:t xml:space="preserve"> </w:t>
+      </w:r>
+      <w:r>
+        <w:t xml:space="preserve">gate</w:t>
+      </w:r>
+      <w:r>
+        <w:t xml:space="preserve"> </w:t>
+      </w:r>
+      <w:r>
+        <w:t xml:space="preserve">depends</w:t>
+      </w:r>
+      <w:r>
+        <w:t xml:space="preserve"> </w:t>
+      </w:r>
+      <w:r>
+        <w:t xml:space="preserve">on</w:t>
+      </w:r>
+      <w:r>
+        <w:t xml:space="preserve"> </w:t>
+      </w:r>
+      <w:r>
+        <w:t xml:space="preserve">the</w:t>
+      </w:r>
+      <w:r>
+        <w:t xml:space="preserve"> </w:t>
+      </w:r>
+      <w:r>
+        <w:t xml:space="preserve">information</w:t>
+      </w:r>
+      <w:r>
+        <w:t xml:space="preserve"> </w:t>
+      </w:r>
+      <w:r>
+        <w:t xml:space="preserve">in</w:t>
+      </w:r>
+      <w:r>
+        <w:t xml:space="preserve"> </w:t>
+      </w:r>
+      <w:r>
+        <w:t xml:space="preserve">the</w:t>
+      </w:r>
+      <w:r>
+        <w:t xml:space="preserve"> </w:t>
+      </w:r>
+      <w:r>
+        <w:t xml:space="preserve">physical</w:t>
+      </w:r>
+      <w:r>
+        <w:t xml:space="preserve"> </w:t>
+      </w:r>
+      <w:r>
+        <w:t xml:space="preserve">test.</w:t>
+      </w:r>
+      <w:r>
+        <w:t xml:space="preserve"> </w:t>
+      </w:r>
+      <w:r>
+        <w:t xml:space="preserve">Controlled</w:t>
+      </w:r>
+      <w:r>
+        <w:t xml:space="preserve"> </w:t>
+      </w:r>
+      <w:r>
+        <w:t xml:space="preserve">studies</w:t>
+      </w:r>
+      <w:r>
+        <w:t xml:space="preserve"> </w:t>
+      </w:r>
+      <w:r>
+        <w:t xml:space="preserve">contain</w:t>
+      </w:r>
+      <w:r>
+        <w:t xml:space="preserve"> </w:t>
+      </w:r>
+      <w:r>
+        <w:t xml:space="preserve">edits</w:t>
+      </w:r>
+      <w:r>
+        <w:t xml:space="preserve"> </w:t>
+      </w:r>
+      <w:r>
+        <w:t xml:space="preserve">that</w:t>
+      </w:r>
+      <w:r>
+        <w:t xml:space="preserve"> </w:t>
+      </w:r>
+      <w:r>
+        <w:t xml:space="preserve">improve</w:t>
+      </w:r>
+      <w:r>
+        <w:t xml:space="preserve"> </w:t>
+      </w:r>
+      <w:r>
+        <w:t xml:space="preserve">ordinary</w:t>
+      </w:r>
+      <w:r>
+        <w:t xml:space="preserve"> </w:t>
+      </w:r>
+      <w:r>
+        <w:t xml:space="preserve">held-out</w:t>
+      </w:r>
+      <w:r>
+        <w:t xml:space="preserve"> </w:t>
+      </w:r>
+      <w:r>
+        <w:t xml:space="preserve">fit</w:t>
+      </w:r>
+      <w:r>
+        <w:t xml:space="preserve"> </w:t>
+      </w:r>
+      <w:r>
+        <w:t xml:space="preserve">while</w:t>
+      </w:r>
+      <w:r>
+        <w:t xml:space="preserve"> </w:t>
+      </w:r>
+      <w:r>
+        <w:t xml:space="preserve">worsening</w:t>
+      </w:r>
+      <w:r>
+        <w:t xml:space="preserve"> </w:t>
+      </w:r>
+      <w:r>
+        <w:t xml:space="preserve">an</w:t>
+      </w:r>
+      <w:r>
+        <w:t xml:space="preserve"> </w:t>
+      </w:r>
+      <w:r>
+        <w:t xml:space="preserve">untouched</w:t>
+      </w:r>
+      <w:r>
+        <w:t xml:space="preserve"> </w:t>
+      </w:r>
+      <w:r>
+        <w:t xml:space="preserve">physical</w:t>
+      </w:r>
+      <w:r>
+        <w:t xml:space="preserve"> </w:t>
+      </w:r>
+      <w:r>
+        <w:t xml:space="preserve">target,</w:t>
       </w:r>
       <w:r>
         <w:t xml:space="preserve"> </w:t>
@@ -187,49 +819,283 @@
         <w:t xml:space="preserve"> </w:t>
       </w:r>
       <w:r>
+        <w:t xml:space="preserve">several</w:t>
+      </w:r>
+      <w:r>
+        <w:t xml:space="preserve"> </w:t>
+      </w:r>
+      <w:r>
+        <w:t xml:space="preserve">numerically</w:t>
+      </w:r>
+      <w:r>
+        <w:t xml:space="preserve"> </w:t>
+      </w:r>
+      <w:r>
+        <w:t xml:space="preserve">stable</w:t>
+      </w:r>
+      <w:r>
+        <w:t xml:space="preserve"> </w:t>
+      </w:r>
+      <w:r>
+        <w:t xml:space="preserve">probes</w:t>
+      </w:r>
+      <w:r>
+        <w:t xml:space="preserve"> </w:t>
+      </w:r>
+      <w:r>
+        <w:t xml:space="preserve">remain</w:t>
+      </w:r>
+      <w:r>
+        <w:t xml:space="preserve"> </w:t>
+      </w:r>
+      <w:r>
+        <w:t xml:space="preserve">too</w:t>
+      </w:r>
+      <w:r>
+        <w:t xml:space="preserve"> </w:t>
+      </w:r>
+      <w:r>
+        <w:t xml:space="preserve">weak</w:t>
+      </w:r>
+      <w:r>
+        <w:t xml:space="preserve"> </w:t>
+      </w:r>
+      <w:r>
+        <w:t xml:space="preserve">to</w:t>
+      </w:r>
+      <w:r>
+        <w:t xml:space="preserve"> </w:t>
+      </w:r>
+      <w:r>
+        <w:t xml:space="preserve">distinguish</w:t>
+      </w:r>
+      <w:r>
+        <w:t xml:space="preserve"> </w:t>
+      </w:r>
+      <w:r>
         <w:t xml:space="preserve">the</w:t>
       </w:r>
       <w:r>
         <w:t xml:space="preserve"> </w:t>
       </w:r>
       <w:r>
-        <w:t xml:space="preserve">updated</w:t>
-      </w:r>
-      <w:r>
-        <w:t xml:space="preserve"> </w:t>
-      </w:r>
-      <w:r>
-        <w:t xml:space="preserve">model</w:t>
-      </w:r>
-      <w:r>
-        <w:t xml:space="preserve"> </w:t>
-      </w:r>
-      <w:r>
-        <w:t xml:space="preserve">is</w:t>
-      </w:r>
-      <w:r>
-        <w:t xml:space="preserve"> </w:t>
-      </w:r>
-      <w:r>
-        <w:t xml:space="preserve">simulated</w:t>
-      </w:r>
-      <w:r>
-        <w:t xml:space="preserve"> </w:t>
-      </w:r>
-      <w:r>
-        <w:t xml:space="preserve">under</w:t>
-      </w:r>
-      <w:r>
-        <w:t xml:space="preserve"> </w:t>
-      </w:r>
-      <w:r>
-        <w:t xml:space="preserve">new</w:t>
-      </w:r>
-      <w:r>
-        <w:t xml:space="preserve"> </w:t>
-      </w:r>
-      <w:r>
-        <w:t xml:space="preserve">interactions.</w:t>
+        <w:t xml:space="preserve">competing</w:t>
+      </w:r>
+      <w:r>
+        <w:t xml:space="preserve"> </w:t>
+      </w:r>
+      <w:r>
+        <w:t xml:space="preserve">models.</w:t>
+      </w:r>
+      <w:r>
+        <w:t xml:space="preserve"> </w:t>
+      </w:r>
+      <w:r>
+        <w:t xml:space="preserve">On</w:t>
+      </w:r>
+      <w:r>
+        <w:t xml:space="preserve"> </w:t>
+      </w:r>
+      <w:r>
+        <w:t xml:space="preserve">ten</w:t>
+      </w:r>
+      <w:r>
+        <w:t xml:space="preserve"> </w:t>
+      </w:r>
+      <w:r>
+        <w:t xml:space="preserve">previously</w:t>
+      </w:r>
+      <w:r>
+        <w:t xml:space="preserve"> </w:t>
+      </w:r>
+      <w:r>
+        <w:t xml:space="preserve">unopened</w:t>
+      </w:r>
+      <w:r>
+        <w:t xml:space="preserve"> </w:t>
+      </w:r>
+      <w:r>
+        <w:t xml:space="preserve">videos</w:t>
+      </w:r>
+      <w:r>
+        <w:t xml:space="preserve"> </w:t>
+      </w:r>
+      <w:r>
+        <w:t xml:space="preserve">from</w:t>
+      </w:r>
+      <w:r>
+        <w:t xml:space="preserve"> </w:t>
+      </w:r>
+      <w:r>
+        <w:t xml:space="preserve">the</w:t>
+      </w:r>
+      <w:r>
+        <w:t xml:space="preserve"> </w:t>
+      </w:r>
+      <w:r>
+        <w:t xml:space="preserve">IRIS</w:t>
+      </w:r>
+      <w:r>
+        <w:t xml:space="preserve"> </w:t>
+      </w:r>
+      <w:r>
+        <w:t xml:space="preserve">pendulum</w:t>
+      </w:r>
+      <w:r>
+        <w:t xml:space="preserve"> </w:t>
+      </w:r>
+      <w:r>
+        <w:t xml:space="preserve">benchmark,</w:t>
+      </w:r>
+      <w:r>
+        <w:t xml:space="preserve"> </w:t>
+      </w:r>
+      <w:r>
+        <w:t xml:space="preserve">a</w:t>
+      </w:r>
+      <w:r>
+        <w:t xml:space="preserve"> </w:t>
+      </w:r>
+      <w:r>
+        <w:t xml:space="preserve">finite-amplitude</w:t>
+      </w:r>
+      <w:r>
+        <w:t xml:space="preserve"> </w:t>
+      </w:r>
+      <w:r>
+        <w:t xml:space="preserve">period</w:t>
+      </w:r>
+      <w:r>
+        <w:t xml:space="preserve"> </w:t>
+      </w:r>
+      <w:r>
+        <w:t xml:space="preserve">test</w:t>
+      </w:r>
+      <w:r>
+        <w:t xml:space="preserve"> </w:t>
+      </w:r>
+      <w:r>
+        <w:t xml:space="preserve">reaches</w:t>
+      </w:r>
+      <w:r>
+        <w:t xml:space="preserve"> </w:t>
+      </w:r>
+      <w:r>
+        <w:t xml:space="preserve">90/110</w:t>
+      </w:r>
+      <w:r>
+        <w:t xml:space="preserve"> </w:t>
+      </w:r>
+      <w:r>
+        <w:t xml:space="preserve">correct</w:t>
+      </w:r>
+      <w:r>
+        <w:t xml:space="preserve"> </w:t>
+      </w:r>
+      <w:r>
+        <w:t xml:space="preserve">decisions</w:t>
+      </w:r>
+      <w:r>
+        <w:t xml:space="preserve"> </w:t>
+      </w:r>
+      <w:r>
+        <w:t xml:space="preserve">(81.8%),</w:t>
+      </w:r>
+      <w:r>
+        <w:t xml:space="preserve"> </w:t>
+      </w:r>
+      <w:r>
+        <w:t xml:space="preserve">compared</w:t>
+      </w:r>
+      <w:r>
+        <w:t xml:space="preserve"> </w:t>
+      </w:r>
+      <w:r>
+        <w:t xml:space="preserve">with</w:t>
+      </w:r>
+      <w:r>
+        <w:t xml:space="preserve"> </w:t>
+      </w:r>
+      <w:r>
+        <w:t xml:space="preserve">40/110</w:t>
+      </w:r>
+      <w:r>
+        <w:t xml:space="preserve"> </w:t>
+      </w:r>
+      <w:r>
+        <w:t xml:space="preserve">(36.4%)</w:t>
+      </w:r>
+      <w:r>
+        <w:t xml:space="preserve"> </w:t>
+      </w:r>
+      <w:r>
+        <w:t xml:space="preserve">for</w:t>
+      </w:r>
+      <w:r>
+        <w:t xml:space="preserve"> </w:t>
+      </w:r>
+      <w:r>
+        <w:t xml:space="preserve">the</w:t>
+      </w:r>
+      <w:r>
+        <w:t xml:space="preserve"> </w:t>
+      </w:r>
+      <w:r>
+        <w:t xml:space="preserve">common</w:t>
+      </w:r>
+      <w:r>
+        <w:t xml:space="preserve"> </w:t>
+      </w:r>
+      <w:r>
+        <w:t xml:space="preserve">small-angle</w:t>
+      </w:r>
+      <w:r>
+        <w:t xml:space="preserve"> </w:t>
+      </w:r>
+      <w:r>
+        <w:t xml:space="preserve">period</w:t>
+      </w:r>
+      <w:r>
+        <w:t xml:space="preserve"> </w:t>
+      </w:r>
+      <w:r>
+        <w:t xml:space="preserve">approximation;</w:t>
+      </w:r>
+      <w:r>
+        <w:t xml:space="preserve"> </w:t>
+      </w:r>
+      <w:r>
+        <w:t xml:space="preserve">all</w:t>
+      </w:r>
+      <w:r>
+        <w:t xml:space="preserve"> </w:t>
+      </w:r>
+      <w:r>
+        <w:t xml:space="preserve">ten</w:t>
+      </w:r>
+      <w:r>
+        <w:t xml:space="preserve"> </w:t>
+      </w:r>
+      <w:r>
+        <w:t xml:space="preserve">placebo</w:t>
+      </w:r>
+      <w:r>
+        <w:t xml:space="preserve"> </w:t>
+      </w:r>
+      <w:r>
+        <w:t xml:space="preserve">cases</w:t>
+      </w:r>
+      <w:r>
+        <w:t xml:space="preserve"> </w:t>
+      </w:r>
+      <w:r>
+        <w:t xml:space="preserve">remain</w:t>
+      </w:r>
+      <w:r>
+        <w:t xml:space="preserve"> </w:t>
+      </w:r>
+      <w:r>
+        <w:t xml:space="preserve">UNRESOLVED.</w:t>
       </w:r>
       <w:r>
         <w:t xml:space="preserve"> </w:t>
@@ -241,55 +1107,115 @@
         <w:t xml:space="preserve"> </w:t>
       </w:r>
       <w:r>
-        <w:t xml:space="preserve">lower</w:t>
-      </w:r>
-      <w:r>
-        <w:t xml:space="preserve"> </w:t>
-      </w:r>
-      <w:r>
-        <w:t xml:space="preserve">held-out</w:t>
-      </w:r>
-      <w:r>
-        <w:t xml:space="preserve"> </w:t>
-      </w:r>
-      <w:r>
-        <w:t xml:space="preserve">fitting</w:t>
-      </w:r>
-      <w:r>
-        <w:t xml:space="preserve"> </w:t>
-      </w:r>
-      <w:r>
-        <w:t xml:space="preserve">error</w:t>
-      </w:r>
-      <w:r>
-        <w:t xml:space="preserve"> </w:t>
-      </w:r>
-      <w:r>
-        <w:t xml:space="preserve">does</w:t>
-      </w:r>
-      <w:r>
-        <w:t xml:space="preserve"> </w:t>
-      </w:r>
-      <w:r>
-        <w:t xml:space="preserve">not</w:t>
-      </w:r>
-      <w:r>
-        <w:t xml:space="preserve"> </w:t>
-      </w:r>
-      <w:r>
-        <w:t xml:space="preserve">guarantee</w:t>
-      </w:r>
-      <w:r>
-        <w:t xml:space="preserve"> </w:t>
-      </w:r>
-      <w:r>
-        <w:t xml:space="preserve">that</w:t>
-      </w:r>
-      <w:r>
-        <w:t xml:space="preserve"> </w:t>
-      </w:r>
-      <w:r>
-        <w:t xml:space="preserve">such</w:t>
+        <w:t xml:space="preserve">separately</w:t>
+      </w:r>
+      <w:r>
+        <w:t xml:space="preserve"> </w:t>
+      </w:r>
+      <w:r>
+        <w:t xml:space="preserve">predefined</w:t>
+      </w:r>
+      <w:r>
+        <w:t xml:space="preserve"> </w:t>
+      </w:r>
+      <w:r>
+        <w:t xml:space="preserve">free-fall</w:t>
+      </w:r>
+      <w:r>
+        <w:t xml:space="preserve"> </w:t>
+      </w:r>
+      <w:r>
+        <w:t xml:space="preserve">transfer</w:t>
+      </w:r>
+      <w:r>
+        <w:t xml:space="preserve"> </w:t>
+      </w:r>
+      <w:r>
+        <w:t xml:space="preserve">protocol</w:t>
+      </w:r>
+      <w:r>
+        <w:t xml:space="preserve"> </w:t>
+      </w:r>
+      <w:r>
+        <w:t xml:space="preserve">then</w:t>
+      </w:r>
+      <w:r>
+        <w:t xml:space="preserve"> </w:t>
+      </w:r>
+      <w:r>
+        <w:t xml:space="preserve">fails</w:t>
+      </w:r>
+      <w:r>
+        <w:t xml:space="preserve"> </w:t>
+      </w:r>
+      <w:r>
+        <w:t xml:space="preserve">untouched</w:t>
+      </w:r>
+      <w:r>
+        <w:t xml:space="preserve"> </w:t>
+      </w:r>
+      <w:r>
+        <w:t xml:space="preserve">validation,</w:t>
+      </w:r>
+      <w:r>
+        <w:t xml:space="preserve"> </w:t>
+      </w:r>
+      <w:r>
+        <w:t xml:space="preserve">so</w:t>
+      </w:r>
+      <w:r>
+        <w:t xml:space="preserve"> </w:t>
+      </w:r>
+      <w:r>
+        <w:t xml:space="preserve">its</w:t>
+      </w:r>
+      <w:r>
+        <w:t xml:space="preserve"> </w:t>
+      </w:r>
+      <w:r>
+        <w:t xml:space="preserve">final</w:t>
+      </w:r>
+      <w:r>
+        <w:t xml:space="preserve"> </w:t>
+      </w:r>
+      <w:r>
+        <w:t xml:space="preserve">split</w:t>
+      </w:r>
+      <w:r>
+        <w:t xml:space="preserve"> </w:t>
+      </w:r>
+      <w:r>
+        <w:t xml:space="preserve">remains</w:t>
+      </w:r>
+      <w:r>
+        <w:t xml:space="preserve"> </w:t>
+      </w:r>
+      <w:r>
+        <w:t xml:space="preserve">unopened.</w:t>
+      </w:r>
+      <w:r>
+        <w:t xml:space="preserve"> </w:t>
+      </w:r>
+      <w:r>
+        <w:t xml:space="preserve">Reality</w:t>
+      </w:r>
+      <w:r>
+        <w:t xml:space="preserve"> </w:t>
+      </w:r>
+      <w:r>
+        <w:t xml:space="preserve">Probe</w:t>
+      </w:r>
+      <w:r>
+        <w:t xml:space="preserve"> </w:t>
+      </w:r>
+      <w:r>
+        <w:t xml:space="preserve">therefore</w:t>
+      </w:r>
+      <w:r>
+        <w:t xml:space="preserve"> </w:t>
+      </w:r>
+      <w:r>
+        <w:t xml:space="preserve">provides</w:t>
       </w:r>
       <w:r>
         <w:t xml:space="preserve"> </w:t>
@@ -301,13 +1227,61 @@
         <w:t xml:space="preserve"> </w:t>
       </w:r>
       <w:r>
-        <w:t xml:space="preserve">edit</w:t>
-      </w:r>
-      <w:r>
-        <w:t xml:space="preserve"> </w:t>
-      </w:r>
-      <w:r>
-        <w:t xml:space="preserve">improves</w:t>
+        <w:t xml:space="preserve">evidence-gated</w:t>
+      </w:r>
+      <w:r>
+        <w:t xml:space="preserve"> </w:t>
+      </w:r>
+      <w:r>
+        <w:t xml:space="preserve">commit</w:t>
+      </w:r>
+      <w:r>
+        <w:t xml:space="preserve"> </w:t>
+      </w:r>
+      <w:r>
+        <w:t xml:space="preserve">transaction</w:t>
+      </w:r>
+      <w:r>
+        <w:t xml:space="preserve"> </w:t>
+      </w:r>
+      <w:r>
+        <w:t xml:space="preserve">rather</w:t>
+      </w:r>
+      <w:r>
+        <w:t xml:space="preserve"> </w:t>
+      </w:r>
+      <w:r>
+        <w:t xml:space="preserve">than</w:t>
+      </w:r>
+      <w:r>
+        <w:t xml:space="preserve"> </w:t>
+      </w:r>
+      <w:r>
+        <w:t xml:space="preserve">a</w:t>
+      </w:r>
+      <w:r>
+        <w:t xml:space="preserve"> </w:t>
+      </w:r>
+      <w:r>
+        <w:t xml:space="preserve">universal</w:t>
+      </w:r>
+      <w:r>
+        <w:t xml:space="preserve"> </w:t>
+      </w:r>
+      <w:r>
+        <w:t xml:space="preserve">verifier:</w:t>
+      </w:r>
+      <w:r>
+        <w:t xml:space="preserve"> </w:t>
+      </w:r>
+      <w:r>
+        <w:t xml:space="preserve">fit</w:t>
+      </w:r>
+      <w:r>
+        <w:t xml:space="preserve"> </w:t>
+      </w:r>
+      <w:r>
+        <w:t xml:space="preserve">proposes</w:t>
       </w:r>
       <w:r>
         <w:t xml:space="preserve"> </w:t>
@@ -319,91 +1293,7 @@
         <w:t xml:space="preserve"> </w:t>
       </w:r>
       <w:r>
-        <w:t xml:space="preserve">physics</w:t>
-      </w:r>
-      <w:r>
-        <w:t xml:space="preserve"> </w:t>
-      </w:r>
-      <w:r>
-        <w:t xml:space="preserve">that</w:t>
-      </w:r>
-      <w:r>
-        <w:t xml:space="preserve"> </w:t>
-      </w:r>
-      <w:r>
-        <w:t xml:space="preserve">matters</w:t>
-      </w:r>
-      <w:r>
-        <w:t xml:space="preserve"> </w:t>
-      </w:r>
-      <w:r>
-        <w:t xml:space="preserve">after</w:t>
-      </w:r>
-      <w:r>
-        <w:t xml:space="preserve"> </w:t>
-      </w:r>
-      <w:r>
-        <w:t xml:space="preserve">deployment</w:t>
-      </w:r>
-      <w:r>
-        <w:t xml:space="preserve"> </w:t>
-      </w:r>
-      <w:r>
-        <w:t xml:space="preserve">or</w:t>
-      </w:r>
-      <w:r>
-        <w:t xml:space="preserve"> </w:t>
-      </w:r>
-      <w:r>
-        <w:t xml:space="preserve">authoring.</w:t>
-      </w:r>
-      <w:r>
-        <w:t xml:space="preserve"> </w:t>
-      </w:r>
-      <w:r>
-        <w:t xml:space="preserve">Reality</w:t>
-      </w:r>
-      <w:r>
-        <w:t xml:space="preserve"> </w:t>
-      </w:r>
-      <w:r>
-        <w:t xml:space="preserve">Probe</w:t>
-      </w:r>
-      <w:r>
-        <w:t xml:space="preserve"> </w:t>
-      </w:r>
-      <w:r>
-        <w:t xml:space="preserve">addresses</w:t>
-      </w:r>
-      <w:r>
-        <w:t xml:space="preserve"> </w:t>
-      </w:r>
-      <w:r>
-        <w:t xml:space="preserve">this</w:t>
-      </w:r>
-      <w:r>
-        <w:t xml:space="preserve"> </w:t>
-      </w:r>
-      <w:r>
-        <w:t xml:space="preserve">acceptance</w:t>
-      </w:r>
-      <w:r>
-        <w:t xml:space="preserve"> </w:t>
-      </w:r>
-      <w:r>
-        <w:t xml:space="preserve">problem</w:t>
-      </w:r>
-      <w:r>
-        <w:t xml:space="preserve"> </w:t>
-      </w:r>
-      <w:r>
-        <w:t xml:space="preserve">by</w:t>
-      </w:r>
-      <w:r>
-        <w:t xml:space="preserve"> </w:t>
-      </w:r>
-      <w:r>
-        <w:t xml:space="preserve">testing</w:t>
+        <w:t xml:space="preserve">edit,</w:t>
       </w:r>
       <w:r>
         <w:t xml:space="preserve"> </w:t>
@@ -415,7 +1305,7 @@
         <w:t xml:space="preserve"> </w:t>
       </w:r>
       <w:r>
-        <w:t xml:space="preserve">proposed</w:t>
+        <w:t xml:space="preserve">reserved</w:t>
       </w:r>
       <w:r>
         <w:t xml:space="preserve"> </w:t>
@@ -427,37 +1317,19 @@
         <w:t xml:space="preserve"> </w:t>
       </w:r>
       <w:r>
-        <w:t xml:space="preserve">state</w:t>
-      </w:r>
-      <w:r>
-        <w:t xml:space="preserve"> </w:t>
-      </w:r>
-      <w:r>
-        <w:t xml:space="preserve">against</w:t>
-      </w:r>
-      <w:r>
-        <w:t xml:space="preserve"> </w:t>
-      </w:r>
-      <w:r>
-        <w:t xml:space="preserve">measurements</w:t>
-      </w:r>
-      <w:r>
-        <w:t xml:space="preserve"> </w:t>
-      </w:r>
-      <w:r>
-        <w:t xml:space="preserve">withheld</w:t>
-      </w:r>
-      <w:r>
-        <w:t xml:space="preserve"> </w:t>
-      </w:r>
-      <w:r>
-        <w:t xml:space="preserve">from</w:t>
-      </w:r>
-      <w:r>
-        <w:t xml:space="preserve"> </w:t>
-      </w:r>
-      <w:r>
-        <w:t xml:space="preserve">fitting</w:t>
+        <w:t xml:space="preserve">test</w:t>
+      </w:r>
+      <w:r>
+        <w:t xml:space="preserve"> </w:t>
+      </w:r>
+      <w:r>
+        <w:t xml:space="preserve">judges</w:t>
+      </w:r>
+      <w:r>
+        <w:t xml:space="preserve"> </w:t>
+      </w:r>
+      <w:r>
+        <w:t xml:space="preserve">it,</w:t>
       </w:r>
       <w:r>
         <w:t xml:space="preserve"> </w:t>
@@ -469,211 +1341,13 @@
         <w:t xml:space="preserve"> </w:t>
       </w:r>
       <w:r>
-        <w:t xml:space="preserve">returning</w:t>
-      </w:r>
-      <w:r>
-        <w:t xml:space="preserve"> </w:t>
-      </w:r>
-      <w:r>
-        <w:t xml:space="preserve">SUPPORT,</w:t>
-      </w:r>
-      <w:r>
-        <w:t xml:space="preserve"> </w:t>
-      </w:r>
-      <w:r>
-        <w:t xml:space="preserve">VETO,</w:t>
-      </w:r>
-      <w:r>
-        <w:t xml:space="preserve"> </w:t>
-      </w:r>
-      <w:r>
-        <w:t xml:space="preserve">or</w:t>
-      </w:r>
-      <w:r>
-        <w:t xml:space="preserve"> </w:t>
-      </w:r>
-      <w:r>
-        <w:t xml:space="preserve">UNRESOLVED</w:t>
-      </w:r>
-      <w:r>
-        <w:t xml:space="preserve"> </w:t>
-      </w:r>
-      <w:r>
-        <w:t xml:space="preserve">before</w:t>
-      </w:r>
-      <w:r>
-        <w:t xml:space="preserve"> </w:t>
-      </w:r>
-      <w:r>
-        <w:t xml:space="preserve">the</w:t>
-      </w:r>
-      <w:r>
-        <w:t xml:space="preserve"> </w:t>
-      </w:r>
-      <w:r>
-        <w:t xml:space="preserve">state</w:t>
-      </w:r>
-      <w:r>
-        <w:t xml:space="preserve"> </w:t>
-      </w:r>
-      <w:r>
-        <w:t xml:space="preserve">is</w:t>
-      </w:r>
-      <w:r>
-        <w:t xml:space="preserve"> </w:t>
-      </w:r>
-      <w:r>
-        <w:t xml:space="preserve">committed.</w:t>
-      </w:r>
-      <w:r>
-        <w:t xml:space="preserve"> </w:t>
-      </w:r>
-      <w:r>
-        <w:t xml:space="preserve">Across</w:t>
-      </w:r>
-      <w:r>
-        <w:t xml:space="preserve"> </w:t>
-      </w:r>
-      <w:r>
-        <w:t xml:space="preserve">controlled</w:t>
-      </w:r>
-      <w:r>
-        <w:t xml:space="preserve"> </w:t>
-      </w:r>
-      <w:r>
-        <w:t xml:space="preserve">and</w:t>
-      </w:r>
-      <w:r>
-        <w:t xml:space="preserve"> </w:t>
-      </w:r>
-      <w:r>
-        <w:t xml:space="preserve">measured</w:t>
-      </w:r>
-      <w:r>
-        <w:t xml:space="preserve"> </w:t>
-      </w:r>
-      <w:r>
-        <w:t xml:space="preserve">studies,</w:t>
-      </w:r>
-      <w:r>
-        <w:t xml:space="preserve"> </w:t>
-      </w:r>
-      <w:r>
-        <w:t xml:space="preserve">the</w:t>
-      </w:r>
-      <w:r>
-        <w:t xml:space="preserve"> </w:t>
-      </w:r>
-      <w:r>
-        <w:t xml:space="preserve">main</w:t>
-      </w:r>
-      <w:r>
-        <w:t xml:space="preserve"> </w:t>
-      </w:r>
-      <w:r>
-        <w:t xml:space="preserve">finding</w:t>
-      </w:r>
-      <w:r>
-        <w:t xml:space="preserve"> </w:t>
-      </w:r>
-      <w:r>
-        <w:t xml:space="preserve">is</w:t>
-      </w:r>
-      <w:r>
-        <w:t xml:space="preserve"> </w:t>
-      </w:r>
-      <w:r>
-        <w:t xml:space="preserve">that</w:t>
-      </w:r>
-      <w:r>
-        <w:t xml:space="preserve"> </w:t>
-      </w:r>
-      <w:r>
-        <w:t xml:space="preserve">verification</w:t>
-      </w:r>
-      <w:r>
-        <w:t xml:space="preserve"> </w:t>
-      </w:r>
-      <w:r>
-        <w:t xml:space="preserve">quality</w:t>
-      </w:r>
-      <w:r>
-        <w:t xml:space="preserve"> </w:t>
-      </w:r>
-      <w:r>
-        <w:t xml:space="preserve">depends</w:t>
-      </w:r>
-      <w:r>
-        <w:t xml:space="preserve"> </w:t>
-      </w:r>
-      <w:r>
-        <w:t xml:space="preserve">on</w:t>
-      </w:r>
-      <w:r>
-        <w:t xml:space="preserve"> </w:t>
-      </w:r>
-      <w:r>
-        <w:t xml:space="preserve">the</w:t>
-      </w:r>
-      <w:r>
-        <w:t xml:space="preserve"> </w:t>
-      </w:r>
-      <w:r>
-        <w:t xml:space="preserve">information</w:t>
-      </w:r>
-      <w:r>
-        <w:t xml:space="preserve"> </w:t>
-      </w:r>
-      <w:r>
-        <w:t xml:space="preserve">carried</w:t>
-      </w:r>
-      <w:r>
-        <w:t xml:space="preserve"> </w:t>
-      </w:r>
-      <w:r>
-        <w:t xml:space="preserve">by</w:t>
-      </w:r>
-      <w:r>
-        <w:t xml:space="preserve"> </w:t>
-      </w:r>
-      <w:r>
-        <w:t xml:space="preserve">the</w:t>
-      </w:r>
-      <w:r>
-        <w:t xml:space="preserve"> </w:t>
-      </w:r>
-      <w:r>
-        <w:t xml:space="preserve">physical</w:t>
-      </w:r>
-      <w:r>
-        <w:t xml:space="preserve"> </w:t>
-      </w:r>
-      <w:r>
-        <w:t xml:space="preserve">test;</w:t>
-      </w:r>
-      <w:r>
-        <w:t xml:space="preserve"> </w:t>
-      </w:r>
-      <w:r>
-        <w:t xml:space="preserve">numerically</w:t>
-      </w:r>
-      <w:r>
-        <w:t xml:space="preserve"> </w:t>
-      </w:r>
-      <w:r>
-        <w:t xml:space="preserve">sound</w:t>
-      </w:r>
-      <w:r>
-        <w:t xml:space="preserve"> </w:t>
-      </w:r>
-      <w:r>
-        <w:t xml:space="preserve">probes</w:t>
-      </w:r>
-      <w:r>
-        <w:t xml:space="preserve"> </w:t>
-      </w:r>
-      <w:r>
-        <w:t xml:space="preserve">can</w:t>
+        <w:t xml:space="preserve">unsupported</w:t>
+      </w:r>
+      <w:r>
+        <w:t xml:space="preserve"> </w:t>
+      </w:r>
+      <w:r>
+        <w:t xml:space="preserve">changes</w:t>
       </w:r>
       <w:r>
         <w:t xml:space="preserve"> </w:t>
@@ -685,430 +1359,10 @@
         <w:t xml:space="preserve"> </w:t>
       </w:r>
       <w:r>
-        <w:t xml:space="preserve">uninformative,</w:t>
-      </w:r>
-      <w:r>
-        <w:t xml:space="preserve"> </w:t>
-      </w:r>
-      <w:r>
-        <w:t xml:space="preserve">while</w:t>
-      </w:r>
-      <w:r>
-        <w:t xml:space="preserve"> </w:t>
-      </w:r>
-      <w:r>
-        <w:t xml:space="preserve">a</w:t>
-      </w:r>
-      <w:r>
-        <w:t xml:space="preserve"> </w:t>
-      </w:r>
-      <w:r>
-        <w:t xml:space="preserve">dynamics-matched</w:t>
-      </w:r>
-      <w:r>
-        <w:t xml:space="preserve"> </w:t>
-      </w:r>
-      <w:r>
-        <w:t xml:space="preserve">test</w:t>
-      </w:r>
-      <w:r>
-        <w:t xml:space="preserve"> </w:t>
-      </w:r>
-      <w:r>
-        <w:t xml:space="preserve">can</w:t>
-      </w:r>
-      <w:r>
-        <w:t xml:space="preserve"> </w:t>
-      </w:r>
-      <w:r>
-        <w:t xml:space="preserve">separate</w:t>
-      </w:r>
-      <w:r>
-        <w:t xml:space="preserve"> </w:t>
-      </w:r>
-      <w:r>
-        <w:t xml:space="preserve">competing</w:t>
-      </w:r>
-      <w:r>
-        <w:t xml:space="preserve"> </w:t>
-      </w:r>
-      <w:r>
-        <w:t xml:space="preserve">models.</w:t>
-      </w:r>
-      <w:r>
-        <w:t xml:space="preserve"> </w:t>
-      </w:r>
-      <w:r>
-        <w:t xml:space="preserve">On</w:t>
-      </w:r>
-      <w:r>
-        <w:t xml:space="preserve"> </w:t>
-      </w:r>
-      <w:r>
-        <w:t xml:space="preserve">a</w:t>
-      </w:r>
-      <w:r>
-        <w:t xml:space="preserve"> </w:t>
-      </w:r>
-      <w:r>
-        <w:t xml:space="preserve">locked</w:t>
-      </w:r>
-      <w:r>
-        <w:t xml:space="preserve"> </w:t>
-      </w:r>
-      <w:r>
-        <w:t xml:space="preserve">10-video</w:t>
-      </w:r>
-      <w:r>
-        <w:t xml:space="preserve"> </w:t>
-      </w:r>
-      <w:r>
-        <w:t xml:space="preserve">IRIS</w:t>
-      </w:r>
-      <w:r>
-        <w:t xml:space="preserve"> </w:t>
-      </w:r>
-      <w:r>
-        <w:t xml:space="preserve">pendulum</w:t>
-      </w:r>
-      <w:r>
-        <w:t xml:space="preserve"> </w:t>
-      </w:r>
-      <w:r>
-        <w:t xml:space="preserve">evaluation,</w:t>
-      </w:r>
-      <w:r>
-        <w:t xml:space="preserve"> </w:t>
-      </w:r>
-      <w:r>
-        <w:t xml:space="preserve">the</w:t>
-      </w:r>
-      <w:r>
-        <w:t xml:space="preserve"> </w:t>
-      </w:r>
-      <w:r>
-        <w:t xml:space="preserve">matched</w:t>
-      </w:r>
-      <w:r>
-        <w:t xml:space="preserve"> </w:t>
-      </w:r>
-      <w:r>
-        <w:t xml:space="preserve">probe</w:t>
-      </w:r>
-      <w:r>
-        <w:t xml:space="preserve"> </w:t>
-      </w:r>
-      <w:r>
-        <w:t xml:space="preserve">reaches</w:t>
-      </w:r>
-      <w:r>
-        <w:t xml:space="preserve"> </w:t>
-      </w:r>
-      <w:r>
-        <w:t xml:space="preserve">81.8%</w:t>
-      </w:r>
-      <w:r>
-        <w:t xml:space="preserve"> </w:t>
-      </w:r>
-      <w:r>
-        <w:t xml:space="preserve">decision</w:t>
-      </w:r>
-      <w:r>
-        <w:t xml:space="preserve"> </w:t>
-      </w:r>
-      <w:r>
-        <w:t xml:space="preserve">accuracy</w:t>
-      </w:r>
-      <w:r>
-        <w:t xml:space="preserve"> </w:t>
-      </w:r>
-      <w:r>
-        <w:t xml:space="preserve">versus</w:t>
-      </w:r>
-      <w:r>
-        <w:t xml:space="preserve"> </w:t>
-      </w:r>
-      <w:r>
-        <w:t xml:space="preserve">36.4%</w:t>
-      </w:r>
-      <w:r>
-        <w:t xml:space="preserve"> </w:t>
-      </w:r>
-      <w:r>
-        <w:t xml:space="preserve">for</w:t>
-      </w:r>
-      <w:r>
-        <w:t xml:space="preserve"> </w:t>
-      </w:r>
-      <w:r>
-        <w:t xml:space="preserve">a</w:t>
-      </w:r>
-      <w:r>
-        <w:t xml:space="preserve"> </w:t>
-      </w:r>
-      <w:r>
-        <w:t xml:space="preserve">small-angle</w:t>
-      </w:r>
-      <w:r>
-        <w:t xml:space="preserve"> </w:t>
-      </w:r>
-      <w:r>
-        <w:t xml:space="preserve">baseline;</w:t>
-      </w:r>
-      <w:r>
-        <w:t xml:space="preserve"> </w:t>
-      </w:r>
-      <w:r>
-        <w:t xml:space="preserve">a</w:t>
-      </w:r>
-      <w:r>
-        <w:t xml:space="preserve"> </w:t>
-      </w:r>
-      <w:r>
-        <w:t xml:space="preserve">separately</w:t>
-      </w:r>
-      <w:r>
-        <w:t xml:space="preserve"> </w:t>
-      </w:r>
-      <w:r>
-        <w:t xml:space="preserve">frozen</w:t>
-      </w:r>
-      <w:r>
-        <w:t xml:space="preserve"> </w:t>
-      </w:r>
-      <w:r>
-        <w:t xml:space="preserve">free-fall</w:t>
-      </w:r>
-      <w:r>
-        <w:t xml:space="preserve"> </w:t>
-      </w:r>
-      <w:r>
-        <w:t xml:space="preserve">protocol</w:t>
-      </w:r>
-      <w:r>
-        <w:t xml:space="preserve"> </w:t>
-      </w:r>
-      <w:r>
-        <w:t xml:space="preserve">fails</w:t>
-      </w:r>
-      <w:r>
-        <w:t xml:space="preserve"> </w:t>
-      </w:r>
-      <w:r>
-        <w:t xml:space="preserve">untouched</w:t>
-      </w:r>
-      <w:r>
-        <w:t xml:space="preserve"> </w:t>
-      </w:r>
-      <w:r>
-        <w:t xml:space="preserve">validation</w:t>
-      </w:r>
-      <w:r>
-        <w:t xml:space="preserve"> </w:t>
-      </w:r>
-      <w:r>
-        <w:t xml:space="preserve">and</w:t>
-      </w:r>
-      <w:r>
-        <w:t xml:space="preserve"> </w:t>
-      </w:r>
-      <w:r>
-        <w:t xml:space="preserve">is</w:t>
-      </w:r>
-      <w:r>
-        <w:t xml:space="preserve"> </w:t>
-      </w:r>
-      <w:r>
-        <w:t xml:space="preserve">not</w:t>
-      </w:r>
-      <w:r>
-        <w:t xml:space="preserve"> </w:t>
-      </w:r>
-      <w:r>
-        <w:t xml:space="preserve">promoted</w:t>
-      </w:r>
-      <w:r>
-        <w:t xml:space="preserve"> </w:t>
-      </w:r>
-      <w:r>
-        <w:t xml:space="preserve">to</w:t>
-      </w:r>
-      <w:r>
-        <w:t xml:space="preserve"> </w:t>
-      </w:r>
-      <w:r>
-        <w:t xml:space="preserve">final</w:t>
-      </w:r>
-      <w:r>
-        <w:t xml:space="preserve"> </w:t>
-      </w:r>
-      <w:r>
-        <w:t xml:space="preserve">testing.</w:t>
-      </w:r>
-      <w:r>
-        <w:t xml:space="preserve"> </w:t>
-      </w:r>
-      <w:r>
-        <w:t xml:space="preserve">Reality</w:t>
-      </w:r>
-      <w:r>
-        <w:t xml:space="preserve"> </w:t>
-      </w:r>
-      <w:r>
-        <w:t xml:space="preserve">Probe</w:t>
-      </w:r>
-      <w:r>
-        <w:t xml:space="preserve"> </w:t>
-      </w:r>
-      <w:r>
-        <w:t xml:space="preserve">therefore</w:t>
-      </w:r>
-      <w:r>
-        <w:t xml:space="preserve"> </w:t>
-      </w:r>
-      <w:r>
-        <w:t xml:space="preserve">turns</w:t>
-      </w:r>
-      <w:r>
-        <w:t xml:space="preserve"> </w:t>
-      </w:r>
-      <w:r>
-        <w:t xml:space="preserve">physical</w:t>
-      </w:r>
-      <w:r>
-        <w:t xml:space="preserve"> </w:t>
-      </w:r>
-      <w:r>
-        <w:t xml:space="preserve">editing</w:t>
-      </w:r>
-      <w:r>
-        <w:t xml:space="preserve"> </w:t>
-      </w:r>
-      <w:r>
-        <w:t xml:space="preserve">from</w:t>
-      </w:r>
-      <w:r>
-        <w:t xml:space="preserve"> </w:t>
-      </w:r>
-      <w:r>
-        <w:t xml:space="preserve">fit-and-commit</w:t>
-      </w:r>
-      <w:r>
-        <w:t xml:space="preserve"> </w:t>
-      </w:r>
-      <w:r>
-        <w:t xml:space="preserve">into</w:t>
-      </w:r>
-      <w:r>
-        <w:t xml:space="preserve"> </w:t>
-      </w:r>
-      <w:r>
-        <w:t xml:space="preserve">fit,</w:t>
-      </w:r>
-      <w:r>
-        <w:t xml:space="preserve"> </w:t>
-      </w:r>
-      <w:r>
-        <w:t xml:space="preserve">test,</w:t>
-      </w:r>
-      <w:r>
-        <w:t xml:space="preserve"> </w:t>
-      </w:r>
-      <w:r>
-        <w:t xml:space="preserve">then</w:t>
-      </w:r>
-      <w:r>
-        <w:t xml:space="preserve"> </w:t>
-      </w:r>
-      <w:r>
-        <w:t xml:space="preserve">commit,</w:t>
-      </w:r>
-      <w:r>
-        <w:t xml:space="preserve"> </w:t>
-      </w:r>
-      <w:r>
-        <w:t xml:space="preserve">making</w:t>
-      </w:r>
-      <w:r>
-        <w:t xml:space="preserve"> </w:t>
-      </w:r>
-      <w:r>
-        <w:t xml:space="preserve">unsupported</w:t>
-      </w:r>
-      <w:r>
-        <w:t xml:space="preserve"> </w:t>
-      </w:r>
-      <w:r>
-        <w:t xml:space="preserve">state</w:t>
-      </w:r>
-      <w:r>
-        <w:t xml:space="preserve"> </w:t>
-      </w:r>
-      <w:r>
-        <w:t xml:space="preserve">changes</w:t>
-      </w:r>
-      <w:r>
-        <w:t xml:space="preserve"> </w:t>
-      </w:r>
-      <w:r>
-        <w:t xml:space="preserve">explicit</w:t>
-      </w:r>
-      <w:r>
-        <w:t xml:space="preserve"> </w:t>
-      </w:r>
-      <w:r>
-        <w:t xml:space="preserve">instead</w:t>
-      </w:r>
-      <w:r>
-        <w:t xml:space="preserve"> </w:t>
-      </w:r>
-      <w:r>
-        <w:t xml:space="preserve">of</w:t>
-      </w:r>
-      <w:r>
-        <w:t xml:space="preserve"> </w:t>
-      </w:r>
-      <w:r>
-        <w:t xml:space="preserve">silently</w:t>
-      </w:r>
-      <w:r>
-        <w:t xml:space="preserve"> </w:t>
-      </w:r>
-      <w:r>
-        <w:t xml:space="preserve">folding</w:t>
-      </w:r>
-      <w:r>
-        <w:t xml:space="preserve"> </w:t>
-      </w:r>
-      <w:r>
-        <w:t xml:space="preserve">them</w:t>
-      </w:r>
-      <w:r>
-        <w:t xml:space="preserve"> </w:t>
-      </w:r>
-      <w:r>
-        <w:t xml:space="preserve">into</w:t>
-      </w:r>
-      <w:r>
-        <w:t xml:space="preserve"> </w:t>
-      </w:r>
-      <w:r>
-        <w:t xml:space="preserve">the</w:t>
-      </w:r>
-      <w:r>
-        <w:t xml:space="preserve"> </w:t>
-      </w:r>
-      <w:r>
-        <w:t xml:space="preserve">reconstructed</w:t>
-      </w:r>
-      <w:r>
-        <w:t xml:space="preserve"> </w:t>
-      </w:r>
-      <w:r>
-        <w:t xml:space="preserve">world.</w:t>
-      </w:r>
-    </w:p>
-    <w:bookmarkStart w:id="26" w:name="introduction"/>
+        <w:t xml:space="preserve">uncommitted.</w:t>
+      </w:r>
+    </w:p>
+    <w:bookmarkStart w:id="23" w:name="introduction"/>
     <w:p>
       <w:pPr>
         <w:pStyle w:val="Heading1"/>
@@ -1122,7 +1376,7 @@
         <w:pStyle w:val="FirstParagraph"/>
       </w:pPr>
       <w:r>
-        <w:t xml:space="preserve">Suppose a cloth has been reconstructed from video and assigned a simulated stiffness. A later optimization pass proposes a new stiffness because it lowers trajectory error on held-out frames. If the system simply overwrites the old value, it is treating better fit as evidence of better physics. Those are different claims. The new parameter may reproduce the recorded motion more closely and still respond worse when the cloth is pulled, struck, or loaded in a way that was never part of fitting.</w:t>
+        <w:t xml:space="preserve">A reconstructed scene may outlive the capture session that created it. An animation or authoring system may change material stiffness; a digital twin may recalibrate damping; a robotics world model may update contact or compliance. In each case the scene already contains persistent physical state, and a new parameter value is a proposed state transition rather than merely another number produced by an optimizer.</w:t>
       </w:r>
     </w:p>
     <w:p>
@@ -1130,7 +1384,47 @@
         <w:pStyle w:val="BodyText"/>
       </w:pPr>
       <w:r>
-        <w:t xml:space="preserve">This problem appears whenever a reconstructed scene is expected to remain physically editable. By a</w:t>
+        <w:t xml:space="preserve">Consider a cloth reconstructed from video. An optimizer proposes a new stiffness because it reduces trajectory error on ordinary held-out frames. Committing that value immediately would assume that better observational fit means better future physical behaviour. The proposal could instead respond worse when the cloth is pulled, struck, or loaded outside the fitting sequence. This paper addresses that gap between</w:t>
+      </w:r>
+      <w:r>
+        <w:t xml:space="preserve"> </w:t>
+      </w:r>
+      <w:r>
+        <w:rPr>
+          <w:iCs/>
+          <w:i/>
+        </w:rPr>
+        <w:t xml:space="preserve">proposing</w:t>
+      </w:r>
+      <w:r>
+        <w:t xml:space="preserve"> </w:t>
+      </w:r>
+      <w:r>
+        <w:t xml:space="preserve">a physical edit and</w:t>
+      </w:r>
+      <w:r>
+        <w:t xml:space="preserve"> </w:t>
+      </w:r>
+      <w:r>
+        <w:rPr>
+          <w:iCs/>
+          <w:i/>
+        </w:rPr>
+        <w:t xml:space="preserve">accepting</w:t>
+      </w:r>
+      <w:r>
+        <w:t xml:space="preserve"> </w:t>
+      </w:r>
+      <w:r>
+        <w:t xml:space="preserve">it.</w:t>
+      </w:r>
+    </w:p>
+    <w:p>
+      <w:pPr>
+        <w:pStyle w:val="BodyText"/>
+      </w:pPr>
+      <w:r>
+        <w:t xml:space="preserve">By a</w:t>
       </w:r>
       <w:r>
         <w:t xml:space="preserve"> </w:t>
@@ -1143,7 +1437,7 @@
         <w:t xml:space="preserve">video-reconstructed world</w:t>
       </w:r>
       <w:r>
-        <w:t xml:space="preserve">, we mean a scene model recovered from observations that stores geometry or appearance together with state or parameters used by a simulator. Physics-aware radiance fields, Gaussian representations, and differentiable simulators combine reconstruction, parameter estimation, and interaction synthesis</w:t>
+        <w:t xml:space="preserve">, we mean a scene recovered from observations that stores geometry or appearance together with simulator-facing state or parameters. Physics-aware radiance fields, Gaussian representations, and differentiable simulators increasingly combine reconstruction, parameter estimation, and interaction synthesis</w:t>
       </w:r>
       <w:r>
         <w:t xml:space="preserve"> </w:t>
@@ -1152,7 +1446,53 @@
         <w:t xml:space="preserve">(Xuan Li et al. 2023; Xie et al. 2024; Zhang et al. 2024; Liu et al. 2025; Rho et al. 2026; Wada et al. 2026; Hu et al. 2019, 2020)</w:t>
       </w:r>
       <w:r>
-        <w:t xml:space="preserve">. Once such a model persists beyond the fitting run, every physical parameter change becomes a state-management decision: should the system keep the old model or commit the new one?</w:t>
+        <w:t xml:space="preserve">. A physical edit can therefore come from an optimizer, a scripted calibration step, an authoring interface, or a learned estimator. Reality Probe is agnostic to that proposal mechanism. It begins only after the current model</w:t>
+      </w:r>
+      <w:r>
+        <w:t xml:space="preserve"> </w:t>
+      </w:r>
+      <m:oMath>
+        <m:sSub>
+          <m:e>
+            <m:r>
+              <m:t>M</m:t>
+            </m:r>
+          </m:e>
+          <m:sub>
+            <m:r>
+              <m:t>0</m:t>
+            </m:r>
+          </m:sub>
+        </m:sSub>
+      </m:oMath>
+      <w:r>
+        <w:t xml:space="preserve"> </w:t>
+      </w:r>
+      <w:r>
+        <w:t xml:space="preserve">and candidate</w:t>
+      </w:r>
+      <w:r>
+        <w:t xml:space="preserve"> </w:t>
+      </w:r>
+      <m:oMath>
+        <m:sSub>
+          <m:e>
+            <m:r>
+              <m:t>M</m:t>
+            </m:r>
+          </m:e>
+          <m:sub>
+            <m:r>
+              <m:t>1</m:t>
+            </m:r>
+          </m:sub>
+        </m:sSub>
+      </m:oMath>
+      <w:r>
+        <w:t xml:space="preserve"> </w:t>
+      </w:r>
+      <w:r>
+        <w:t xml:space="preserve">are fixed.</w:t>
       </w:r>
     </w:p>
     <w:p>
@@ -1160,7 +1500,7 @@
         <w:pStyle w:val="BodyText"/>
       </w:pPr>
       <w:r>
-        <w:t xml:space="preserve">Inverse physics usually answers a different question: which parameters best explain the observations used for estimation? Structural identifiability asks whether those observations can determine the parameters at all, and experiment design asks which measurements make competing models easier to distinguish</w:t>
+        <w:t xml:space="preserve">Inverse physics asks which parameters explain observations used for estimation. Identifiability asks whether those observations can determine the parameters, and experiment design asks which measurements best separate alternatives</w:t>
       </w:r>
       <w:r>
         <w:t xml:space="preserve"> </w:t>
@@ -1178,54 +1518,7 @@
         <w:t xml:space="preserve">(Oberkampf, Pilch, and Trucano 2007; Laudy 2026)</w:t>
       </w:r>
       <w:r>
-        <w:t xml:space="preserve">. Our focus is the acceptance decision for one concrete physical edit after an optimizer has proposed it. A persistent scene needs a way to say:</w:t>
-      </w:r>
-      <w:r>
-        <w:t xml:space="preserve"> </w:t>
-      </w:r>
-      <w:r>
-        <w:rPr>
-          <w:iCs/>
-          <w:i/>
-        </w:rPr>
-        <w:t xml:space="preserve">this change is physically supported</w:t>
-      </w:r>
-      <w:r>
-        <w:t xml:space="preserve">,</w:t>
-      </w:r>
-      <w:r>
-        <w:t xml:space="preserve"> </w:t>
-      </w:r>
-      <w:r>
-        <w:rPr>
-          <w:iCs/>
-          <w:i/>
-        </w:rPr>
-        <w:t xml:space="preserve">this change is contradicted</w:t>
-      </w:r>
-      <w:r>
-        <w:t xml:space="preserve">, or</w:t>
-      </w:r>
-      <w:r>
-        <w:t xml:space="preserve"> </w:t>
-      </w:r>
-      <w:r>
-        <w:rPr>
-          <w:iCs/>
-          <w:i/>
-        </w:rPr>
-        <w:t xml:space="preserve">the available test does not tell us enough</w:t>
-      </w:r>
-      <w:r>
-        <w:t xml:space="preserve">.</w:t>
-      </w:r>
-    </w:p>
-    <w:p>
-      <w:pPr>
-        <w:pStyle w:val="BodyText"/>
-      </w:pPr>
-      <w:r>
-        <w:t xml:space="preserve">Reality Probe inserts that decision between proposal and commit. Fitting produces a provisional model from training and ordinary held-out observations. Once that model is fixed, a reserved physical observation or intervention is evaluated against both the current and proposed states. Measurement, repeat, and numerical uncertainty are carried into the comparison. The result is SUPPORT, VETO, or UNRESOLVED. SUPPORT permits a verified commit; VETO keeps the current state because the proposal is physically worse on the reserved test; UNRESOLVED also preserves the current state, but for a different reason: the experiment cannot separate the two models strongly enough.</w:t>
+        <w:t xml:space="preserve">. Reality Probe uses ideas from these traditions at a narrower systems boundary: should one already-proposed physical edit be allowed to replace persistent scene state?</w:t>
       </w:r>
     </w:p>
     <w:p>
@@ -1247,77 +1540,129 @@
         <w:t xml:space="preserve"> </w:t>
       </w:r>
       <w:r>
-        <w:t xml:space="preserve">shows the failure that motivates this gate. In one frozen synthetic example, the proposed state improves ordinary held-out error by 14.93% but worsens an untouched physical target by 9.03%. The example is illustrative and carries no special statistical weight. What matters is the structure of the failure: the metric used to choose the edit and the physical behavior we ultimately care about can move in opposite directions.</w:t>
+        <w:t xml:space="preserve">shows the transaction. Proposal data may produce</w:t>
+      </w:r>
+      <w:r>
+        <w:t xml:space="preserve"> </w:t>
+      </w:r>
+      <m:oMath>
+        <m:sSub>
+          <m:e>
+            <m:r>
+              <m:t>M</m:t>
+            </m:r>
+          </m:e>
+          <m:sub>
+            <m:r>
+              <m:t>1</m:t>
+            </m:r>
+          </m:sub>
+        </m:sSub>
+      </m:oMath>
+      <w:r>
+        <w:t xml:space="preserve">, but the reserved physical test is not opened until that proposal is fixed. The same reserved observation or intervention</w:t>
+      </w:r>
+      <w:r>
+        <w:t xml:space="preserve"> </w:t>
+      </w:r>
+      <m:oMath>
+        <m:r>
+          <m:t>Y</m:t>
+        </m:r>
+      </m:oMath>
+      <w:r>
+        <w:t xml:space="preserve"> </w:t>
+      </w:r>
+      <w:r>
+        <w:t xml:space="preserve">is then evaluated under</w:t>
+      </w:r>
+      <w:r>
+        <w:t xml:space="preserve"> </w:t>
+      </w:r>
+      <m:oMath>
+        <m:sSub>
+          <m:e>
+            <m:r>
+              <m:t>M</m:t>
+            </m:r>
+          </m:e>
+          <m:sub>
+            <m:r>
+              <m:t>0</m:t>
+            </m:r>
+          </m:sub>
+        </m:sSub>
+      </m:oMath>
+      <w:r>
+        <w:t xml:space="preserve"> </w:t>
+      </w:r>
+      <w:r>
+        <w:t xml:space="preserve">and</w:t>
+      </w:r>
+      <w:r>
+        <w:t xml:space="preserve"> </w:t>
+      </w:r>
+      <m:oMath>
+        <m:sSub>
+          <m:e>
+            <m:r>
+              <m:t>M</m:t>
+            </m:r>
+          </m:e>
+          <m:sub>
+            <m:r>
+              <m:t>1</m:t>
+            </m:r>
+          </m:sub>
+        </m:sSub>
+      </m:oMath>
+      <w:r>
+        <w:t xml:space="preserve">, and the difference is scaled by measurement, repeat, and numerical uncertainty. SUPPORT allows the candidate to be committed; VETO preserves the current model because the reserved test contradicts the edit; UNRESOLVED also preserves the current model, but because the experiment cannot distinguish the two states strongly enough.</w:t>
       </w:r>
     </w:p>
     <w:p>
       <w:pPr>
         <w:pStyle w:val="BodyText"/>
+      </w:pPr>
+      <w:r>
+        <w:t xml:space="preserve">The failure this gate is meant to catch is concrete. Figure </w:t>
+      </w:r>
+      <w:hyperlink w:anchor="fig:deceptive-repair">
+        <w:r>
+          <w:rPr>
+            <w:rStyle w:val="Hyperlink"/>
+          </w:rPr>
+          <w:t xml:space="preserve">1</w:t>
+        </w:r>
+      </w:hyperlink>
+      <w:r>
+        <w:t xml:space="preserve"> </w:t>
+      </w:r>
+      <w:r>
+        <w:t xml:space="preserve">shows one controlled case in which the proposed state lowers ordinary held-out error by 14.93% while worsening an untouched physical target by 9.03%. The example is illustrative rather than statistically special: it shows why the metric that proposes an edit and the evidence that accepts it should not be assumed to measure the same thing.</w:t>
+      </w:r>
+    </w:p>
+    <w:p>
+      <w:pPr>
+        <w:pStyle w:val="CaptionedFigure"/>
       </w:pPr>
       <w:r>
         <w:drawing>
           <wp:inline>
-            <wp:extent cx="5334000" cy="4000500"/>
+            <wp:extent cx="5334000" cy="3000375"/>
             <wp:effectExtent b="0" l="0" r="0" t="0"/>
-            <wp:docPr descr="image" title="" id="21" name="Picture"/>
+            <wp:docPr descr="" title="" id="21" name="Picture"/>
             <a:graphic>
               <a:graphicData uri="http://schemas.openxmlformats.org/drawingml/2006/picture">
                 <pic:pic>
                   <pic:nvPicPr>
-                    <pic:cNvPr descr="../docs/readme_assets/storyboard.png" id="22" name="Picture"/>
+                    <pic:cNvPr descr="figures/02_deceptive_repair.png" id="22" name="Picture"/>
                     <pic:cNvPicPr>
                       <a:picLocks noChangeArrowheads="1" noChangeAspect="1"/>
                     </pic:cNvPicPr>
                   </pic:nvPicPr>
                   <pic:blipFill>
                     <a:blip r:embed="rId20"/>
-                    <a:stretch>
-                      <a:fillRect/>
-                    </a:stretch>
-                  </pic:blipFill>
-                  <pic:spPr bwMode="auto">
-                    <a:xfrm>
-                      <a:off x="0" y="0"/>
-                      <a:ext cx="5334000" cy="4000500"/>
-                    </a:xfrm>
-                    <a:prstGeom prst="rect">
-                      <a:avLst/>
-                    </a:prstGeom>
-                    <a:noFill/>
-                    <a:ln w="9525">
-                      <a:noFill/>
-                      <a:headEnd/>
-                      <a:tailEnd/>
-                    </a:ln>
-                  </pic:spPr>
-                </pic:pic>
-              </a:graphicData>
-            </a:graphic>
-          </wp:inline>
-        </w:drawing>
-      </w:r>
-    </w:p>
-    <w:p>
-      <w:pPr>
-        <w:pStyle w:val="CaptionedFigure"/>
-      </w:pPr>
-      <w:r>
-        <w:drawing>
-          <wp:inline>
-            <wp:extent cx="5334000" cy="3000375"/>
-            <wp:effectExtent b="0" l="0" r="0" t="0"/>
-            <wp:docPr descr="" title="" id="24" name="Picture"/>
-            <a:graphic>
-              <a:graphicData uri="http://schemas.openxmlformats.org/drawingml/2006/picture">
-                <pic:pic>
-                  <pic:nvPicPr>
-                    <pic:cNvPr descr="../docs/readme_assets/02_deceptive_repair.png" id="25" name="Picture"/>
-                    <pic:cNvPicPr>
-                      <a:picLocks noChangeArrowheads="1" noChangeAspect="1"/>
-                    </pic:cNvPicPr>
-                  </pic:nvPicPr>
-                  <pic:blipFill>
-                    <a:blip r:embed="rId23"/>
                     <a:stretch>
                       <a:fillRect/>
                     </a:stretch>
@@ -1349,7 +1694,7 @@
         <w:pStyle w:val="ImageCaption"/>
       </w:pPr>
       <w:r>
-        <w:t xml:space="preserve">Example of a fit-improving physical regression from the frozen synthetic population. Ordinary held-out error decreases by 14.93%, while untouched-target error increases by 9.03%. This case is shown for intuition and does not determine any threshold or aggregate result.</w:t>
+        <w:t xml:space="preserve">One fit-improving physical regression from the controlled synthetic population. Ordinary held-out error decreases by 14.93%, so the proposal looks better to the fitting criterion, while error on an untouched physical target increases by 9.03%. The case motivates a separate acceptance test; it is not used to choose any threshold.</w:t>
       </w:r>
     </w:p>
     <w:p>
@@ -1357,7 +1702,7 @@
         <w:pStyle w:val="BodyText"/>
       </w:pPr>
       <w:r>
-        <w:t xml:space="preserve">The central hypothesis of this paper is not that one verifier works everywhere. It is that the usefulness of verification depends on whether the reserved physical test contains information that distinguishes the proposed state from the current one. We therefore evaluate several physical tests and do not tune one mechanism until it passes. Dark-Field Counterfactual Spectroscopy (DCS) tests whether signed intervention contrasts expose higher-order disagreement. Known-force compliance changes the physical question entirely. IRIS pendulum video provides a measured setting where a dynamics-matched observable succeeds. A separately frozen free-fall protocol provides a measured setting where the verification approach fails validation. The negative result is part of the contribution because it shows where the acceptance gate must refuse to generalize.</w:t>
+        <w:t xml:space="preserve">The paper tests the hypothesis that verification quality is limited by the information in the reserved physical question. A signed-intervention probe can be numerically correct and still carry too little discriminating signal. A known-force response asks a different question. A finite-amplitude pendulum period test matches the dynamics present in the measured video. A separately predefined free-fall transfer test fails untouched validation and is stopped. Preserving both successful and failed channels is important because Reality Probe is intended to expose when a test is uninformative, not to guarantee that every physical edit can be verified.</w:t>
       </w:r>
     </w:p>
     <w:p>
@@ -1365,7 +1710,7 @@
         <w:pStyle w:val="BodyText"/>
       </w:pPr>
       <w:r>
-        <w:t xml:space="preserve">The impact is architectural. A physically editable scene should not be a fit-and-commit pipeline. It should be a</w:t>
+        <w:t xml:space="preserve">The resulting architectural change is simple: physically editable reconstructed worlds should use</w:t>
       </w:r>
       <w:r>
         <w:t xml:space="preserve"> </w:t>
@@ -1381,7 +1726,7 @@
         <w:t xml:space="preserve"> </w:t>
       </w:r>
       <w:r>
-        <w:t xml:space="preserve">pipeline in which the acceptance measurements are separated from the data that produced the proposal. This makes silent physical regressions observable and gives the system a principled reason to preserve the previous state when its experiment is uninformative.</w:t>
+        <w:t xml:space="preserve">rather than fit-and-commit.</w:t>
       </w:r>
     </w:p>
     <w:p>
@@ -1404,13 +1749,13 @@
           <w:bCs/>
           <w:b/>
         </w:rPr>
-        <w:t xml:space="preserve">An evidence-gated commit model for physical scene edits.</w:t>
-      </w:r>
-      <w:r>
-        <w:t xml:space="preserve"> </w:t>
-      </w:r>
-      <w:r>
-        <w:t xml:space="preserve">Reality Probe separates proposal data from acceptance data, propagates the uncertainty of the reserved test, and records SUPPORT, VETO, or UNRESOLVED before a proposed physical state can replace the baseline.</w:t>
+        <w:t xml:space="preserve">An evidence-gated state transition for physical edits.</w:t>
+      </w:r>
+      <w:r>
+        <w:t xml:space="preserve"> </w:t>
+      </w:r>
+      <w:r>
+        <w:t xml:space="preserve">Reality Probe separates proposal evidence from acceptance evidence and records SUPPORT, VETO, or UNRESOLVED before a candidate physical state can replace the current one.</w:t>
       </w:r>
     </w:p>
     <w:p>
@@ -1425,13 +1770,13 @@
           <w:bCs/>
           <w:b/>
         </w:rPr>
-        <w:t xml:space="preserve">An empirical study of verification information.</w:t>
-      </w:r>
-      <w:r>
-        <w:t xml:space="preserve"> </w:t>
-      </w:r>
-      <w:r>
-        <w:t xml:space="preserve">Controlled synthetic experiments show that mathematically valid and numerically stable probes can remain too weak to support a decision, while changing the physical intervention can increase separability substantially.</w:t>
+        <w:t xml:space="preserve">A controlled study of what makes a verification test informative.</w:t>
+      </w:r>
+      <w:r>
+        <w:t xml:space="preserve"> </w:t>
+      </w:r>
+      <w:r>
+        <w:t xml:space="preserve">Across synthetic and measured settings, we distinguish numerical correctness from physical separability and show that changing the physical interrogation can matter more than refining a weak one.</w:t>
       </w:r>
     </w:p>
     <w:p>
@@ -1446,13 +1791,13 @@
           <w:bCs/>
           <w:b/>
         </w:rPr>
-        <w:t xml:space="preserve">A locked measured-video evaluation with both success and failure.</w:t>
-      </w:r>
-      <w:r>
-        <w:t xml:space="preserve"> </w:t>
-      </w:r>
-      <w:r>
-        <w:t xml:space="preserve">A pendulum-specific probe improves decision accuracy on fresh IRIS video, while a separately frozen free-fall protocol fails untouched validation. Together they bound the claim to evidence-matched physical tests.</w:t>
+        <w:t xml:space="preserve">A measured finding with an explicit transfer failure.</w:t>
+      </w:r>
+      <w:r>
+        <w:t xml:space="preserve"> </w:t>
+      </w:r>
+      <w:r>
+        <w:t xml:space="preserve">On ten previously unopened IRIS pendulum videos, the finite-amplitude period test reaches 90/110 correct decisions versus 40/110 for the common small-angle approximation, while a separately predefined free-fall protocol fails untouched validation and leaves its final split unopened. The result therefore supports evidence-matched verification rather than universal physical certification.</w:t>
       </w:r>
     </w:p>
     <w:p>
@@ -1473,204 +1818,222 @@
         <w:t xml:space="preserve">what evidence justifies committing a physical edit to a persistent reconstructed world?</w:t>
       </w:r>
     </w:p>
+    <w:bookmarkEnd w:id="23"/>
+    <w:bookmarkStart w:id="28" w:name="related-work"/>
+    <w:p>
+      <w:pPr>
+        <w:pStyle w:val="Heading1"/>
+      </w:pPr>
+      <w:r>
+        <w:t xml:space="preserve">Related Work</w:t>
+      </w:r>
+    </w:p>
+    <w:bookmarkStart w:id="24" w:name="X1fe7a99effe437310b462108e67d3b9862c867e"/>
+    <w:p>
+      <w:pPr>
+        <w:pStyle w:val="Heading2"/>
+      </w:pPr>
+      <w:r>
+        <w:t xml:space="preserve">Physics-aware scene reconstruction and inverse physics</w:t>
+      </w:r>
+    </w:p>
+    <w:p>
+      <w:pPr>
+        <w:pStyle w:val="FirstParagraph"/>
+      </w:pPr>
+      <w:r>
+        <w:t xml:space="preserve">PAC-NeRF couples continuum simulation to a neural radiance field so that physical parameters can be estimated from multi-view video</w:t>
+      </w:r>
+      <w:r>
+        <w:t xml:space="preserve"> </w:t>
+      </w:r>
+      <w:r>
+        <w:t xml:space="preserve">(Xuan Li et al. 2023)</w:t>
+      </w:r>
+      <w:r>
+        <w:t xml:space="preserve">. PhysGaussian brings Material Point Method dynamics to 3D Gaussian primitives</w:t>
+      </w:r>
+      <w:r>
+        <w:t xml:space="preserve"> </w:t>
+      </w:r>
+      <w:r>
+        <w:t xml:space="preserve">(Xie et al. 2024)</w:t>
+      </w:r>
+      <w:r>
+        <w:t xml:space="preserve">. PhysDreamer, PhysFlow, MonoPhysics, and M-PhyGs extend physically parameterized visual representations toward interaction synthesis, material estimation, and monocular or multi-material dynamics</w:t>
+      </w:r>
+      <w:r>
+        <w:t xml:space="preserve"> </w:t>
+      </w:r>
+      <w:r>
+        <w:t xml:space="preserve">(Zhang et al. 2024; Liu et al. 2025; Rho et al. 2026; Wada et al. 2026)</w:t>
+      </w:r>
+      <w:r>
+        <w:t xml:space="preserve">. Differentiable simulators such as ChainQueen and DiffTaichi provide optimization machinery for physical parameters</w:t>
+      </w:r>
+      <w:r>
+        <w:t xml:space="preserve"> </w:t>
+      </w:r>
+      <w:r>
+        <w:t xml:space="preserve">(Hu et al. 2019, 2020)</w:t>
+      </w:r>
+      <w:r>
+        <w:t xml:space="preserve">.</w:t>
+      </w:r>
+    </w:p>
+    <w:p>
+      <w:pPr>
+        <w:pStyle w:val="BodyText"/>
+      </w:pPr>
+      <w:r>
+        <w:t xml:space="preserve">These systems motivate our setting: a scene model can carry physical state that is estimated from observations and later changed. Reality Probe addresses the next operation in that lifecycle. Given a baseline model and a proposed physical edit, should the persistent scene accept the new state?</w:t>
+      </w:r>
+    </w:p>
+    <w:bookmarkEnd w:id="24"/>
+    <w:bookmarkStart w:id="25" w:name="identifiability-and-experimental-design"/>
+    <w:p>
+      <w:pPr>
+        <w:pStyle w:val="Heading2"/>
+      </w:pPr>
+      <w:r>
+        <w:t xml:space="preserve">Identifiability and informative experiments</w:t>
+      </w:r>
+    </w:p>
+    <w:p>
+      <w:pPr>
+        <w:pStyle w:val="FirstParagraph"/>
+      </w:pPr>
+      <w:r>
+        <w:t xml:space="preserve">Parameter recovery is limited by the information present in the observations. Structural identifiability formalizes whether the model parameters are uniquely recoverable, and recent work studies these conditions directly from video</w:t>
+      </w:r>
+      <w:r>
+        <w:t xml:space="preserve"> </w:t>
+      </w:r>
+      <w:r>
+        <w:t xml:space="preserve">(Y. Wang et al. 2026)</w:t>
+      </w:r>
+      <w:r>
+        <w:t xml:space="preserve">. IRIS evaluates physical parameter recovery, identifiability, extrapolation, and governing-equation recovery on controlled real video</w:t>
+      </w:r>
+      <w:r>
+        <w:t xml:space="preserve"> </w:t>
+      </w:r>
+      <w:r>
+        <w:t xml:space="preserve">(Khanbayov et al. 2026)</w:t>
+      </w:r>
+      <w:r>
+        <w:t xml:space="preserve">. Optimal experiment design uses sensitivity or information measures to choose loading conditions that distinguish competing material models</w:t>
+      </w:r>
+      <w:r>
+        <w:t xml:space="preserve"> </w:t>
+      </w:r>
+      <w:r>
+        <w:t xml:space="preserve">(Asadi and Laksari 2025)</w:t>
+      </w:r>
+      <w:r>
+        <w:t xml:space="preserve">.</w:t>
+      </w:r>
+    </w:p>
+    <w:p>
+      <w:pPr>
+        <w:pStyle w:val="BodyText"/>
+      </w:pPr>
+      <w:r>
+        <w:t xml:space="preserve">Reality Probe uses the same information principle for a different decision. The proposal already exists. The question is whether a reserved experiment separates it from the current model strongly enough to justify changing persistent state. An unresolved outcome therefore says something about the experiment: the evidence available for acceptance is insufficient, even if parameter fitting itself converged.</w:t>
+      </w:r>
+    </w:p>
+    <w:bookmarkEnd w:id="25"/>
+    <w:bookmarkStart w:id="27" w:name="X970ffef48d8fc7ee97b05c69c034d739a636959"/>
+    <w:p>
+      <w:pPr>
+        <w:pStyle w:val="Heading2"/>
+      </w:pPr>
+      <w:r>
+        <w:t xml:space="preserve">Model credibility, physical fidelity, and abstention</w:t>
+      </w:r>
+    </w:p>
+    <w:p>
+      <w:pPr>
+        <w:pStyle w:val="FirstParagraph"/>
+      </w:pPr>
+      <w:r>
+        <w:t xml:space="preserve">Verification, validation, and uncertainty quantification separate numerical correctness from model credibility for a stated use</w:t>
+      </w:r>
+      <w:r>
+        <w:t xml:space="preserve"> </w:t>
+      </w:r>
+      <w:r>
+        <w:t xml:space="preserve">(Oberkampf, Pilch, and Trucano 2007)</w:t>
+      </w:r>
+      <w:r>
+        <w:t xml:space="preserve">. Digital-twin research similarly asks how simulated counterfactuals should be validated</w:t>
+      </w:r>
+      <w:r>
+        <w:t xml:space="preserve"> </w:t>
+      </w:r>
+      <w:r>
+        <w:t xml:space="preserve">(Laudy 2026)</w:t>
+      </w:r>
+      <w:r>
+        <w:t xml:space="preserve">. GAUGE grounds physical-fidelity comparisons in measured motion across several mechanical task families</w:t>
+      </w:r>
+      <w:r>
+        <w:t xml:space="preserve"> </w:t>
+      </w:r>
+      <w:r>
+        <w:t xml:space="preserve">(S. Wang et al. 2026)</w:t>
+      </w:r>
+      <w:r>
+        <w:t xml:space="preserve">. These lines of work establish that fit alone is not enough to establish physical credibility.</w:t>
+      </w:r>
+    </w:p>
+    <w:p>
+      <w:pPr>
+        <w:pStyle w:val="BodyText"/>
+      </w:pPr>
+      <w:r>
+        <w:t xml:space="preserve">The three-way decision also has clear prior art. Reject-option analysis studies the error–rejection tradeoff</w:t>
+      </w:r>
+      <w:r>
+        <w:t xml:space="preserve"> </w:t>
+      </w:r>
+      <w:r>
+        <w:t xml:space="preserve">(Chow 1970)</w:t>
+      </w:r>
+      <w:r>
+        <w:t xml:space="preserve">, and selective prediction learns mechanisms that abstain when a prediction is not sufficiently reliable</w:t>
+      </w:r>
+      <w:r>
+        <w:t xml:space="preserve"> </w:t>
+      </w:r>
+      <w:r>
+        <w:t xml:space="preserve">(Geifman and El-Yaniv 2019)</w:t>
+      </w:r>
+      <w:r>
+        <w:t xml:space="preserve">. We do not claim abstention as a new decision primitive. The contribution is where it is placed: UNRESOLVED is a first-class state of a physical-edit transaction, so an uninformative experiment prevents a proposed model from silently replacing the current one.</w:t>
+      </w:r>
+    </w:p>
+    <w:bookmarkStart w:id="26" w:name="positioning-of-the-contribution."/>
+    <w:p>
+      <w:pPr>
+        <w:pStyle w:val="Heading4"/>
+      </w:pPr>
+      <w:r>
+        <w:t xml:space="preserve">Positioning of the contribution.</w:t>
+      </w:r>
+    </w:p>
+    <w:p>
+      <w:pPr>
+        <w:pStyle w:val="FirstParagraph"/>
+      </w:pPr>
+      <w:r>
+        <w:t xml:space="preserve">Reality Probe does not claim new mathematics for finite differences, moment cancellation, uncertainty standardization, abstention, inverse physics, or verification and validation. Its contribution is the captured-world state-transition boundary that combines these established ideas: the proposal must be fixed before acceptance evidence is opened; the acceptance test compares the current and proposed physical states under an explicit uncertainty model; and insufficient evidence has an operational consequence—the persistent world is not overwritten. The evaluation then asks when that transaction is informative and deliberately retains channels that fail.</w:t>
+      </w:r>
+    </w:p>
     <w:bookmarkEnd w:id="26"/>
-    <w:bookmarkStart w:id="30" w:name="related-work"/>
-    <w:p>
-      <w:pPr>
-        <w:pStyle w:val="Heading1"/>
-      </w:pPr>
-      <w:r>
-        <w:t xml:space="preserve">Related Work</w:t>
-      </w:r>
-    </w:p>
-    <w:bookmarkStart w:id="27" w:name="X1fe7a99effe437310b462108e67d3b9862c867e"/>
-    <w:p>
-      <w:pPr>
-        <w:pStyle w:val="Heading2"/>
-      </w:pPr>
-      <w:r>
-        <w:t xml:space="preserve">Physics-aware scene reconstruction and inverse physics</w:t>
-      </w:r>
-    </w:p>
-    <w:p>
-      <w:pPr>
-        <w:pStyle w:val="FirstParagraph"/>
-      </w:pPr>
-      <w:r>
-        <w:t xml:space="preserve">PAC-NeRF couples continuum simulation to a neural radiance field so that physical parameters can be estimated from multi-view video</w:t>
-      </w:r>
-      <w:r>
-        <w:t xml:space="preserve"> </w:t>
-      </w:r>
-      <w:r>
-        <w:t xml:space="preserve">(Xuan Li et al. 2023)</w:t>
-      </w:r>
-      <w:r>
-        <w:t xml:space="preserve">. PhysGaussian brings Material Point Method dynamics to 3D Gaussian primitives</w:t>
-      </w:r>
-      <w:r>
-        <w:t xml:space="preserve"> </w:t>
-      </w:r>
-      <w:r>
-        <w:t xml:space="preserve">(Xie et al. 2024)</w:t>
-      </w:r>
-      <w:r>
-        <w:t xml:space="preserve">. PhysDreamer, PhysFlow, MonoPhysics, and M-PhyGs extend physically parameterized visual representations toward interaction synthesis, material estimation, and monocular or multi-material dynamics</w:t>
-      </w:r>
-      <w:r>
-        <w:t xml:space="preserve"> </w:t>
-      </w:r>
-      <w:r>
-        <w:t xml:space="preserve">(Zhang et al. 2024; Liu et al. 2025; Rho et al. 2026; Wada et al. 2026)</w:t>
-      </w:r>
-      <w:r>
-        <w:t xml:space="preserve">. Differentiable simulators such as ChainQueen and DiffTaichi provide optimization machinery for physical parameters</w:t>
-      </w:r>
-      <w:r>
-        <w:t xml:space="preserve"> </w:t>
-      </w:r>
-      <w:r>
-        <w:t xml:space="preserve">(Hu et al. 2019, 2020)</w:t>
-      </w:r>
-      <w:r>
-        <w:t xml:space="preserve">.</w:t>
-      </w:r>
-    </w:p>
-    <w:p>
-      <w:pPr>
-        <w:pStyle w:val="BodyText"/>
-      </w:pPr>
-      <w:r>
-        <w:t xml:space="preserve">These systems motivate our setting: a scene model can carry physical state that is estimated from observations and later changed. Reality Probe addresses the next operation in that lifecycle. Given a baseline model and a proposed physical edit, should the persistent scene accept the new state?</w:t>
-      </w:r>
-    </w:p>
     <w:bookmarkEnd w:id="27"/>
-    <w:bookmarkStart w:id="28" w:name="identifiability-and-experimental-design"/>
-    <w:p>
-      <w:pPr>
-        <w:pStyle w:val="Heading2"/>
-      </w:pPr>
-      <w:r>
-        <w:t xml:space="preserve">Identifiability and informative experiments</w:t>
-      </w:r>
-    </w:p>
-    <w:p>
-      <w:pPr>
-        <w:pStyle w:val="FirstParagraph"/>
-      </w:pPr>
-      <w:r>
-        <w:t xml:space="preserve">Parameter recovery is limited by the information present in the observations. Structural identifiability formalizes whether the model parameters are uniquely recoverable, and recent work studies these conditions directly from video</w:t>
-      </w:r>
-      <w:r>
-        <w:t xml:space="preserve"> </w:t>
-      </w:r>
-      <w:r>
-        <w:t xml:space="preserve">(Y. Wang et al. 2026)</w:t>
-      </w:r>
-      <w:r>
-        <w:t xml:space="preserve">. IRIS evaluates physical parameter recovery, identifiability, extrapolation, and governing-equation recovery on controlled real video</w:t>
-      </w:r>
-      <w:r>
-        <w:t xml:space="preserve"> </w:t>
-      </w:r>
-      <w:r>
-        <w:t xml:space="preserve">(Khanbayov et al. 2026)</w:t>
-      </w:r>
-      <w:r>
-        <w:t xml:space="preserve">. Optimal experiment design uses sensitivity or information measures to choose loading conditions that distinguish competing material models</w:t>
-      </w:r>
-      <w:r>
-        <w:t xml:space="preserve"> </w:t>
-      </w:r>
-      <w:r>
-        <w:t xml:space="preserve">(Asadi and Laksari 2025)</w:t>
-      </w:r>
-      <w:r>
-        <w:t xml:space="preserve">.</w:t>
-      </w:r>
-    </w:p>
-    <w:p>
-      <w:pPr>
-        <w:pStyle w:val="BodyText"/>
-      </w:pPr>
-      <w:r>
-        <w:t xml:space="preserve">Reality Probe uses the same information principle for a different decision. The proposal already exists. The question is whether a reserved experiment separates it from the current model strongly enough to justify changing persistent state. An unresolved outcome therefore says something about the experiment: the evidence available for acceptance is insufficient, even if parameter fitting itself converged.</w:t>
-      </w:r>
-    </w:p>
     <w:bookmarkEnd w:id="28"/>
-    <w:bookmarkStart w:id="29" w:name="X970ffef48d8fc7ee97b05c69c034d739a636959"/>
-    <w:p>
-      <w:pPr>
-        <w:pStyle w:val="Heading2"/>
-      </w:pPr>
-      <w:r>
-        <w:t xml:space="preserve">Model credibility, physical fidelity, and abstention</w:t>
-      </w:r>
-    </w:p>
-    <w:p>
-      <w:pPr>
-        <w:pStyle w:val="FirstParagraph"/>
-      </w:pPr>
-      <w:r>
-        <w:t xml:space="preserve">Verification, validation, and uncertainty quantification separate numerical correctness from model credibility for a stated use</w:t>
-      </w:r>
-      <w:r>
-        <w:t xml:space="preserve"> </w:t>
-      </w:r>
-      <w:r>
-        <w:t xml:space="preserve">(Oberkampf, Pilch, and Trucano 2007)</w:t>
-      </w:r>
-      <w:r>
-        <w:t xml:space="preserve">. Digital-twin research similarly asks how simulated counterfactuals should be validated</w:t>
-      </w:r>
-      <w:r>
-        <w:t xml:space="preserve"> </w:t>
-      </w:r>
-      <w:r>
-        <w:t xml:space="preserve">(Laudy 2026)</w:t>
-      </w:r>
-      <w:r>
-        <w:t xml:space="preserve">. GAUGE grounds physical-fidelity comparisons in measured motion across several mechanical task families</w:t>
-      </w:r>
-      <w:r>
-        <w:t xml:space="preserve"> </w:t>
-      </w:r>
-      <w:r>
-        <w:t xml:space="preserve">(S. Wang et al. 2026)</w:t>
-      </w:r>
-      <w:r>
-        <w:t xml:space="preserve">. These lines of work establish that fit alone is not enough to establish physical credibility.</w:t>
-      </w:r>
-    </w:p>
-    <w:p>
-      <w:pPr>
-        <w:pStyle w:val="BodyText"/>
-      </w:pPr>
-      <w:r>
-        <w:t xml:space="preserve">The three-way decision also has clear prior art. Reject-option analysis studies the error–rejection tradeoff</w:t>
-      </w:r>
-      <w:r>
-        <w:t xml:space="preserve"> </w:t>
-      </w:r>
-      <w:r>
-        <w:t xml:space="preserve">(Chow 1970)</w:t>
-      </w:r>
-      <w:r>
-        <w:t xml:space="preserve">, and selective prediction learns mechanisms that abstain when a prediction is not sufficiently reliable</w:t>
-      </w:r>
-      <w:r>
-        <w:t xml:space="preserve"> </w:t>
-      </w:r>
-      <w:r>
-        <w:t xml:space="preserve">(Geifman and El-Yaniv 2019)</w:t>
-      </w:r>
-      <w:r>
-        <w:t xml:space="preserve">. We do not claim abstention as a new decision primitive. The contribution is where it is placed: UNRESOLVED is a first-class state of a physical-edit transaction, so an uninformative experiment prevents a proposed model from silently replacing the current one.</w:t>
-      </w:r>
-    </w:p>
-    <w:bookmarkEnd w:id="29"/>
-    <w:bookmarkEnd w:id="30"/>
-    <w:bookmarkStart w:id="31" w:name="problem-formulation"/>
+    <w:bookmarkStart w:id="29" w:name="problem-formulation"/>
     <w:p>
       <w:pPr>
         <w:pStyle w:val="Heading1"/>
@@ -1730,7 +2093,7 @@
         <w:t xml:space="preserve"> </w:t>
       </w:r>
       <w:r>
-        <w:t xml:space="preserve">a proposed edit produced by fitting or optimization. We separate observations into three roles:</w:t>
+        <w:t xml:space="preserve">a proposed edit. An edit is any change to persistent simulator-facing state—for example a material parameter, damping coefficient, gravity estimate, contact parameter, or another quantity used by the scene’s dynamics. The proposal may be produced automatically or authored manually; the acceptance logic does not depend on its source. We separate observations into three roles:</w:t>
       </w:r>
     </w:p>
     <w:p>
@@ -2784,8 +3147,8 @@
         <w:t xml:space="preserve">The magnitude 2 is an operational threshold for this study, not a universal physical-credibility constant. Keeping it fixed after data access is what makes a negative result meaningful: weak evidence remains weak instead of becoming a decision through threshold relaxation.</w:t>
       </w:r>
     </w:p>
-    <w:bookmarkEnd w:id="31"/>
-    <w:bookmarkStart w:id="35" w:name="reality-probe"/>
+    <w:bookmarkEnd w:id="29"/>
+    <w:bookmarkStart w:id="33" w:name="reality-probe"/>
     <w:p>
       <w:pPr>
         <w:pStyle w:val="Heading1"/>
@@ -2794,7 +3157,7 @@
         <w:t xml:space="preserve">Reality Probe</w:t>
       </w:r>
     </w:p>
-    <w:bookmarkStart w:id="32" w:name="X9eef6cf27ed3ba241ae370acf273b3b2901bafb"/>
+    <w:bookmarkStart w:id="30" w:name="X9eef6cf27ed3ba241ae370acf273b3b2901bafb"/>
     <w:p>
       <w:pPr>
         <w:pStyle w:val="Heading2"/>
@@ -3002,8 +3365,8 @@
         <w:t xml:space="preserve">, it stops being acceptance evidence and becomes another fitting signal. Reality Probe therefore treats proposal generation and acceptance as sequential transactions with separate provenance.</w:t>
       </w:r>
     </w:p>
-    <w:bookmarkEnd w:id="32"/>
-    <w:bookmarkStart w:id="33" w:name="dark-field-counterfactual-spectroscopy"/>
+    <w:bookmarkEnd w:id="30"/>
+    <w:bookmarkStart w:id="31" w:name="dark-field-counterfactual-spectroscopy"/>
     <w:p>
       <w:pPr>
         <w:pStyle w:val="Heading2"/>
@@ -3687,8 +4050,8 @@
         <w:t xml:space="preserve">which removes contributions attributable to lower-order subsets of intervention factors. We use it as an interaction statistic; the underlying inclusion–exclusion construction is classical.</w:t>
       </w:r>
     </w:p>
-    <w:bookmarkEnd w:id="33"/>
-    <w:bookmarkStart w:id="34" w:name="uncertainty-and-standardized-separation"/>
+    <w:bookmarkEnd w:id="31"/>
+    <w:bookmarkStart w:id="32" w:name="uncertainty-and-standardized-separation"/>
     <w:p>
       <w:pPr>
         <w:pStyle w:val="Heading2"/>
@@ -3777,9 +4140,9 @@
         <w:t xml:space="preserve">, not the semantics of SUPPORT, VETO, and UNRESOLVED.</w:t>
       </w:r>
     </w:p>
-    <w:bookmarkEnd w:id="34"/>
-    <w:bookmarkEnd w:id="35"/>
-    <w:bookmarkStart w:id="51" w:name="experimental-program"/>
+    <w:bookmarkEnd w:id="32"/>
+    <w:bookmarkEnd w:id="33"/>
+    <w:bookmarkStart w:id="52" w:name="experimental-program"/>
     <w:p>
       <w:pPr>
         <w:pStyle w:val="Heading1"/>
@@ -3793,7 +4156,21 @@
         <w:pStyle w:val="FirstParagraph"/>
       </w:pPr>
       <w:r>
-        <w:t xml:space="preserve">The evaluation is organized by the question each study answers, not by the order in which the experiments were developed. We distinguish constructed controls, frozen validation, retrospective diagnosis, locked final tests, and post-final stress tests because those evidence classes support different claims.</w:t>
+        <w:t xml:space="preserve">The evaluation is organized by the question each study answers, not by the order in which the experiments were developed. Table </w:t>
+      </w:r>
+      <w:hyperlink w:anchor="tab:stages">
+        <w:r>
+          <w:rPr>
+            <w:rStyle w:val="Hyperlink"/>
+          </w:rPr>
+          <w:t xml:space="preserve">[tab:stages]</w:t>
+        </w:r>
+      </w:hyperlink>
+      <w:r>
+        <w:t xml:space="preserve"> </w:t>
+      </w:r>
+      <w:r>
+        <w:t xml:space="preserve">maps each study to the claim it can support. We distinguish constructed controls, frozen validation, retrospective diagnosis, locked final tests, and post-final stress tests because those evidence classes support different claims.</w:t>
       </w:r>
     </w:p>
     <w:tbl>
@@ -4102,7 +4479,7 @@
         </w:tc>
       </w:tr>
     </w:tbl>
-    <w:bookmarkStart w:id="37" w:name="synthetic-falsification-ladder"/>
+    <w:bookmarkStart w:id="35" w:name="synthetic-falsification-ladder"/>
     <w:p>
       <w:pPr>
         <w:pStyle w:val="Heading2"/>
@@ -4132,7 +4509,21 @@
         <w:pStyle w:val="BodyText"/>
       </w:pPr>
       <w:r>
-        <w:t xml:space="preserve">The final synthetic verification stage (D4V) starts from 36 edits that all improve ordinary held-out fit. Their untouched physical behavior separates them into 14 regressive edits and 22 beneficial edits. DCS is compared with raw-bundle, pair-specific raw, Fisher/Jacobian, and maximum-motion alternatives under the same</w:t>
+        <w:t xml:space="preserve">The final synthetic verification stage (D4V) starts from 36 edits that all improve ordinary held-out fit. Their untouched physical behavior separates them into 14 regressive edits and 22 beneficial edits. The separate force-study population contains 12 regressive and 24 beneficial ordinary-improving edits; Table </w:t>
+      </w:r>
+      <w:hyperlink w:anchor="tab:populations">
+        <w:r>
+          <w:rPr>
+            <w:rStyle w:val="Hyperlink"/>
+          </w:rPr>
+          <w:t xml:space="preserve">1</w:t>
+        </w:r>
+      </w:hyperlink>
+      <w:r>
+        <w:t xml:space="preserve"> </w:t>
+      </w:r>
+      <w:r>
+        <w:t xml:space="preserve">keeps the two populations distinct. DCS is compared with raw-bundle, pair-specific raw, Fisher/Jacobian, and maximum-motion alternatives under the same</w:t>
       </w:r>
       <w:r>
         <w:t xml:space="preserve"> </w:t>
@@ -4168,7 +4559,7 @@
         <w:t xml:space="preserve">decision rule.</w:t>
       </w:r>
     </w:p>
-    <w:bookmarkStart w:id="36" w:name="tab:populations"/>
+    <w:bookmarkStart w:id="34" w:name="tab:populations"/>
     <w:p>
       <w:pPr>
         <w:pStyle w:val="TableCaption"/>
@@ -4345,9 +4736,9 @@
         </w:tc>
       </w:tr>
     </w:tbl>
-    <w:bookmarkEnd w:id="36"/>
-    <w:bookmarkEnd w:id="37"/>
-    <w:bookmarkStart w:id="39" w:name="measured-engineering-and-gauge-protocols"/>
+    <w:bookmarkEnd w:id="34"/>
+    <w:bookmarkEnd w:id="35"/>
+    <w:bookmarkStart w:id="37" w:name="measured-engineering-and-gauge-protocols"/>
     <w:p>
       <w:pPr>
         <w:pStyle w:val="Heading2"/>
@@ -4361,10 +4752,38 @@
         <w:pStyle w:val="FirstParagraph"/>
       </w:pPr>
       <w:r>
-        <w:t xml:space="preserve">DOT C2 is used as an engineering check for the complete measured-data path. The sequence supplies 3D correspondences, so the system can ingest measured trajectories, fit on one partition, replay held-out motion, propose a local material edit, evaluate it, and roll back when the acceptance test fails. Because DOT does not provide the stress-free state, loads, thickness, mass, or constitutive ground truth, its fitted material values are reported only as effective parameters of the chosen model.</w:t>
-      </w:r>
-    </w:p>
-    <w:bookmarkStart w:id="38" w:name="tab:dot-c2"/>
+        <w:t xml:space="preserve">DOT C2 is used as an engineering check for the complete measured-data path. The sequence supplies 3D correspondences, so the system can ingest measured trajectories, fit on one partition, replay held-out motion, propose a local material edit, evaluate it, and roll back when the acceptance test fails. Table </w:t>
+      </w:r>
+      <w:hyperlink w:anchor="tab:dot-c2">
+        <w:r>
+          <w:rPr>
+            <w:rStyle w:val="Hyperlink"/>
+          </w:rPr>
+          <w:t xml:space="preserve">2</w:t>
+        </w:r>
+      </w:hyperlink>
+      <w:r>
+        <w:t xml:space="preserve"> </w:t>
+      </w:r>
+      <w:r>
+        <w:t xml:space="preserve">reports the measured-path quantities, and Figure </w:t>
+      </w:r>
+      <w:hyperlink w:anchor="fig:dot-c2-heldout">
+        <w:r>
+          <w:rPr>
+            <w:rStyle w:val="Hyperlink"/>
+          </w:rPr>
+          <w:t xml:space="preserve">2</w:t>
+        </w:r>
+      </w:hyperlink>
+      <w:r>
+        <w:t xml:space="preserve"> </w:t>
+      </w:r>
+      <w:r>
+        <w:t xml:space="preserve">shows held-out measured correspondences against model predictions at true residual scale. Because DOT does not provide the stress-free state, loads, thickness, mass, or constitutive ground truth, its fitted material values are reported only as effective parameters of the chosen model.</w:t>
+      </w:r>
+    </w:p>
+    <w:bookmarkStart w:id="36" w:name="tab:dot-c2"/>
     <w:p>
       <w:pPr>
         <w:pStyle w:val="TableCaption"/>
@@ -4558,7 +4977,7 @@
         </w:tc>
       </w:tr>
     </w:tbl>
-    <w:bookmarkEnd w:id="38"/>
+    <w:bookmarkEnd w:id="36"/>
     <w:tbl>
       <w:tblPr>
         <w:tblStyle w:val="FigureTable"/>
@@ -4608,8 +5027,8 @@
         <w:t xml:space="preserve">GAUGE contributes two different measured evidence classes. GAUGE is retrospective in the foam-shearing study, where we ask whether ordinary marker error and a mechanism-sensitive longitudinal channel can prefer different models. A separate frozen validation study uses previously untouched stretching and compression repeats 5–7, with SUPPORT, VETO, and placebo cases declared before evaluation. Final repeats 8–10 remain unopened after that validation fails.</w:t>
       </w:r>
     </w:p>
-    <w:bookmarkEnd w:id="39"/>
-    <w:bookmarkStart w:id="49" w:name="fresh-orthogonal-force-compliance-study"/>
+    <w:bookmarkEnd w:id="37"/>
+    <w:bookmarkStart w:id="50" w:name="fresh-orthogonal-force-compliance-study"/>
     <w:p>
       <w:pPr>
         <w:pStyle w:val="Heading2"/>
@@ -4724,6 +5143,452 @@
     </w:p>
     <w:p>
       <w:pPr>
+        <w:pStyle w:val="BodyText"/>
+      </w:pPr>
+      <w:r>
+        <w:t xml:space="preserve">Figure </w:t>
+      </w:r>
+      <w:hyperlink w:anchor="fig:force-worked-example">
+        <w:r>
+          <w:rPr>
+            <w:rStyle w:val="Hyperlink"/>
+          </w:rPr>
+          <w:t xml:space="preserve">[fig:force-worked-example]</w:t>
+        </w:r>
+      </w:hyperlink>
+      <w:r>
+        <w:t xml:space="preserve"> </w:t>
+      </w:r>
+      <w:r>
+        <w:t xml:space="preserve">makes one controlled edit concrete. The candidate is not judged by an abstract score alone: the same known load is applied to both states, their deformations are compared in model space, and the resulting response bundle is converted into the reserved evidence used by the gate.</w:t>
+      </w:r>
+    </w:p>
+    <w:tbl>
+      <w:tblPr>
+        <w:tblStyle w:val="Table"/>
+        <w:tblW w:type="auto" w:w="0"/>
+        <w:tblLook w:firstRow="0" w:lastRow="0" w:firstColumn="0" w:lastColumn="0" w:noHBand="0" w:noVBand="0" w:val="0000"/>
+        <w:jc w:val="start"/>
+      </w:tblPr>
+      <w:tblGrid>
+        <w:gridCol w:w="3960"/>
+        <w:gridCol w:w="3960"/>
+      </w:tblGrid>
+      <w:tr>
+        <w:tc>
+          <w:tcPr/>
+          <w:p>
+            <w:pPr>
+              <w:pStyle w:val="Compact"/>
+              <w:jc w:val="center"/>
+            </w:pPr>
+            <w:r>
+              <w:drawing>
+                <wp:inline>
+                  <wp:extent cx="2506980" cy="1410176"/>
+                  <wp:effectExtent b="0" l="0" r="0" t="0"/>
+                  <wp:docPr descr="image" title="" id="39" name="Picture"/>
+                  <a:graphic>
+                    <a:graphicData uri="http://schemas.openxmlformats.org/drawingml/2006/picture">
+                      <pic:pic>
+                        <pic:nvPicPr>
+                          <pic:cNvPr descr="figures/04_same_probe.png" id="40" name="Picture"/>
+                          <pic:cNvPicPr>
+                            <a:picLocks noChangeArrowheads="1" noChangeAspect="1"/>
+                          </pic:cNvPicPr>
+                        </pic:nvPicPr>
+                        <pic:blipFill>
+                          <a:blip r:embed="rId38"/>
+                          <a:stretch>
+                            <a:fillRect/>
+                          </a:stretch>
+                        </pic:blipFill>
+                        <pic:spPr bwMode="auto">
+                          <a:xfrm>
+                            <a:off x="0" y="0"/>
+                            <a:ext cx="2506980" cy="1410176"/>
+                          </a:xfrm>
+                          <a:prstGeom prst="rect">
+                            <a:avLst/>
+                          </a:prstGeom>
+                          <a:noFill/>
+                          <a:ln w="9525">
+                            <a:noFill/>
+                            <a:headEnd/>
+                            <a:tailEnd/>
+                          </a:ln>
+                        </pic:spPr>
+                      </pic:pic>
+                    </a:graphicData>
+                  </a:graphic>
+                </wp:inline>
+              </w:drawing>
+            </w:r>
+          </w:p>
+        </w:tc>
+        <w:tc>
+          <w:tcPr/>
+          <w:p>
+            <w:pPr>
+              <w:pStyle w:val="Compact"/>
+              <w:jc w:val="center"/>
+            </w:pPr>
+            <w:r>
+              <w:drawing>
+                <wp:inline>
+                  <wp:extent cx="2506980" cy="1410176"/>
+                  <wp:effectExtent b="0" l="0" r="0" t="0"/>
+                  <wp:docPr descr="image" title="" id="42" name="Picture"/>
+                  <a:graphic>
+                    <a:graphicData uri="http://schemas.openxmlformats.org/drawingml/2006/picture">
+                      <pic:pic>
+                        <pic:nvPicPr>
+                          <pic:cNvPr descr="figures/05_response_overlay.png" id="43" name="Picture"/>
+                          <pic:cNvPicPr>
+                            <a:picLocks noChangeArrowheads="1" noChangeAspect="1"/>
+                          </pic:cNvPicPr>
+                        </pic:nvPicPr>
+                        <pic:blipFill>
+                          <a:blip r:embed="rId41"/>
+                          <a:stretch>
+                            <a:fillRect/>
+                          </a:stretch>
+                        </pic:blipFill>
+                        <pic:spPr bwMode="auto">
+                          <a:xfrm>
+                            <a:off x="0" y="0"/>
+                            <a:ext cx="2506980" cy="1410176"/>
+                          </a:xfrm>
+                          <a:prstGeom prst="rect">
+                            <a:avLst/>
+                          </a:prstGeom>
+                          <a:noFill/>
+                          <a:ln w="9525">
+                            <a:noFill/>
+                            <a:headEnd/>
+                            <a:tailEnd/>
+                          </a:ln>
+                        </pic:spPr>
+                      </pic:pic>
+                    </a:graphicData>
+                  </a:graphic>
+                </wp:inline>
+              </w:drawing>
+            </w:r>
+          </w:p>
+        </w:tc>
+      </w:tr>
+      <w:tr>
+        <w:tc>
+          <w:tcPr/>
+          <w:p>
+            <w:pPr>
+              <w:pStyle w:val="Compact"/>
+              <w:jc w:val="center"/>
+            </w:pPr>
+            <w:r>
+              <w:t xml:space="preserve">(a) Same known load on current/truth and proposed states</w:t>
+            </w:r>
+          </w:p>
+        </w:tc>
+        <w:tc>
+          <w:tcPr/>
+          <w:p>
+            <w:pPr>
+              <w:pStyle w:val="Compact"/>
+              <w:jc w:val="center"/>
+            </w:pPr>
+            <w:r>
+              <w:t xml:space="preserve">(b) Overlaid responses under the reserved intervention</w:t>
+            </w:r>
+          </w:p>
+        </w:tc>
+      </w:tr>
+      <w:tr>
+        <w:tc>
+          <w:tcPr/>
+          <w:p>
+            <w:pPr>
+              <w:pStyle w:val="Compact"/>
+              <w:jc w:val="center"/>
+            </w:pPr>
+            <w:r>
+              <w:drawing>
+                <wp:inline>
+                  <wp:extent cx="2506980" cy="1410176"/>
+                  <wp:effectExtent b="0" l="0" r="0" t="0"/>
+                  <wp:docPr descr="image" title="" id="45" name="Picture"/>
+                  <a:graphic>
+                    <a:graphicData uri="http://schemas.openxmlformats.org/drawingml/2006/picture">
+                      <pic:pic>
+                        <pic:nvPicPr>
+                          <pic:cNvPr descr="figures/06_fingerprint.png" id="46" name="Picture"/>
+                          <pic:cNvPicPr>
+                            <a:picLocks noChangeArrowheads="1" noChangeAspect="1"/>
+                          </pic:cNvPicPr>
+                        </pic:nvPicPr>
+                        <pic:blipFill>
+                          <a:blip r:embed="rId44"/>
+                          <a:stretch>
+                            <a:fillRect/>
+                          </a:stretch>
+                        </pic:blipFill>
+                        <pic:spPr bwMode="auto">
+                          <a:xfrm>
+                            <a:off x="0" y="0"/>
+                            <a:ext cx="2506980" cy="1410176"/>
+                          </a:xfrm>
+                          <a:prstGeom prst="rect">
+                            <a:avLst/>
+                          </a:prstGeom>
+                          <a:noFill/>
+                          <a:ln w="9525">
+                            <a:noFill/>
+                            <a:headEnd/>
+                            <a:tailEnd/>
+                          </a:ln>
+                        </pic:spPr>
+                      </pic:pic>
+                    </a:graphicData>
+                  </a:graphic>
+                </wp:inline>
+              </w:drawing>
+            </w:r>
+          </w:p>
+        </w:tc>
+        <w:tc>
+          <w:tcPr/>
+          <w:p>
+            <w:pPr>
+              <w:pStyle w:val="Compact"/>
+              <w:jc w:val="center"/>
+            </w:pPr>
+            <w:r>
+              <w:drawing>
+                <wp:inline>
+                  <wp:extent cx="2506980" cy="1410176"/>
+                  <wp:effectExtent b="0" l="0" r="0" t="0"/>
+                  <wp:docPr descr="image" title="" id="48" name="Picture"/>
+                  <a:graphic>
+                    <a:graphicData uri="http://schemas.openxmlformats.org/drawingml/2006/picture">
+                      <pic:pic>
+                        <pic:nvPicPr>
+                          <pic:cNvPr descr="figures/07_residual_field.png" id="49" name="Picture"/>
+                          <pic:cNvPicPr>
+                            <a:picLocks noChangeArrowheads="1" noChangeAspect="1"/>
+                          </pic:cNvPicPr>
+                        </pic:nvPicPr>
+                        <pic:blipFill>
+                          <a:blip r:embed="rId47"/>
+                          <a:stretch>
+                            <a:fillRect/>
+                          </a:stretch>
+                        </pic:blipFill>
+                        <pic:spPr bwMode="auto">
+                          <a:xfrm>
+                            <a:off x="0" y="0"/>
+                            <a:ext cx="2506980" cy="1410176"/>
+                          </a:xfrm>
+                          <a:prstGeom prst="rect">
+                            <a:avLst/>
+                          </a:prstGeom>
+                          <a:noFill/>
+                          <a:ln w="9525">
+                            <a:noFill/>
+                            <a:headEnd/>
+                            <a:tailEnd/>
+                          </a:ln>
+                        </pic:spPr>
+                      </pic:pic>
+                    </a:graphicData>
+                  </a:graphic>
+                </wp:inline>
+              </w:drawing>
+            </w:r>
+          </w:p>
+        </w:tc>
+      </w:tr>
+      <w:tr>
+        <w:tc>
+          <w:tcPr/>
+          <w:p>
+            <w:pPr>
+              <w:pStyle w:val="Compact"/>
+              <w:jc w:val="center"/>
+            </w:pPr>
+            <w:r>
+              <w:t xml:space="preserve">(c) Four-direction response fingerprint</w:t>
+            </w:r>
+          </w:p>
+        </w:tc>
+        <w:tc>
+          <w:tcPr/>
+          <w:p>
+            <w:pPr>
+              <w:pStyle w:val="Compact"/>
+              <w:jc w:val="center"/>
+            </w:pPr>
+            <w:r>
+              <w:t xml:space="preserve">(d) Spatial disagreement field</w:t>
+            </w:r>
+          </w:p>
+        </w:tc>
+      </w:tr>
+    </w:tbl>
+    <w:bookmarkEnd w:id="50"/>
+    <w:bookmarkStart w:id="51" w:name="locked-iris-pendulum-protocol"/>
+    <w:p>
+      <w:pPr>
+        <w:pStyle w:val="Heading2"/>
+      </w:pPr>
+      <w:r>
+        <w:t xml:space="preserve">Locked real-video evaluation</w:t>
+      </w:r>
+    </w:p>
+    <w:p>
+      <w:pPr>
+        <w:pStyle w:val="FirstParagraph"/>
+      </w:pPr>
+      <w:r>
+        <w:t xml:space="preserve">The positive measured test uses the IRIS</w:t>
+      </w:r>
+      <w:r>
+        <w:t xml:space="preserve"> </w:t>
+      </w:r>
+      <w:r>
+        <w:rPr>
+          <w:rStyle w:val="VerbatimChar"/>
+        </w:rPr>
+        <w:t xml:space="preserve">pendulum_90</w:t>
+      </w:r>
+      <w:r>
+        <w:t xml:space="preserve"> </w:t>
+      </w:r>
+      <w:r>
+        <w:t xml:space="preserve">setting. Before the ten final videos are opened, the tracker, proposal schedule, physical probe, and decision rule are frozen. The primary test uses the finite-amplitude pendulum period relation, which accounts for the measured swing amplitude; the diagnostic baseline uses the common small-angle period approximation, which assumes sufficiently small oscillations. Each physical video produces 11 controlled SUPPORT/VETO/UNRESOLVED cases, giving 110 nested case rows across ten videos.</w:t>
+      </w:r>
+    </w:p>
+    <w:p>
+      <w:pPr>
+        <w:pStyle w:val="BodyText"/>
+      </w:pPr>
+      <w:r>
+        <w:t xml:space="preserve">A separate free-fall protocol tests transfer to another equation family. Development uses</w:t>
+      </w:r>
+      <w:r>
+        <w:t xml:space="preserve"> </w:t>
+      </w:r>
+      <w:r>
+        <w:rPr>
+          <w:rStyle w:val="VerbatimChar"/>
+        </w:rPr>
+        <w:t xml:space="preserve">drop_50/06..10</w:t>
+      </w:r>
+      <w:r>
+        <w:t xml:space="preserve">; validation uses untouched</w:t>
+      </w:r>
+      <w:r>
+        <w:t xml:space="preserve"> </w:t>
+      </w:r>
+      <w:r>
+        <w:rPr>
+          <w:rStyle w:val="VerbatimChar"/>
+        </w:rPr>
+        <w:t xml:space="preserve">drop_100/06..10</w:t>
+      </w:r>
+      <w:r>
+        <w:t xml:space="preserve">. The designated final set</w:t>
+      </w:r>
+      <w:r>
+        <w:t xml:space="preserve"> </w:t>
+      </w:r>
+      <w:r>
+        <w:rPr>
+          <w:rStyle w:val="VerbatimChar"/>
+        </w:rPr>
+        <w:t xml:space="preserve">drop_150/02..10</w:t>
+      </w:r>
+      <w:r>
+        <w:t xml:space="preserve"> </w:t>
+      </w:r>
+      <w:r>
+        <w:t xml:space="preserve">is opened only if validation passes. Thresholds, tracker logic, proposal selection, and scene membership are frozen before validation.</w:t>
+      </w:r>
+    </w:p>
+    <w:p>
+      <w:pPr>
+        <w:pStyle w:val="BodyText"/>
+      </w:pPr>
+      <w:r>
+        <w:t xml:space="preserve">Post-final pendulum analyses are kept separate from the locked result. They cluster by physical video, compare additional residual models, generate proposals without ground-truth access, vary proposal/probe overlap, propagate rope-length uncertainty, and stress the video pipeline under corruption and temporal downsampling.</w:t>
+      </w:r>
+    </w:p>
+    <w:bookmarkEnd w:id="51"/>
+    <w:bookmarkEnd w:id="52"/>
+    <w:bookmarkStart w:id="68" w:name="results-and-analysis"/>
+    <w:p>
+      <w:pPr>
+        <w:pStyle w:val="Heading1"/>
+      </w:pPr>
+      <w:r>
+        <w:t xml:space="preserve">Results</w:t>
+      </w:r>
+    </w:p>
+    <w:bookmarkStart w:id="56" w:name="Xbdf0a6616e805f21b86b26c034c24677b930d67"/>
+    <w:p>
+      <w:pPr>
+        <w:pStyle w:val="Heading2"/>
+      </w:pPr>
+      <w:r>
+        <w:t xml:space="preserve">Better fit is not a physical acceptance test</w:t>
+      </w:r>
+    </w:p>
+    <w:p>
+      <w:pPr>
+        <w:pStyle w:val="FirstParagraph"/>
+      </w:pPr>
+      <w:r>
+        <w:t xml:space="preserve">Fit-improving physical regressions occur in both controlled proposal populations. Fourteen of 36 D4V edits and 12 of 36 fresh force-study edits improve ordinary held-out error while worsening an untouched physical target. These fractions describe the constructed test populations; they are not prevalence estimates.</w:t>
+      </w:r>
+    </w:p>
+    <w:p>
+      <w:pPr>
+        <w:pStyle w:val="BodyText"/>
+      </w:pPr>
+      <w:r>
+        <w:t xml:space="preserve">The consequence is more important than the count. A pipeline that commits an edit because held-out trajectory error improved would accept physically worse states in these examples. Figure </w:t>
+      </w:r>
+      <w:hyperlink w:anchor="fig:deceptive-repair">
+        <w:r>
+          <w:rPr>
+            <w:rStyle w:val="Hyperlink"/>
+          </w:rPr>
+          <w:t xml:space="preserve">1</w:t>
+        </w:r>
+      </w:hyperlink>
+      <w:r>
+        <w:t xml:space="preserve"> </w:t>
+      </w:r>
+      <w:r>
+        <w:t xml:space="preserve">shows one such edit, and Figure </w:t>
+      </w:r>
+      <w:hyperlink w:anchor="fig:deception-map">
+        <w:r>
+          <w:rPr>
+            <w:rStyle w:val="Hyperlink"/>
+          </w:rPr>
+          <w:t xml:space="preserve">3</w:t>
+        </w:r>
+      </w:hyperlink>
+      <w:r>
+        <w:t xml:space="preserve"> </w:t>
+      </w:r>
+      <w:r>
+        <w:t xml:space="preserve">shows the same mismatch across the full fresh proposal population.</w:t>
+      </w:r>
+    </w:p>
+    <w:p>
+      <w:pPr>
         <w:pStyle w:val="CaptionedFigure"/>
       </w:pPr>
       <w:r>
@@ -4731,18 +5596,18 @@
           <wp:inline>
             <wp:extent cx="5334000" cy="3000375"/>
             <wp:effectExtent b="0" l="0" r="0" t="0"/>
-            <wp:docPr descr="" title="" id="41" name="Picture"/>
+            <wp:docPr descr="" title="" id="54" name="Picture"/>
             <a:graphic>
               <a:graphicData uri="http://schemas.openxmlformats.org/drawingml/2006/picture">
                 <pic:pic>
                   <pic:nvPicPr>
-                    <pic:cNvPr descr="../docs/readme_assets/04_same_probe.png" id="42" name="Picture"/>
+                    <pic:cNvPr descr="figures/03_deception_map.png" id="55" name="Picture"/>
                     <pic:cNvPicPr>
                       <a:picLocks noChangeArrowheads="1" noChangeAspect="1"/>
                     </pic:cNvPicPr>
                   </pic:nvPicPr>
                   <pic:blipFill>
-                    <a:blip r:embed="rId40"/>
+                    <a:blip r:embed="rId53"/>
                     <a:stretch>
                       <a:fillRect/>
                     </a:stretch>
@@ -4774,348 +5639,11 @@
         <w:pStyle w:val="ImageCaption"/>
       </w:pPr>
       <w:r>
-        <w:t xml:space="preserve">The same known</w:t>
-      </w:r>
-      <w:r>
-        <w:t xml:space="preserve"> </w:t>
-      </w:r>
-      <m:oMath>
-        <m:r>
-          <m:rPr>
-            <m:sty m:val="p"/>
-          </m:rPr>
-          <m:t>+</m:t>
-        </m:r>
-        <m:r>
-          <m:t>x</m:t>
-        </m:r>
-      </m:oMath>
-      <w:r>
-        <w:t xml:space="preserve"> </w:t>
-      </w:r>
-      <w:r>
-        <w:t xml:space="preserve">force is applied to truth and proposed models. Deformation is magnified 400</w:t>
-      </w:r>
-      <m:oMath>
-        <m:r>
-          <m:rPr>
-            <m:sty m:val="p"/>
-          </m:rPr>
-          <m:t>×</m:t>
-        </m:r>
-      </m:oMath>
-      <w:r>
-        <w:t xml:space="preserve"> </w:t>
-      </w:r>
-      <w:r>
-        <w:t xml:space="preserve">for visualization only; all quantitative values use unscaled displacement.</w:t>
-      </w:r>
-    </w:p>
-    <w:p>
-      <w:pPr>
-        <w:pStyle w:val="CaptionedFigure"/>
-      </w:pPr>
-      <w:r>
-        <w:drawing>
-          <wp:inline>
-            <wp:extent cx="5334000" cy="3000375"/>
-            <wp:effectExtent b="0" l="0" r="0" t="0"/>
-            <wp:docPr descr="" title="" id="44" name="Picture"/>
-            <a:graphic>
-              <a:graphicData uri="http://schemas.openxmlformats.org/drawingml/2006/picture">
-                <pic:pic>
-                  <pic:nvPicPr>
-                    <pic:cNvPr descr="../docs/readme_assets/06_fingerprint.png" id="45" name="Picture"/>
-                    <pic:cNvPicPr>
-                      <a:picLocks noChangeArrowheads="1" noChangeAspect="1"/>
-                    </pic:cNvPicPr>
-                  </pic:nvPicPr>
-                  <pic:blipFill>
-                    <a:blip r:embed="rId43"/>
-                    <a:stretch>
-                      <a:fillRect/>
-                    </a:stretch>
-                  </pic:blipFill>
-                  <pic:spPr bwMode="auto">
-                    <a:xfrm>
-                      <a:off x="0" y="0"/>
-                      <a:ext cx="5334000" cy="3000375"/>
-                    </a:xfrm>
-                    <a:prstGeom prst="rect">
-                      <a:avLst/>
-                    </a:prstGeom>
-                    <a:noFill/>
-                    <a:ln w="9525">
-                      <a:noFill/>
-                      <a:headEnd/>
-                      <a:tailEnd/>
-                    </a:ln>
-                  </pic:spPr>
-                </pic:pic>
-              </a:graphicData>
-            </a:graphic>
-          </wp:inline>
-        </w:drawing>
-      </w:r>
-    </w:p>
-    <w:p>
-      <w:pPr>
-        <w:pStyle w:val="ImageCaption"/>
-      </w:pPr>
-      <w:r>
-        <w:t xml:space="preserve">Four-direction force-response fingerprint for one frozen visualization case. The response bundle records top-layer and interior displacement under the four load directions.</w:t>
-      </w:r>
-    </w:p>
-    <w:p>
-      <w:pPr>
-        <w:pStyle w:val="CaptionedFigure"/>
-      </w:pPr>
-      <w:r>
-        <w:drawing>
-          <wp:inline>
-            <wp:extent cx="5334000" cy="3000375"/>
-            <wp:effectExtent b="0" l="0" r="0" t="0"/>
-            <wp:docPr descr="" title="" id="47" name="Picture"/>
-            <a:graphic>
-              <a:graphicData uri="http://schemas.openxmlformats.org/drawingml/2006/picture">
-                <pic:pic>
-                  <pic:nvPicPr>
-                    <pic:cNvPr descr="../docs/readme_assets/07_residual_field.png" id="48" name="Picture"/>
-                    <pic:cNvPicPr>
-                      <a:picLocks noChangeArrowheads="1" noChangeAspect="1"/>
-                    </pic:cNvPicPr>
-                  </pic:nvPicPr>
-                  <pic:blipFill>
-                    <a:blip r:embed="rId46"/>
-                    <a:stretch>
-                      <a:fillRect/>
-                    </a:stretch>
-                  </pic:blipFill>
-                  <pic:spPr bwMode="auto">
-                    <a:xfrm>
-                      <a:off x="0" y="0"/>
-                      <a:ext cx="5334000" cy="3000375"/>
-                    </a:xfrm>
-                    <a:prstGeom prst="rect">
-                      <a:avLst/>
-                    </a:prstGeom>
-                    <a:noFill/>
-                    <a:ln w="9525">
-                      <a:noFill/>
-                      <a:headEnd/>
-                      <a:tailEnd/>
-                    </a:ln>
-                  </pic:spPr>
-                </pic:pic>
-              </a:graphicData>
-            </a:graphic>
-          </wp:inline>
-        </w:drawing>
-      </w:r>
-    </w:p>
-    <w:p>
-      <w:pPr>
-        <w:pStyle w:val="ImageCaption"/>
-      </w:pPr>
-      <w:r>
-        <w:t xml:space="preserve">Spatial residual field for the same visualization case. The field localizes disagreement between responses; it is not itself the acceptance statistic.</w:t>
-      </w:r>
-    </w:p>
-    <w:bookmarkEnd w:id="49"/>
-    <w:bookmarkStart w:id="50" w:name="locked-iris-pendulum-protocol"/>
-    <w:p>
-      <w:pPr>
-        <w:pStyle w:val="Heading2"/>
-      </w:pPr>
-      <w:r>
-        <w:t xml:space="preserve">Locked real-video evaluation</w:t>
-      </w:r>
-    </w:p>
-    <w:p>
-      <w:pPr>
-        <w:pStyle w:val="FirstParagraph"/>
-      </w:pPr>
-      <w:r>
-        <w:t xml:space="preserve">The positive measured test uses the IRIS</w:t>
-      </w:r>
-      <w:r>
-        <w:t xml:space="preserve"> </w:t>
-      </w:r>
-      <w:r>
-        <w:rPr>
-          <w:rStyle w:val="VerbatimChar"/>
-        </w:rPr>
-        <w:t xml:space="preserve">pendulum_90</w:t>
-      </w:r>
-      <w:r>
-        <w:t xml:space="preserve"> </w:t>
-      </w:r>
-      <w:r>
-        <w:t xml:space="preserve">setting. Before the ten final videos are opened, the tracker, proposal schedule, physical probe, and decision rule are frozen. The primary test uses the finite-amplitude pendulum period relation; the diagnostic baseline uses the small-angle approximation. Each physical video produces 11 controlled SUPPORT/VETO/UNRESOLVED cases, giving 110 nested case rows across ten videos.</w:t>
-      </w:r>
-    </w:p>
-    <w:p>
-      <w:pPr>
-        <w:pStyle w:val="BodyText"/>
-      </w:pPr>
-      <w:r>
-        <w:t xml:space="preserve">A separate free-fall protocol tests transfer to another equation family. Development uses</w:t>
-      </w:r>
-      <w:r>
-        <w:t xml:space="preserve"> </w:t>
-      </w:r>
-      <w:r>
-        <w:rPr>
-          <w:rStyle w:val="VerbatimChar"/>
-        </w:rPr>
-        <w:t xml:space="preserve">drop_50/06..10</w:t>
-      </w:r>
-      <w:r>
-        <w:t xml:space="preserve">; validation uses untouched</w:t>
-      </w:r>
-      <w:r>
-        <w:t xml:space="preserve"> </w:t>
-      </w:r>
-      <w:r>
-        <w:rPr>
-          <w:rStyle w:val="VerbatimChar"/>
-        </w:rPr>
-        <w:t xml:space="preserve">drop_100/06..10</w:t>
-      </w:r>
-      <w:r>
-        <w:t xml:space="preserve">. The designated final set</w:t>
-      </w:r>
-      <w:r>
-        <w:t xml:space="preserve"> </w:t>
-      </w:r>
-      <w:r>
-        <w:rPr>
-          <w:rStyle w:val="VerbatimChar"/>
-        </w:rPr>
-        <w:t xml:space="preserve">drop_150/02..10</w:t>
-      </w:r>
-      <w:r>
-        <w:t xml:space="preserve"> </w:t>
-      </w:r>
-      <w:r>
-        <w:t xml:space="preserve">is opened only if validation passes. Thresholds, tracker logic, proposal selection, and scene membership are frozen before validation.</w:t>
-      </w:r>
-    </w:p>
-    <w:p>
-      <w:pPr>
-        <w:pStyle w:val="BodyText"/>
-      </w:pPr>
-      <w:r>
-        <w:t xml:space="preserve">Post-final pendulum analyses are kept separate from the locked result. They cluster by physical video, compare additional residual models, generate proposals without ground-truth access, vary proposal/probe overlap, propagate rope-length uncertainty, and stress the video pipeline under corruption and temporal downsampling.</w:t>
-      </w:r>
-    </w:p>
-    <w:bookmarkEnd w:id="50"/>
-    <w:bookmarkEnd w:id="51"/>
-    <w:bookmarkStart w:id="67" w:name="results-and-analysis"/>
-    <w:p>
-      <w:pPr>
-        <w:pStyle w:val="Heading1"/>
-      </w:pPr>
-      <w:r>
-        <w:t xml:space="preserve">Results</w:t>
-      </w:r>
-    </w:p>
-    <w:bookmarkStart w:id="55" w:name="Xbdf0a6616e805f21b86b26c034c24677b930d67"/>
-    <w:p>
-      <w:pPr>
-        <w:pStyle w:val="Heading2"/>
-      </w:pPr>
-      <w:r>
-        <w:t xml:space="preserve">Better fit is not a physical acceptance test</w:t>
-      </w:r>
-    </w:p>
-    <w:p>
-      <w:pPr>
-        <w:pStyle w:val="FirstParagraph"/>
-      </w:pPr>
-      <w:r>
-        <w:t xml:space="preserve">Fit-improving physical regressions occur in both controlled proposal populations. Fourteen of 36 D4V edits and 12 of 36 fresh force-study edits improve ordinary held-out error while worsening an untouched physical target. These fractions describe the constructed test populations; they are not prevalence estimates.</w:t>
-      </w:r>
-    </w:p>
-    <w:p>
-      <w:pPr>
-        <w:pStyle w:val="BodyText"/>
-      </w:pPr>
-      <w:r>
-        <w:t xml:space="preserve">The consequence is more important than the count. A pipeline that commits an edit because held-out trajectory error improved would accept physically worse states in these examples. Figure </w:t>
-      </w:r>
-      <w:hyperlink w:anchor="fig:deceptive-repair">
-        <w:r>
-          <w:rPr>
-            <w:rStyle w:val="Hyperlink"/>
-          </w:rPr>
-          <w:t xml:space="preserve">1</w:t>
-        </w:r>
-      </w:hyperlink>
-      <w:r>
-        <w:t xml:space="preserve"> </w:t>
-      </w:r>
-      <w:r>
-        <w:t xml:space="preserve">shows one case in which ordinary error falls by 14.93% while untouched-target error rises by 9.03%.</w:t>
-      </w:r>
-    </w:p>
-    <w:p>
-      <w:pPr>
-        <w:pStyle w:val="CaptionedFigure"/>
-      </w:pPr>
-      <w:r>
-        <w:drawing>
-          <wp:inline>
-            <wp:extent cx="5334000" cy="3000375"/>
-            <wp:effectExtent b="0" l="0" r="0" t="0"/>
-            <wp:docPr descr="" title="" id="53" name="Picture"/>
-            <a:graphic>
-              <a:graphicData uri="http://schemas.openxmlformats.org/drawingml/2006/picture">
-                <pic:pic>
-                  <pic:nvPicPr>
-                    <pic:cNvPr descr="../docs/readme_assets/03_deception_map.png" id="54" name="Picture"/>
-                    <pic:cNvPicPr>
-                      <a:picLocks noChangeArrowheads="1" noChangeAspect="1"/>
-                    </pic:cNvPicPr>
-                  </pic:nvPicPr>
-                  <pic:blipFill>
-                    <a:blip r:embed="rId52"/>
-                    <a:stretch>
-                      <a:fillRect/>
-                    </a:stretch>
-                  </pic:blipFill>
-                  <pic:spPr bwMode="auto">
-                    <a:xfrm>
-                      <a:off x="0" y="0"/>
-                      <a:ext cx="5334000" cy="3000375"/>
-                    </a:xfrm>
-                    <a:prstGeom prst="rect">
-                      <a:avLst/>
-                    </a:prstGeom>
-                    <a:noFill/>
-                    <a:ln w="9525">
-                      <a:noFill/>
-                      <a:headEnd/>
-                      <a:tailEnd/>
-                    </a:ln>
-                  </pic:spPr>
-                </pic:pic>
-              </a:graphicData>
-            </a:graphic>
-          </wp:inline>
-        </w:drawing>
-      </w:r>
-    </w:p>
-    <w:p>
-      <w:pPr>
-        <w:pStyle w:val="ImageCaption"/>
-      </w:pPr>
-      <w:r>
         <w:t xml:space="preserve">Ordinary held-out improvement does not determine physical improvement in the fresh proposal population. The scatter makes the acceptance problem visible at population scale: some edits move the fitting metric in the desired direction while moving the untouched physical target in the wrong direction.</w:t>
       </w:r>
     </w:p>
-    <w:bookmarkEnd w:id="55"/>
-    <w:bookmarkStart w:id="63" w:name="X21cd7821b25616949890b42439ef6b3757ec674"/>
+    <w:bookmarkEnd w:id="56"/>
+    <w:bookmarkStart w:id="64" w:name="X21cd7821b25616949890b42439ef6b3757ec674"/>
     <w:p>
       <w:pPr>
         <w:pStyle w:val="Heading2"/>
@@ -5214,7 +5742,7 @@
         <w:t xml:space="preserve">summarizes the result.</w:t>
       </w:r>
     </w:p>
-    <w:bookmarkStart w:id="56" w:name="tab:ofc"/>
+    <w:bookmarkStart w:id="57" w:name="tab:ofc"/>
     <w:p>
       <w:pPr>
         <w:pStyle w:val="TableCaption"/>
@@ -5428,141 +5956,189 @@
         </w:tc>
       </w:tr>
     </w:tbl>
-    <w:bookmarkEnd w:id="56"/>
-    <w:p>
-      <w:pPr>
-        <w:pStyle w:val="CaptionedFigure"/>
-      </w:pPr>
-      <w:r>
-        <w:drawing>
-          <wp:inline>
-            <wp:extent cx="5334000" cy="3000375"/>
-            <wp:effectExtent b="0" l="0" r="0" t="0"/>
-            <wp:docPr descr="" title="" id="58" name="Picture"/>
-            <a:graphic>
-              <a:graphicData uri="http://schemas.openxmlformats.org/drawingml/2006/picture">
-                <pic:pic>
-                  <pic:nvPicPr>
-                    <pic:cNvPr descr="../docs/readme_assets/10_signal_gain.png" id="59" name="Picture"/>
-                    <pic:cNvPicPr>
-                      <a:picLocks noChangeArrowheads="1" noChangeAspect="1"/>
-                    </pic:cNvPicPr>
-                  </pic:nvPicPr>
-                  <pic:blipFill>
-                    <a:blip r:embed="rId57"/>
-                    <a:stretch>
-                      <a:fillRect/>
-                    </a:stretch>
-                  </pic:blipFill>
-                  <pic:spPr bwMode="auto">
-                    <a:xfrm>
-                      <a:off x="0" y="0"/>
-                      <a:ext cx="5334000" cy="3000375"/>
-                    </a:xfrm>
-                    <a:prstGeom prst="rect">
-                      <a:avLst/>
-                    </a:prstGeom>
-                    <a:noFill/>
-                    <a:ln w="9525">
-                      <a:noFill/>
-                      <a:headEnd/>
-                      <a:tailEnd/>
-                    </a:ln>
-                  </pic:spPr>
-                </pic:pic>
-              </a:graphicData>
-            </a:graphic>
-          </wp:inline>
-        </w:drawing>
-      </w:r>
-    </w:p>
-    <w:p>
-      <w:pPr>
-        <w:pStyle w:val="ImageCaption"/>
-      </w:pPr>
-      <w:r>
-        <w:t xml:space="preserve">Changing from the kinematic DCS channel to known-force compliance increases median evidence magnitude by 11.46</w:t>
-      </w:r>
-      <m:oMath>
-        <m:r>
-          <m:rPr>
-            <m:sty m:val="p"/>
-          </m:rPr>
-          <m:t>×</m:t>
-        </m:r>
-      </m:oMath>
-      <w:r>
-        <w:t xml:space="preserve"> </w:t>
-      </w:r>
-      <w:r>
-        <w:t xml:space="preserve">on the fresh synthetic population.</w:t>
-      </w:r>
-    </w:p>
-    <w:p>
-      <w:pPr>
-        <w:pStyle w:val="CaptionedFigure"/>
-      </w:pPr>
-      <w:r>
-        <w:drawing>
-          <wp:inline>
-            <wp:extent cx="5334000" cy="3000375"/>
-            <wp:effectExtent b="0" l="0" r="0" t="0"/>
-            <wp:docPr descr="" title="" id="61" name="Picture"/>
-            <a:graphic>
-              <a:graphicData uri="http://schemas.openxmlformats.org/drawingml/2006/picture">
-                <pic:pic>
-                  <pic:nvPicPr>
-                    <pic:cNvPr descr="../docs/readme_assets/11_information_limit.png" id="62" name="Picture"/>
-                    <pic:cNvPicPr>
-                      <a:picLocks noChangeArrowheads="1" noChangeAspect="1"/>
-                    </pic:cNvPicPr>
-                  </pic:nvPicPr>
-                  <pic:blipFill>
-                    <a:blip r:embed="rId60"/>
-                    <a:stretch>
-                      <a:fillRect/>
-                    </a:stretch>
-                  </pic:blipFill>
-                  <pic:spPr bwMode="auto">
-                    <a:xfrm>
-                      <a:off x="0" y="0"/>
-                      <a:ext cx="5334000" cy="3000375"/>
-                    </a:xfrm>
-                    <a:prstGeom prst="rect">
-                      <a:avLst/>
-                    </a:prstGeom>
-                    <a:noFill/>
-                    <a:ln w="9525">
-                      <a:noFill/>
-                      <a:headEnd/>
-                      <a:tailEnd/>
-                    </a:ln>
-                  </pic:spPr>
-                </pic:pic>
-              </a:graphicData>
-            </a:graphic>
-          </wp:inline>
-        </w:drawing>
-      </w:r>
-    </w:p>
-    <w:p>
-      <w:pPr>
-        <w:pStyle w:val="ImageCaption"/>
-      </w:pPr>
-      <w:r>
-        <w:t xml:space="preserve">The force channel moves the tested proposals closer to the acceptance boundary, but the strongest case still remains below the frozen decision magnitude.</w:t>
-      </w:r>
-    </w:p>
+    <w:bookmarkEnd w:id="57"/>
     <w:p>
       <w:pPr>
         <w:pStyle w:val="BodyText"/>
       </w:pPr>
       <w:r>
-        <w:t xml:space="preserve">Together, these studies isolate the core issue: when competing models produce nearly the same observable response, a more elaborate statistic cannot create missing physical information. The experiment must change.</w:t>
-      </w:r>
-    </w:p>
-    <w:bookmarkEnd w:id="63"/>
-    <w:bookmarkStart w:id="65" w:name="locked-iris-pendulum-confirmation"/>
+        <w:t xml:space="preserve">Figure </w:t>
+      </w:r>
+      <w:hyperlink w:anchor="fig:evidence-strength">
+        <w:r>
+          <w:rPr>
+            <w:rStyle w:val="Hyperlink"/>
+          </w:rPr>
+          <w:t xml:space="preserve">[fig:evidence-strength]</w:t>
+        </w:r>
+      </w:hyperlink>
+      <w:r>
+        <w:t xml:space="preserve"> </w:t>
+      </w:r>
+      <w:r>
+        <w:t xml:space="preserve">visualizes both parts of that result: the changed physical question produces substantially stronger evidence, yet the entire proposal set remains below the fixed acceptance boundary.</w:t>
+      </w:r>
+    </w:p>
+    <w:tbl>
+      <w:tblPr>
+        <w:tblStyle w:val="Table"/>
+        <w:tblW w:type="auto" w:w="0"/>
+        <w:tblLook w:firstRow="0" w:lastRow="0" w:firstColumn="0" w:lastColumn="0" w:noHBand="0" w:noVBand="0" w:val="0000"/>
+        <w:jc w:val="start"/>
+      </w:tblPr>
+      <w:tblGrid>
+        <w:gridCol w:w="3960"/>
+        <w:gridCol w:w="3960"/>
+      </w:tblGrid>
+      <w:tr>
+        <w:tc>
+          <w:tcPr/>
+          <w:p>
+            <w:pPr>
+              <w:pStyle w:val="Compact"/>
+              <w:jc w:val="center"/>
+            </w:pPr>
+            <w:r>
+              <w:drawing>
+                <wp:inline>
+                  <wp:extent cx="2506980" cy="1410176"/>
+                  <wp:effectExtent b="0" l="0" r="0" t="0"/>
+                  <wp:docPr descr="image" title="" id="59" name="Picture"/>
+                  <a:graphic>
+                    <a:graphicData uri="http://schemas.openxmlformats.org/drawingml/2006/picture">
+                      <pic:pic>
+                        <pic:nvPicPr>
+                          <pic:cNvPr descr="figures/10_signal_gain.png" id="60" name="Picture"/>
+                          <pic:cNvPicPr>
+                            <a:picLocks noChangeArrowheads="1" noChangeAspect="1"/>
+                          </pic:cNvPicPr>
+                        </pic:nvPicPr>
+                        <pic:blipFill>
+                          <a:blip r:embed="rId58"/>
+                          <a:stretch>
+                            <a:fillRect/>
+                          </a:stretch>
+                        </pic:blipFill>
+                        <pic:spPr bwMode="auto">
+                          <a:xfrm>
+                            <a:off x="0" y="0"/>
+                            <a:ext cx="2506980" cy="1410176"/>
+                          </a:xfrm>
+                          <a:prstGeom prst="rect">
+                            <a:avLst/>
+                          </a:prstGeom>
+                          <a:noFill/>
+                          <a:ln w="9525">
+                            <a:noFill/>
+                            <a:headEnd/>
+                            <a:tailEnd/>
+                          </a:ln>
+                        </pic:spPr>
+                      </pic:pic>
+                    </a:graphicData>
+                  </a:graphic>
+                </wp:inline>
+              </w:drawing>
+            </w:r>
+          </w:p>
+        </w:tc>
+        <w:tc>
+          <w:tcPr/>
+          <w:p>
+            <w:pPr>
+              <w:pStyle w:val="Compact"/>
+              <w:jc w:val="center"/>
+            </w:pPr>
+            <w:r>
+              <w:drawing>
+                <wp:inline>
+                  <wp:extent cx="2506980" cy="1410176"/>
+                  <wp:effectExtent b="0" l="0" r="0" t="0"/>
+                  <wp:docPr descr="image" title="" id="62" name="Picture"/>
+                  <a:graphic>
+                    <a:graphicData uri="http://schemas.openxmlformats.org/drawingml/2006/picture">
+                      <pic:pic>
+                        <pic:nvPicPr>
+                          <pic:cNvPr descr="figures/11_information_limit.png" id="63" name="Picture"/>
+                          <pic:cNvPicPr>
+                            <a:picLocks noChangeArrowheads="1" noChangeAspect="1"/>
+                          </pic:cNvPicPr>
+                        </pic:nvPicPr>
+                        <pic:blipFill>
+                          <a:blip r:embed="rId61"/>
+                          <a:stretch>
+                            <a:fillRect/>
+                          </a:stretch>
+                        </pic:blipFill>
+                        <pic:spPr bwMode="auto">
+                          <a:xfrm>
+                            <a:off x="0" y="0"/>
+                            <a:ext cx="2506980" cy="1410176"/>
+                          </a:xfrm>
+                          <a:prstGeom prst="rect">
+                            <a:avLst/>
+                          </a:prstGeom>
+                          <a:noFill/>
+                          <a:ln w="9525">
+                            <a:noFill/>
+                            <a:headEnd/>
+                            <a:tailEnd/>
+                          </a:ln>
+                        </pic:spPr>
+                      </pic:pic>
+                    </a:graphicData>
+                  </a:graphic>
+                </wp:inline>
+              </w:drawing>
+            </w:r>
+          </w:p>
+        </w:tc>
+      </w:tr>
+      <w:tr>
+        <w:tc>
+          <w:tcPr/>
+          <w:p>
+            <w:pPr>
+              <w:pStyle w:val="Compact"/>
+              <w:jc w:val="center"/>
+            </w:pPr>
+            <w:r>
+              <w:t xml:space="preserve">(a) Median standardized evidence increases 11.46</w:t>
+            </w:r>
+            <m:oMath>
+              <m:r>
+                <m:rPr>
+                  <m:sty m:val="p"/>
+                </m:rPr>
+                <m:t>×</m:t>
+              </m:r>
+            </m:oMath>
+          </w:p>
+        </w:tc>
+        <w:tc>
+          <w:tcPr/>
+          <w:p>
+            <w:pPr>
+              <w:pStyle w:val="Compact"/>
+              <w:jc w:val="center"/>
+            </w:pPr>
+            <w:r>
+              <w:t xml:space="preserve">(b) The strongest proposal still remains below the fixed boundary</w:t>
+            </w:r>
+          </w:p>
+        </w:tc>
+      </w:tr>
+    </w:tbl>
+    <w:p>
+      <w:pPr>
+        <w:pStyle w:val="BodyText"/>
+      </w:pPr>
+      <w:r>
+        <w:t xml:space="preserve">Together, these studies isolate the core issue: when competing models produce nearly the same measured physical response, a more elaborate statistic cannot create missing information. The experiment must change.</w:t>
+      </w:r>
+    </w:p>
+    <w:bookmarkEnd w:id="64"/>
+    <w:bookmarkStart w:id="66" w:name="locked-iris-pendulum-confirmation"/>
     <w:p>
       <w:pPr>
         <w:pStyle w:val="Heading2"/>
@@ -5576,7 +6152,7 @@
         <w:pStyle w:val="FirstParagraph"/>
       </w:pPr>
       <w:r>
-        <w:t xml:space="preserve">All ten locked</w:t>
+        <w:t xml:space="preserve">All ten previously unopened</w:t>
       </w:r>
       <w:r>
         <w:t xml:space="preserve"> </w:t>
@@ -5591,7 +6167,7 @@
         <w:t xml:space="preserve"> </w:t>
       </w:r>
       <w:r>
-        <w:t xml:space="preserve">videos pass quality control. The finite-amplitude probe reaches 81.82% strict decision accuracy, compared with 36.36% for the small-angle baseline. Table </w:t>
+        <w:t xml:space="preserve">videos pass quality control. The finite-amplitude period test reaches 81.82% strict decision accuracy, compared with 36.36% for the small-angle approximation. Table </w:t>
       </w:r>
       <w:hyperlink w:anchor="tab:iris-pendulum">
         <w:r>
@@ -5605,10 +6181,10 @@
         <w:t xml:space="preserve"> </w:t>
       </w:r>
       <w:r>
-        <w:t xml:space="preserve">shows where the improvement comes from.</w:t>
-      </w:r>
-    </w:p>
-    <w:bookmarkStart w:id="64" w:name="tab:iris-pendulum"/>
+        <w:t xml:space="preserve">separates SUPPORT, VETO, and placebo-UNRESOLVED outcomes so the source of the improvement is visible rather than hidden inside one accuracy number.</w:t>
+      </w:r>
+    </w:p>
+    <w:bookmarkStart w:id="65" w:name="tab:iris-pendulum"/>
     <w:p>
       <w:pPr>
         <w:pStyle w:val="TableCaption"/>
@@ -5824,7 +6400,7 @@
         </w:tc>
       </w:tr>
     </w:tbl>
-    <w:bookmarkEnd w:id="64"/>
+    <w:bookmarkEnd w:id="65"/>
     <w:p>
       <w:pPr>
         <w:pStyle w:val="BodyText"/>
@@ -5869,8 +6445,8 @@
         <w:t xml:space="preserve">Robustness tests identify a concrete acquisition boundary. Noise, blur, modest frame duplication/drop, central occlusion, and crop perturbations preserve the locked 81.82% accuracy in the tested ranges. Temporal downsampling does not: accuracy falls to 63.64% at 30 fps and 45.45% at 15 fps. The verifier therefore depends on preserving the temporal information required by the pendulum observable.</w:t>
       </w:r>
     </w:p>
-    <w:bookmarkEnd w:id="65"/>
-    <w:bookmarkStart w:id="66" w:name="second-domain-iris-freefall-failure"/>
+    <w:bookmarkEnd w:id="66"/>
+    <w:bookmarkStart w:id="67" w:name="second-domain-iris-freefall-failure"/>
     <w:p>
       <w:pPr>
         <w:pStyle w:val="Heading2"/>
@@ -5957,9 +6533,9 @@
         <w:t xml:space="preserve">remains unopened, and the paper does not convert this failure into a second positive result. The implication is direct: Reality Probe does not remove the need to design a valid physical test. It makes a failed test visible before that evidence is used to approve a model change.</w:t>
       </w:r>
     </w:p>
-    <w:bookmarkEnd w:id="66"/>
     <w:bookmarkEnd w:id="67"/>
-    <w:bookmarkStart w:id="72" w:name="discussion"/>
+    <w:bookmarkEnd w:id="68"/>
+    <w:bookmarkStart w:id="73" w:name="discussion"/>
     <w:p>
       <w:pPr>
         <w:pStyle w:val="Heading1"/>
@@ -5968,7 +6544,7 @@
         <w:t xml:space="preserve">Discussion</w:t>
       </w:r>
     </w:p>
-    <w:bookmarkStart w:id="68" w:name="why-the-channels-behave-differently"/>
+    <w:bookmarkStart w:id="69" w:name="why-the-channels-behave-differently"/>
     <w:p>
       <w:pPr>
         <w:pStyle w:val="Heading2"/>
@@ -5982,7 +6558,7 @@
         <w:pStyle w:val="FirstParagraph"/>
       </w:pPr>
       <w:r>
-        <w:t xml:space="preserve">The main systems consequence is a change in where physical validation sits. In a conventional fitting loop, a lower held-out loss may be enough to accept new parameters. Reality Probe inserts an explicit acceptance stage after fitting. The proposed state remains provisional until a reserved physical observation or intervention supports it.</w:t>
+        <w:t xml:space="preserve">The systems consequence is a change in where acceptance happens. A fitting loop may be tempted to accept new parameters as soon as ordinary held-out loss decreases. Reality Probe keeps those parameters provisional and opens a separate physical question only after the proposal is fixed. The state changes only when that reserved evidence supports it.</w:t>
       </w:r>
     </w:p>
     <w:p>
@@ -6001,8 +6577,8 @@
         <w:t xml:space="preserve">The three-way decision also changes failure handling. VETO means the reserved test contradicts the proposed state. UNRESOLVED means the experiment is not informative enough to decide. Keeping these states separate prevents an evidence-poor test from masquerading as either success or failure.</w:t>
       </w:r>
     </w:p>
-    <w:bookmarkEnd w:id="68"/>
-    <w:bookmarkStart w:id="69" w:name="Xf1a1625093c073a1904485ea8cb369fb8a8062a"/>
+    <w:bookmarkEnd w:id="69"/>
+    <w:bookmarkStart w:id="70" w:name="Xf1a1625093c073a1904485ea8cb369fb8a8062a"/>
     <w:p>
       <w:pPr>
         <w:pStyle w:val="Heading2"/>
@@ -6036,8 +6612,8 @@
         <w:t xml:space="preserve">This suggests a practical design loop for future systems. When the verifier returns UNRESOLVED, the next action should not automatically be a lower threshold or a stronger optimizer. The system should ask which intervention, sensor, or time scale is most likely to separate the competing physical states. Reality Probe provides the transaction boundary; informative experiment selection determines whether that boundary can be crossed.</w:t>
       </w:r>
     </w:p>
-    <w:bookmarkEnd w:id="69"/>
-    <w:bookmarkStart w:id="70" w:name="limitations"/>
+    <w:bookmarkEnd w:id="70"/>
+    <w:bookmarkStart w:id="71" w:name="limitations"/>
     <w:p>
       <w:pPr>
         <w:pStyle w:val="Heading2"/>
@@ -6094,8 +6670,8 @@
         <w:t xml:space="preserve">Finally, proposal and verification windows in the pendulum study come from the same video stream. Their temporal overlap can be changed, but they are not independent sensor modalities. A stronger future test would reserve a separately instrumented physical channel.</w:t>
       </w:r>
     </w:p>
-    <w:bookmarkEnd w:id="70"/>
-    <w:bookmarkStart w:id="71" w:name="future-work"/>
+    <w:bookmarkEnd w:id="71"/>
+    <w:bookmarkStart w:id="72" w:name="future-work"/>
     <w:p>
       <w:pPr>
         <w:pStyle w:val="Heading2"/>
@@ -6120,8 +6696,8 @@
         <w:t xml:space="preserve">At the system level, the acceptance record should persist with the model state: which proposal was made, which measurement was withheld from fitting, what uncertainty was assigned, what decision was reached, and which version was committed or preserved. This turns physical editing into an auditable state transition instead of an opaque optimizer update.</w:t>
       </w:r>
     </w:p>
-    <w:bookmarkEnd w:id="71"/>
     <w:bookmarkEnd w:id="72"/>
+    <w:bookmarkEnd w:id="73"/>
     <w:bookmarkStart w:id="74" w:name="reproducibility-and-implementation-notes"/>
     <w:p>
       <w:pPr>
@@ -6163,24 +6739,6 @@
         <w:t xml:space="preserve">Paper figures are generated from committed trajectories or result ledgers. Display magnification is disclosed where used and never changes the reported numerical values. The Stanford Bunny is a visualization carrier, not benchmark geometry.</w:t>
       </w:r>
     </w:p>
-    <w:bookmarkStart w:id="73" w:name="Xc4d1302c2239c6e46d50d50aa05474890bf84bf"/>
-    <w:p>
-      <w:pPr>
-        <w:pStyle w:val="Heading4"/>
-      </w:pPr>
-      <w:r>
-        <w:t xml:space="preserve">Generative-AI-assisted research workflow.</w:t>
-      </w:r>
-    </w:p>
-    <w:p>
-      <w:pPr>
-        <w:pStyle w:val="FirstParagraph"/>
-      </w:pPr>
-      <w:r>
-        <w:t xml:space="preserve">OpenAI ChatGPT was used for code drafting and debugging, experiment orchestration and analysis scripts, visualization/manuscript tooling, and manuscript revision. AI-generated text or code was not treated as empirical evidence. Numerical claims were checked against committed result artifacts, frozen protocol state, and cited publication records.</w:t>
-      </w:r>
-    </w:p>
-    <w:bookmarkEnd w:id="73"/>
     <w:bookmarkEnd w:id="74"/>
     <w:bookmarkStart w:id="75" w:name="conclusion"/>
     <w:p>
@@ -6216,13 +6774,22 @@
       </w:r>
     </w:p>
     <w:bookmarkEnd w:id="75"/>
-    <w:bookmarkStart w:id="107" w:name="acknowledgments"/>
+    <w:bookmarkStart w:id="114" w:name="declarations"/>
     <w:p>
       <w:pPr>
         <w:pStyle w:val="Heading1"/>
       </w:pPr>
       <w:r>
-        <w:t xml:space="preserve">Acknowledgments</w:t>
+        <w:t xml:space="preserve">Declarations</w:t>
+      </w:r>
+    </w:p>
+    <w:bookmarkStart w:id="76" w:name="ethics-statement."/>
+    <w:p>
+      <w:pPr>
+        <w:pStyle w:val="Heading4"/>
+      </w:pPr>
+      <w:r>
+        <w:t xml:space="preserve">Ethics Statement.</w:t>
       </w:r>
     </w:p>
     <w:p>
@@ -6230,21 +6797,115 @@
         <w:pStyle w:val="FirstParagraph"/>
       </w:pPr>
       <w:r>
-        <w:rPr>
-          <w:bCs/>
-          <w:b/>
-        </w:rPr>
-        <w:t xml:space="preserve">Generative AI disclosure.</w:t>
-      </w:r>
-      <w:r>
-        <w:t xml:space="preserve"> </w:t>
-      </w:r>
-      <w:r>
-        <w:t xml:space="preserve">OpenAI ChatGPT was used as a research and writing assistant during development of this work, including drafting and revising manuscript text, generating and debugging code, assisting with experiment orchestration and analysis scripts, preparing tables and figures, and manuscript formatting. The author reviewed the generated material, validated reported experiments and numerical evidence against the frozen research artifacts, checked the references used in the manuscript, and takes responsibility for the final content.</w:t>
-      </w:r>
-    </w:p>
-    <w:bookmarkStart w:id="106" w:name="refs"/>
-    <w:bookmarkStart w:id="77" w:name="ref-asadi2025oed"/>
+        <w:t xml:space="preserve">N/A. This work reports software, simulation, rendering, and analysis of public research datasets. It does not recruit human participants or collect personal data from research participants.</w:t>
+      </w:r>
+    </w:p>
+    <w:bookmarkEnd w:id="76"/>
+    <w:bookmarkStart w:id="78" w:name="data-availability-statement."/>
+    <w:p>
+      <w:pPr>
+        <w:pStyle w:val="Heading4"/>
+      </w:pPr>
+      <w:r>
+        <w:t xml:space="preserve">Data Availability Statement.</w:t>
+      </w:r>
+    </w:p>
+    <w:p>
+      <w:pPr>
+        <w:pStyle w:val="FirstParagraph"/>
+      </w:pPr>
+      <w:r>
+        <w:t xml:space="preserve">The public datasets used in this study remain available from their cited original providers. The implementation, experiment scripts, frozen protocols, machine-readable result ledgers, figure-generation code, and derived evidence supporting the reported results are available in the project repository at</w:t>
+      </w:r>
+      <w:r>
+        <w:t xml:space="preserve"> </w:t>
+      </w:r>
+      <w:hyperlink r:id="rId77">
+        <w:r>
+          <w:rPr>
+            <w:rStyle w:val="Hyperlink"/>
+          </w:rPr>
+          <w:t xml:space="preserve">https://github.com/swayam8624/Vulkax</w:t>
+        </w:r>
+      </w:hyperlink>
+      <w:r>
+        <w:t xml:space="preserve">. Third-party datasets and videos are not redistributed.</w:t>
+      </w:r>
+    </w:p>
+    <w:bookmarkEnd w:id="78"/>
+    <w:bookmarkStart w:id="79" w:name="funding-statement."/>
+    <w:p>
+      <w:pPr>
+        <w:pStyle w:val="Heading4"/>
+      </w:pPr>
+      <w:r>
+        <w:t xml:space="preserve">Funding Statement.</w:t>
+      </w:r>
+    </w:p>
+    <w:p>
+      <w:pPr>
+        <w:pStyle w:val="FirstParagraph"/>
+      </w:pPr>
+      <w:r>
+        <w:t xml:space="preserve">This research received no specific grant from any funding agency in the public, commercial, or not-for-profit sectors.</w:t>
+      </w:r>
+    </w:p>
+    <w:bookmarkEnd w:id="79"/>
+    <w:bookmarkStart w:id="80" w:name="conflict-of-interest."/>
+    <w:p>
+      <w:pPr>
+        <w:pStyle w:val="Heading4"/>
+      </w:pPr>
+      <w:r>
+        <w:t xml:space="preserve">Conflict of Interest.</w:t>
+      </w:r>
+    </w:p>
+    <w:p>
+      <w:pPr>
+        <w:pStyle w:val="FirstParagraph"/>
+      </w:pPr>
+      <w:r>
+        <w:t xml:space="preserve">The author declares no conflict of interest.</w:t>
+      </w:r>
+    </w:p>
+    <w:bookmarkEnd w:id="80"/>
+    <w:bookmarkStart w:id="81" w:name="permissions-statement."/>
+    <w:p>
+      <w:pPr>
+        <w:pStyle w:val="Heading4"/>
+      </w:pPr>
+      <w:r>
+        <w:t xml:space="preserve">Permissions Statement.</w:t>
+      </w:r>
+    </w:p>
+    <w:p>
+      <w:pPr>
+        <w:pStyle w:val="FirstParagraph"/>
+      </w:pPr>
+      <w:r>
+        <w:t xml:space="preserve">All figures and tables in this manuscript were created by the author from project-generated simulations, diagrams, measurements, or derived analyses. No third-party copyrighted figure or table is reproduced; upstream datasets remain subject to their original terms.</w:t>
+      </w:r>
+    </w:p>
+    <w:bookmarkEnd w:id="81"/>
+    <w:bookmarkStart w:id="113" w:name="generative-ai-use-disclosure."/>
+    <w:p>
+      <w:pPr>
+        <w:pStyle w:val="Heading4"/>
+      </w:pPr>
+      <w:r>
+        <w:t xml:space="preserve">Generative AI Use Disclosure.</w:t>
+      </w:r>
+    </w:p>
+    <w:p>
+      <w:pPr>
+        <w:pStyle w:val="FirstParagraph"/>
+      </w:pPr>
+      <w:r>
+        <w:t xml:space="preserve">OpenAI ChatGPT was used during September–October 2026 as an assistive research and writing tool for code drafting and debugging, experiment orchestration, analysis scripts, visualization and manuscript tooling, and drafting or language revision. AI output was not treated as empirical evidence. Reported numerical results were produced by the project software and frozen experiment artifacts, and the author checked claims, citations, figures, tables, and manuscript text against those sources before submission. No confidential human-subject or personally identifying research data were supplied to the tool. The author remains responsible for the code, analyses, claims, conclusions, and final text.</w:t>
+      </w:r>
+    </w:p>
+    <w:bookmarkStart w:id="112" w:name="refs"/>
+    <w:bookmarkStart w:id="83" w:name="ref-asadi2025oed"/>
     <w:p>
       <w:pPr>
         <w:pStyle w:val="Bibliography"/>
@@ -6277,7 +6938,7 @@
       <w:r>
         <w:t xml:space="preserve"> </w:t>
       </w:r>
-      <w:hyperlink r:id="rId76">
+      <w:hyperlink r:id="rId82">
         <w:r>
           <w:rPr>
             <w:rStyle w:val="Hyperlink"/>
@@ -6289,8 +6950,8 @@
         <w:t xml:space="preserve">.</w:t>
       </w:r>
     </w:p>
-    <w:bookmarkEnd w:id="77"/>
-    <w:bookmarkStart w:id="79" w:name="ref-chow1970reject"/>
+    <w:bookmarkEnd w:id="83"/>
+    <w:bookmarkStart w:id="85" w:name="ref-chow1970reject"/>
     <w:p>
       <w:pPr>
         <w:pStyle w:val="Bibliography"/>
@@ -6323,7 +6984,7 @@
       <w:r>
         <w:t xml:space="preserve"> </w:t>
       </w:r>
-      <w:hyperlink r:id="rId78">
+      <w:hyperlink r:id="rId84">
         <w:r>
           <w:rPr>
             <w:rStyle w:val="Hyperlink"/>
@@ -6335,8 +6996,8 @@
         <w:t xml:space="preserve">.</w:t>
       </w:r>
     </w:p>
-    <w:bookmarkEnd w:id="79"/>
-    <w:bookmarkStart w:id="80" w:name="ref-geifman2019selectivenet"/>
+    <w:bookmarkEnd w:id="85"/>
+    <w:bookmarkStart w:id="86" w:name="ref-geifman2019selectivenet"/>
     <w:p>
       <w:pPr>
         <w:pStyle w:val="Bibliography"/>
@@ -6370,8 +7031,8 @@
         <w:t xml:space="preserve">, 97:2151–59. Proceedings of Machine Learning Research.</w:t>
       </w:r>
     </w:p>
-    <w:bookmarkEnd w:id="80"/>
-    <w:bookmarkStart w:id="81" w:name="ref-hu2020difftaichi"/>
+    <w:bookmarkEnd w:id="86"/>
+    <w:bookmarkStart w:id="87" w:name="ref-hu2020difftaichi"/>
     <w:p>
       <w:pPr>
         <w:pStyle w:val="Bibliography"/>
@@ -6405,8 +7066,8 @@
         <w:t xml:space="preserve">.</w:t>
       </w:r>
     </w:p>
-    <w:bookmarkEnd w:id="81"/>
-    <w:bookmarkStart w:id="83" w:name="ref-hu2019chainqueen"/>
+    <w:bookmarkEnd w:id="87"/>
+    <w:bookmarkStart w:id="89" w:name="ref-hu2019chainqueen"/>
     <w:p>
       <w:pPr>
         <w:pStyle w:val="Bibliography"/>
@@ -6442,7 +7103,7 @@
       <w:r>
         <w:t xml:space="preserve"> </w:t>
       </w:r>
-      <w:hyperlink r:id="rId82">
+      <w:hyperlink r:id="rId88">
         <w:r>
           <w:rPr>
             <w:rStyle w:val="Hyperlink"/>
@@ -6454,8 +7115,8 @@
         <w:t xml:space="preserve">.</w:t>
       </w:r>
     </w:p>
-    <w:bookmarkEnd w:id="83"/>
-    <w:bookmarkStart w:id="85" w:name="ref-khanbayov2026iris"/>
+    <w:bookmarkEnd w:id="89"/>
+    <w:bookmarkStart w:id="91" w:name="ref-khanbayov2026iris"/>
     <w:p>
       <w:pPr>
         <w:pStyle w:val="Bibliography"/>
@@ -6491,7 +7152,7 @@
       <w:r>
         <w:t xml:space="preserve"> </w:t>
       </w:r>
-      <w:hyperlink r:id="rId84">
+      <w:hyperlink r:id="rId90">
         <w:r>
           <w:rPr>
             <w:rStyle w:val="Hyperlink"/>
@@ -6503,8 +7164,8 @@
         <w:t xml:space="preserve">.</w:t>
       </w:r>
     </w:p>
-    <w:bookmarkEnd w:id="85"/>
-    <w:bookmarkStart w:id="87" w:name="ref-laudy2026digitaltwin"/>
+    <w:bookmarkEnd w:id="91"/>
+    <w:bookmarkStart w:id="93" w:name="ref-laudy2026digitaltwin"/>
     <w:p>
       <w:pPr>
         <w:pStyle w:val="Bibliography"/>
@@ -6521,7 +7182,7 @@
       <w:r>
         <w:t xml:space="preserve"> </w:t>
       </w:r>
-      <w:hyperlink r:id="rId86">
+      <w:hyperlink r:id="rId92">
         <w:r>
           <w:rPr>
             <w:rStyle w:val="Hyperlink"/>
@@ -6533,8 +7194,8 @@
         <w:t xml:space="preserve">.</w:t>
       </w:r>
     </w:p>
-    <w:bookmarkEnd w:id="87"/>
-    <w:bookmarkStart w:id="89" w:name="ref-li2025dot"/>
+    <w:bookmarkEnd w:id="93"/>
+    <w:bookmarkStart w:id="95" w:name="ref-li2025dot"/>
     <w:p>
       <w:pPr>
         <w:pStyle w:val="Bibliography"/>
@@ -6567,7 +7228,7 @@
       <w:r>
         <w:t xml:space="preserve"> </w:t>
       </w:r>
-      <w:hyperlink r:id="rId88">
+      <w:hyperlink r:id="rId94">
         <w:r>
           <w:rPr>
             <w:rStyle w:val="Hyperlink"/>
@@ -6579,8 +7240,8 @@
         <w:t xml:space="preserve">.</w:t>
       </w:r>
     </w:p>
-    <w:bookmarkEnd w:id="89"/>
-    <w:bookmarkStart w:id="91" w:name="ref-li2023pacnerf"/>
+    <w:bookmarkEnd w:id="95"/>
+    <w:bookmarkStart w:id="97" w:name="ref-li2023pacnerf"/>
     <w:p>
       <w:pPr>
         <w:pStyle w:val="Bibliography"/>
@@ -6616,7 +7277,7 @@
       <w:r>
         <w:t xml:space="preserve"> </w:t>
       </w:r>
-      <w:hyperlink r:id="rId90">
+      <w:hyperlink r:id="rId96">
         <w:r>
           <w:rPr>
             <w:rStyle w:val="Hyperlink"/>
@@ -6628,8 +7289,8 @@
         <w:t xml:space="preserve">.</w:t>
       </w:r>
     </w:p>
-    <w:bookmarkEnd w:id="91"/>
-    <w:bookmarkStart w:id="92" w:name="ref-liu2025physflow"/>
+    <w:bookmarkEnd w:id="97"/>
+    <w:bookmarkStart w:id="98" w:name="ref-liu2025physflow"/>
     <w:p>
       <w:pPr>
         <w:pStyle w:val="Bibliography"/>
@@ -6663,8 +7324,8 @@
         <w:t xml:space="preserve">, 11016–25.</w:t>
       </w:r>
     </w:p>
-    <w:bookmarkEnd w:id="92"/>
-    <w:bookmarkStart w:id="94" w:name="ref-oberkampf2007pcmm"/>
+    <w:bookmarkEnd w:id="98"/>
+    <w:bookmarkStart w:id="100" w:name="ref-oberkampf2007pcmm"/>
     <w:p>
       <w:pPr>
         <w:pStyle w:val="Bibliography"/>
@@ -6687,7 +7348,7 @@
       <w:r>
         <w:t xml:space="preserve"> </w:t>
       </w:r>
-      <w:hyperlink r:id="rId93">
+      <w:hyperlink r:id="rId99">
         <w:r>
           <w:rPr>
             <w:rStyle w:val="Hyperlink"/>
@@ -6699,8 +7360,8 @@
         <w:t xml:space="preserve">.</w:t>
       </w:r>
     </w:p>
-    <w:bookmarkEnd w:id="94"/>
-    <w:bookmarkStart w:id="96" w:name="ref-rho2026monophysics"/>
+    <w:bookmarkEnd w:id="100"/>
+    <w:bookmarkStart w:id="102" w:name="ref-rho2026monophysics"/>
     <w:p>
       <w:pPr>
         <w:pStyle w:val="Bibliography"/>
@@ -6717,7 +7378,7 @@
       <w:r>
         <w:t xml:space="preserve"> </w:t>
       </w:r>
-      <w:hyperlink r:id="rId95">
+      <w:hyperlink r:id="rId101">
         <w:r>
           <w:rPr>
             <w:rStyle w:val="Hyperlink"/>
@@ -6729,8 +7390,8 @@
         <w:t xml:space="preserve">.</w:t>
       </w:r>
     </w:p>
-    <w:bookmarkEnd w:id="96"/>
-    <w:bookmarkStart w:id="98" w:name="ref-wada2026mphygs"/>
+    <w:bookmarkEnd w:id="102"/>
+    <w:bookmarkStart w:id="104" w:name="ref-wada2026mphygs"/>
     <w:p>
       <w:pPr>
         <w:pStyle w:val="Bibliography"/>
@@ -6766,7 +7427,7 @@
       <w:r>
         <w:t xml:space="preserve"> </w:t>
       </w:r>
-      <w:hyperlink r:id="rId97">
+      <w:hyperlink r:id="rId103">
         <w:r>
           <w:rPr>
             <w:rStyle w:val="Hyperlink"/>
@@ -6778,8 +7439,8 @@
         <w:t xml:space="preserve">.</w:t>
       </w:r>
     </w:p>
-    <w:bookmarkEnd w:id="98"/>
-    <w:bookmarkStart w:id="100" w:name="ref-wang2026gauge"/>
+    <w:bookmarkEnd w:id="104"/>
+    <w:bookmarkStart w:id="106" w:name="ref-wang2026gauge"/>
     <w:p>
       <w:pPr>
         <w:pStyle w:val="Bibliography"/>
@@ -6796,7 +7457,7 @@
       <w:r>
         <w:t xml:space="preserve"> </w:t>
       </w:r>
-      <w:hyperlink r:id="rId99">
+      <w:hyperlink r:id="rId105">
         <w:r>
           <w:rPr>
             <w:rStyle w:val="Hyperlink"/>
@@ -6808,8 +7469,8 @@
         <w:t xml:space="preserve">.</w:t>
       </w:r>
     </w:p>
-    <w:bookmarkEnd w:id="100"/>
-    <w:bookmarkStart w:id="102" w:name="ref-wang2026identifiability"/>
+    <w:bookmarkEnd w:id="106"/>
+    <w:bookmarkStart w:id="108" w:name="ref-wang2026identifiability"/>
     <w:p>
       <w:pPr>
         <w:pStyle w:val="Bibliography"/>
@@ -6826,7 +7487,7 @@
       <w:r>
         <w:t xml:space="preserve"> </w:t>
       </w:r>
-      <w:hyperlink r:id="rId101">
+      <w:hyperlink r:id="rId107">
         <w:r>
           <w:rPr>
             <w:rStyle w:val="Hyperlink"/>
@@ -6838,8 +7499,8 @@
         <w:t xml:space="preserve">.</w:t>
       </w:r>
     </w:p>
-    <w:bookmarkEnd w:id="102"/>
-    <w:bookmarkStart w:id="103" w:name="ref-xie2024physgaussian"/>
+    <w:bookmarkEnd w:id="108"/>
+    <w:bookmarkStart w:id="109" w:name="ref-xie2024physgaussian"/>
     <w:p>
       <w:pPr>
         <w:pStyle w:val="Bibliography"/>
@@ -6873,8 +7534,8 @@
         <w:t xml:space="preserve">, 4389–98.</w:t>
       </w:r>
     </w:p>
-    <w:bookmarkEnd w:id="103"/>
-    <w:bookmarkStart w:id="105" w:name="ref-zhang2024physdreamer"/>
+    <w:bookmarkEnd w:id="109"/>
+    <w:bookmarkStart w:id="111" w:name="ref-zhang2024physdreamer"/>
     <w:p>
       <w:pPr>
         <w:pStyle w:val="Bibliography"/>
@@ -6910,7 +7571,7 @@
       <w:r>
         <w:t xml:space="preserve"> </w:t>
       </w:r>
-      <w:hyperlink r:id="rId104">
+      <w:hyperlink r:id="rId110">
         <w:r>
           <w:rPr>
             <w:rStyle w:val="Hyperlink"/>
@@ -6922,9 +7583,10 @@
         <w:t xml:space="preserve">.</w:t>
       </w:r>
     </w:p>
-    <w:bookmarkEnd w:id="105"/>
-    <w:bookmarkEnd w:id="106"/>
-    <w:bookmarkEnd w:id="107"/>
+    <w:bookmarkEnd w:id="111"/>
+    <w:bookmarkEnd w:id="112"/>
+    <w:bookmarkEnd w:id="113"/>
+    <w:bookmarkEnd w:id="114"/>
     <w:sectPr/>
   </w:body>
 </w:document>

--- a/paper/Reality_Probe_Manuscript.docx
+++ b/paper/Reality_Probe_Manuscript.docx
@@ -4142,7 +4142,7 @@
     </w:p>
     <w:bookmarkEnd w:id="32"/>
     <w:bookmarkEnd w:id="33"/>
-    <w:bookmarkStart w:id="52" w:name="experimental-program"/>
+    <w:bookmarkStart w:id="55" w:name="experimental-program"/>
     <w:p>
       <w:pPr>
         <w:pStyle w:val="Heading1"/>
@@ -4738,7 +4738,7 @@
     </w:tbl>
     <w:bookmarkEnd w:id="34"/>
     <w:bookmarkEnd w:id="35"/>
-    <w:bookmarkStart w:id="37" w:name="measured-engineering-and-gauge-protocols"/>
+    <w:bookmarkStart w:id="40" w:name="measured-engineering-and-gauge-protocols"/>
     <w:p>
       <w:pPr>
         <w:pStyle w:val="Heading2"/>
@@ -5024,11 +5024,80 @@
         <w:pStyle w:val="BodyText"/>
       </w:pPr>
       <w:r>
+        <w:drawing>
+          <wp:inline>
+            <wp:extent cx="5013960" cy="1499174"/>
+            <wp:effectExtent b="0" l="0" r="0" t="0"/>
+            <wp:docPr descr="image" title="" id="38" name="Picture"/>
+            <a:graphic>
+              <a:graphicData uri="http://schemas.openxmlformats.org/drawingml/2006/picture">
+                <pic:pic>
+                  <pic:nvPicPr>
+                    <pic:cNvPr descr="figures/dot_c2_rendered_world.jpg" id="39" name="Picture"/>
+                    <pic:cNvPicPr>
+                      <a:picLocks noChangeArrowheads="1" noChangeAspect="1"/>
+                    </pic:cNvPicPr>
+                  </pic:nvPicPr>
+                  <pic:blipFill>
+                    <a:blip r:embed="rId37"/>
+                    <a:stretch>
+                      <a:fillRect/>
+                    </a:stretch>
+                  </pic:blipFill>
+                  <pic:spPr bwMode="auto">
+                    <a:xfrm>
+                      <a:off x="0" y="0"/>
+                      <a:ext cx="5013960" cy="1499174"/>
+                    </a:xfrm>
+                    <a:prstGeom prst="rect">
+                      <a:avLst/>
+                    </a:prstGeom>
+                    <a:noFill/>
+                    <a:ln w="9525">
+                      <a:noFill/>
+                      <a:headEnd/>
+                      <a:tailEnd/>
+                    </a:ln>
+                  </pic:spPr>
+                </pic:pic>
+              </a:graphicData>
+            </a:graphic>
+          </wp:inline>
+        </w:drawing>
+      </w:r>
+    </w:p>
+    <w:p>
+      <w:pPr>
+        <w:pStyle w:val="BodyText"/>
+      </w:pPr>
+      <w:r>
+        <w:t xml:space="preserve">Figure </w:t>
+      </w:r>
+      <w:hyperlink w:anchor="fig:dot-c2-render">
+        <w:r>
+          <w:rPr>
+            <w:rStyle w:val="Hyperlink"/>
+          </w:rPr>
+          <w:t xml:space="preserve">[fig:dot-c2-render]</w:t>
+        </w:r>
+      </w:hyperlink>
+      <w:r>
+        <w:t xml:space="preserve"> </w:t>
+      </w:r>
+      <w:r>
+        <w:t xml:space="preserve">complements the correspondence plot with the actual rendered system output. It is a pipeline/visualization check rather than constitutive ground truth: DOT does not provide the physical quantities needed to interpret the fitted material values as uniquely identified properties.</w:t>
+      </w:r>
+    </w:p>
+    <w:p>
+      <w:pPr>
+        <w:pStyle w:val="BodyText"/>
+      </w:pPr>
+      <w:r>
         <w:t xml:space="preserve">GAUGE contributes two different measured evidence classes. GAUGE is retrospective in the foam-shearing study, where we ask whether ordinary marker error and a mechanism-sensitive longitudinal channel can prefer different models. A separate frozen validation study uses previously untouched stretching and compression repeats 5–7, with SUPPORT, VETO, and placebo cases declared before evaluation. Final repeats 8–10 remain unopened after that validation fails.</w:t>
       </w:r>
     </w:p>
-    <w:bookmarkEnd w:id="37"/>
-    <w:bookmarkStart w:id="50" w:name="fresh-orthogonal-force-compliance-study"/>
+    <w:bookmarkEnd w:id="40"/>
+    <w:bookmarkStart w:id="53" w:name="fresh-orthogonal-force-compliance-study"/>
     <w:p>
       <w:pPr>
         <w:pStyle w:val="Heading2"/>
@@ -5187,63 +5256,12 @@
                 <wp:inline>
                   <wp:extent cx="2506980" cy="1410176"/>
                   <wp:effectExtent b="0" l="0" r="0" t="0"/>
-                  <wp:docPr descr="image" title="" id="39" name="Picture"/>
-                  <a:graphic>
-                    <a:graphicData uri="http://schemas.openxmlformats.org/drawingml/2006/picture">
-                      <pic:pic>
-                        <pic:nvPicPr>
-                          <pic:cNvPr descr="figures/04_same_probe.png" id="40" name="Picture"/>
-                          <pic:cNvPicPr>
-                            <a:picLocks noChangeArrowheads="1" noChangeAspect="1"/>
-                          </pic:cNvPicPr>
-                        </pic:nvPicPr>
-                        <pic:blipFill>
-                          <a:blip r:embed="rId38"/>
-                          <a:stretch>
-                            <a:fillRect/>
-                          </a:stretch>
-                        </pic:blipFill>
-                        <pic:spPr bwMode="auto">
-                          <a:xfrm>
-                            <a:off x="0" y="0"/>
-                            <a:ext cx="2506980" cy="1410176"/>
-                          </a:xfrm>
-                          <a:prstGeom prst="rect">
-                            <a:avLst/>
-                          </a:prstGeom>
-                          <a:noFill/>
-                          <a:ln w="9525">
-                            <a:noFill/>
-                            <a:headEnd/>
-                            <a:tailEnd/>
-                          </a:ln>
-                        </pic:spPr>
-                      </pic:pic>
-                    </a:graphicData>
-                  </a:graphic>
-                </wp:inline>
-              </w:drawing>
-            </w:r>
-          </w:p>
-        </w:tc>
-        <w:tc>
-          <w:tcPr/>
-          <w:p>
-            <w:pPr>
-              <w:pStyle w:val="Compact"/>
-              <w:jc w:val="center"/>
-            </w:pPr>
-            <w:r>
-              <w:drawing>
-                <wp:inline>
-                  <wp:extent cx="2506980" cy="1410176"/>
-                  <wp:effectExtent b="0" l="0" r="0" t="0"/>
                   <wp:docPr descr="image" title="" id="42" name="Picture"/>
                   <a:graphic>
                     <a:graphicData uri="http://schemas.openxmlformats.org/drawingml/2006/picture">
                       <pic:pic>
                         <pic:nvPicPr>
-                          <pic:cNvPr descr="figures/05_response_overlay.png" id="43" name="Picture"/>
+                          <pic:cNvPr descr="figures/04_same_probe.png" id="43" name="Picture"/>
                           <pic:cNvPicPr>
                             <a:picLocks noChangeArrowheads="1" noChangeAspect="1"/>
                           </pic:cNvPicPr>
@@ -5277,34 +5295,6 @@
             </w:r>
           </w:p>
         </w:tc>
-      </w:tr>
-      <w:tr>
-        <w:tc>
-          <w:tcPr/>
-          <w:p>
-            <w:pPr>
-              <w:pStyle w:val="Compact"/>
-              <w:jc w:val="center"/>
-            </w:pPr>
-            <w:r>
-              <w:t xml:space="preserve">(a) Same known load on current/truth and proposed states</w:t>
-            </w:r>
-          </w:p>
-        </w:tc>
-        <w:tc>
-          <w:tcPr/>
-          <w:p>
-            <w:pPr>
-              <w:pStyle w:val="Compact"/>
-              <w:jc w:val="center"/>
-            </w:pPr>
-            <w:r>
-              <w:t xml:space="preserve">(b) Overlaid responses under the reserved intervention</w:t>
-            </w:r>
-          </w:p>
-        </w:tc>
-      </w:tr>
-      <w:tr>
         <w:tc>
           <w:tcPr/>
           <w:p>
@@ -5322,7 +5312,7 @@
                     <a:graphicData uri="http://schemas.openxmlformats.org/drawingml/2006/picture">
                       <pic:pic>
                         <pic:nvPicPr>
-                          <pic:cNvPr descr="figures/06_fingerprint.png" id="46" name="Picture"/>
+                          <pic:cNvPr descr="figures/05_response_overlay.png" id="46" name="Picture"/>
                           <pic:cNvPicPr>
                             <a:picLocks noChangeArrowheads="1" noChangeAspect="1"/>
                           </pic:cNvPicPr>
@@ -5356,6 +5346,34 @@
             </w:r>
           </w:p>
         </w:tc>
+      </w:tr>
+      <w:tr>
+        <w:tc>
+          <w:tcPr/>
+          <w:p>
+            <w:pPr>
+              <w:pStyle w:val="Compact"/>
+              <w:jc w:val="center"/>
+            </w:pPr>
+            <w:r>
+              <w:t xml:space="preserve">(a) Same known load on current/truth and proposed states</w:t>
+            </w:r>
+          </w:p>
+        </w:tc>
+        <w:tc>
+          <w:tcPr/>
+          <w:p>
+            <w:pPr>
+              <w:pStyle w:val="Compact"/>
+              <w:jc w:val="center"/>
+            </w:pPr>
+            <w:r>
+              <w:t xml:space="preserve">(b) Overlaid responses under the reserved intervention</w:t>
+            </w:r>
+          </w:p>
+        </w:tc>
+      </w:tr>
+      <w:tr>
         <w:tc>
           <w:tcPr/>
           <w:p>
@@ -5373,7 +5391,7 @@
                     <a:graphicData uri="http://schemas.openxmlformats.org/drawingml/2006/picture">
                       <pic:pic>
                         <pic:nvPicPr>
-                          <pic:cNvPr descr="figures/07_residual_field.png" id="49" name="Picture"/>
+                          <pic:cNvPr descr="figures/06_fingerprint.png" id="49" name="Picture"/>
                           <pic:cNvPicPr>
                             <a:picLocks noChangeArrowheads="1" noChangeAspect="1"/>
                           </pic:cNvPicPr>
@@ -5407,6 +5425,57 @@
             </w:r>
           </w:p>
         </w:tc>
+        <w:tc>
+          <w:tcPr/>
+          <w:p>
+            <w:pPr>
+              <w:pStyle w:val="Compact"/>
+              <w:jc w:val="center"/>
+            </w:pPr>
+            <w:r>
+              <w:drawing>
+                <wp:inline>
+                  <wp:extent cx="2506980" cy="1410176"/>
+                  <wp:effectExtent b="0" l="0" r="0" t="0"/>
+                  <wp:docPr descr="image" title="" id="51" name="Picture"/>
+                  <a:graphic>
+                    <a:graphicData uri="http://schemas.openxmlformats.org/drawingml/2006/picture">
+                      <pic:pic>
+                        <pic:nvPicPr>
+                          <pic:cNvPr descr="figures/07_residual_field.png" id="52" name="Picture"/>
+                          <pic:cNvPicPr>
+                            <a:picLocks noChangeArrowheads="1" noChangeAspect="1"/>
+                          </pic:cNvPicPr>
+                        </pic:nvPicPr>
+                        <pic:blipFill>
+                          <a:blip r:embed="rId50"/>
+                          <a:stretch>
+                            <a:fillRect/>
+                          </a:stretch>
+                        </pic:blipFill>
+                        <pic:spPr bwMode="auto">
+                          <a:xfrm>
+                            <a:off x="0" y="0"/>
+                            <a:ext cx="2506980" cy="1410176"/>
+                          </a:xfrm>
+                          <a:prstGeom prst="rect">
+                            <a:avLst/>
+                          </a:prstGeom>
+                          <a:noFill/>
+                          <a:ln w="9525">
+                            <a:noFill/>
+                            <a:headEnd/>
+                            <a:tailEnd/>
+                          </a:ln>
+                        </pic:spPr>
+                      </pic:pic>
+                    </a:graphicData>
+                  </a:graphic>
+                </wp:inline>
+              </w:drawing>
+            </w:r>
+          </w:p>
+        </w:tc>
       </w:tr>
       <w:tr>
         <w:tc>
@@ -5435,8 +5504,8 @@
         </w:tc>
       </w:tr>
     </w:tbl>
-    <w:bookmarkEnd w:id="50"/>
-    <w:bookmarkStart w:id="51" w:name="locked-iris-pendulum-protocol"/>
+    <w:bookmarkEnd w:id="53"/>
+    <w:bookmarkStart w:id="54" w:name="locked-iris-pendulum-protocol"/>
     <w:p>
       <w:pPr>
         <w:pStyle w:val="Heading2"/>
@@ -5523,9 +5592,9 @@
         <w:t xml:space="preserve">Post-final pendulum analyses are kept separate from the locked result. They cluster by physical video, compare additional residual models, generate proposals without ground-truth access, vary proposal/probe overlap, propagate rope-length uncertainty, and stress the video pipeline under corruption and temporal downsampling.</w:t>
       </w:r>
     </w:p>
-    <w:bookmarkEnd w:id="51"/>
-    <w:bookmarkEnd w:id="52"/>
-    <w:bookmarkStart w:id="68" w:name="results-and-analysis"/>
+    <w:bookmarkEnd w:id="54"/>
+    <w:bookmarkEnd w:id="55"/>
+    <w:bookmarkStart w:id="71" w:name="results-and-analysis"/>
     <w:p>
       <w:pPr>
         <w:pStyle w:val="Heading1"/>
@@ -5534,7 +5603,7 @@
         <w:t xml:space="preserve">Results</w:t>
       </w:r>
     </w:p>
-    <w:bookmarkStart w:id="56" w:name="Xbdf0a6616e805f21b86b26c034c24677b930d67"/>
+    <w:bookmarkStart w:id="59" w:name="Xbdf0a6616e805f21b86b26c034c24677b930d67"/>
     <w:p>
       <w:pPr>
         <w:pStyle w:val="Heading2"/>
@@ -5596,18 +5665,18 @@
           <wp:inline>
             <wp:extent cx="5334000" cy="3000375"/>
             <wp:effectExtent b="0" l="0" r="0" t="0"/>
-            <wp:docPr descr="" title="" id="54" name="Picture"/>
+            <wp:docPr descr="" title="" id="57" name="Picture"/>
             <a:graphic>
               <a:graphicData uri="http://schemas.openxmlformats.org/drawingml/2006/picture">
                 <pic:pic>
                   <pic:nvPicPr>
-                    <pic:cNvPr descr="figures/03_deception_map.png" id="55" name="Picture"/>
+                    <pic:cNvPr descr="figures/03_deception_map.png" id="58" name="Picture"/>
                     <pic:cNvPicPr>
                       <a:picLocks noChangeArrowheads="1" noChangeAspect="1"/>
                     </pic:cNvPicPr>
                   </pic:nvPicPr>
                   <pic:blipFill>
-                    <a:blip r:embed="rId53"/>
+                    <a:blip r:embed="rId56"/>
                     <a:stretch>
                       <a:fillRect/>
                     </a:stretch>
@@ -5642,8 +5711,8 @@
         <w:t xml:space="preserve">Ordinary held-out improvement does not determine physical improvement in the fresh proposal population. The scatter makes the acceptance problem visible at population scale: some edits move the fitting metric in the desired direction while moving the untouched physical target in the wrong direction.</w:t>
       </w:r>
     </w:p>
-    <w:bookmarkEnd w:id="56"/>
-    <w:bookmarkStart w:id="64" w:name="X21cd7821b25616949890b42439ef6b3757ec674"/>
+    <w:bookmarkEnd w:id="59"/>
+    <w:bookmarkStart w:id="67" w:name="X21cd7821b25616949890b42439ef6b3757ec674"/>
     <w:p>
       <w:pPr>
         <w:pStyle w:val="Heading2"/>
@@ -5742,7 +5811,7 @@
         <w:t xml:space="preserve">summarizes the result.</w:t>
       </w:r>
     </w:p>
-    <w:bookmarkStart w:id="57" w:name="tab:ofc"/>
+    <w:bookmarkStart w:id="60" w:name="tab:ofc"/>
     <w:p>
       <w:pPr>
         <w:pStyle w:val="TableCaption"/>
@@ -5956,7 +6025,7 @@
         </w:tc>
       </w:tr>
     </w:tbl>
-    <w:bookmarkEnd w:id="57"/>
+    <w:bookmarkEnd w:id="60"/>
     <w:p>
       <w:pPr>
         <w:pStyle w:val="BodyText"/>
@@ -6003,63 +6072,12 @@
                 <wp:inline>
                   <wp:extent cx="2506980" cy="1410176"/>
                   <wp:effectExtent b="0" l="0" r="0" t="0"/>
-                  <wp:docPr descr="image" title="" id="59" name="Picture"/>
-                  <a:graphic>
-                    <a:graphicData uri="http://schemas.openxmlformats.org/drawingml/2006/picture">
-                      <pic:pic>
-                        <pic:nvPicPr>
-                          <pic:cNvPr descr="figures/10_signal_gain.png" id="60" name="Picture"/>
-                          <pic:cNvPicPr>
-                            <a:picLocks noChangeArrowheads="1" noChangeAspect="1"/>
-                          </pic:cNvPicPr>
-                        </pic:nvPicPr>
-                        <pic:blipFill>
-                          <a:blip r:embed="rId58"/>
-                          <a:stretch>
-                            <a:fillRect/>
-                          </a:stretch>
-                        </pic:blipFill>
-                        <pic:spPr bwMode="auto">
-                          <a:xfrm>
-                            <a:off x="0" y="0"/>
-                            <a:ext cx="2506980" cy="1410176"/>
-                          </a:xfrm>
-                          <a:prstGeom prst="rect">
-                            <a:avLst/>
-                          </a:prstGeom>
-                          <a:noFill/>
-                          <a:ln w="9525">
-                            <a:noFill/>
-                            <a:headEnd/>
-                            <a:tailEnd/>
-                          </a:ln>
-                        </pic:spPr>
-                      </pic:pic>
-                    </a:graphicData>
-                  </a:graphic>
-                </wp:inline>
-              </w:drawing>
-            </w:r>
-          </w:p>
-        </w:tc>
-        <w:tc>
-          <w:tcPr/>
-          <w:p>
-            <w:pPr>
-              <w:pStyle w:val="Compact"/>
-              <w:jc w:val="center"/>
-            </w:pPr>
-            <w:r>
-              <w:drawing>
-                <wp:inline>
-                  <wp:extent cx="2506980" cy="1410176"/>
-                  <wp:effectExtent b="0" l="0" r="0" t="0"/>
                   <wp:docPr descr="image" title="" id="62" name="Picture"/>
                   <a:graphic>
                     <a:graphicData uri="http://schemas.openxmlformats.org/drawingml/2006/picture">
                       <pic:pic>
                         <pic:nvPicPr>
-                          <pic:cNvPr descr="figures/11_information_limit.png" id="63" name="Picture"/>
+                          <pic:cNvPr descr="figures/10_signal_gain.png" id="63" name="Picture"/>
                           <pic:cNvPicPr>
                             <a:picLocks noChangeArrowheads="1" noChangeAspect="1"/>
                           </pic:cNvPicPr>
@@ -6093,6 +6111,57 @@
             </w:r>
           </w:p>
         </w:tc>
+        <w:tc>
+          <w:tcPr/>
+          <w:p>
+            <w:pPr>
+              <w:pStyle w:val="Compact"/>
+              <w:jc w:val="center"/>
+            </w:pPr>
+            <w:r>
+              <w:drawing>
+                <wp:inline>
+                  <wp:extent cx="2506980" cy="1410176"/>
+                  <wp:effectExtent b="0" l="0" r="0" t="0"/>
+                  <wp:docPr descr="image" title="" id="65" name="Picture"/>
+                  <a:graphic>
+                    <a:graphicData uri="http://schemas.openxmlformats.org/drawingml/2006/picture">
+                      <pic:pic>
+                        <pic:nvPicPr>
+                          <pic:cNvPr descr="figures/11_information_limit.png" id="66" name="Picture"/>
+                          <pic:cNvPicPr>
+                            <a:picLocks noChangeArrowheads="1" noChangeAspect="1"/>
+                          </pic:cNvPicPr>
+                        </pic:nvPicPr>
+                        <pic:blipFill>
+                          <a:blip r:embed="rId64"/>
+                          <a:stretch>
+                            <a:fillRect/>
+                          </a:stretch>
+                        </pic:blipFill>
+                        <pic:spPr bwMode="auto">
+                          <a:xfrm>
+                            <a:off x="0" y="0"/>
+                            <a:ext cx="2506980" cy="1410176"/>
+                          </a:xfrm>
+                          <a:prstGeom prst="rect">
+                            <a:avLst/>
+                          </a:prstGeom>
+                          <a:noFill/>
+                          <a:ln w="9525">
+                            <a:noFill/>
+                            <a:headEnd/>
+                            <a:tailEnd/>
+                          </a:ln>
+                        </pic:spPr>
+                      </pic:pic>
+                    </a:graphicData>
+                  </a:graphic>
+                </wp:inline>
+              </w:drawing>
+            </w:r>
+          </w:p>
+        </w:tc>
       </w:tr>
       <w:tr>
         <w:tc>
@@ -6137,8 +6206,8 @@
         <w:t xml:space="preserve">Together, these studies isolate the core issue: when competing models produce nearly the same measured physical response, a more elaborate statistic cannot create missing information. The experiment must change.</w:t>
       </w:r>
     </w:p>
-    <w:bookmarkEnd w:id="64"/>
-    <w:bookmarkStart w:id="66" w:name="locked-iris-pendulum-confirmation"/>
+    <w:bookmarkEnd w:id="67"/>
+    <w:bookmarkStart w:id="69" w:name="locked-iris-pendulum-confirmation"/>
     <w:p>
       <w:pPr>
         <w:pStyle w:val="Heading2"/>
@@ -6184,7 +6253,7 @@
         <w:t xml:space="preserve">separates SUPPORT, VETO, and placebo-UNRESOLVED outcomes so the source of the improvement is visible rather than hidden inside one accuracy number.</w:t>
       </w:r>
     </w:p>
-    <w:bookmarkStart w:id="65" w:name="tab:iris-pendulum"/>
+    <w:bookmarkStart w:id="68" w:name="tab:iris-pendulum"/>
     <w:p>
       <w:pPr>
         <w:pStyle w:val="TableCaption"/>
@@ -6400,7 +6469,7 @@
         </w:tc>
       </w:tr>
     </w:tbl>
-    <w:bookmarkEnd w:id="65"/>
+    <w:bookmarkEnd w:id="68"/>
     <w:p>
       <w:pPr>
         <w:pStyle w:val="BodyText"/>
@@ -6445,8 +6514,8 @@
         <w:t xml:space="preserve">Robustness tests identify a concrete acquisition boundary. Noise, blur, modest frame duplication/drop, central occlusion, and crop perturbations preserve the locked 81.82% accuracy in the tested ranges. Temporal downsampling does not: accuracy falls to 63.64% at 30 fps and 45.45% at 15 fps. The verifier therefore depends on preserving the temporal information required by the pendulum observable.</w:t>
       </w:r>
     </w:p>
-    <w:bookmarkEnd w:id="66"/>
-    <w:bookmarkStart w:id="67" w:name="second-domain-iris-freefall-failure"/>
+    <w:bookmarkEnd w:id="69"/>
+    <w:bookmarkStart w:id="70" w:name="second-domain-iris-freefall-failure"/>
     <w:p>
       <w:pPr>
         <w:pStyle w:val="Heading2"/>
@@ -6533,9 +6602,9 @@
         <w:t xml:space="preserve">remains unopened, and the paper does not convert this failure into a second positive result. The implication is direct: Reality Probe does not remove the need to design a valid physical test. It makes a failed test visible before that evidence is used to approve a model change.</w:t>
       </w:r>
     </w:p>
-    <w:bookmarkEnd w:id="67"/>
-    <w:bookmarkEnd w:id="68"/>
-    <w:bookmarkStart w:id="73" w:name="discussion"/>
+    <w:bookmarkEnd w:id="70"/>
+    <w:bookmarkEnd w:id="71"/>
+    <w:bookmarkStart w:id="76" w:name="discussion"/>
     <w:p>
       <w:pPr>
         <w:pStyle w:val="Heading1"/>
@@ -6544,7 +6613,7 @@
         <w:t xml:space="preserve">Discussion</w:t>
       </w:r>
     </w:p>
-    <w:bookmarkStart w:id="69" w:name="why-the-channels-behave-differently"/>
+    <w:bookmarkStart w:id="72" w:name="why-the-channels-behave-differently"/>
     <w:p>
       <w:pPr>
         <w:pStyle w:val="Heading2"/>
@@ -6577,8 +6646,8 @@
         <w:t xml:space="preserve">The three-way decision also changes failure handling. VETO means the reserved test contradicts the proposed state. UNRESOLVED means the experiment is not informative enough to decide. Keeping these states separate prevents an evidence-poor test from masquerading as either success or failure.</w:t>
       </w:r>
     </w:p>
-    <w:bookmarkEnd w:id="69"/>
-    <w:bookmarkStart w:id="70" w:name="Xf1a1625093c073a1904485ea8cb369fb8a8062a"/>
+    <w:bookmarkEnd w:id="72"/>
+    <w:bookmarkStart w:id="73" w:name="Xf1a1625093c073a1904485ea8cb369fb8a8062a"/>
     <w:p>
       <w:pPr>
         <w:pStyle w:val="Heading2"/>
@@ -6612,8 +6681,8 @@
         <w:t xml:space="preserve">This suggests a practical design loop for future systems. When the verifier returns UNRESOLVED, the next action should not automatically be a lower threshold or a stronger optimizer. The system should ask which intervention, sensor, or time scale is most likely to separate the competing physical states. Reality Probe provides the transaction boundary; informative experiment selection determines whether that boundary can be crossed.</w:t>
       </w:r>
     </w:p>
-    <w:bookmarkEnd w:id="70"/>
-    <w:bookmarkStart w:id="71" w:name="limitations"/>
+    <w:bookmarkEnd w:id="73"/>
+    <w:bookmarkStart w:id="74" w:name="limitations"/>
     <w:p>
       <w:pPr>
         <w:pStyle w:val="Heading2"/>
@@ -6670,8 +6739,8 @@
         <w:t xml:space="preserve">Finally, proposal and verification windows in the pendulum study come from the same video stream. Their temporal overlap can be changed, but they are not independent sensor modalities. A stronger future test would reserve a separately instrumented physical channel.</w:t>
       </w:r>
     </w:p>
-    <w:bookmarkEnd w:id="71"/>
-    <w:bookmarkStart w:id="72" w:name="future-work"/>
+    <w:bookmarkEnd w:id="74"/>
+    <w:bookmarkStart w:id="75" w:name="future-work"/>
     <w:p>
       <w:pPr>
         <w:pStyle w:val="Heading2"/>
@@ -6696,9 +6765,9 @@
         <w:t xml:space="preserve">At the system level, the acceptance record should persist with the model state: which proposal was made, which measurement was withheld from fitting, what uncertainty was assigned, what decision was reached, and which version was committed or preserved. This turns physical editing into an auditable state transition instead of an opaque optimizer update.</w:t>
       </w:r>
     </w:p>
-    <w:bookmarkEnd w:id="72"/>
-    <w:bookmarkEnd w:id="73"/>
-    <w:bookmarkStart w:id="74" w:name="reproducibility-and-implementation-notes"/>
+    <w:bookmarkEnd w:id="75"/>
+    <w:bookmarkEnd w:id="76"/>
+    <w:bookmarkStart w:id="77" w:name="reproducibility-and-implementation-notes"/>
     <w:p>
       <w:pPr>
         <w:pStyle w:val="Heading1"/>
@@ -6739,8 +6808,8 @@
         <w:t xml:space="preserve">Paper figures are generated from committed trajectories or result ledgers. Display magnification is disclosed where used and never changes the reported numerical values. The Stanford Bunny is a visualization carrier, not benchmark geometry.</w:t>
       </w:r>
     </w:p>
-    <w:bookmarkEnd w:id="74"/>
-    <w:bookmarkStart w:id="75" w:name="conclusion"/>
+    <w:bookmarkEnd w:id="77"/>
+    <w:bookmarkStart w:id="78" w:name="conclusion"/>
     <w:p>
       <w:pPr>
         <w:pStyle w:val="Heading1"/>
@@ -6773,8 +6842,8 @@
         <w:t xml:space="preserve">The practical implication is a change in system architecture. Video-reconstructed worlds that carry persistent physical state should not let optimization overwrite that state automatically. They should treat a physical edit as provisional until reserved evidence supports it, preserve the previous model when evidence is weak, and record why the transition was or was not committed. Reality Probe provides that acceptance boundary; designing informative physical tests determines how often the system can cross it.</w:t>
       </w:r>
     </w:p>
-    <w:bookmarkEnd w:id="75"/>
-    <w:bookmarkStart w:id="114" w:name="declarations"/>
+    <w:bookmarkEnd w:id="78"/>
+    <w:bookmarkStart w:id="117" w:name="declarations"/>
     <w:p>
       <w:pPr>
         <w:pStyle w:val="Heading1"/>
@@ -6783,7 +6852,7 @@
         <w:t xml:space="preserve">Declarations</w:t>
       </w:r>
     </w:p>
-    <w:bookmarkStart w:id="76" w:name="ethics-statement."/>
+    <w:bookmarkStart w:id="79" w:name="ethics-statement."/>
     <w:p>
       <w:pPr>
         <w:pStyle w:val="Heading4"/>
@@ -6800,8 +6869,8 @@
         <w:t xml:space="preserve">N/A. This work reports software, simulation, rendering, and analysis of public research datasets. It does not recruit human participants or collect personal data from research participants.</w:t>
       </w:r>
     </w:p>
-    <w:bookmarkEnd w:id="76"/>
-    <w:bookmarkStart w:id="78" w:name="data-availability-statement."/>
+    <w:bookmarkEnd w:id="79"/>
+    <w:bookmarkStart w:id="81" w:name="data-availability-statement."/>
     <w:p>
       <w:pPr>
         <w:pStyle w:val="Heading4"/>
@@ -6820,7 +6889,7 @@
       <w:r>
         <w:t xml:space="preserve"> </w:t>
       </w:r>
-      <w:hyperlink r:id="rId77">
+      <w:hyperlink r:id="rId80">
         <w:r>
           <w:rPr>
             <w:rStyle w:val="Hyperlink"/>
@@ -6832,8 +6901,8 @@
         <w:t xml:space="preserve">. Third-party datasets and videos are not redistributed.</w:t>
       </w:r>
     </w:p>
-    <w:bookmarkEnd w:id="78"/>
-    <w:bookmarkStart w:id="79" w:name="funding-statement."/>
+    <w:bookmarkEnd w:id="81"/>
+    <w:bookmarkStart w:id="82" w:name="funding-statement."/>
     <w:p>
       <w:pPr>
         <w:pStyle w:val="Heading4"/>
@@ -6850,8 +6919,8 @@
         <w:t xml:space="preserve">This research received no specific grant from any funding agency in the public, commercial, or not-for-profit sectors.</w:t>
       </w:r>
     </w:p>
-    <w:bookmarkEnd w:id="79"/>
-    <w:bookmarkStart w:id="80" w:name="conflict-of-interest."/>
+    <w:bookmarkEnd w:id="82"/>
+    <w:bookmarkStart w:id="83" w:name="conflict-of-interest."/>
     <w:p>
       <w:pPr>
         <w:pStyle w:val="Heading4"/>
@@ -6868,8 +6937,8 @@
         <w:t xml:space="preserve">The author declares no conflict of interest.</w:t>
       </w:r>
     </w:p>
-    <w:bookmarkEnd w:id="80"/>
-    <w:bookmarkStart w:id="81" w:name="permissions-statement."/>
+    <w:bookmarkEnd w:id="83"/>
+    <w:bookmarkStart w:id="84" w:name="permissions-statement."/>
     <w:p>
       <w:pPr>
         <w:pStyle w:val="Heading4"/>
@@ -6886,8 +6955,8 @@
         <w:t xml:space="preserve">All figures and tables in this manuscript were created by the author from project-generated simulations, diagrams, measurements, or derived analyses. No third-party copyrighted figure or table is reproduced; upstream datasets remain subject to their original terms.</w:t>
       </w:r>
     </w:p>
-    <w:bookmarkEnd w:id="81"/>
-    <w:bookmarkStart w:id="113" w:name="generative-ai-use-disclosure."/>
+    <w:bookmarkEnd w:id="84"/>
+    <w:bookmarkStart w:id="116" w:name="generative-ai-use-disclosure."/>
     <w:p>
       <w:pPr>
         <w:pStyle w:val="Heading4"/>
@@ -6904,8 +6973,8 @@
         <w:t xml:space="preserve">OpenAI ChatGPT was used during September–October 2026 as an assistive research and writing tool for code drafting and debugging, experiment orchestration, analysis scripts, visualization and manuscript tooling, and drafting or language revision. AI output was not treated as empirical evidence. Reported numerical results were produced by the project software and frozen experiment artifacts, and the author checked claims, citations, figures, tables, and manuscript text against those sources before submission. No confidential human-subject or personally identifying research data were supplied to the tool. The author remains responsible for the code, analyses, claims, conclusions, and final text.</w:t>
       </w:r>
     </w:p>
-    <w:bookmarkStart w:id="112" w:name="refs"/>
-    <w:bookmarkStart w:id="83" w:name="ref-asadi2025oed"/>
+    <w:bookmarkStart w:id="115" w:name="refs"/>
+    <w:bookmarkStart w:id="86" w:name="ref-asadi2025oed"/>
     <w:p>
       <w:pPr>
         <w:pStyle w:val="Bibliography"/>
@@ -6938,7 +7007,7 @@
       <w:r>
         <w:t xml:space="preserve"> </w:t>
       </w:r>
-      <w:hyperlink r:id="rId82">
+      <w:hyperlink r:id="rId85">
         <w:r>
           <w:rPr>
             <w:rStyle w:val="Hyperlink"/>
@@ -6950,8 +7019,8 @@
         <w:t xml:space="preserve">.</w:t>
       </w:r>
     </w:p>
-    <w:bookmarkEnd w:id="83"/>
-    <w:bookmarkStart w:id="85" w:name="ref-chow1970reject"/>
+    <w:bookmarkEnd w:id="86"/>
+    <w:bookmarkStart w:id="88" w:name="ref-chow1970reject"/>
     <w:p>
       <w:pPr>
         <w:pStyle w:val="Bibliography"/>
@@ -6984,7 +7053,7 @@
       <w:r>
         <w:t xml:space="preserve"> </w:t>
       </w:r>
-      <w:hyperlink r:id="rId84">
+      <w:hyperlink r:id="rId87">
         <w:r>
           <w:rPr>
             <w:rStyle w:val="Hyperlink"/>
@@ -6996,8 +7065,8 @@
         <w:t xml:space="preserve">.</w:t>
       </w:r>
     </w:p>
-    <w:bookmarkEnd w:id="85"/>
-    <w:bookmarkStart w:id="86" w:name="ref-geifman2019selectivenet"/>
+    <w:bookmarkEnd w:id="88"/>
+    <w:bookmarkStart w:id="89" w:name="ref-geifman2019selectivenet"/>
     <w:p>
       <w:pPr>
         <w:pStyle w:val="Bibliography"/>
@@ -7031,8 +7100,8 @@
         <w:t xml:space="preserve">, 97:2151–59. Proceedings of Machine Learning Research.</w:t>
       </w:r>
     </w:p>
-    <w:bookmarkEnd w:id="86"/>
-    <w:bookmarkStart w:id="87" w:name="ref-hu2020difftaichi"/>
+    <w:bookmarkEnd w:id="89"/>
+    <w:bookmarkStart w:id="90" w:name="ref-hu2020difftaichi"/>
     <w:p>
       <w:pPr>
         <w:pStyle w:val="Bibliography"/>
@@ -7066,8 +7135,8 @@
         <w:t xml:space="preserve">.</w:t>
       </w:r>
     </w:p>
-    <w:bookmarkEnd w:id="87"/>
-    <w:bookmarkStart w:id="89" w:name="ref-hu2019chainqueen"/>
+    <w:bookmarkEnd w:id="90"/>
+    <w:bookmarkStart w:id="92" w:name="ref-hu2019chainqueen"/>
     <w:p>
       <w:pPr>
         <w:pStyle w:val="Bibliography"/>
@@ -7103,7 +7172,7 @@
       <w:r>
         <w:t xml:space="preserve"> </w:t>
       </w:r>
-      <w:hyperlink r:id="rId88">
+      <w:hyperlink r:id="rId91">
         <w:r>
           <w:rPr>
             <w:rStyle w:val="Hyperlink"/>
@@ -7115,8 +7184,8 @@
         <w:t xml:space="preserve">.</w:t>
       </w:r>
     </w:p>
-    <w:bookmarkEnd w:id="89"/>
-    <w:bookmarkStart w:id="91" w:name="ref-khanbayov2026iris"/>
+    <w:bookmarkEnd w:id="92"/>
+    <w:bookmarkStart w:id="94" w:name="ref-khanbayov2026iris"/>
     <w:p>
       <w:pPr>
         <w:pStyle w:val="Bibliography"/>
@@ -7152,7 +7221,7 @@
       <w:r>
         <w:t xml:space="preserve"> </w:t>
       </w:r>
-      <w:hyperlink r:id="rId90">
+      <w:hyperlink r:id="rId93">
         <w:r>
           <w:rPr>
             <w:rStyle w:val="Hyperlink"/>
@@ -7164,8 +7233,8 @@
         <w:t xml:space="preserve">.</w:t>
       </w:r>
     </w:p>
-    <w:bookmarkEnd w:id="91"/>
-    <w:bookmarkStart w:id="93" w:name="ref-laudy2026digitaltwin"/>
+    <w:bookmarkEnd w:id="94"/>
+    <w:bookmarkStart w:id="96" w:name="ref-laudy2026digitaltwin"/>
     <w:p>
       <w:pPr>
         <w:pStyle w:val="Bibliography"/>
@@ -7182,7 +7251,7 @@
       <w:r>
         <w:t xml:space="preserve"> </w:t>
       </w:r>
-      <w:hyperlink r:id="rId92">
+      <w:hyperlink r:id="rId95">
         <w:r>
           <w:rPr>
             <w:rStyle w:val="Hyperlink"/>
@@ -7194,8 +7263,8 @@
         <w:t xml:space="preserve">.</w:t>
       </w:r>
     </w:p>
-    <w:bookmarkEnd w:id="93"/>
-    <w:bookmarkStart w:id="95" w:name="ref-li2025dot"/>
+    <w:bookmarkEnd w:id="96"/>
+    <w:bookmarkStart w:id="98" w:name="ref-li2025dot"/>
     <w:p>
       <w:pPr>
         <w:pStyle w:val="Bibliography"/>
@@ -7228,7 +7297,7 @@
       <w:r>
         <w:t xml:space="preserve"> </w:t>
       </w:r>
-      <w:hyperlink r:id="rId94">
+      <w:hyperlink r:id="rId97">
         <w:r>
           <w:rPr>
             <w:rStyle w:val="Hyperlink"/>
@@ -7240,8 +7309,8 @@
         <w:t xml:space="preserve">.</w:t>
       </w:r>
     </w:p>
-    <w:bookmarkEnd w:id="95"/>
-    <w:bookmarkStart w:id="97" w:name="ref-li2023pacnerf"/>
+    <w:bookmarkEnd w:id="98"/>
+    <w:bookmarkStart w:id="100" w:name="ref-li2023pacnerf"/>
     <w:p>
       <w:pPr>
         <w:pStyle w:val="Bibliography"/>
@@ -7277,7 +7346,7 @@
       <w:r>
         <w:t xml:space="preserve"> </w:t>
       </w:r>
-      <w:hyperlink r:id="rId96">
+      <w:hyperlink r:id="rId99">
         <w:r>
           <w:rPr>
             <w:rStyle w:val="Hyperlink"/>
@@ -7289,8 +7358,8 @@
         <w:t xml:space="preserve">.</w:t>
       </w:r>
     </w:p>
-    <w:bookmarkEnd w:id="97"/>
-    <w:bookmarkStart w:id="98" w:name="ref-liu2025physflow"/>
+    <w:bookmarkEnd w:id="100"/>
+    <w:bookmarkStart w:id="101" w:name="ref-liu2025physflow"/>
     <w:p>
       <w:pPr>
         <w:pStyle w:val="Bibliography"/>
@@ -7324,8 +7393,8 @@
         <w:t xml:space="preserve">, 11016–25.</w:t>
       </w:r>
     </w:p>
-    <w:bookmarkEnd w:id="98"/>
-    <w:bookmarkStart w:id="100" w:name="ref-oberkampf2007pcmm"/>
+    <w:bookmarkEnd w:id="101"/>
+    <w:bookmarkStart w:id="103" w:name="ref-oberkampf2007pcmm"/>
     <w:p>
       <w:pPr>
         <w:pStyle w:val="Bibliography"/>
@@ -7348,7 +7417,7 @@
       <w:r>
         <w:t xml:space="preserve"> </w:t>
       </w:r>
-      <w:hyperlink r:id="rId99">
+      <w:hyperlink r:id="rId102">
         <w:r>
           <w:rPr>
             <w:rStyle w:val="Hyperlink"/>
@@ -7360,8 +7429,8 @@
         <w:t xml:space="preserve">.</w:t>
       </w:r>
     </w:p>
-    <w:bookmarkEnd w:id="100"/>
-    <w:bookmarkStart w:id="102" w:name="ref-rho2026monophysics"/>
+    <w:bookmarkEnd w:id="103"/>
+    <w:bookmarkStart w:id="105" w:name="ref-rho2026monophysics"/>
     <w:p>
       <w:pPr>
         <w:pStyle w:val="Bibliography"/>
@@ -7378,7 +7447,7 @@
       <w:r>
         <w:t xml:space="preserve"> </w:t>
       </w:r>
-      <w:hyperlink r:id="rId101">
+      <w:hyperlink r:id="rId104">
         <w:r>
           <w:rPr>
             <w:rStyle w:val="Hyperlink"/>
@@ -7390,8 +7459,8 @@
         <w:t xml:space="preserve">.</w:t>
       </w:r>
     </w:p>
-    <w:bookmarkEnd w:id="102"/>
-    <w:bookmarkStart w:id="104" w:name="ref-wada2026mphygs"/>
+    <w:bookmarkEnd w:id="105"/>
+    <w:bookmarkStart w:id="107" w:name="ref-wada2026mphygs"/>
     <w:p>
       <w:pPr>
         <w:pStyle w:val="Bibliography"/>
@@ -7427,7 +7496,7 @@
       <w:r>
         <w:t xml:space="preserve"> </w:t>
       </w:r>
-      <w:hyperlink r:id="rId103">
+      <w:hyperlink r:id="rId106">
         <w:r>
           <w:rPr>
             <w:rStyle w:val="Hyperlink"/>
@@ -7439,8 +7508,8 @@
         <w:t xml:space="preserve">.</w:t>
       </w:r>
     </w:p>
-    <w:bookmarkEnd w:id="104"/>
-    <w:bookmarkStart w:id="106" w:name="ref-wang2026gauge"/>
+    <w:bookmarkEnd w:id="107"/>
+    <w:bookmarkStart w:id="109" w:name="ref-wang2026gauge"/>
     <w:p>
       <w:pPr>
         <w:pStyle w:val="Bibliography"/>
@@ -7457,7 +7526,7 @@
       <w:r>
         <w:t xml:space="preserve"> </w:t>
       </w:r>
-      <w:hyperlink r:id="rId105">
+      <w:hyperlink r:id="rId108">
         <w:r>
           <w:rPr>
             <w:rStyle w:val="Hyperlink"/>
@@ -7469,8 +7538,8 @@
         <w:t xml:space="preserve">.</w:t>
       </w:r>
     </w:p>
-    <w:bookmarkEnd w:id="106"/>
-    <w:bookmarkStart w:id="108" w:name="ref-wang2026identifiability"/>
+    <w:bookmarkEnd w:id="109"/>
+    <w:bookmarkStart w:id="111" w:name="ref-wang2026identifiability"/>
     <w:p>
       <w:pPr>
         <w:pStyle w:val="Bibliography"/>
@@ -7487,7 +7556,7 @@
       <w:r>
         <w:t xml:space="preserve"> </w:t>
       </w:r>
-      <w:hyperlink r:id="rId107">
+      <w:hyperlink r:id="rId110">
         <w:r>
           <w:rPr>
             <w:rStyle w:val="Hyperlink"/>
@@ -7499,8 +7568,8 @@
         <w:t xml:space="preserve">.</w:t>
       </w:r>
     </w:p>
-    <w:bookmarkEnd w:id="108"/>
-    <w:bookmarkStart w:id="109" w:name="ref-xie2024physgaussian"/>
+    <w:bookmarkEnd w:id="111"/>
+    <w:bookmarkStart w:id="112" w:name="ref-xie2024physgaussian"/>
     <w:p>
       <w:pPr>
         <w:pStyle w:val="Bibliography"/>
@@ -7534,8 +7603,8 @@
         <w:t xml:space="preserve">, 4389–98.</w:t>
       </w:r>
     </w:p>
-    <w:bookmarkEnd w:id="109"/>
-    <w:bookmarkStart w:id="111" w:name="ref-zhang2024physdreamer"/>
+    <w:bookmarkEnd w:id="112"/>
+    <w:bookmarkStart w:id="114" w:name="ref-zhang2024physdreamer"/>
     <w:p>
       <w:pPr>
         <w:pStyle w:val="Bibliography"/>
@@ -7571,7 +7640,7 @@
       <w:r>
         <w:t xml:space="preserve"> </w:t>
       </w:r>
-      <w:hyperlink r:id="rId110">
+      <w:hyperlink r:id="rId113">
         <w:r>
           <w:rPr>
             <w:rStyle w:val="Hyperlink"/>
@@ -7583,10 +7652,10 @@
         <w:t xml:space="preserve">.</w:t>
       </w:r>
     </w:p>
-    <w:bookmarkEnd w:id="111"/>
-    <w:bookmarkEnd w:id="112"/>
-    <w:bookmarkEnd w:id="113"/>
     <w:bookmarkEnd w:id="114"/>
+    <w:bookmarkEnd w:id="115"/>
+    <w:bookmarkEnd w:id="116"/>
+    <w:bookmarkEnd w:id="117"/>
     <w:sectPr/>
   </w:body>
 </w:document>
